--- a/Báo cáo.docx
+++ b/Báo cáo.docx
@@ -6991,6 +6991,10 @@
     <w:p>
       <w:pPr>
         <w:spacing w:line="480" w:lineRule="atLeast"/>
+        <w:rPr>
+          <w:sz w:val="24"/>
+          <w:szCs w:val="24"/>
+        </w:rPr>
       </w:pPr>
       <w:sdt>
         <w:sdtPr>
@@ -7002,33 +7006,136 @@
         </w:sdtContent>
       </w:sdt>
       <w:r>
-        <w:t xml:space="preserve">Hình 1:  </w:t>
-      </w:r>
-      <w:commentRangeEnd w:id="5"/>
-      <w:r>
-        <w:commentReference w:id="5"/>
-      </w:r>
-      <w:r>
-        <w:t>Biểu đồ Lớp lõi</w:t>
-      </w:r>
-      <w:r>
-        <w:t xml:space="preserve"> (Core Class Diagram)</w:t>
-      </w:r>
-      <w:r>
-        <w:t>…………………………………1</w:t>
-      </w:r>
-      <w:r>
-        <w:t>2</w:t>
-      </w:r>
-    </w:p>
-    <w:p>
-      <w:pPr>
-        <w:spacing w:before="120" w:after="120" w:line="480" w:lineRule="atLeast"/>
         <w:rPr>
           <w:sz w:val="24"/>
           <w:szCs w:val="24"/>
         </w:rPr>
-      </w:pPr>
+        <w:t xml:space="preserve">Hình 1: </w:t>
+      </w:r>
+      <w:commentRangeEnd w:id="5"/>
+      <w:r>
+        <w:rPr>
+          <w:sz w:val="24"/>
+          <w:szCs w:val="24"/>
+        </w:rPr>
+        <w:commentReference w:id="5"/>
+      </w:r>
+      <w:r>
+        <w:rPr>
+          <w:sz w:val="24"/>
+          <w:szCs w:val="24"/>
+        </w:rPr>
+        <w:t>Biểu đồ Lớp lõi</w:t>
+      </w:r>
+      <w:r>
+        <w:rPr>
+          <w:sz w:val="24"/>
+          <w:szCs w:val="24"/>
+        </w:rPr>
+        <w:t xml:space="preserve"> </w:t>
+      </w:r>
+      <w:r>
+        <w:rPr>
+          <w:sz w:val="24"/>
+          <w:szCs w:val="24"/>
+        </w:rPr>
+        <w:t>– Bản vẽ tay prototype ban đầu</w:t>
+      </w:r>
+      <w:r>
+        <w:rPr>
+          <w:sz w:val="24"/>
+          <w:szCs w:val="24"/>
+        </w:rPr>
+        <w:t>....</w:t>
+      </w:r>
+      <w:r>
+        <w:rPr>
+          <w:sz w:val="24"/>
+          <w:szCs w:val="24"/>
+        </w:rPr>
+        <w:t>.</w:t>
+      </w:r>
+      <w:r>
+        <w:rPr>
+          <w:sz w:val="24"/>
+          <w:szCs w:val="24"/>
+        </w:rPr>
+        <w:t>..................................</w:t>
+      </w:r>
+      <w:r>
+        <w:rPr>
+          <w:sz w:val="24"/>
+          <w:szCs w:val="24"/>
+        </w:rPr>
+        <w:t>..........</w:t>
+      </w:r>
+      <w:r>
+        <w:rPr>
+          <w:sz w:val="24"/>
+          <w:szCs w:val="24"/>
+        </w:rPr>
+        <w:t>.</w:t>
+      </w:r>
+      <w:r>
+        <w:rPr>
+          <w:sz w:val="24"/>
+          <w:szCs w:val="24"/>
+        </w:rPr>
+        <w:t>1</w:t>
+      </w:r>
+      <w:r>
+        <w:rPr>
+          <w:sz w:val="24"/>
+          <w:szCs w:val="24"/>
+        </w:rPr>
+        <w:t>3</w:t>
+      </w:r>
+    </w:p>
+    <w:p>
+      <w:pPr>
+        <w:spacing w:before="120" w:after="120" w:line="480" w:lineRule="atLeast"/>
+        <w:rPr>
+          <w:sz w:val="24"/>
+          <w:szCs w:val="24"/>
+        </w:rPr>
+      </w:pPr>
+      <w:r>
+        <w:rPr>
+          <w:sz w:val="24"/>
+          <w:szCs w:val="24"/>
+        </w:rPr>
+        <w:t xml:space="preserve">Hình 2: Biểu đồ </w:t>
+      </w:r>
+      <w:r>
+        <w:rPr>
+          <w:sz w:val="24"/>
+          <w:szCs w:val="24"/>
+        </w:rPr>
+        <w:t>Lớp lõi – Bản vẽ UML Diagram hoàn chỉnh........................................</w:t>
+      </w:r>
+      <w:r>
+        <w:rPr>
+          <w:sz w:val="24"/>
+          <w:szCs w:val="24"/>
+        </w:rPr>
+        <w:t>..14</w:t>
+      </w:r>
+    </w:p>
+    <w:p>
+      <w:pPr>
+        <w:spacing w:before="120" w:after="120" w:line="480" w:lineRule="atLeast"/>
+        <w:rPr>
+          <w:sz w:val="24"/>
+          <w:szCs w:val="24"/>
+        </w:rPr>
+      </w:pPr>
+      <w:r>
+        <w:rPr>
+          <w:sz w:val="24"/>
+          <w:szCs w:val="24"/>
+        </w:rPr>
+        <w:t>Hình 3: Biểu đồ UML Use Case......................................................................................23</w:t>
+      </w:r>
     </w:p>
     <w:p>
       <w:pPr>
@@ -7534,6 +7641,9 @@
               <w:spacing w:before="120" w:after="120" w:line="480" w:lineRule="atLeast"/>
               <w:jc w:val="center"/>
             </w:pPr>
+            <w:r>
+              <w:t>CRUD</w:t>
+            </w:r>
           </w:p>
         </w:tc>
         <w:tc>
@@ -7545,6 +7655,17 @@
             <w:pPr>
               <w:spacing w:before="120" w:after="120" w:line="480" w:lineRule="atLeast"/>
             </w:pPr>
+            <w:r>
+              <w:t xml:space="preserve">Create – Read – Update – Delete </w:t>
+            </w:r>
+          </w:p>
+          <w:p>
+            <w:pPr>
+              <w:spacing w:before="120" w:after="120" w:line="480" w:lineRule="atLeast"/>
+            </w:pPr>
+            <w:r>
+              <w:t xml:space="preserve">Tạo – Đọc – Cập nhật – Xóa </w:t>
+            </w:r>
           </w:p>
         </w:tc>
       </w:tr>
@@ -7559,6 +7680,9 @@
               <w:spacing w:before="120" w:after="120" w:line="480" w:lineRule="atLeast"/>
               <w:jc w:val="center"/>
             </w:pPr>
+            <w:r>
+              <w:t>UML</w:t>
+            </w:r>
           </w:p>
         </w:tc>
         <w:tc>
@@ -7570,6 +7694,33 @@
             <w:pPr>
               <w:spacing w:before="120" w:after="120" w:line="480" w:lineRule="atLeast"/>
             </w:pPr>
+            <w:r>
+              <w:rPr>
+                <w:b/>
+              </w:rPr>
+              <w:t>U</w:t>
+            </w:r>
+            <w:r>
+              <w:t>nified </w:t>
+            </w:r>
+            <w:r>
+              <w:rPr>
+                <w:b/>
+              </w:rPr>
+              <w:t>M</w:t>
+            </w:r>
+            <w:r>
+              <w:t>odeling </w:t>
+            </w:r>
+            <w:r>
+              <w:rPr>
+                <w:b/>
+              </w:rPr>
+              <w:t>L</w:t>
+            </w:r>
+            <w:r>
+              <w:t>anguage</w:t>
+            </w:r>
           </w:p>
         </w:tc>
       </w:tr>
@@ -9853,6 +10004,19 @@
       </w:r>
       <w:r>
         <w:t>.</w:t>
+      </w:r>
+    </w:p>
+    <w:p>
+      <w:pPr>
+        <w:spacing w:line="480" w:lineRule="atLeast"/>
+      </w:pPr>
+    </w:p>
+    <w:p>
+      <w:pPr>
+        <w:spacing w:line="480" w:lineRule="atLeast"/>
+      </w:pPr>
+      <w:r>
+        <w:t>Biểu đồ vẽ tay ban đầu:</w:t>
       </w:r>
     </w:p>
     <w:p>
@@ -9915,6 +10079,107 @@
     </w:p>
     <w:p>
       <w:pPr>
+        <w:spacing w:line="480" w:lineRule="atLeast"/>
+      </w:pPr>
+    </w:p>
+    <w:p>
+      <w:pPr>
+        <w:spacing w:line="480" w:lineRule="atLeast"/>
+      </w:pPr>
+    </w:p>
+    <w:p>
+      <w:pPr>
+        <w:spacing w:line="480" w:lineRule="atLeast"/>
+      </w:pPr>
+    </w:p>
+    <w:p>
+      <w:pPr>
+        <w:spacing w:line="480" w:lineRule="atLeast"/>
+      </w:pPr>
+    </w:p>
+    <w:p>
+      <w:pPr>
+        <w:spacing w:line="480" w:lineRule="atLeast"/>
+      </w:pPr>
+    </w:p>
+    <w:p>
+      <w:pPr>
+        <w:spacing w:line="480" w:lineRule="atLeast"/>
+      </w:pPr>
+      <w:r>
+        <w:lastRenderedPageBreak/>
+        <w:t>Biểu đồ UML</w:t>
+      </w:r>
+      <w:r>
+        <w:t xml:space="preserve"> hoàn chỉnh</w:t>
+      </w:r>
+      <w:r>
+        <w:t xml:space="preserve"> sau khi phát triển phần mềm</w:t>
+      </w:r>
+      <w:r>
+        <w:t>:</w:t>
+      </w:r>
+    </w:p>
+    <w:p>
+      <w:pPr>
+        <w:spacing w:line="480" w:lineRule="atLeast"/>
+      </w:pPr>
+      <w:r>
+        <w:rPr>
+          <w:noProof/>
+        </w:rPr>
+        <w:drawing>
+          <wp:inline distT="0" distB="0" distL="0" distR="0" wp14:anchorId="7E69FC75" wp14:editId="146F41EA">
+            <wp:extent cx="6012180" cy="8823960"/>
+            <wp:effectExtent l="0" t="0" r="7620" b="0"/>
+            <wp:docPr id="3" name="Picture 3"/>
+            <wp:cNvGraphicFramePr>
+              <a:graphicFrameLocks xmlns:a="http://schemas.openxmlformats.org/drawingml/2006/main" noChangeAspect="1"/>
+            </wp:cNvGraphicFramePr>
+            <a:graphic xmlns:a="http://schemas.openxmlformats.org/drawingml/2006/main">
+              <a:graphicData uri="http://schemas.openxmlformats.org/drawingml/2006/picture">
+                <pic:pic xmlns:pic="http://schemas.openxmlformats.org/drawingml/2006/picture">
+                  <pic:nvPicPr>
+                    <pic:cNvPr id="0" name="Picture 3"/>
+                    <pic:cNvPicPr>
+                      <a:picLocks noChangeAspect="1" noChangeArrowheads="1"/>
+                    </pic:cNvPicPr>
+                  </pic:nvPicPr>
+                  <pic:blipFill>
+                    <a:blip r:embed="rId11" cstate="print">
+                      <a:extLst>
+                        <a:ext uri="{28A0092B-C50C-407E-A947-70E740481C1C}">
+                          <a14:useLocalDpi xmlns:a14="http://schemas.microsoft.com/office/drawing/2010/main" val="0"/>
+                        </a:ext>
+                      </a:extLst>
+                    </a:blip>
+                    <a:srcRect/>
+                    <a:stretch>
+                      <a:fillRect/>
+                    </a:stretch>
+                  </pic:blipFill>
+                  <pic:spPr bwMode="auto">
+                    <a:xfrm>
+                      <a:off x="0" y="0"/>
+                      <a:ext cx="6012180" cy="8823960"/>
+                    </a:xfrm>
+                    <a:prstGeom prst="rect">
+                      <a:avLst/>
+                    </a:prstGeom>
+                    <a:noFill/>
+                    <a:ln>
+                      <a:noFill/>
+                    </a:ln>
+                  </pic:spPr>
+                </pic:pic>
+              </a:graphicData>
+            </a:graphic>
+          </wp:inline>
+        </w:drawing>
+      </w:r>
+    </w:p>
+    <w:p>
+      <w:pPr>
         <w:pStyle w:val="Heading2"/>
         <w:numPr>
           <w:ilvl w:val="1"/>
@@ -9930,6 +10195,7 @@
         <w:rPr>
           <w:rFonts w:ascii="Times New Roman" w:hAnsi="Times New Roman" w:cs="Times New Roman"/>
         </w:rPr>
+        <w:lastRenderedPageBreak/>
         <w:t>Thiết kế chi tiết lớp</w:t>
       </w:r>
       <w:r>
@@ -10327,7 +10593,6 @@
           <w:szCs w:val="28"/>
           <w:lang w:val="en-US"/>
         </w:rPr>
-        <w:lastRenderedPageBreak/>
         <w:t xml:space="preserve">        </w:t>
       </w:r>
       <w:r>
@@ -12682,6 +12947,7 @@
           <w:szCs w:val="28"/>
           <w:lang w:val="en-US"/>
         </w:rPr>
+        <w:lastRenderedPageBreak/>
         <w:t xml:space="preserve">        </w:t>
       </w:r>
       <w:r>
@@ -13609,7 +13875,6 @@
           <w:szCs w:val="28"/>
           <w:lang w:val="en-US"/>
         </w:rPr>
-        <w:lastRenderedPageBreak/>
         <w:t xml:space="preserve">        </w:t>
       </w:r>
       <w:r>
@@ -13885,31 +14150,7 @@
           <w:szCs w:val="28"/>
           <w:lang w:val="en-US"/>
         </w:rPr>
-        <w:t xml:space="preserve"> </w:t>
-      </w:r>
-      <w:proofErr w:type="spellStart"/>
-      <w:r>
-        <w:rPr>
-          <w:rFonts w:ascii="Courier New" w:hAnsi="Courier New" w:cs="Courier New"/>
-          <w:bCs w:val="0"/>
-          <w:color w:val="696969"/>
-          <w:sz w:val="28"/>
-          <w:szCs w:val="28"/>
-          <w:lang w:val="en-US"/>
-        </w:rPr>
-        <w:t>ký</w:t>
-      </w:r>
-      <w:proofErr w:type="spellEnd"/>
-      <w:r>
-        <w:rPr>
-          <w:rFonts w:ascii="Courier New" w:hAnsi="Courier New" w:cs="Courier New"/>
-          <w:bCs w:val="0"/>
-          <w:color w:val="696969"/>
-          <w:sz w:val="28"/>
-          <w:szCs w:val="28"/>
-          <w:lang w:val="en-US"/>
-        </w:rPr>
-        <w:t xml:space="preserve"> </w:t>
+        <w:t xml:space="preserve"> ký </w:t>
       </w:r>
       <w:proofErr w:type="spellStart"/>
       <w:r>
@@ -15043,21 +15284,8 @@
           <w:szCs w:val="28"/>
           <w:lang w:val="en-US"/>
         </w:rPr>
-        <w:t xml:space="preserve"> </w:t>
-      </w:r>
-      <w:proofErr w:type="spellStart"/>
-      <w:r>
-        <w:rPr>
-          <w:rFonts w:ascii="Courier New" w:hAnsi="Courier New" w:cs="Courier New"/>
-          <w:bCs w:val="0"/>
-          <w:color w:val="696969"/>
-          <w:sz w:val="28"/>
-          <w:szCs w:val="28"/>
-          <w:lang w:val="en-US"/>
-        </w:rPr>
-        <w:t>hình</w:t>
-      </w:r>
-      <w:proofErr w:type="spellEnd"/>
+        <w:t xml:space="preserve"> hình</w:t>
+      </w:r>
     </w:p>
     <w:p>
       <w:pPr>
@@ -15425,21 +15653,8 @@
           <w:szCs w:val="28"/>
           <w:lang w:val="en-US"/>
         </w:rPr>
-        <w:t xml:space="preserve"> </w:t>
-      </w:r>
-      <w:proofErr w:type="spellStart"/>
-      <w:r>
-        <w:rPr>
-          <w:rFonts w:ascii="Courier New" w:hAnsi="Courier New" w:cs="Courier New"/>
-          <w:bCs w:val="0"/>
-          <w:color w:val="696969"/>
-          <w:sz w:val="28"/>
-          <w:szCs w:val="28"/>
-          <w:lang w:val="en-US"/>
-        </w:rPr>
-        <w:t>tiền</w:t>
-      </w:r>
-      <w:proofErr w:type="spellEnd"/>
+        <w:t xml:space="preserve"> tiền</w:t>
+      </w:r>
     </w:p>
     <w:p>
       <w:pPr>
@@ -16796,7 +17011,6 @@
         <w:rPr>
           <w:b/>
         </w:rPr>
-        <w:lastRenderedPageBreak/>
         <w:t xml:space="preserve">- </w:t>
       </w:r>
       <w:r>
@@ -17931,6 +18145,7 @@
           <w:bCs w:val="0"/>
           <w:lang w:val="en-US"/>
         </w:rPr>
+        <w:lastRenderedPageBreak/>
         <w:t xml:space="preserve">static string </w:t>
       </w:r>
       <w:proofErr w:type="spellStart"/>
@@ -18618,7 +18833,6 @@
         <w:rPr>
           <w:rFonts w:ascii="Times New Roman" w:hAnsi="Times New Roman" w:cs="Times New Roman"/>
         </w:rPr>
-        <w:lastRenderedPageBreak/>
         <w:t>Lớp Dẫn xuất ( DoDienTu ) và ( DoGiaDung )</w:t>
       </w:r>
       <w:bookmarkEnd w:id="41"/>
@@ -21123,7 +21337,6 @@
         <w:rPr>
           <w:rFonts w:ascii="Times New Roman" w:hAnsi="Times New Roman" w:cs="Times New Roman"/>
         </w:rPr>
-        <w:lastRenderedPageBreak/>
         <w:t>Lớp ( HoaDon )</w:t>
       </w:r>
       <w:r>
@@ -22894,6 +23107,7 @@
           <w:szCs w:val="28"/>
           <w:lang w:val="en-US"/>
         </w:rPr>
+        <w:lastRenderedPageBreak/>
         <w:t xml:space="preserve">    </w:t>
       </w:r>
       <w:r>
@@ -23273,7 +23487,6 @@
           <w:szCs w:val="28"/>
           <w:lang w:val="en-US"/>
         </w:rPr>
-        <w:lastRenderedPageBreak/>
         <w:t xml:space="preserve">        </w:t>
       </w:r>
       <w:r>
@@ -25541,6 +25754,7 @@
           <w:b/>
           <w:bCs w:val="0"/>
         </w:rPr>
+        <w:lastRenderedPageBreak/>
         <w:t>themSanPham()</w:t>
       </w:r>
       <w:r>
@@ -25647,7 +25861,6 @@
           <w:b/>
           <w:bCs w:val="0"/>
         </w:rPr>
-        <w:lastRenderedPageBreak/>
         <w:t>inHoaDon():</w:t>
       </w:r>
       <w:r>
@@ -25699,19 +25912,28 @@
           <w:rFonts w:ascii="Times New Roman" w:hAnsi="Times New Roman" w:cs="Times New Roman"/>
         </w:rPr>
       </w:pPr>
-      <w:bookmarkStart w:id="45" w:name="_Toc231659698"/>
       <w:r>
         <w:rPr>
           <w:rFonts w:ascii="Times New Roman" w:hAnsi="Times New Roman" w:cs="Times New Roman"/>
         </w:rPr>
-        <w:t>Nội dung</w:t>
-      </w:r>
-      <w:bookmarkEnd w:id="45"/>
+        <w:t>Thiết kế chi tiết Hệ thống Điều hướng Giao diện Menu</w:t>
+      </w:r>
       <w:r>
         <w:rPr>
           <w:rFonts w:ascii="Times New Roman" w:hAnsi="Times New Roman" w:cs="Times New Roman"/>
         </w:rPr>
-        <w:t xml:space="preserve"> </w:t>
+        <w:t xml:space="preserve"> Console</w:t>
+      </w:r>
+      <w:r>
+        <w:rPr>
+          <w:rFonts w:ascii="Times New Roman" w:hAnsi="Times New Roman" w:cs="Times New Roman"/>
+        </w:rPr>
+        <w:t xml:space="preserve"> (Menu.h) </w:t>
+      </w:r>
+    </w:p>
+    <w:p>
+      <w:r>
+        <w:t>File này đóng vai trò như bộ điều khiển trung tâm (Controller), kết nối tầng giao diện người dùng với tầng dữ liệu file.</w:t>
       </w:r>
     </w:p>
     <w:p>
@@ -25724,16 +25946,144 @@
         <w:spacing w:line="480" w:lineRule="atLeast"/>
         <w:rPr>
           <w:rFonts w:ascii="Times New Roman" w:hAnsi="Times New Roman" w:cs="Times New Roman"/>
-        </w:rPr>
-      </w:pPr>
-      <w:bookmarkStart w:id="46" w:name="_Toc231659699"/>
+          <w:bCs/>
+        </w:rPr>
+      </w:pPr>
       <w:r>
         <w:rPr>
           <w:rFonts w:ascii="Times New Roman" w:hAnsi="Times New Roman" w:cs="Times New Roman"/>
-        </w:rPr>
-        <w:t>Nội dung nhỏ</w:t>
-      </w:r>
-      <w:bookmarkEnd w:id="46"/>
+          <w:bCs/>
+        </w:rPr>
+        <w:t>Quản lý Bộ Nhớ &amp; Chuyển đổi</w:t>
+      </w:r>
+      <w:r>
+        <w:rPr>
+          <w:rFonts w:ascii="Times New Roman" w:hAnsi="Times New Roman" w:cs="Times New Roman"/>
+          <w:bCs/>
+        </w:rPr>
+        <w:t xml:space="preserve"> dữ liệu</w:t>
+      </w:r>
+      <w:r>
+        <w:rPr>
+          <w:rFonts w:ascii="Times New Roman" w:hAnsi="Times New Roman" w:cs="Times New Roman"/>
+          <w:bCs/>
+        </w:rPr>
+        <w:t xml:space="preserve"> File sang Đối tượng Object</w:t>
+      </w:r>
+    </w:p>
+    <w:p>
+      <w:pPr>
+        <w:pStyle w:val="ListParagraph"/>
+        <w:numPr>
+          <w:ilvl w:val="0"/>
+          <w:numId w:val="7"/>
+        </w:numPr>
+      </w:pPr>
+      <w:r>
+        <w:rPr>
+          <w:b/>
+        </w:rPr>
+        <w:t>giaiPhongDanhSachSanPham(vector&lt;SanPham*&gt;&amp; danhSach):</w:t>
+      </w:r>
+      <w:r>
+        <w:t xml:space="preserve"> Duyệt qua vector con trỏ, thực hiện delete từng vùng nhớ đối tượng sản phẩm được cấp phát động, sau đó .clear() danh sách để tránh lọt con trỏ rác.</w:t>
+      </w:r>
+    </w:p>
+    <w:p>
+      <w:pPr>
+        <w:pStyle w:val="ListParagraph"/>
+        <w:numPr>
+          <w:ilvl w:val="0"/>
+          <w:numId w:val="7"/>
+        </w:numPr>
+      </w:pPr>
+      <w:r>
+        <w:rPr>
+          <w:b/>
+        </w:rPr>
+        <w:t>taoSanPhamTuDong(...):</w:t>
+      </w:r>
+      <w:r>
+        <w:t xml:space="preserve"> Đóng vai trò như một </w:t>
+      </w:r>
+      <w:r>
+        <w:rPr>
+          <w:i/>
+          <w:iCs/>
+        </w:rPr>
+        <w:t>Factory Method đơn giản</w:t>
+      </w:r>
+      <w:r>
+        <w:t xml:space="preserve">. Dựa vào chuỗi định danh "DDT" hay "DGD" đọc từ file, hàm sẽ dùng từ khóa new để khởi tạo chính xác vùng nhớ cho DoDienTu hoặc DoGiaDung. Đồng thời cập nhật lại bộ đếm tĩnh </w:t>
+      </w:r>
+      <w:r>
+        <w:rPr>
+          <w:b/>
+          <w:bCs w:val="0"/>
+        </w:rPr>
+        <w:t>SanPham::DemMatHang</w:t>
+      </w:r>
+      <w:r>
+        <w:t xml:space="preserve"> để đảm bảo khi người dùng tạo sản phẩm mới tiếp theo, số thứ tự ID không bị trùng lặp với dữ liệu cũ trong file.</w:t>
+      </w:r>
+    </w:p>
+    <w:p>
+      <w:pPr>
+        <w:pStyle w:val="ListParagraph"/>
+        <w:numPr>
+          <w:ilvl w:val="0"/>
+          <w:numId w:val="7"/>
+        </w:numPr>
+      </w:pPr>
+      <w:r>
+        <w:rPr>
+          <w:b/>
+        </w:rPr>
+        <w:t>docTatCaSanPham(const string&amp; tenFile):</w:t>
+      </w:r>
+      <w:r>
+        <w:t xml:space="preserve"> Mở file dữ liệu, đọc từng dòng văn bản, tách các thuộc tính qua phân cách</w:t>
+      </w:r>
+      <w:r>
+        <w:t xml:space="preserve"> </w:t>
+      </w:r>
+      <w:r>
+        <w:rPr>
+          <w:b/>
+          <w:bCs w:val="0"/>
+        </w:rPr>
+        <w:t>(</w:t>
+      </w:r>
+      <w:r>
+        <w:rPr>
+          <w:b/>
+          <w:bCs w:val="0"/>
+        </w:rPr>
+        <w:t xml:space="preserve"> | </w:t>
+      </w:r>
+      <w:r>
+        <w:rPr>
+          <w:b/>
+          <w:bCs w:val="0"/>
+        </w:rPr>
+        <w:t>)</w:t>
+      </w:r>
+      <w:r>
+        <w:t xml:space="preserve"> </w:t>
+      </w:r>
+      <w:r>
+        <w:t xml:space="preserve">bằng stringstream, chuyển đổi kiểu dữ liệu tương ứng rồi gọi taoSanPhamTuDong để nạp toàn bộ danh sách sản phẩm vào một </w:t>
+      </w:r>
+      <w:r>
+        <w:rPr>
+          <w:b/>
+          <w:bCs w:val="0"/>
+        </w:rPr>
+        <w:t>vector&lt;SanPham*&gt;</w:t>
+      </w:r>
+      <w:r>
+        <w:t xml:space="preserve"> trên RAM.</w:t>
+      </w:r>
     </w:p>
     <w:p>
       <w:pPr>
@@ -25745,27 +26095,869 @@
         <w:spacing w:line="480" w:lineRule="atLeast"/>
         <w:rPr>
           <w:rFonts w:ascii="Times New Roman" w:hAnsi="Times New Roman" w:cs="Times New Roman"/>
-        </w:rPr>
-      </w:pPr>
-      <w:bookmarkStart w:id="47" w:name="_Toc231659700"/>
+          <w:bCs/>
+        </w:rPr>
+      </w:pPr>
       <w:r>
         <w:rPr>
           <w:rFonts w:ascii="Times New Roman" w:hAnsi="Times New Roman" w:cs="Times New Roman"/>
-        </w:rPr>
-        <w:t>Nội dung nhỏ</w:t>
-      </w:r>
-      <w:bookmarkEnd w:id="47"/>
-    </w:p>
-    <w:p>
-      <w:pPr>
-        <w:spacing w:before="0" w:after="0" w:line="480" w:lineRule="atLeast"/>
+          <w:bCs/>
+        </w:rPr>
+        <w:t>Các chức năng nghiệp vụ quản lý</w:t>
+      </w:r>
+      <w:r>
+        <w:rPr>
+          <w:rFonts w:ascii="Times New Roman" w:hAnsi="Times New Roman" w:cs="Times New Roman"/>
+          <w:bCs/>
+        </w:rPr>
+        <w:t xml:space="preserve"> dữ liệu cơ bản</w:t>
+      </w:r>
+      <w:r>
+        <w:rPr>
+          <w:rFonts w:ascii="Times New Roman" w:hAnsi="Times New Roman" w:cs="Times New Roman"/>
+          <w:bCs/>
+        </w:rPr>
+        <w:t xml:space="preserve"> (CRUD)</w:t>
+      </w:r>
+    </w:p>
+    <w:p>
+      <w:pPr>
+        <w:pStyle w:val="ListParagraph"/>
+        <w:numPr>
+          <w:ilvl w:val="0"/>
+          <w:numId w:val="7"/>
+        </w:numPr>
+      </w:pPr>
+      <w:r>
+        <w:rPr>
+          <w:b/>
+        </w:rPr>
+        <w:t>timSanPhamTheoMa(...):</w:t>
+      </w:r>
+      <w:r>
+        <w:t xml:space="preserve"> Duyệt vòng lặp trong vector để tìm kiếm sản phẩm có mã trùng khớp.</w:t>
+      </w:r>
+    </w:p>
+    <w:p>
+      <w:pPr>
+        <w:pStyle w:val="ListParagraph"/>
+        <w:numPr>
+          <w:ilvl w:val="0"/>
+          <w:numId w:val="7"/>
+        </w:numPr>
+      </w:pPr>
+      <w:r>
+        <w:rPr>
+          <w:b/>
+        </w:rPr>
+        <w:lastRenderedPageBreak/>
+        <w:t>inSanPhamTheoMa(...):</w:t>
+      </w:r>
+      <w:r>
+        <w:t xml:space="preserve"> Đọc dữ liệu từ file lên RAM, tìm sản phẩm và gọi hàm Xuat() của nó, sau đó giải phóng bộ nhớ ngay lập tức.</w:t>
+      </w:r>
+    </w:p>
+    <w:p>
+      <w:pPr>
+        <w:pStyle w:val="ListParagraph"/>
+        <w:numPr>
+          <w:ilvl w:val="0"/>
+          <w:numId w:val="7"/>
+        </w:numPr>
+      </w:pPr>
+      <w:r>
+        <w:rPr>
+          <w:b/>
+        </w:rPr>
+        <w:t>luuDanhSachSanPham(...):</w:t>
+      </w:r>
+      <w:r>
+        <w:t xml:space="preserve"> Ghi đè lại toàn bộ nội dung file (ios::trunc) bằng dữ liệu mới nhất từ vector trên RAM. Thường dùng sau khi Xóa hoặc Sửa đổi thông tin.</w:t>
+      </w:r>
+    </w:p>
+    <w:p>
+      <w:pPr>
+        <w:pStyle w:val="ListParagraph"/>
+        <w:numPr>
+          <w:ilvl w:val="0"/>
+          <w:numId w:val="7"/>
+        </w:numPr>
+      </w:pPr>
+      <w:r>
+        <w:rPr>
+          <w:b/>
+        </w:rPr>
+        <w:t>inTatCaSanPhamTuFile(...):</w:t>
+      </w:r>
+      <w:r>
+        <w:t xml:space="preserve"> Đọc file, duyệt danh sách và in toàn bộ sản phẩm hiện có ra màn hình.</w:t>
+      </w:r>
+    </w:p>
+    <w:p>
+      <w:pPr>
+        <w:pStyle w:val="ListParagraph"/>
+        <w:numPr>
+          <w:ilvl w:val="0"/>
+          <w:numId w:val="7"/>
+        </w:numPr>
+      </w:pPr>
+      <w:r>
+        <w:rPr>
+          <w:b/>
+        </w:rPr>
+        <w:t>xoaSanPham(...):</w:t>
+      </w:r>
+      <w:r>
+        <w:t xml:space="preserve"> Tìm sản phẩm theo mã trong danh sách RAM, tiến hành xóa phần tử, giải phóng vùng nhớ của nó rồi lưu đè lại file.</w:t>
+      </w:r>
+    </w:p>
+    <w:p>
+      <w:pPr>
+        <w:pStyle w:val="ListParagraph"/>
+        <w:numPr>
+          <w:ilvl w:val="0"/>
+          <w:numId w:val="7"/>
+        </w:numPr>
+      </w:pPr>
+      <w:r>
+        <w:rPr>
+          <w:b/>
+        </w:rPr>
+        <w:t>suaSanPham(...):</w:t>
+      </w:r>
+      <w:r>
+        <w:t xml:space="preserve"> Tìm sản phẩm, hiển thị thông tin cũ, cho phép người dùng nhấn Enter để bỏ qua hoặc gõ giá trị mới (Tên, NSX, Giá, Kho) để cập nhật, sau đó cập nhật lại file.</w:t>
+      </w:r>
+    </w:p>
+    <w:p>
+      <w:pPr>
+        <w:pStyle w:val="Heading3"/>
+        <w:numPr>
+          <w:ilvl w:val="2"/>
+          <w:numId w:val="1"/>
+        </w:numPr>
+        <w:rPr>
+          <w:rFonts w:ascii="Times New Roman" w:hAnsi="Times New Roman" w:cs="Times New Roman"/>
+        </w:rPr>
+      </w:pPr>
+      <w:bookmarkStart w:id="45" w:name="_Toc231659701"/>
+      <w:r>
+        <w:rPr>
+          <w:rFonts w:ascii="Times New Roman" w:hAnsi="Times New Roman" w:cs="Times New Roman"/>
+        </w:rPr>
+        <w:t xml:space="preserve">Luồng Nghiệp Vụ Bán Hàng &amp; </w:t>
+      </w:r>
+      <w:r>
+        <w:rPr>
+          <w:rFonts w:ascii="Times New Roman" w:hAnsi="Times New Roman" w:cs="Times New Roman"/>
+        </w:rPr>
+        <w:t>Hóa Đơn</w:t>
+      </w:r>
+    </w:p>
+    <w:p>
+      <w:pPr>
+        <w:pStyle w:val="ListParagraph"/>
+        <w:numPr>
+          <w:ilvl w:val="0"/>
+          <w:numId w:val="7"/>
+        </w:numPr>
+      </w:pPr>
+      <w:r>
+        <w:rPr>
+          <w:b/>
+        </w:rPr>
+        <w:t>lapHoaDonBanHang(...):</w:t>
+      </w:r>
+      <w:r>
+        <w:t xml:space="preserve"> Đây là hàm phức hợp quan trọng nhất:</w:t>
+      </w:r>
+    </w:p>
+    <w:p>
+      <w:pPr>
+        <w:pStyle w:val="ListParagraph"/>
+        <w:numPr>
+          <w:ilvl w:val="0"/>
+          <w:numId w:val="4"/>
+        </w:numPr>
+      </w:pPr>
+      <w:r>
+        <w:t>Tải danh sách sản phẩm từ file lên bộ nhớ tạm</w:t>
+      </w:r>
+      <w:r>
+        <w:t xml:space="preserve"> (RAM)</w:t>
+      </w:r>
+      <w:r>
+        <w:t>.</w:t>
+      </w:r>
+    </w:p>
+    <w:p>
+      <w:pPr>
+        <w:pStyle w:val="ListParagraph"/>
+        <w:numPr>
+          <w:ilvl w:val="0"/>
+          <w:numId w:val="4"/>
+        </w:numPr>
+      </w:pPr>
+      <w:r>
+        <w:t>Khởi tạo một đối tượng HoaDon.</w:t>
+      </w:r>
+    </w:p>
+    <w:p>
+      <w:pPr>
+        <w:pStyle w:val="ListParagraph"/>
+        <w:numPr>
+          <w:ilvl w:val="0"/>
+          <w:numId w:val="4"/>
+        </w:numPr>
+      </w:pPr>
+      <w:r>
+        <w:t>Mở vòng lặp cho phép thu ngân nhập liên tiếp các mã sản phẩm và số lượng cần mua.</w:t>
+      </w:r>
+    </w:p>
+    <w:p>
+      <w:pPr>
+        <w:pStyle w:val="ListParagraph"/>
+        <w:numPr>
+          <w:ilvl w:val="0"/>
+          <w:numId w:val="4"/>
+        </w:numPr>
+      </w:pPr>
+      <w:r>
+        <w:t>Cập nhật trực tiếp số lượng tồn kho trên RAM thông qua đối tượng hóa đơn.</w:t>
+      </w:r>
+    </w:p>
+    <w:p>
+      <w:pPr>
+        <w:pStyle w:val="ListParagraph"/>
+        <w:numPr>
+          <w:ilvl w:val="0"/>
+          <w:numId w:val="4"/>
+        </w:numPr>
+        <w:jc w:val="left"/>
+      </w:pPr>
+      <w:r>
+        <w:t xml:space="preserve">Kết thúc mua hàng, hàm tiến hành in hóa đơn ra màn hình, ghi dữ liệu biên lai vào file </w:t>
+      </w:r>
+      <w:r>
+        <w:rPr>
+          <w:b/>
+          <w:bCs w:val="0"/>
+        </w:rPr>
+        <w:t xml:space="preserve">( </w:t>
+      </w:r>
+      <w:r>
+        <w:rPr>
+          <w:b/>
+          <w:bCs w:val="0"/>
+        </w:rPr>
+        <w:t>hoadon.txt</w:t>
+      </w:r>
+      <w:r>
+        <w:rPr>
+          <w:b/>
+          <w:bCs w:val="0"/>
+        </w:rPr>
+        <w:t xml:space="preserve"> )</w:t>
+      </w:r>
+      <w:r>
+        <w:t xml:space="preserve"> và đồng thời </w:t>
+      </w:r>
+      <w:r>
+        <w:t>cập nhật</w:t>
+      </w:r>
+      <w:r>
+        <w:t xml:space="preserve"> số lượng tồn kho mới vào file </w:t>
+      </w:r>
+      <w:r>
+        <w:rPr>
+          <w:b/>
+          <w:bCs w:val="0"/>
+        </w:rPr>
+        <w:t xml:space="preserve">( </w:t>
+      </w:r>
+      <w:r>
+        <w:rPr>
+          <w:b/>
+          <w:bCs w:val="0"/>
+        </w:rPr>
+        <w:t>sanpham.txt</w:t>
+      </w:r>
+      <w:r>
+        <w:rPr>
+          <w:b/>
+          <w:bCs w:val="0"/>
+        </w:rPr>
+        <w:t xml:space="preserve"> )</w:t>
+      </w:r>
+      <w:r>
+        <w:t>.</w:t>
+      </w:r>
+    </w:p>
+    <w:p>
+      <w:pPr>
+        <w:pStyle w:val="ListParagraph"/>
+        <w:numPr>
+          <w:ilvl w:val="0"/>
+          <w:numId w:val="7"/>
+        </w:numPr>
+        <w:jc w:val="left"/>
+      </w:pPr>
+      <w:r>
+        <w:rPr>
+          <w:b/>
+        </w:rPr>
+        <w:t>docTatCaHoaDon(...):</w:t>
+      </w:r>
+      <w:r>
+        <w:t xml:space="preserve"> Đọc file văn bản </w:t>
+      </w:r>
+      <w:r>
+        <w:rPr>
+          <w:b/>
+          <w:bCs w:val="0"/>
+        </w:rPr>
+        <w:t xml:space="preserve">( </w:t>
+      </w:r>
+      <w:r>
+        <w:rPr>
+          <w:b/>
+          <w:bCs w:val="0"/>
+        </w:rPr>
+        <w:t>hoadon.txt</w:t>
+      </w:r>
+      <w:r>
+        <w:rPr>
+          <w:b/>
+          <w:bCs w:val="0"/>
+        </w:rPr>
+        <w:t xml:space="preserve"> )</w:t>
+      </w:r>
+      <w:r>
+        <w:t xml:space="preserve">, </w:t>
+      </w:r>
+      <w:r>
+        <w:t>nhận diện các khối văn bản nằm giữa các đường kẻ</w:t>
+      </w:r>
+      <w:r>
+        <w:t xml:space="preserve"> ( </w:t>
+      </w:r>
+      <w:r>
+        <w:t>===============================</w:t>
+      </w:r>
+      <w:r>
+        <w:t xml:space="preserve"> )</w:t>
+      </w:r>
+      <w:r>
+        <w:t xml:space="preserve"> để phân tách và đóng gói từng hóa đơn thành một chuỗi </w:t>
+      </w:r>
+      <w:r>
+        <w:rPr>
+          <w:b/>
+          <w:bCs w:val="0"/>
+        </w:rPr>
+        <w:t>string</w:t>
+      </w:r>
+      <w:r>
+        <w:t xml:space="preserve"> riêng biệt, trả về một danh sách các chuỗi hóa đơn.</w:t>
+      </w:r>
+    </w:p>
+    <w:p>
+      <w:pPr>
+        <w:pStyle w:val="ListParagraph"/>
+        <w:numPr>
+          <w:ilvl w:val="0"/>
+          <w:numId w:val="7"/>
+        </w:numPr>
+        <w:jc w:val="left"/>
+      </w:pPr>
+      <w:r>
+        <w:rPr>
+          <w:b/>
+        </w:rPr>
+        <w:t>inHoaDonMoiNhatTuFile(...):</w:t>
+      </w:r>
+      <w:r>
+        <w:t xml:space="preserve"> Lấy phần tử cuối cùng </w:t>
+      </w:r>
+      <w:r>
+        <w:rPr>
+          <w:b/>
+          <w:bCs w:val="0"/>
+        </w:rPr>
+        <w:t>(</w:t>
+      </w:r>
+      <w:r>
+        <w:rPr>
+          <w:b/>
+          <w:bCs w:val="0"/>
+        </w:rPr>
+        <w:t xml:space="preserve"> </w:t>
+      </w:r>
+      <w:r>
+        <w:rPr>
+          <w:b/>
+          <w:bCs w:val="0"/>
+        </w:rPr>
+        <w:t>.back()</w:t>
+      </w:r>
+      <w:r>
+        <w:rPr>
+          <w:b/>
+          <w:bCs w:val="0"/>
+        </w:rPr>
+        <w:t xml:space="preserve"> </w:t>
+      </w:r>
+      <w:r>
+        <w:rPr>
+          <w:b/>
+          <w:bCs w:val="0"/>
+        </w:rPr>
+        <w:t>)</w:t>
+      </w:r>
+      <w:r>
+        <w:t xml:space="preserve"> từ danh sách chuỗi hóa đơn vừa đọc để hiển thị ra màn hình.</w:t>
+      </w:r>
+    </w:p>
+    <w:p>
+      <w:pPr>
+        <w:pStyle w:val="ListParagraph"/>
+        <w:numPr>
+          <w:ilvl w:val="0"/>
+          <w:numId w:val="7"/>
+        </w:numPr>
+        <w:jc w:val="left"/>
+      </w:pPr>
+      <w:r>
+        <w:rPr>
+          <w:b/>
+        </w:rPr>
+        <w:t>xoaHoaDonCuNhat(...):</w:t>
+      </w:r>
+      <w:r>
+        <w:t xml:space="preserve"> Xóa phần tử đầu tiên </w:t>
+      </w:r>
+      <w:r>
+        <w:rPr>
+          <w:b/>
+          <w:bCs w:val="0"/>
+        </w:rPr>
+        <w:t>(</w:t>
+      </w:r>
+      <w:r>
+        <w:rPr>
+          <w:b/>
+          <w:bCs w:val="0"/>
+        </w:rPr>
+        <w:t xml:space="preserve"> </w:t>
+      </w:r>
+      <w:r>
+        <w:rPr>
+          <w:b/>
+          <w:bCs w:val="0"/>
+        </w:rPr>
+        <w:t>.begin()</w:t>
+      </w:r>
+      <w:r>
+        <w:rPr>
+          <w:b/>
+          <w:bCs w:val="0"/>
+        </w:rPr>
+        <w:t xml:space="preserve"> </w:t>
+      </w:r>
+      <w:r>
+        <w:rPr>
+          <w:b/>
+          <w:bCs w:val="0"/>
+        </w:rPr>
+        <w:t>)</w:t>
+      </w:r>
+      <w:r>
+        <w:t xml:space="preserve"> trong mảng chuỗi hóa đơn (tương ứng hóa đơn xuất hiện sớm nhất ở đầu file) rồi lưu các hóa đơn còn lại đè vào file.</w:t>
+      </w:r>
+    </w:p>
+    <w:p>
+      <w:pPr>
+        <w:pStyle w:val="Heading3"/>
+        <w:numPr>
+          <w:ilvl w:val="2"/>
+          <w:numId w:val="1"/>
+        </w:numPr>
+        <w:rPr>
+          <w:rFonts w:ascii="Times New Roman" w:hAnsi="Times New Roman" w:cs="Times New Roman"/>
+        </w:rPr>
+      </w:pPr>
+      <w:r>
+        <w:rPr>
+          <w:rFonts w:ascii="Times New Roman" w:hAnsi="Times New Roman" w:cs="Times New Roman"/>
+        </w:rPr>
+        <w:t>Hàm định dạng Giao diện Menu</w:t>
+      </w:r>
+    </w:p>
+    <w:p>
+      <w:pPr>
+        <w:pStyle w:val="ListParagraph"/>
+        <w:numPr>
+          <w:ilvl w:val="0"/>
+          <w:numId w:val="7"/>
+        </w:numPr>
+        <w:jc w:val="left"/>
+      </w:pPr>
+      <w:r>
+        <w:rPr>
+          <w:b/>
+        </w:rPr>
+        <w:t>canGiua(...), inDuongKeMenu(...), inDongCanGiuaMenu(...),</w:t>
+      </w:r>
+      <w:r>
+        <w:rPr>
+          <w:b/>
+        </w:rPr>
+        <w:t xml:space="preserve"> </w:t>
+      </w:r>
+      <w:r>
+        <w:rPr>
+          <w:b/>
+        </w:rPr>
+        <w:t>inDongMenu(...):</w:t>
+      </w:r>
+      <w:r>
+        <w:t xml:space="preserve"> Các hàm bổ trợ xử lý chuỗi và độ rộng </w:t>
+      </w:r>
+      <w:r>
+        <w:rPr>
+          <w:b/>
+          <w:bCs w:val="0"/>
+        </w:rPr>
+        <w:t>std::setw</w:t>
+      </w:r>
+      <w:r>
+        <w:t xml:space="preserve"> để căn lề giữa, vẽ các góc </w:t>
+      </w:r>
+      <w:r>
+        <w:t xml:space="preserve">( </w:t>
+      </w:r>
+      <w:r>
+        <w:rPr>
+          <w:b/>
+          <w:bCs w:val="0"/>
+        </w:rPr>
+        <w:t>+, |, -</w:t>
+      </w:r>
+      <w:r>
+        <w:rPr>
+          <w:b/>
+          <w:bCs w:val="0"/>
+        </w:rPr>
+        <w:t xml:space="preserve"> )</w:t>
+      </w:r>
+      <w:r>
+        <w:t xml:space="preserve"> giúp khung menu hiển thị đẹp, vuông vắn trên màn hình console.</w:t>
+      </w:r>
+    </w:p>
+    <w:p>
+      <w:pPr>
+        <w:pStyle w:val="ListParagraph"/>
+        <w:numPr>
+          <w:ilvl w:val="0"/>
+          <w:numId w:val="7"/>
+        </w:numPr>
+        <w:jc w:val="left"/>
+      </w:pPr>
+      <w:r>
+        <w:rPr>
+          <w:b/>
+        </w:rPr>
+        <w:lastRenderedPageBreak/>
+        <w:t>hienThiMenu():</w:t>
+      </w:r>
+      <w:r>
+        <w:t xml:space="preserve"> In toàn bộ bảng danh sách 9 lựa chọn chức năng ra màn hình.</w:t>
+      </w:r>
+    </w:p>
+    <w:p>
+      <w:pPr>
+        <w:pStyle w:val="ListParagraph"/>
+        <w:numPr>
+          <w:ilvl w:val="0"/>
+          <w:numId w:val="7"/>
+        </w:numPr>
+        <w:jc w:val="left"/>
+      </w:pPr>
+      <w:r>
+        <w:rPr>
+          <w:b/>
+        </w:rPr>
+        <w:t>xuLyLuaChon(int luaChon):</w:t>
+      </w:r>
+      <w:r>
+        <w:t xml:space="preserve"> Cấu trúc </w:t>
+      </w:r>
+      <w:r>
+        <w:rPr>
+          <w:b/>
+          <w:bCs w:val="0"/>
+        </w:rPr>
+        <w:t>switch-case</w:t>
+      </w:r>
+      <w:r>
+        <w:t xml:space="preserve"> tương ứng với lựa chọn từ 1 đến 9 để kích hoạt các hàm xử lý logic đã phân tích ở trên.</w:t>
+      </w:r>
+    </w:p>
+    <w:p>
+      <w:pPr>
+        <w:pStyle w:val="Heading2"/>
+        <w:numPr>
+          <w:ilvl w:val="1"/>
+          <w:numId w:val="1"/>
+        </w:numPr>
+        <w:rPr>
+          <w:rFonts w:ascii="Times New Roman" w:hAnsi="Times New Roman" w:cs="Times New Roman"/>
+        </w:rPr>
+      </w:pPr>
+      <w:r>
+        <w:rPr>
+          <w:rFonts w:ascii="Times New Roman" w:hAnsi="Times New Roman" w:cs="Times New Roman"/>
+        </w:rPr>
+        <w:t>Chương trình</w:t>
+      </w:r>
+      <w:r>
+        <w:rPr>
+          <w:rFonts w:ascii="Times New Roman" w:hAnsi="Times New Roman" w:cs="Times New Roman"/>
+        </w:rPr>
+        <w:t xml:space="preserve"> chính</w:t>
+      </w:r>
+      <w:r>
+        <w:rPr>
+          <w:rFonts w:ascii="Times New Roman" w:hAnsi="Times New Roman" w:cs="Times New Roman"/>
+        </w:rPr>
+        <w:t xml:space="preserve"> kích hoạt hệ thống ( main.cpp )</w:t>
+      </w:r>
+    </w:p>
+    <w:p>
+      <w:pPr>
+        <w:pStyle w:val="ListParagraph"/>
+        <w:numPr>
+          <w:ilvl w:val="0"/>
+          <w:numId w:val="7"/>
+        </w:numPr>
+      </w:pPr>
+      <w:r>
+        <w:rPr>
+          <w:b/>
+        </w:rPr>
+        <w:t>map&lt;string,int&gt; SanPham::DemMatHang;:</w:t>
+      </w:r>
+      <w:r>
+        <w:t xml:space="preserve"> Định nghĩa biến tĩnh toàn cục cho lớp </w:t>
+      </w:r>
+      <w:r>
+        <w:rPr>
+          <w:b/>
+          <w:bCs w:val="0"/>
+        </w:rPr>
+        <w:t>SanPham</w:t>
+      </w:r>
+      <w:r>
+        <w:t xml:space="preserve"> để cấp phát bộ nhớ cho biến đếm STT sản phẩm.</w:t>
+      </w:r>
+    </w:p>
+    <w:p>
+      <w:pPr>
+        <w:pStyle w:val="ListParagraph"/>
+        <w:numPr>
+          <w:ilvl w:val="0"/>
+          <w:numId w:val="7"/>
+        </w:numPr>
+      </w:pPr>
+      <w:r>
+        <w:rPr>
+          <w:b/>
+        </w:rPr>
+        <w:t>main():</w:t>
+      </w:r>
+      <w:r>
+        <w:t xml:space="preserve"> Chứa một vòng lặp vô hạn </w:t>
+      </w:r>
+      <w:r>
+        <w:rPr>
+          <w:b/>
+          <w:bCs w:val="0"/>
+        </w:rPr>
+        <w:t>while (true)</w:t>
+      </w:r>
+      <w:r>
+        <w:t xml:space="preserve">. Trong mỗi chu kỳ, chương trình sẽ dựng giao diện qua </w:t>
+      </w:r>
+      <w:r>
+        <w:rPr>
+          <w:b/>
+          <w:bCs w:val="0"/>
+        </w:rPr>
+        <w:t>hienThiMenu()</w:t>
+      </w:r>
+      <w:r>
+        <w:t xml:space="preserve">, bắt lỗi nhập liệu từ người dùng (nếu nhập chữ thay vì nhập số sẽ tự động xóa bộ đệm lỗi bằng </w:t>
+      </w:r>
+      <w:r>
+        <w:rPr>
+          <w:b/>
+          <w:bCs w:val="0"/>
+        </w:rPr>
+        <w:t>cin.clear()</w:t>
+      </w:r>
+      <w:r>
+        <w:t xml:space="preserve"> và </w:t>
+      </w:r>
+      <w:r>
+        <w:rPr>
+          <w:b/>
+          <w:bCs w:val="0"/>
+        </w:rPr>
+        <w:t>cin.ignore()</w:t>
+      </w:r>
+      <w:r>
+        <w:t xml:space="preserve">). Khi người dùng chọn 9, lệnh </w:t>
+      </w:r>
+      <w:r>
+        <w:rPr>
+          <w:b/>
+          <w:bCs w:val="0"/>
+        </w:rPr>
+        <w:t>break</w:t>
+      </w:r>
+      <w:r>
+        <w:t xml:space="preserve"> được kích hoạt để kết thúc và đóng chương trình một cách an toàn.</w:t>
+      </w:r>
+    </w:p>
+    <w:p>
+      <w:r>
+        <w:br w:type="page"/>
+      </w:r>
+    </w:p>
+    <w:p>
+      <w:pPr>
+        <w:pStyle w:val="Heading2"/>
+        <w:numPr>
+          <w:ilvl w:val="1"/>
+          <w:numId w:val="1"/>
+        </w:numPr>
+        <w:rPr>
+          <w:rFonts w:ascii="Times New Roman" w:hAnsi="Times New Roman" w:cs="Times New Roman"/>
+          <w:sz w:val="26"/>
+          <w:szCs w:val="26"/>
+        </w:rPr>
+      </w:pPr>
+      <w:r>
+        <w:rPr>
+          <w:noProof/>
+        </w:rPr>
+        <w:lastRenderedPageBreak/>
+        <w:drawing>
+          <wp:anchor distT="0" distB="0" distL="114300" distR="114300" simplePos="0" relativeHeight="251658240" behindDoc="0" locked="0" layoutInCell="1" allowOverlap="1" wp14:anchorId="454B9545" wp14:editId="40F51E5F">
+            <wp:simplePos x="0" y="0"/>
+            <wp:positionH relativeFrom="column">
+              <wp:posOffset>1487805</wp:posOffset>
+            </wp:positionH>
+            <wp:positionV relativeFrom="paragraph">
+              <wp:posOffset>0</wp:posOffset>
+            </wp:positionV>
+            <wp:extent cx="4762500" cy="9220200"/>
+            <wp:effectExtent l="0" t="0" r="0" b="0"/>
+            <wp:wrapSquare wrapText="bothSides"/>
+            <wp:docPr id="8" name="Picture 8"/>
+            <wp:cNvGraphicFramePr>
+              <a:graphicFrameLocks xmlns:a="http://schemas.openxmlformats.org/drawingml/2006/main" noChangeAspect="1"/>
+            </wp:cNvGraphicFramePr>
+            <a:graphic xmlns:a="http://schemas.openxmlformats.org/drawingml/2006/main">
+              <a:graphicData uri="http://schemas.openxmlformats.org/drawingml/2006/picture">
+                <pic:pic xmlns:pic="http://schemas.openxmlformats.org/drawingml/2006/picture">
+                  <pic:nvPicPr>
+                    <pic:cNvPr id="0" name="Picture 22"/>
+                    <pic:cNvPicPr>
+                      <a:picLocks noChangeAspect="1" noChangeArrowheads="1"/>
+                    </pic:cNvPicPr>
+                  </pic:nvPicPr>
+                  <pic:blipFill>
+                    <a:blip r:embed="rId12" cstate="print">
+                      <a:extLst>
+                        <a:ext uri="{28A0092B-C50C-407E-A947-70E740481C1C}">
+                          <a14:useLocalDpi xmlns:a14="http://schemas.microsoft.com/office/drawing/2010/main" val="0"/>
+                        </a:ext>
+                      </a:extLst>
+                    </a:blip>
+                    <a:srcRect/>
+                    <a:stretch>
+                      <a:fillRect/>
+                    </a:stretch>
+                  </pic:blipFill>
+                  <pic:spPr bwMode="auto">
+                    <a:xfrm>
+                      <a:off x="0" y="0"/>
+                      <a:ext cx="4762500" cy="9220200"/>
+                    </a:xfrm>
+                    <a:prstGeom prst="rect">
+                      <a:avLst/>
+                    </a:prstGeom>
+                    <a:noFill/>
+                    <a:ln>
+                      <a:noFill/>
+                    </a:ln>
+                  </pic:spPr>
+                </pic:pic>
+              </a:graphicData>
+            </a:graphic>
+            <wp14:sizeRelH relativeFrom="page">
+              <wp14:pctWidth>0</wp14:pctWidth>
+            </wp14:sizeRelH>
+            <wp14:sizeRelV relativeFrom="page">
+              <wp14:pctHeight>0</wp14:pctHeight>
+            </wp14:sizeRelV>
+          </wp:anchor>
+        </w:drawing>
+      </w:r>
+      <w:r>
+        <w:rPr>
+          <w:rFonts w:ascii="Times New Roman" w:hAnsi="Times New Roman" w:cs="Times New Roman"/>
+          <w:sz w:val="26"/>
+          <w:szCs w:val="26"/>
+        </w:rPr>
+        <w:t xml:space="preserve">Biểu đồ </w:t>
+      </w:r>
+      <w:r>
+        <w:rPr>
+          <w:rFonts w:ascii="Times New Roman" w:hAnsi="Times New Roman" w:cs="Times New Roman"/>
+          <w:sz w:val="26"/>
+          <w:szCs w:val="26"/>
+        </w:rPr>
+        <w:t>UML</w:t>
+      </w:r>
+      <w:r>
+        <w:rPr>
+          <w:rFonts w:ascii="Times New Roman" w:hAnsi="Times New Roman" w:cs="Times New Roman"/>
+          <w:sz w:val="26"/>
+          <w:szCs w:val="26"/>
+        </w:rPr>
+        <w:t xml:space="preserve"> </w:t>
+      </w:r>
+      <w:r>
+        <w:rPr>
+          <w:rFonts w:ascii="Times New Roman" w:hAnsi="Times New Roman" w:cs="Times New Roman"/>
+          <w:sz w:val="26"/>
+          <w:szCs w:val="26"/>
+        </w:rPr>
+        <w:t xml:space="preserve">Use Case </w:t>
+      </w:r>
+    </w:p>
+    <w:p>
+      <w:pPr>
         <w:ind w:firstLine="0"/>
         <w:jc w:val="left"/>
       </w:pPr>
       <w:r>
-        <w:br w:type="page"/>
-      </w:r>
-    </w:p>
+        <w:t>Mô tả toàn bộ các chức năng nghiệp vụ mà người vận hành hệ thống (Nhân viên / Quản lý) có thể thực hiện thông qua giao diện Menu điều khiển.</w:t>
+      </w:r>
+    </w:p>
+    <w:p/>
     <w:p>
       <w:pPr>
         <w:pStyle w:val="Heading1"/>
@@ -25778,7 +26970,6 @@
           <w:rFonts w:ascii="Times New Roman" w:hAnsi="Times New Roman" w:cs="Times New Roman"/>
         </w:rPr>
       </w:pPr>
-      <w:bookmarkStart w:id="48" w:name="_Toc231659701"/>
       <w:r>
         <w:rPr>
           <w:rFonts w:ascii="Times New Roman" w:hAnsi="Times New Roman" w:cs="Times New Roman"/>
@@ -25786,7 +26977,7 @@
         <w:lastRenderedPageBreak/>
         <w:t>Tên Nội dung 4</w:t>
       </w:r>
-      <w:bookmarkEnd w:id="48"/>
+      <w:bookmarkEnd w:id="45"/>
     </w:p>
     <w:p>
       <w:pPr>
@@ -25800,14 +26991,14 @@
           <w:rFonts w:ascii="Times New Roman" w:hAnsi="Times New Roman" w:cs="Times New Roman"/>
         </w:rPr>
       </w:pPr>
-      <w:bookmarkStart w:id="49" w:name="_Toc231659702"/>
+      <w:bookmarkStart w:id="46" w:name="_Toc231659702"/>
       <w:r>
         <w:rPr>
           <w:rFonts w:ascii="Times New Roman" w:hAnsi="Times New Roman" w:cs="Times New Roman"/>
         </w:rPr>
         <w:t>Nội dung</w:t>
       </w:r>
-      <w:bookmarkEnd w:id="49"/>
+      <w:bookmarkEnd w:id="46"/>
       <w:r>
         <w:rPr>
           <w:rFonts w:ascii="Times New Roman" w:hAnsi="Times New Roman" w:cs="Times New Roman"/>
@@ -25827,14 +27018,14 @@
           <w:rFonts w:ascii="Times New Roman" w:hAnsi="Times New Roman" w:cs="Times New Roman"/>
         </w:rPr>
       </w:pPr>
-      <w:bookmarkStart w:id="50" w:name="_Toc231659703"/>
+      <w:bookmarkStart w:id="47" w:name="_Toc231659703"/>
       <w:r>
         <w:rPr>
           <w:rFonts w:ascii="Times New Roman" w:hAnsi="Times New Roman" w:cs="Times New Roman"/>
         </w:rPr>
         <w:t>Nội dung nhỏ</w:t>
       </w:r>
-      <w:bookmarkEnd w:id="50"/>
+      <w:bookmarkEnd w:id="47"/>
     </w:p>
     <w:p>
       <w:pPr>
@@ -25848,14 +27039,14 @@
           <w:rFonts w:ascii="Times New Roman" w:hAnsi="Times New Roman" w:cs="Times New Roman"/>
         </w:rPr>
       </w:pPr>
-      <w:bookmarkStart w:id="51" w:name="_Toc231659704"/>
+      <w:bookmarkStart w:id="48" w:name="_Toc231659704"/>
       <w:r>
         <w:rPr>
           <w:rFonts w:ascii="Times New Roman" w:hAnsi="Times New Roman" w:cs="Times New Roman"/>
         </w:rPr>
         <w:t>Nội dung nhỏ</w:t>
       </w:r>
-      <w:bookmarkEnd w:id="51"/>
+      <w:bookmarkEnd w:id="48"/>
     </w:p>
     <w:p>
       <w:pPr>
@@ -25869,14 +27060,14 @@
           <w:rFonts w:ascii="Times New Roman" w:hAnsi="Times New Roman" w:cs="Times New Roman"/>
         </w:rPr>
       </w:pPr>
-      <w:bookmarkStart w:id="52" w:name="_Toc231659705"/>
+      <w:bookmarkStart w:id="49" w:name="_Toc231659705"/>
       <w:r>
         <w:rPr>
           <w:rFonts w:ascii="Times New Roman" w:hAnsi="Times New Roman" w:cs="Times New Roman"/>
         </w:rPr>
         <w:t>Nội dung</w:t>
       </w:r>
-      <w:bookmarkEnd w:id="52"/>
+      <w:bookmarkEnd w:id="49"/>
     </w:p>
     <w:p>
       <w:pPr>
@@ -25890,14 +27081,14 @@
           <w:rFonts w:ascii="Times New Roman" w:hAnsi="Times New Roman" w:cs="Times New Roman"/>
         </w:rPr>
       </w:pPr>
-      <w:bookmarkStart w:id="53" w:name="_Toc231659706"/>
+      <w:bookmarkStart w:id="50" w:name="_Toc231659706"/>
       <w:r>
         <w:rPr>
           <w:rFonts w:ascii="Times New Roman" w:hAnsi="Times New Roman" w:cs="Times New Roman"/>
         </w:rPr>
         <w:t>Nội dung nhỏ</w:t>
       </w:r>
-      <w:bookmarkEnd w:id="53"/>
+      <w:bookmarkEnd w:id="50"/>
     </w:p>
     <w:p>
       <w:pPr>
@@ -25911,14 +27102,14 @@
           <w:rFonts w:ascii="Times New Roman" w:hAnsi="Times New Roman" w:cs="Times New Roman"/>
         </w:rPr>
       </w:pPr>
-      <w:bookmarkStart w:id="54" w:name="_Toc231659707"/>
+      <w:bookmarkStart w:id="51" w:name="_Toc231659707"/>
       <w:r>
         <w:rPr>
           <w:rFonts w:ascii="Times New Roman" w:hAnsi="Times New Roman" w:cs="Times New Roman"/>
         </w:rPr>
         <w:t>Nội dung nhỏ</w:t>
       </w:r>
-      <w:bookmarkEnd w:id="54"/>
+      <w:bookmarkEnd w:id="51"/>
     </w:p>
     <w:p>
       <w:pPr>
@@ -25932,14 +27123,14 @@
           <w:rFonts w:ascii="Times New Roman" w:hAnsi="Times New Roman" w:cs="Times New Roman"/>
         </w:rPr>
       </w:pPr>
-      <w:bookmarkStart w:id="55" w:name="_Toc231659708"/>
+      <w:bookmarkStart w:id="52" w:name="_Toc231659708"/>
       <w:r>
         <w:rPr>
           <w:rFonts w:ascii="Times New Roman" w:hAnsi="Times New Roman" w:cs="Times New Roman"/>
         </w:rPr>
         <w:t>Nội dung</w:t>
       </w:r>
-      <w:bookmarkEnd w:id="55"/>
+      <w:bookmarkEnd w:id="52"/>
       <w:r>
         <w:rPr>
           <w:rFonts w:ascii="Times New Roman" w:hAnsi="Times New Roman" w:cs="Times New Roman"/>
@@ -25959,14 +27150,14 @@
           <w:rFonts w:ascii="Times New Roman" w:hAnsi="Times New Roman" w:cs="Times New Roman"/>
         </w:rPr>
       </w:pPr>
-      <w:bookmarkStart w:id="56" w:name="_Toc231659709"/>
+      <w:bookmarkStart w:id="53" w:name="_Toc231659709"/>
       <w:r>
         <w:rPr>
           <w:rFonts w:ascii="Times New Roman" w:hAnsi="Times New Roman" w:cs="Times New Roman"/>
         </w:rPr>
         <w:t>Nội dung nhỏ</w:t>
       </w:r>
-      <w:bookmarkEnd w:id="56"/>
+      <w:bookmarkEnd w:id="53"/>
     </w:p>
     <w:p>
       <w:pPr>
@@ -25980,14 +27171,14 @@
           <w:rFonts w:ascii="Times New Roman" w:hAnsi="Times New Roman" w:cs="Times New Roman"/>
         </w:rPr>
       </w:pPr>
-      <w:bookmarkStart w:id="57" w:name="_Toc231659710"/>
+      <w:bookmarkStart w:id="54" w:name="_Toc231659710"/>
       <w:r>
         <w:rPr>
           <w:rFonts w:ascii="Times New Roman" w:hAnsi="Times New Roman" w:cs="Times New Roman"/>
         </w:rPr>
         <w:t>Nội dung nhỏ</w:t>
       </w:r>
-      <w:bookmarkEnd w:id="57"/>
+      <w:bookmarkEnd w:id="54"/>
     </w:p>
     <w:p>
       <w:pPr>
@@ -26011,7 +27202,7 @@
           <w:rFonts w:ascii="Times New Roman" w:hAnsi="Times New Roman" w:cs="Times New Roman"/>
         </w:rPr>
       </w:pPr>
-      <w:bookmarkStart w:id="58" w:name="_Toc231659711"/>
+      <w:bookmarkStart w:id="55" w:name="_Toc231659711"/>
       <w:r>
         <w:rPr>
           <w:rFonts w:ascii="Times New Roman" w:hAnsi="Times New Roman" w:cs="Times New Roman"/>
@@ -26019,7 +27210,7 @@
         <w:lastRenderedPageBreak/>
         <w:t>Tên Nội dung 5</w:t>
       </w:r>
-      <w:bookmarkEnd w:id="58"/>
+      <w:bookmarkEnd w:id="55"/>
     </w:p>
     <w:p>
       <w:pPr>
@@ -26033,14 +27224,14 @@
           <w:rFonts w:ascii="Times New Roman" w:hAnsi="Times New Roman" w:cs="Times New Roman"/>
         </w:rPr>
       </w:pPr>
-      <w:bookmarkStart w:id="59" w:name="_Toc231659712"/>
+      <w:bookmarkStart w:id="56" w:name="_Toc231659712"/>
       <w:r>
         <w:rPr>
           <w:rFonts w:ascii="Times New Roman" w:hAnsi="Times New Roman" w:cs="Times New Roman"/>
         </w:rPr>
         <w:t>Nội dung</w:t>
       </w:r>
-      <w:bookmarkEnd w:id="59"/>
+      <w:bookmarkEnd w:id="56"/>
       <w:r>
         <w:rPr>
           <w:rFonts w:ascii="Times New Roman" w:hAnsi="Times New Roman" w:cs="Times New Roman"/>
@@ -26060,14 +27251,14 @@
           <w:rFonts w:ascii="Times New Roman" w:hAnsi="Times New Roman" w:cs="Times New Roman"/>
         </w:rPr>
       </w:pPr>
-      <w:bookmarkStart w:id="60" w:name="_Toc231659713"/>
+      <w:bookmarkStart w:id="57" w:name="_Toc231659713"/>
       <w:r>
         <w:rPr>
           <w:rFonts w:ascii="Times New Roman" w:hAnsi="Times New Roman" w:cs="Times New Roman"/>
         </w:rPr>
         <w:t>Nội dung nhỏ</w:t>
       </w:r>
-      <w:bookmarkEnd w:id="60"/>
+      <w:bookmarkEnd w:id="57"/>
     </w:p>
     <w:p>
       <w:pPr>
@@ -26081,14 +27272,14 @@
           <w:rFonts w:ascii="Times New Roman" w:hAnsi="Times New Roman" w:cs="Times New Roman"/>
         </w:rPr>
       </w:pPr>
-      <w:bookmarkStart w:id="61" w:name="_Toc231659714"/>
+      <w:bookmarkStart w:id="58" w:name="_Toc231659714"/>
       <w:r>
         <w:rPr>
           <w:rFonts w:ascii="Times New Roman" w:hAnsi="Times New Roman" w:cs="Times New Roman"/>
         </w:rPr>
         <w:t>Nội dung nhỏ</w:t>
       </w:r>
-      <w:bookmarkEnd w:id="61"/>
+      <w:bookmarkEnd w:id="58"/>
     </w:p>
     <w:p>
       <w:pPr>
@@ -26102,14 +27293,14 @@
           <w:rFonts w:ascii="Times New Roman" w:hAnsi="Times New Roman" w:cs="Times New Roman"/>
         </w:rPr>
       </w:pPr>
-      <w:bookmarkStart w:id="62" w:name="_Toc231659715"/>
+      <w:bookmarkStart w:id="59" w:name="_Toc231659715"/>
       <w:r>
         <w:rPr>
           <w:rFonts w:ascii="Times New Roman" w:hAnsi="Times New Roman" w:cs="Times New Roman"/>
         </w:rPr>
         <w:t>Nội dung</w:t>
       </w:r>
-      <w:bookmarkEnd w:id="62"/>
+      <w:bookmarkEnd w:id="59"/>
     </w:p>
     <w:p>
       <w:pPr>
@@ -26123,14 +27314,14 @@
           <w:rFonts w:ascii="Times New Roman" w:hAnsi="Times New Roman" w:cs="Times New Roman"/>
         </w:rPr>
       </w:pPr>
-      <w:bookmarkStart w:id="63" w:name="_Toc231659716"/>
+      <w:bookmarkStart w:id="60" w:name="_Toc231659716"/>
       <w:r>
         <w:rPr>
           <w:rFonts w:ascii="Times New Roman" w:hAnsi="Times New Roman" w:cs="Times New Roman"/>
         </w:rPr>
         <w:t>Nội dung nhỏ</w:t>
       </w:r>
-      <w:bookmarkEnd w:id="63"/>
+      <w:bookmarkEnd w:id="60"/>
     </w:p>
     <w:p>
       <w:pPr>
@@ -26144,14 +27335,14 @@
           <w:rFonts w:ascii="Times New Roman" w:hAnsi="Times New Roman" w:cs="Times New Roman"/>
         </w:rPr>
       </w:pPr>
-      <w:bookmarkStart w:id="64" w:name="_Toc231659717"/>
+      <w:bookmarkStart w:id="61" w:name="_Toc231659717"/>
       <w:r>
         <w:rPr>
           <w:rFonts w:ascii="Times New Roman" w:hAnsi="Times New Roman" w:cs="Times New Roman"/>
         </w:rPr>
         <w:t>Nội dung nhỏ</w:t>
       </w:r>
-      <w:bookmarkEnd w:id="64"/>
+      <w:bookmarkEnd w:id="61"/>
     </w:p>
     <w:p>
       <w:pPr>
@@ -26165,14 +27356,14 @@
           <w:rFonts w:ascii="Times New Roman" w:hAnsi="Times New Roman" w:cs="Times New Roman"/>
         </w:rPr>
       </w:pPr>
-      <w:bookmarkStart w:id="65" w:name="_Toc231659718"/>
+      <w:bookmarkStart w:id="62" w:name="_Toc231659718"/>
       <w:r>
         <w:rPr>
           <w:rFonts w:ascii="Times New Roman" w:hAnsi="Times New Roman" w:cs="Times New Roman"/>
         </w:rPr>
         <w:t>Nội dung</w:t>
       </w:r>
-      <w:bookmarkEnd w:id="65"/>
+      <w:bookmarkEnd w:id="62"/>
       <w:r>
         <w:rPr>
           <w:rFonts w:ascii="Times New Roman" w:hAnsi="Times New Roman" w:cs="Times New Roman"/>
@@ -26192,14 +27383,14 @@
           <w:rFonts w:ascii="Times New Roman" w:hAnsi="Times New Roman" w:cs="Times New Roman"/>
         </w:rPr>
       </w:pPr>
-      <w:bookmarkStart w:id="66" w:name="_Toc231659719"/>
+      <w:bookmarkStart w:id="63" w:name="_Toc231659719"/>
       <w:r>
         <w:rPr>
           <w:rFonts w:ascii="Times New Roman" w:hAnsi="Times New Roman" w:cs="Times New Roman"/>
         </w:rPr>
         <w:t>Nội dung nhỏ</w:t>
       </w:r>
-      <w:bookmarkEnd w:id="66"/>
+      <w:bookmarkEnd w:id="63"/>
     </w:p>
     <w:p>
       <w:pPr>
@@ -26213,14 +27404,14 @@
           <w:rFonts w:ascii="Times New Roman" w:hAnsi="Times New Roman" w:cs="Times New Roman"/>
         </w:rPr>
       </w:pPr>
-      <w:bookmarkStart w:id="67" w:name="_Toc231659720"/>
+      <w:bookmarkStart w:id="64" w:name="_Toc231659720"/>
       <w:r>
         <w:rPr>
           <w:rFonts w:ascii="Times New Roman" w:hAnsi="Times New Roman" w:cs="Times New Roman"/>
         </w:rPr>
         <w:t>Nội dung nhỏ</w:t>
       </w:r>
-      <w:bookmarkEnd w:id="67"/>
+      <w:bookmarkEnd w:id="64"/>
     </w:p>
     <w:p>
       <w:pPr>
@@ -26298,7 +27489,7 @@
         </w:rPr>
         <w:br w:type="page"/>
       </w:r>
-      <w:bookmarkStart w:id="68" w:name="_Toc231659721"/>
+      <w:bookmarkStart w:id="65" w:name="_Toc231659721"/>
       <w:r>
         <w:rPr>
           <w:rFonts w:ascii="Times New Roman" w:hAnsi="Times New Roman" w:cs="Times New Roman"/>
@@ -26306,7 +27497,7 @@
         <w:lastRenderedPageBreak/>
         <w:t>KẾT LUẬN VÀ HƯỚNG PHÁT TRIỂN</w:t>
       </w:r>
-      <w:bookmarkEnd w:id="68"/>
+      <w:bookmarkEnd w:id="65"/>
     </w:p>
     <w:p>
       <w:pPr>
@@ -26475,7 +27666,7 @@
         </w:rPr>
         <w:br w:type="page"/>
       </w:r>
-      <w:bookmarkStart w:id="69" w:name="_Toc231659722"/>
+      <w:bookmarkStart w:id="66" w:name="_Toc231659722"/>
       <w:r>
         <w:rPr>
           <w:rFonts w:ascii="Times New Roman" w:hAnsi="Times New Roman" w:cs="Times New Roman"/>
@@ -26483,7 +27674,7 @@
         <w:lastRenderedPageBreak/>
         <w:t>DANH MỤC TÀI LIỆU THAM KHẢO</w:t>
       </w:r>
-      <w:bookmarkEnd w:id="69"/>
+      <w:bookmarkEnd w:id="66"/>
     </w:p>
     <w:p>
       <w:pPr>
@@ -26784,7 +27975,7 @@
           <w:bCs/>
         </w:rPr>
       </w:pPr>
-      <w:bookmarkStart w:id="70" w:name="_Toc231659723"/>
+      <w:bookmarkStart w:id="67" w:name="_Toc231659723"/>
       <w:r>
         <w:rPr>
           <w:rFonts w:ascii="Times New Roman" w:hAnsi="Times New Roman" w:cs="Times New Roman"/>
@@ -26793,7 +27984,7 @@
         <w:lastRenderedPageBreak/>
         <w:t>PHÂN CÔNG CÔNG VIỆC NHÓM</w:t>
       </w:r>
-      <w:bookmarkEnd w:id="70"/>
+      <w:bookmarkEnd w:id="67"/>
     </w:p>
     <w:tbl>
       <w:tblPr>
@@ -26919,6 +28110,9 @@
               <w:spacing w:line="480" w:lineRule="atLeast"/>
               <w:ind w:firstLine="0"/>
             </w:pPr>
+            <w:r>
+              <w:t>35</w:t>
+            </w:r>
           </w:p>
         </w:tc>
       </w:tr>
@@ -26946,6 +28140,9 @@
               <w:spacing w:line="480" w:lineRule="atLeast"/>
               <w:ind w:firstLine="0"/>
             </w:pPr>
+            <w:r>
+              <w:t>Nguyễn Hồng Nam</w:t>
+            </w:r>
           </w:p>
         </w:tc>
         <w:tc>
@@ -26957,6 +28154,12 @@
               <w:spacing w:line="480" w:lineRule="atLeast"/>
               <w:ind w:firstLine="0"/>
             </w:pPr>
+            <w:r>
+              <w:t>5</w:t>
+            </w:r>
+            <w:r>
+              <w:t>5</w:t>
+            </w:r>
           </w:p>
         </w:tc>
       </w:tr>
@@ -26984,6 +28187,9 @@
               <w:spacing w:line="480" w:lineRule="atLeast"/>
               <w:ind w:firstLine="0"/>
             </w:pPr>
+            <w:r>
+              <w:t>Nguyễn Văn Huy</w:t>
+            </w:r>
           </w:p>
         </w:tc>
         <w:tc>
@@ -26995,6 +28201,9 @@
               <w:spacing w:line="480" w:lineRule="atLeast"/>
               <w:ind w:firstLine="0"/>
             </w:pPr>
+            <w:r>
+              <w:t>10</w:t>
+            </w:r>
           </w:p>
         </w:tc>
       </w:tr>
@@ -27011,8 +28220,8 @@
           <w:rFonts w:ascii="Times New Roman" w:hAnsi="Times New Roman" w:cs="Times New Roman"/>
         </w:rPr>
       </w:pPr>
-      <w:bookmarkStart w:id="71" w:name="_heading=h.1rvwp1q" w:colFirst="0" w:colLast="0"/>
-      <w:bookmarkEnd w:id="71"/>
+      <w:bookmarkStart w:id="68" w:name="_heading=h.1rvwp1q" w:colFirst="0" w:colLast="0"/>
+      <w:bookmarkEnd w:id="68"/>
     </w:p>
     <w:sectPr>
       <w:pgSz w:w="11907" w:h="16839"/>
@@ -27227,7 +28436,7 @@
   <w:abstractNum w:abstractNumId="1" w15:restartNumberingAfterBreak="0">
     <w:nsid w:val="06411A0E"/>
     <w:multiLevelType w:val="multilevel"/>
-    <w:tmpl w:val="B036963C"/>
+    <w:tmpl w:val="73C0FE68"/>
     <w:lvl w:ilvl="0">
       <w:start w:val="1"/>
       <w:numFmt w:val="decimal"/>
@@ -27249,6 +28458,11 @@
       <w:pPr>
         <w:ind w:left="576" w:hanging="576"/>
       </w:pPr>
+      <w:rPr>
+        <w:rFonts w:ascii="Times New Roman" w:hAnsi="Times New Roman" w:cs="Times New Roman" w:hint="default"/>
+        <w:sz w:val="26"/>
+        <w:szCs w:val="26"/>
+      </w:rPr>
     </w:lvl>
     <w:lvl w:ilvl="2">
       <w:start w:val="1"/>
@@ -27735,7 +28949,7 @@
   <w:abstractNum w:abstractNumId="5" w15:restartNumberingAfterBreak="0">
     <w:nsid w:val="74361A14"/>
     <w:multiLevelType w:val="multilevel"/>
-    <w:tmpl w:val="DFB25704"/>
+    <w:tmpl w:val="297260F0"/>
     <w:lvl w:ilvl="0">
       <w:start w:val="1"/>
       <w:numFmt w:val="decimal"/>
@@ -27761,6 +28975,9 @@
         </w:tabs>
         <w:ind w:left="1440" w:hanging="720"/>
       </w:pPr>
+      <w:rPr>
+        <w:rFonts w:ascii="Times New Roman" w:hAnsi="Times New Roman" w:cs="Times New Roman" w:hint="default"/>
+      </w:rPr>
     </w:lvl>
     <w:lvl w:ilvl="2">
       <w:start w:val="1"/>

--- a/Báo cáo.docx
+++ b/Báo cáo.docx
@@ -24,7 +24,7 @@
           </w:tcPr>
           <w:p>
             <w:pPr>
-              <w:spacing w:line="420" w:lineRule="exact"/>
+              <w:spacing w:line="480" w:lineRule="atLeast"/>
               <w:jc w:val="center"/>
               <w:rPr>
                 <w:sz w:val="32"/>
@@ -42,7 +42,7 @@
           </w:p>
           <w:p>
             <w:pPr>
-              <w:spacing w:line="420" w:lineRule="exact"/>
+              <w:spacing w:line="480" w:lineRule="atLeast"/>
               <w:jc w:val="center"/>
               <w:rPr>
                 <w:b/>
@@ -60,7 +60,7 @@
           </w:p>
           <w:p>
             <w:pPr>
-              <w:spacing w:line="420" w:lineRule="exact"/>
+              <w:spacing w:line="480" w:lineRule="atLeast"/>
               <w:jc w:val="center"/>
             </w:pPr>
             <w:r>
@@ -69,80 +69,19 @@
           </w:p>
           <w:p>
             <w:pPr>
-              <w:spacing w:line="420" w:lineRule="exact"/>
-              <w:jc w:val="center"/>
+              <w:spacing w:line="480" w:lineRule="atLeast"/>
+              <w:ind w:firstLine="0"/>
+              <w:rPr>
+                <w:b/>
+                <w:noProof/>
+                <w:sz w:val="36"/>
+                <w:szCs w:val="36"/>
+              </w:rPr>
             </w:pPr>
           </w:p>
           <w:p>
             <w:pPr>
-              <w:spacing w:line="420" w:lineRule="exact"/>
-              <w:jc w:val="center"/>
-              <w:rPr>
-                <w:b/>
-                <w:sz w:val="36"/>
-                <w:szCs w:val="36"/>
-              </w:rPr>
-            </w:pPr>
-          </w:p>
-          <w:p>
-            <w:pPr>
-              <w:spacing w:line="420" w:lineRule="exact"/>
-              <w:jc w:val="center"/>
-              <w:rPr>
-                <w:b/>
-                <w:sz w:val="36"/>
-                <w:szCs w:val="36"/>
-              </w:rPr>
-            </w:pPr>
-          </w:p>
-          <w:p>
-            <w:pPr>
-              <w:spacing w:line="420" w:lineRule="exact"/>
-              <w:jc w:val="center"/>
-              <w:rPr>
-                <w:noProof/>
-              </w:rPr>
-            </w:pPr>
-          </w:p>
-          <w:p>
-            <w:pPr>
-              <w:spacing w:line="420" w:lineRule="exact"/>
-              <w:jc w:val="center"/>
-              <w:rPr>
-                <w:b/>
-                <w:noProof/>
-                <w:sz w:val="36"/>
-                <w:szCs w:val="36"/>
-              </w:rPr>
-            </w:pPr>
-          </w:p>
-          <w:p>
-            <w:pPr>
-              <w:spacing w:line="420" w:lineRule="exact"/>
-              <w:jc w:val="center"/>
-              <w:rPr>
-                <w:b/>
-                <w:noProof/>
-                <w:sz w:val="36"/>
-                <w:szCs w:val="36"/>
-              </w:rPr>
-            </w:pPr>
-          </w:p>
-          <w:p>
-            <w:pPr>
-              <w:spacing w:line="420" w:lineRule="exact"/>
-              <w:jc w:val="center"/>
-              <w:rPr>
-                <w:b/>
-                <w:noProof/>
-                <w:sz w:val="36"/>
-                <w:szCs w:val="36"/>
-              </w:rPr>
-            </w:pPr>
-          </w:p>
-          <w:p>
-            <w:pPr>
-              <w:spacing w:line="420" w:lineRule="exact"/>
+              <w:spacing w:line="480" w:lineRule="atLeast"/>
               <w:jc w:val="center"/>
               <w:rPr>
                 <w:b/>
@@ -193,7 +132,7 @@
           </w:p>
           <w:p>
             <w:pPr>
-              <w:spacing w:line="420" w:lineRule="exact"/>
+              <w:spacing w:line="480" w:lineRule="atLeast"/>
               <w:jc w:val="center"/>
               <w:rPr>
                 <w:b/>
@@ -204,7 +143,7 @@
           </w:p>
           <w:p>
             <w:pPr>
-              <w:spacing w:line="420" w:lineRule="exact"/>
+              <w:spacing w:line="480" w:lineRule="atLeast"/>
               <w:jc w:val="center"/>
               <w:rPr>
                 <w:b/>
@@ -223,7 +162,7 @@
           </w:p>
           <w:p>
             <w:pPr>
-              <w:spacing w:line="420" w:lineRule="exact"/>
+              <w:spacing w:line="480" w:lineRule="atLeast"/>
               <w:jc w:val="center"/>
               <w:rPr>
                 <w:b/>
@@ -242,7 +181,7 @@
           </w:p>
           <w:p>
             <w:pPr>
-              <w:spacing w:line="420" w:lineRule="exact"/>
+              <w:spacing w:line="480" w:lineRule="atLeast"/>
               <w:ind w:firstLine="134"/>
               <w:jc w:val="center"/>
               <w:rPr>
@@ -262,42 +201,42 @@
           </w:p>
           <w:p>
             <w:pPr>
-              <w:spacing w:line="420" w:lineRule="exact"/>
+              <w:spacing w:line="480" w:lineRule="atLeast"/>
+              <w:jc w:val="center"/>
               <w:rPr>
                 <w:b/>
+                <w:sz w:val="48"/>
+                <w:szCs w:val="48"/>
               </w:rPr>
             </w:pPr>
+            <w:r>
+              <w:rPr>
+                <w:b/>
+                <w:sz w:val="48"/>
+                <w:szCs w:val="48"/>
+              </w:rPr>
+              <w:t>H</w:t>
+            </w:r>
+            <w:r>
+              <w:rPr>
+                <w:b/>
+                <w:sz w:val="48"/>
+                <w:szCs w:val="48"/>
+              </w:rPr>
+              <w:t>Ệ</w:t>
+            </w:r>
+            <w:r>
+              <w:rPr>
+                <w:b/>
+                <w:sz w:val="48"/>
+                <w:szCs w:val="48"/>
+              </w:rPr>
+              <w:t xml:space="preserve"> THỐNG BÁN HÀNG MINI</w:t>
+            </w:r>
           </w:p>
           <w:p>
             <w:pPr>
-              <w:spacing w:line="420" w:lineRule="exact"/>
-              <w:jc w:val="center"/>
-              <w:rPr>
-                <w:b/>
-                <w:sz w:val="48"/>
-                <w:szCs w:val="48"/>
-              </w:rPr>
-            </w:pPr>
-            <w:r>
-              <w:rPr>
-                <w:b/>
-                <w:sz w:val="48"/>
-                <w:szCs w:val="48"/>
-              </w:rPr>
-              <w:t>HỆ THỐNG BÁN HÀNG MINI</w:t>
-            </w:r>
-          </w:p>
-          <w:p>
-            <w:pPr>
-              <w:spacing w:line="420" w:lineRule="exact"/>
-              <w:rPr>
-                <w:b/>
-              </w:rPr>
-            </w:pPr>
-          </w:p>
-          <w:p>
-            <w:pPr>
-              <w:spacing w:line="420" w:lineRule="exact"/>
+              <w:spacing w:line="480" w:lineRule="atLeast"/>
               <w:ind w:firstLine="720"/>
             </w:pPr>
             <w:r>
@@ -311,7 +250,7 @@
                 <w:ilvl w:val="0"/>
                 <w:numId w:val="3"/>
               </w:numPr>
-              <w:spacing w:before="0" w:after="0" w:line="420" w:lineRule="exact"/>
+              <w:spacing w:before="0" w:after="0" w:line="480" w:lineRule="atLeast"/>
             </w:pPr>
             <w:r>
               <w:t>Nguyễn Minh Đức</w:t>
@@ -324,7 +263,7 @@
                 <w:ilvl w:val="0"/>
                 <w:numId w:val="3"/>
               </w:numPr>
-              <w:spacing w:before="0" w:after="0" w:line="420" w:lineRule="exact"/>
+              <w:spacing w:before="0" w:after="0" w:line="480" w:lineRule="atLeast"/>
             </w:pPr>
             <w:r>
               <w:t>Nguyễn Hồng Nam</w:t>
@@ -337,7 +276,7 @@
                 <w:ilvl w:val="0"/>
                 <w:numId w:val="3"/>
               </w:numPr>
-              <w:spacing w:before="0" w:after="0" w:line="420" w:lineRule="exact"/>
+              <w:spacing w:before="0" w:after="0" w:line="480" w:lineRule="atLeast"/>
             </w:pPr>
             <w:r>
               <w:t>Nguyễn Văn Huy</w:t>
@@ -345,7 +284,7 @@
           </w:p>
           <w:p>
             <w:pPr>
-              <w:spacing w:line="420" w:lineRule="exact"/>
+              <w:spacing w:line="480" w:lineRule="atLeast"/>
               <w:rPr>
                 <w:b/>
               </w:rPr>
@@ -353,7 +292,7 @@
           </w:p>
           <w:p>
             <w:pPr>
-              <w:spacing w:line="420" w:lineRule="exact"/>
+              <w:spacing w:line="480" w:lineRule="atLeast"/>
               <w:ind w:firstLine="720"/>
             </w:pPr>
             <w:r>
@@ -369,30 +308,24 @@
           </w:p>
           <w:p>
             <w:pPr>
-              <w:spacing w:line="420" w:lineRule="exact"/>
+              <w:spacing w:line="480" w:lineRule="atLeast"/>
               <w:ind w:firstLine="0"/>
             </w:pPr>
           </w:p>
           <w:p>
             <w:pPr>
-              <w:spacing w:line="420" w:lineRule="exact"/>
+              <w:spacing w:line="480" w:lineRule="atLeast"/>
               <w:ind w:firstLine="0"/>
             </w:pPr>
           </w:p>
           <w:p>
             <w:pPr>
-              <w:spacing w:line="420" w:lineRule="exact"/>
-              <w:ind w:firstLine="0"/>
+              <w:spacing w:line="480" w:lineRule="atLeast"/>
             </w:pPr>
           </w:p>
           <w:p>
             <w:pPr>
-              <w:spacing w:line="420" w:lineRule="exact"/>
-            </w:pPr>
-          </w:p>
-          <w:p>
-            <w:pPr>
-              <w:spacing w:line="420" w:lineRule="exact"/>
+              <w:spacing w:line="480" w:lineRule="atLeast"/>
               <w:jc w:val="center"/>
             </w:pPr>
             <w:r>
@@ -408,7 +341,7 @@
     <w:p>
       <w:pPr>
         <w:pStyle w:val="Heading1"/>
-        <w:spacing w:line="420" w:lineRule="exact"/>
+        <w:spacing w:line="480" w:lineRule="atLeast"/>
         <w:rPr>
           <w:rFonts w:ascii="Times New Roman" w:hAnsi="Times New Roman" w:cs="Times New Roman"/>
         </w:rPr>
@@ -431,7 +364,6 @@
           <w:docPartUnique/>
         </w:docPartObj>
       </w:sdtPr>
-      <w:sdtEndPr/>
       <w:sdtContent>
         <w:p>
           <w:pPr>
@@ -440,6 +372,7 @@
               <w:tab w:val="left" w:pos="1200"/>
               <w:tab w:val="right" w:pos="9062"/>
             </w:tabs>
+            <w:spacing w:line="480" w:lineRule="atLeast"/>
             <w:rPr>
               <w:rFonts w:asciiTheme="minorHAnsi" w:eastAsiaTheme="minorEastAsia" w:hAnsiTheme="minorHAnsi" w:cstheme="minorBidi"/>
               <w:bCs w:val="0"/>
@@ -545,6 +478,7 @@
               <w:tab w:val="left" w:pos="1200"/>
               <w:tab w:val="right" w:pos="9062"/>
             </w:tabs>
+            <w:spacing w:line="480" w:lineRule="atLeast"/>
             <w:rPr>
               <w:rFonts w:asciiTheme="minorHAnsi" w:eastAsiaTheme="minorEastAsia" w:hAnsiTheme="minorHAnsi" w:cstheme="minorBidi"/>
               <w:bCs w:val="0"/>
@@ -641,6 +575,7 @@
               <w:tab w:val="left" w:pos="1200"/>
               <w:tab w:val="right" w:pos="9062"/>
             </w:tabs>
+            <w:spacing w:line="480" w:lineRule="atLeast"/>
             <w:rPr>
               <w:rFonts w:asciiTheme="minorHAnsi" w:eastAsiaTheme="minorEastAsia" w:hAnsiTheme="minorHAnsi" w:cstheme="minorBidi"/>
               <w:bCs w:val="0"/>
@@ -737,6 +672,7 @@
               <w:tab w:val="left" w:pos="1200"/>
               <w:tab w:val="right" w:pos="9062"/>
             </w:tabs>
+            <w:spacing w:line="480" w:lineRule="atLeast"/>
             <w:rPr>
               <w:rFonts w:asciiTheme="minorHAnsi" w:eastAsiaTheme="minorEastAsia" w:hAnsiTheme="minorHAnsi" w:cstheme="minorBidi"/>
               <w:bCs w:val="0"/>
@@ -833,6 +769,7 @@
               <w:tab w:val="left" w:pos="1440"/>
               <w:tab w:val="right" w:pos="9062"/>
             </w:tabs>
+            <w:spacing w:line="480" w:lineRule="atLeast"/>
             <w:rPr>
               <w:rFonts w:asciiTheme="minorHAnsi" w:eastAsiaTheme="minorEastAsia" w:hAnsiTheme="minorHAnsi" w:cstheme="minorBidi"/>
               <w:bCs w:val="0"/>
@@ -929,6 +866,7 @@
               <w:tab w:val="left" w:pos="1440"/>
               <w:tab w:val="right" w:pos="9062"/>
             </w:tabs>
+            <w:spacing w:line="480" w:lineRule="atLeast"/>
             <w:rPr>
               <w:rFonts w:asciiTheme="minorHAnsi" w:eastAsiaTheme="minorEastAsia" w:hAnsiTheme="minorHAnsi" w:cstheme="minorBidi"/>
               <w:bCs w:val="0"/>
@@ -1025,6 +963,7 @@
               <w:tab w:val="left" w:pos="1920"/>
               <w:tab w:val="right" w:pos="9062"/>
             </w:tabs>
+            <w:spacing w:line="480" w:lineRule="atLeast"/>
             <w:rPr>
               <w:rFonts w:asciiTheme="minorHAnsi" w:eastAsiaTheme="minorEastAsia" w:hAnsiTheme="minorHAnsi" w:cstheme="minorBidi"/>
               <w:bCs w:val="0"/>
@@ -1121,6 +1060,7 @@
               <w:tab w:val="left" w:pos="1920"/>
               <w:tab w:val="right" w:pos="9062"/>
             </w:tabs>
+            <w:spacing w:line="480" w:lineRule="atLeast"/>
             <w:rPr>
               <w:rFonts w:asciiTheme="minorHAnsi" w:eastAsiaTheme="minorEastAsia" w:hAnsiTheme="minorHAnsi" w:cstheme="minorBidi"/>
               <w:bCs w:val="0"/>
@@ -1217,6 +1157,7 @@
               <w:tab w:val="left" w:pos="1920"/>
               <w:tab w:val="right" w:pos="9062"/>
             </w:tabs>
+            <w:spacing w:line="480" w:lineRule="atLeast"/>
             <w:rPr>
               <w:rFonts w:asciiTheme="minorHAnsi" w:eastAsiaTheme="minorEastAsia" w:hAnsiTheme="minorHAnsi" w:cstheme="minorBidi"/>
               <w:bCs w:val="0"/>
@@ -1313,6 +1254,7 @@
               <w:tab w:val="left" w:pos="1440"/>
               <w:tab w:val="right" w:pos="9062"/>
             </w:tabs>
+            <w:spacing w:line="480" w:lineRule="atLeast"/>
             <w:rPr>
               <w:rFonts w:asciiTheme="minorHAnsi" w:eastAsiaTheme="minorEastAsia" w:hAnsiTheme="minorHAnsi" w:cstheme="minorBidi"/>
               <w:bCs w:val="0"/>
@@ -1409,6 +1351,7 @@
               <w:tab w:val="left" w:pos="1920"/>
               <w:tab w:val="right" w:pos="9062"/>
             </w:tabs>
+            <w:spacing w:line="480" w:lineRule="atLeast"/>
             <w:rPr>
               <w:rFonts w:asciiTheme="minorHAnsi" w:eastAsiaTheme="minorEastAsia" w:hAnsiTheme="minorHAnsi" w:cstheme="minorBidi"/>
               <w:bCs w:val="0"/>
@@ -1505,6 +1448,7 @@
               <w:tab w:val="left" w:pos="1920"/>
               <w:tab w:val="right" w:pos="9062"/>
             </w:tabs>
+            <w:spacing w:line="480" w:lineRule="atLeast"/>
             <w:rPr>
               <w:rFonts w:asciiTheme="minorHAnsi" w:eastAsiaTheme="minorEastAsia" w:hAnsiTheme="minorHAnsi" w:cstheme="minorBidi"/>
               <w:bCs w:val="0"/>
@@ -1601,6 +1545,7 @@
               <w:tab w:val="left" w:pos="1440"/>
               <w:tab w:val="right" w:pos="9062"/>
             </w:tabs>
+            <w:spacing w:line="480" w:lineRule="atLeast"/>
             <w:rPr>
               <w:rFonts w:asciiTheme="minorHAnsi" w:eastAsiaTheme="minorEastAsia" w:hAnsiTheme="minorHAnsi" w:cstheme="minorBidi"/>
               <w:bCs w:val="0"/>
@@ -1679,7 +1624,7 @@
                 <w:noProof/>
                 <w:webHidden/>
               </w:rPr>
-              <w:t>8</w:t>
+              <w:t>9</w:t>
             </w:r>
             <w:r>
               <w:rPr>
@@ -1697,6 +1642,7 @@
               <w:tab w:val="left" w:pos="1920"/>
               <w:tab w:val="right" w:pos="9062"/>
             </w:tabs>
+            <w:spacing w:line="480" w:lineRule="atLeast"/>
             <w:rPr>
               <w:rFonts w:asciiTheme="minorHAnsi" w:eastAsiaTheme="minorEastAsia" w:hAnsiTheme="minorHAnsi" w:cstheme="minorBidi"/>
               <w:bCs w:val="0"/>
@@ -1793,6 +1739,7 @@
               <w:tab w:val="left" w:pos="1920"/>
               <w:tab w:val="right" w:pos="9062"/>
             </w:tabs>
+            <w:spacing w:line="480" w:lineRule="atLeast"/>
             <w:rPr>
               <w:rFonts w:asciiTheme="minorHAnsi" w:eastAsiaTheme="minorEastAsia" w:hAnsiTheme="minorHAnsi" w:cstheme="minorBidi"/>
               <w:bCs w:val="0"/>
@@ -1889,6 +1836,7 @@
               <w:tab w:val="left" w:pos="1920"/>
               <w:tab w:val="right" w:pos="9062"/>
             </w:tabs>
+            <w:spacing w:line="480" w:lineRule="atLeast"/>
             <w:rPr>
               <w:rFonts w:asciiTheme="minorHAnsi" w:eastAsiaTheme="minorEastAsia" w:hAnsiTheme="minorHAnsi" w:cstheme="minorBidi"/>
               <w:bCs w:val="0"/>
@@ -1985,6 +1933,7 @@
               <w:tab w:val="left" w:pos="1200"/>
               <w:tab w:val="right" w:pos="9062"/>
             </w:tabs>
+            <w:spacing w:line="480" w:lineRule="atLeast"/>
             <w:rPr>
               <w:rFonts w:asciiTheme="minorHAnsi" w:eastAsiaTheme="minorEastAsia" w:hAnsiTheme="minorHAnsi" w:cstheme="minorBidi"/>
               <w:bCs w:val="0"/>
@@ -2081,6 +2030,7 @@
               <w:tab w:val="left" w:pos="1440"/>
               <w:tab w:val="right" w:pos="9062"/>
             </w:tabs>
+            <w:spacing w:line="480" w:lineRule="atLeast"/>
             <w:rPr>
               <w:rFonts w:asciiTheme="minorHAnsi" w:eastAsiaTheme="minorEastAsia" w:hAnsiTheme="minorHAnsi" w:cstheme="minorBidi"/>
               <w:bCs w:val="0"/>
@@ -2177,6 +2127,7 @@
               <w:tab w:val="left" w:pos="1920"/>
               <w:tab w:val="right" w:pos="9062"/>
             </w:tabs>
+            <w:spacing w:line="480" w:lineRule="atLeast"/>
             <w:rPr>
               <w:rFonts w:asciiTheme="minorHAnsi" w:eastAsiaTheme="minorEastAsia" w:hAnsiTheme="minorHAnsi" w:cstheme="minorBidi"/>
               <w:bCs w:val="0"/>
@@ -2255,7 +2206,7 @@
                 <w:noProof/>
                 <w:webHidden/>
               </w:rPr>
-              <w:t>9</w:t>
+              <w:t>10</w:t>
             </w:r>
             <w:r>
               <w:rPr>
@@ -2273,6 +2224,7 @@
               <w:tab w:val="left" w:pos="1920"/>
               <w:tab w:val="right" w:pos="9062"/>
             </w:tabs>
+            <w:spacing w:line="480" w:lineRule="atLeast"/>
             <w:rPr>
               <w:rFonts w:asciiTheme="minorHAnsi" w:eastAsiaTheme="minorEastAsia" w:hAnsiTheme="minorHAnsi" w:cstheme="minorBidi"/>
               <w:bCs w:val="0"/>
@@ -2351,7 +2303,7 @@
                 <w:noProof/>
                 <w:webHidden/>
               </w:rPr>
-              <w:t>9</w:t>
+              <w:t>10</w:t>
             </w:r>
             <w:r>
               <w:rPr>
@@ -2369,6 +2321,7 @@
               <w:tab w:val="left" w:pos="1920"/>
               <w:tab w:val="right" w:pos="9062"/>
             </w:tabs>
+            <w:spacing w:line="480" w:lineRule="atLeast"/>
             <w:rPr>
               <w:rFonts w:asciiTheme="minorHAnsi" w:eastAsiaTheme="minorEastAsia" w:hAnsiTheme="minorHAnsi" w:cstheme="minorBidi"/>
               <w:bCs w:val="0"/>
@@ -2465,6 +2418,7 @@
               <w:tab w:val="left" w:pos="1440"/>
               <w:tab w:val="right" w:pos="9062"/>
             </w:tabs>
+            <w:spacing w:line="480" w:lineRule="atLeast"/>
             <w:rPr>
               <w:rFonts w:asciiTheme="minorHAnsi" w:eastAsiaTheme="minorEastAsia" w:hAnsiTheme="minorHAnsi" w:cstheme="minorBidi"/>
               <w:bCs w:val="0"/>
@@ -2561,6 +2515,7 @@
               <w:tab w:val="left" w:pos="1920"/>
               <w:tab w:val="right" w:pos="9062"/>
             </w:tabs>
+            <w:spacing w:line="480" w:lineRule="atLeast"/>
             <w:rPr>
               <w:rFonts w:asciiTheme="minorHAnsi" w:eastAsiaTheme="minorEastAsia" w:hAnsiTheme="minorHAnsi" w:cstheme="minorBidi"/>
               <w:bCs w:val="0"/>
@@ -2657,6 +2612,7 @@
               <w:tab w:val="left" w:pos="1920"/>
               <w:tab w:val="right" w:pos="9062"/>
             </w:tabs>
+            <w:spacing w:line="480" w:lineRule="atLeast"/>
             <w:rPr>
               <w:rFonts w:asciiTheme="minorHAnsi" w:eastAsiaTheme="minorEastAsia" w:hAnsiTheme="minorHAnsi" w:cstheme="minorBidi"/>
               <w:bCs w:val="0"/>
@@ -2753,6 +2709,7 @@
               <w:tab w:val="left" w:pos="1920"/>
               <w:tab w:val="right" w:pos="9062"/>
             </w:tabs>
+            <w:spacing w:line="480" w:lineRule="atLeast"/>
             <w:rPr>
               <w:rFonts w:asciiTheme="minorHAnsi" w:eastAsiaTheme="minorEastAsia" w:hAnsiTheme="minorHAnsi" w:cstheme="minorBidi"/>
               <w:bCs w:val="0"/>
@@ -2849,6 +2806,7 @@
               <w:tab w:val="left" w:pos="1920"/>
               <w:tab w:val="right" w:pos="9062"/>
             </w:tabs>
+            <w:spacing w:line="480" w:lineRule="atLeast"/>
             <w:rPr>
               <w:rFonts w:asciiTheme="minorHAnsi" w:eastAsiaTheme="minorEastAsia" w:hAnsiTheme="minorHAnsi" w:cstheme="minorBidi"/>
               <w:bCs w:val="0"/>
@@ -2927,7 +2885,7 @@
                 <w:noProof/>
                 <w:webHidden/>
               </w:rPr>
-              <w:t>10</w:t>
+              <w:t>11</w:t>
             </w:r>
             <w:r>
               <w:rPr>
@@ -2945,6 +2903,7 @@
               <w:tab w:val="left" w:pos="1920"/>
               <w:tab w:val="right" w:pos="9062"/>
             </w:tabs>
+            <w:spacing w:line="480" w:lineRule="atLeast"/>
             <w:rPr>
               <w:rFonts w:asciiTheme="minorHAnsi" w:eastAsiaTheme="minorEastAsia" w:hAnsiTheme="minorHAnsi" w:cstheme="minorBidi"/>
               <w:bCs w:val="0"/>
@@ -3023,7 +2982,7 @@
                 <w:noProof/>
                 <w:webHidden/>
               </w:rPr>
-              <w:t>10</w:t>
+              <w:t>11</w:t>
             </w:r>
             <w:r>
               <w:rPr>
@@ -3041,6 +3000,7 @@
               <w:tab w:val="left" w:pos="1920"/>
               <w:tab w:val="right" w:pos="9062"/>
             </w:tabs>
+            <w:spacing w:line="480" w:lineRule="atLeast"/>
             <w:rPr>
               <w:rFonts w:asciiTheme="minorHAnsi" w:eastAsiaTheme="minorEastAsia" w:hAnsiTheme="minorHAnsi" w:cstheme="minorBidi"/>
               <w:bCs w:val="0"/>
@@ -3119,7 +3079,7 @@
                 <w:noProof/>
                 <w:webHidden/>
               </w:rPr>
-              <w:t>10</w:t>
+              <w:t>11</w:t>
             </w:r>
             <w:r>
               <w:rPr>
@@ -3137,6 +3097,7 @@
               <w:tab w:val="left" w:pos="1920"/>
               <w:tab w:val="right" w:pos="9062"/>
             </w:tabs>
+            <w:spacing w:line="480" w:lineRule="atLeast"/>
             <w:rPr>
               <w:rFonts w:asciiTheme="minorHAnsi" w:eastAsiaTheme="minorEastAsia" w:hAnsiTheme="minorHAnsi" w:cstheme="minorBidi"/>
               <w:bCs w:val="0"/>
@@ -3215,7 +3176,7 @@
                 <w:noProof/>
                 <w:webHidden/>
               </w:rPr>
-              <w:t>10</w:t>
+              <w:t>11</w:t>
             </w:r>
             <w:r>
               <w:rPr>
@@ -3233,6 +3194,7 @@
               <w:tab w:val="left" w:pos="1920"/>
               <w:tab w:val="right" w:pos="9062"/>
             </w:tabs>
+            <w:spacing w:line="480" w:lineRule="atLeast"/>
             <w:rPr>
               <w:rFonts w:asciiTheme="minorHAnsi" w:eastAsiaTheme="minorEastAsia" w:hAnsiTheme="minorHAnsi" w:cstheme="minorBidi"/>
               <w:bCs w:val="0"/>
@@ -3329,6 +3291,7 @@
               <w:tab w:val="left" w:pos="1440"/>
               <w:tab w:val="right" w:pos="9062"/>
             </w:tabs>
+            <w:spacing w:line="480" w:lineRule="atLeast"/>
             <w:rPr>
               <w:rFonts w:asciiTheme="minorHAnsi" w:eastAsiaTheme="minorEastAsia" w:hAnsiTheme="minorHAnsi" w:cstheme="minorBidi"/>
               <w:bCs w:val="0"/>
@@ -3425,6 +3388,7 @@
               <w:tab w:val="left" w:pos="1920"/>
               <w:tab w:val="right" w:pos="9062"/>
             </w:tabs>
+            <w:spacing w:line="480" w:lineRule="atLeast"/>
             <w:rPr>
               <w:rFonts w:asciiTheme="minorHAnsi" w:eastAsiaTheme="minorEastAsia" w:hAnsiTheme="minorHAnsi" w:cstheme="minorBidi"/>
               <w:bCs w:val="0"/>
@@ -3521,6 +3485,7 @@
               <w:tab w:val="left" w:pos="1920"/>
               <w:tab w:val="right" w:pos="9062"/>
             </w:tabs>
+            <w:spacing w:line="480" w:lineRule="atLeast"/>
             <w:rPr>
               <w:rFonts w:asciiTheme="minorHAnsi" w:eastAsiaTheme="minorEastAsia" w:hAnsiTheme="minorHAnsi" w:cstheme="minorBidi"/>
               <w:bCs w:val="0"/>
@@ -3617,6 +3582,7 @@
               <w:tab w:val="left" w:pos="1200"/>
               <w:tab w:val="right" w:pos="9062"/>
             </w:tabs>
+            <w:spacing w:line="480" w:lineRule="atLeast"/>
             <w:rPr>
               <w:rFonts w:asciiTheme="minorHAnsi" w:eastAsiaTheme="minorEastAsia" w:hAnsiTheme="minorHAnsi" w:cstheme="minorBidi"/>
               <w:bCs w:val="0"/>
@@ -3695,7 +3661,7 @@
                 <w:noProof/>
                 <w:webHidden/>
               </w:rPr>
-              <w:t>12</w:t>
+              <w:t>13</w:t>
             </w:r>
             <w:r>
               <w:rPr>
@@ -3713,6 +3679,7 @@
               <w:tab w:val="left" w:pos="1440"/>
               <w:tab w:val="right" w:pos="9062"/>
             </w:tabs>
+            <w:spacing w:line="480" w:lineRule="atLeast"/>
             <w:rPr>
               <w:rFonts w:asciiTheme="minorHAnsi" w:eastAsiaTheme="minorEastAsia" w:hAnsiTheme="minorHAnsi" w:cstheme="minorBidi"/>
               <w:bCs w:val="0"/>
@@ -3791,7 +3758,7 @@
                 <w:noProof/>
                 <w:webHidden/>
               </w:rPr>
-              <w:t>12</w:t>
+              <w:t>13</w:t>
             </w:r>
             <w:r>
               <w:rPr>
@@ -3809,6 +3776,7 @@
               <w:tab w:val="left" w:pos="1440"/>
               <w:tab w:val="right" w:pos="9062"/>
             </w:tabs>
+            <w:spacing w:line="480" w:lineRule="atLeast"/>
             <w:rPr>
               <w:rFonts w:asciiTheme="minorHAnsi" w:eastAsiaTheme="minorEastAsia" w:hAnsiTheme="minorHAnsi" w:cstheme="minorBidi"/>
               <w:bCs w:val="0"/>
@@ -3887,7 +3855,7 @@
                 <w:noProof/>
                 <w:webHidden/>
               </w:rPr>
-              <w:t>14</w:t>
+              <w:t>15</w:t>
             </w:r>
             <w:r>
               <w:rPr>
@@ -3905,6 +3873,7 @@
               <w:tab w:val="left" w:pos="1920"/>
               <w:tab w:val="right" w:pos="9062"/>
             </w:tabs>
+            <w:spacing w:line="480" w:lineRule="atLeast"/>
             <w:rPr>
               <w:rFonts w:asciiTheme="minorHAnsi" w:eastAsiaTheme="minorEastAsia" w:hAnsiTheme="minorHAnsi" w:cstheme="minorBidi"/>
               <w:bCs w:val="0"/>
@@ -3983,7 +3952,7 @@
                 <w:noProof/>
                 <w:webHidden/>
               </w:rPr>
-              <w:t>14</w:t>
+              <w:t>15</w:t>
             </w:r>
             <w:r>
               <w:rPr>
@@ -4001,6 +3970,7 @@
               <w:tab w:val="left" w:pos="1920"/>
               <w:tab w:val="right" w:pos="9062"/>
             </w:tabs>
+            <w:spacing w:line="480" w:lineRule="atLeast"/>
             <w:rPr>
               <w:rFonts w:asciiTheme="minorHAnsi" w:eastAsiaTheme="minorEastAsia" w:hAnsiTheme="minorHAnsi" w:cstheme="minorBidi"/>
               <w:bCs w:val="0"/>
@@ -4079,7 +4049,7 @@
                 <w:noProof/>
                 <w:webHidden/>
               </w:rPr>
-              <w:t>17</w:t>
+              <w:t>18</w:t>
             </w:r>
             <w:r>
               <w:rPr>
@@ -4097,6 +4067,7 @@
               <w:tab w:val="left" w:pos="1920"/>
               <w:tab w:val="right" w:pos="9062"/>
             </w:tabs>
+            <w:spacing w:line="480" w:lineRule="atLeast"/>
             <w:rPr>
               <w:rFonts w:asciiTheme="minorHAnsi" w:eastAsiaTheme="minorEastAsia" w:hAnsiTheme="minorHAnsi" w:cstheme="minorBidi"/>
               <w:bCs w:val="0"/>
@@ -4175,7 +4146,7 @@
                 <w:noProof/>
                 <w:webHidden/>
               </w:rPr>
-              <w:t>18</w:t>
+              <w:t>19</w:t>
             </w:r>
             <w:r>
               <w:rPr>
@@ -4193,6 +4164,7 @@
               <w:tab w:val="left" w:pos="2342"/>
               <w:tab w:val="right" w:pos="9062"/>
             </w:tabs>
+            <w:spacing w:line="480" w:lineRule="atLeast"/>
             <w:rPr>
               <w:rFonts w:asciiTheme="minorHAnsi" w:eastAsiaTheme="minorEastAsia" w:hAnsiTheme="minorHAnsi" w:cstheme="minorBidi"/>
               <w:bCs w:val="0"/>
@@ -4271,7 +4243,7 @@
                 <w:noProof/>
                 <w:webHidden/>
               </w:rPr>
-              <w:t>18</w:t>
+              <w:t>19</w:t>
             </w:r>
             <w:r>
               <w:rPr>
@@ -4289,6 +4261,7 @@
               <w:tab w:val="left" w:pos="2342"/>
               <w:tab w:val="right" w:pos="9062"/>
             </w:tabs>
+            <w:spacing w:line="480" w:lineRule="atLeast"/>
             <w:rPr>
               <w:rFonts w:asciiTheme="minorHAnsi" w:eastAsiaTheme="minorEastAsia" w:hAnsiTheme="minorHAnsi" w:cstheme="minorBidi"/>
               <w:bCs w:val="0"/>
@@ -4367,7 +4340,7 @@
                 <w:noProof/>
                 <w:webHidden/>
               </w:rPr>
-              <w:t>18</w:t>
+              <w:t>19</w:t>
             </w:r>
             <w:r>
               <w:rPr>
@@ -4385,6 +4358,7 @@
               <w:tab w:val="left" w:pos="1440"/>
               <w:tab w:val="right" w:pos="9062"/>
             </w:tabs>
+            <w:spacing w:line="480" w:lineRule="atLeast"/>
             <w:rPr>
               <w:rFonts w:asciiTheme="minorHAnsi" w:eastAsiaTheme="minorEastAsia" w:hAnsiTheme="minorHAnsi" w:cstheme="minorBidi"/>
               <w:bCs w:val="0"/>
@@ -4463,7 +4437,7 @@
                 <w:noProof/>
                 <w:webHidden/>
               </w:rPr>
-              <w:t>20</w:t>
+              <w:t>21</w:t>
             </w:r>
             <w:r>
               <w:rPr>
@@ -4481,6 +4455,7 @@
               <w:tab w:val="left" w:pos="1920"/>
               <w:tab w:val="right" w:pos="9062"/>
             </w:tabs>
+            <w:spacing w:line="480" w:lineRule="atLeast"/>
             <w:rPr>
               <w:rFonts w:asciiTheme="minorHAnsi" w:eastAsiaTheme="minorEastAsia" w:hAnsiTheme="minorHAnsi" w:cstheme="minorBidi"/>
               <w:bCs w:val="0"/>
@@ -4559,7 +4534,7 @@
                 <w:noProof/>
                 <w:webHidden/>
               </w:rPr>
-              <w:t>20</w:t>
+              <w:t>21</w:t>
             </w:r>
             <w:r>
               <w:rPr>
@@ -4577,6 +4552,7 @@
               <w:tab w:val="left" w:pos="1920"/>
               <w:tab w:val="right" w:pos="9062"/>
             </w:tabs>
+            <w:spacing w:line="480" w:lineRule="atLeast"/>
             <w:rPr>
               <w:rFonts w:asciiTheme="minorHAnsi" w:eastAsiaTheme="minorEastAsia" w:hAnsiTheme="minorHAnsi" w:cstheme="minorBidi"/>
               <w:bCs w:val="0"/>
@@ -4655,7 +4631,7 @@
                 <w:noProof/>
                 <w:webHidden/>
               </w:rPr>
-              <w:t>20</w:t>
+              <w:t>22</w:t>
             </w:r>
             <w:r>
               <w:rPr>
@@ -4673,6 +4649,7 @@
               <w:tab w:val="left" w:pos="1920"/>
               <w:tab w:val="right" w:pos="9062"/>
             </w:tabs>
+            <w:spacing w:line="480" w:lineRule="atLeast"/>
             <w:rPr>
               <w:rFonts w:asciiTheme="minorHAnsi" w:eastAsiaTheme="minorEastAsia" w:hAnsiTheme="minorHAnsi" w:cstheme="minorBidi"/>
               <w:bCs w:val="0"/>
@@ -4751,7 +4728,7 @@
                 <w:noProof/>
                 <w:webHidden/>
               </w:rPr>
-              <w:t>21</w:t>
+              <w:t>22</w:t>
             </w:r>
             <w:r>
               <w:rPr>
@@ -4769,6 +4746,7 @@
               <w:tab w:val="left" w:pos="1920"/>
               <w:tab w:val="right" w:pos="9062"/>
             </w:tabs>
+            <w:spacing w:line="480" w:lineRule="atLeast"/>
             <w:rPr>
               <w:rFonts w:asciiTheme="minorHAnsi" w:eastAsiaTheme="minorEastAsia" w:hAnsiTheme="minorHAnsi" w:cstheme="minorBidi"/>
               <w:bCs w:val="0"/>
@@ -4847,7 +4825,7 @@
                 <w:noProof/>
                 <w:webHidden/>
               </w:rPr>
-              <w:t>21</w:t>
+              <w:t>23</w:t>
             </w:r>
             <w:r>
               <w:rPr>
@@ -4865,6 +4843,7 @@
               <w:tab w:val="left" w:pos="1440"/>
               <w:tab w:val="right" w:pos="9062"/>
             </w:tabs>
+            <w:spacing w:line="480" w:lineRule="atLeast"/>
             <w:rPr>
               <w:rFonts w:asciiTheme="minorHAnsi" w:eastAsiaTheme="minorEastAsia" w:hAnsiTheme="minorHAnsi" w:cstheme="minorBidi"/>
               <w:bCs w:val="0"/>
@@ -4943,7 +4922,7 @@
                 <w:noProof/>
                 <w:webHidden/>
               </w:rPr>
-              <w:t>22</w:t>
+              <w:t>23</w:t>
             </w:r>
             <w:r>
               <w:rPr>
@@ -4961,6 +4940,7 @@
               <w:tab w:val="left" w:pos="1440"/>
               <w:tab w:val="right" w:pos="9062"/>
             </w:tabs>
+            <w:spacing w:line="480" w:lineRule="atLeast"/>
             <w:rPr>
               <w:rFonts w:asciiTheme="minorHAnsi" w:eastAsiaTheme="minorEastAsia" w:hAnsiTheme="minorHAnsi" w:cstheme="minorBidi"/>
               <w:bCs w:val="0"/>
@@ -5039,7 +5019,7 @@
                 <w:noProof/>
                 <w:webHidden/>
               </w:rPr>
-              <w:t>23</w:t>
+              <w:t>24</w:t>
             </w:r>
             <w:r>
               <w:rPr>
@@ -5057,6 +5037,7 @@
               <w:tab w:val="left" w:pos="1200"/>
               <w:tab w:val="right" w:pos="9062"/>
             </w:tabs>
+            <w:spacing w:line="480" w:lineRule="atLeast"/>
             <w:rPr>
               <w:rFonts w:asciiTheme="minorHAnsi" w:eastAsiaTheme="minorEastAsia" w:hAnsiTheme="minorHAnsi" w:cstheme="minorBidi"/>
               <w:bCs w:val="0"/>
@@ -5135,7 +5116,7 @@
                 <w:noProof/>
                 <w:webHidden/>
               </w:rPr>
-              <w:t>24</w:t>
+              <w:t>25</w:t>
             </w:r>
             <w:r>
               <w:rPr>
@@ -5153,6 +5134,7 @@
               <w:tab w:val="left" w:pos="1440"/>
               <w:tab w:val="right" w:pos="9062"/>
             </w:tabs>
+            <w:spacing w:line="480" w:lineRule="atLeast"/>
             <w:rPr>
               <w:rFonts w:asciiTheme="minorHAnsi" w:eastAsiaTheme="minorEastAsia" w:hAnsiTheme="minorHAnsi" w:cstheme="minorBidi"/>
               <w:bCs w:val="0"/>
@@ -5231,7 +5213,7 @@
                 <w:noProof/>
                 <w:webHidden/>
               </w:rPr>
-              <w:t>24</w:t>
+              <w:t>25</w:t>
             </w:r>
             <w:r>
               <w:rPr>
@@ -5249,6 +5231,7 @@
               <w:tab w:val="left" w:pos="1920"/>
               <w:tab w:val="right" w:pos="9062"/>
             </w:tabs>
+            <w:spacing w:line="480" w:lineRule="atLeast"/>
             <w:rPr>
               <w:rFonts w:asciiTheme="minorHAnsi" w:eastAsiaTheme="minorEastAsia" w:hAnsiTheme="minorHAnsi" w:cstheme="minorBidi"/>
               <w:bCs w:val="0"/>
@@ -5327,7 +5310,7 @@
                 <w:noProof/>
                 <w:webHidden/>
               </w:rPr>
-              <w:t>24</w:t>
+              <w:t>26</w:t>
             </w:r>
             <w:r>
               <w:rPr>
@@ -5345,6 +5328,7 @@
               <w:tab w:val="left" w:pos="1920"/>
               <w:tab w:val="right" w:pos="9062"/>
             </w:tabs>
+            <w:spacing w:line="480" w:lineRule="atLeast"/>
             <w:rPr>
               <w:rFonts w:asciiTheme="minorHAnsi" w:eastAsiaTheme="minorEastAsia" w:hAnsiTheme="minorHAnsi" w:cstheme="minorBidi"/>
               <w:bCs w:val="0"/>
@@ -5423,7 +5407,7 @@
                 <w:noProof/>
                 <w:webHidden/>
               </w:rPr>
-              <w:t>25</w:t>
+              <w:t>26</w:t>
             </w:r>
             <w:r>
               <w:rPr>
@@ -5441,6 +5425,7 @@
               <w:tab w:val="left" w:pos="1440"/>
               <w:tab w:val="right" w:pos="9062"/>
             </w:tabs>
+            <w:spacing w:line="480" w:lineRule="atLeast"/>
             <w:rPr>
               <w:rFonts w:asciiTheme="minorHAnsi" w:eastAsiaTheme="minorEastAsia" w:hAnsiTheme="minorHAnsi" w:cstheme="minorBidi"/>
               <w:bCs w:val="0"/>
@@ -5519,7 +5504,7 @@
                 <w:noProof/>
                 <w:webHidden/>
               </w:rPr>
-              <w:t>26</w:t>
+              <w:t>27</w:t>
             </w:r>
             <w:r>
               <w:rPr>
@@ -5537,6 +5522,7 @@
               <w:tab w:val="left" w:pos="1440"/>
               <w:tab w:val="right" w:pos="9062"/>
             </w:tabs>
+            <w:spacing w:line="480" w:lineRule="atLeast"/>
             <w:rPr>
               <w:rFonts w:asciiTheme="minorHAnsi" w:eastAsiaTheme="minorEastAsia" w:hAnsiTheme="minorHAnsi" w:cstheme="minorBidi"/>
               <w:bCs w:val="0"/>
@@ -5615,7 +5601,7 @@
                 <w:noProof/>
                 <w:webHidden/>
               </w:rPr>
-              <w:t>28</w:t>
+              <w:t>30</w:t>
             </w:r>
             <w:r>
               <w:rPr>
@@ -5633,6 +5619,7 @@
               <w:tab w:val="left" w:pos="1440"/>
               <w:tab w:val="right" w:pos="9062"/>
             </w:tabs>
+            <w:spacing w:line="480" w:lineRule="atLeast"/>
             <w:rPr>
               <w:rFonts w:asciiTheme="minorHAnsi" w:eastAsiaTheme="minorEastAsia" w:hAnsiTheme="minorHAnsi" w:cstheme="minorBidi"/>
               <w:bCs w:val="0"/>
@@ -5711,7 +5698,7 @@
                 <w:noProof/>
                 <w:webHidden/>
               </w:rPr>
-              <w:t>30</w:t>
+              <w:t>32</w:t>
             </w:r>
             <w:r>
               <w:rPr>
@@ -5729,6 +5716,7 @@
               <w:tab w:val="left" w:pos="1920"/>
               <w:tab w:val="right" w:pos="9062"/>
             </w:tabs>
+            <w:spacing w:line="480" w:lineRule="atLeast"/>
             <w:rPr>
               <w:rFonts w:asciiTheme="minorHAnsi" w:eastAsiaTheme="minorEastAsia" w:hAnsiTheme="minorHAnsi" w:cstheme="minorBidi"/>
               <w:bCs w:val="0"/>
@@ -5807,7 +5795,7 @@
                 <w:noProof/>
                 <w:webHidden/>
               </w:rPr>
-              <w:t>30</w:t>
+              <w:t>32</w:t>
             </w:r>
             <w:r>
               <w:rPr>
@@ -5825,6 +5813,7 @@
               <w:tab w:val="left" w:pos="1920"/>
               <w:tab w:val="right" w:pos="9062"/>
             </w:tabs>
+            <w:spacing w:line="480" w:lineRule="atLeast"/>
             <w:rPr>
               <w:rFonts w:asciiTheme="minorHAnsi" w:eastAsiaTheme="minorEastAsia" w:hAnsiTheme="minorHAnsi" w:cstheme="minorBidi"/>
               <w:bCs w:val="0"/>
@@ -5903,7 +5892,7 @@
                 <w:noProof/>
                 <w:webHidden/>
               </w:rPr>
-              <w:t>33</w:t>
+              <w:t>35</w:t>
             </w:r>
             <w:r>
               <w:rPr>
@@ -5921,6 +5910,7 @@
               <w:tab w:val="left" w:pos="1920"/>
               <w:tab w:val="right" w:pos="9062"/>
             </w:tabs>
+            <w:spacing w:line="480" w:lineRule="atLeast"/>
             <w:rPr>
               <w:rFonts w:asciiTheme="minorHAnsi" w:eastAsiaTheme="minorEastAsia" w:hAnsiTheme="minorHAnsi" w:cstheme="minorBidi"/>
               <w:bCs w:val="0"/>
@@ -5999,7 +5989,7 @@
                 <w:noProof/>
                 <w:webHidden/>
               </w:rPr>
-              <w:t>36</w:t>
+              <w:t>38</w:t>
             </w:r>
             <w:r>
               <w:rPr>
@@ -6017,6 +6007,7 @@
               <w:tab w:val="left" w:pos="1200"/>
               <w:tab w:val="right" w:pos="9062"/>
             </w:tabs>
+            <w:spacing w:line="480" w:lineRule="atLeast"/>
             <w:rPr>
               <w:rFonts w:asciiTheme="minorHAnsi" w:eastAsiaTheme="minorEastAsia" w:hAnsiTheme="minorHAnsi" w:cstheme="minorBidi"/>
               <w:bCs w:val="0"/>
@@ -6095,7 +6086,7 @@
                 <w:noProof/>
                 <w:webHidden/>
               </w:rPr>
-              <w:t>38</w:t>
+              <w:t>41</w:t>
             </w:r>
             <w:r>
               <w:rPr>
@@ -6113,6 +6104,7 @@
               <w:tab w:val="left" w:pos="1440"/>
               <w:tab w:val="right" w:pos="9062"/>
             </w:tabs>
+            <w:spacing w:line="480" w:lineRule="atLeast"/>
             <w:rPr>
               <w:rFonts w:asciiTheme="minorHAnsi" w:eastAsiaTheme="minorEastAsia" w:hAnsiTheme="minorHAnsi" w:cstheme="minorBidi"/>
               <w:bCs w:val="0"/>
@@ -6191,7 +6183,7 @@
                 <w:noProof/>
                 <w:webHidden/>
               </w:rPr>
-              <w:t>38</w:t>
+              <w:t>41</w:t>
             </w:r>
             <w:r>
               <w:rPr>
@@ -6209,6 +6201,7 @@
               <w:tab w:val="left" w:pos="1440"/>
               <w:tab w:val="right" w:pos="9062"/>
             </w:tabs>
+            <w:spacing w:line="480" w:lineRule="atLeast"/>
             <w:rPr>
               <w:rFonts w:asciiTheme="minorHAnsi" w:eastAsiaTheme="minorEastAsia" w:hAnsiTheme="minorHAnsi" w:cstheme="minorBidi"/>
               <w:bCs w:val="0"/>
@@ -6287,7 +6280,7 @@
                 <w:noProof/>
                 <w:webHidden/>
               </w:rPr>
-              <w:t>38</w:t>
+              <w:t>41</w:t>
             </w:r>
             <w:r>
               <w:rPr>
@@ -6305,6 +6298,7 @@
               <w:tab w:val="left" w:pos="1920"/>
               <w:tab w:val="right" w:pos="9062"/>
             </w:tabs>
+            <w:spacing w:line="480" w:lineRule="atLeast"/>
             <w:rPr>
               <w:rFonts w:asciiTheme="minorHAnsi" w:eastAsiaTheme="minorEastAsia" w:hAnsiTheme="minorHAnsi" w:cstheme="minorBidi"/>
               <w:bCs w:val="0"/>
@@ -6383,7 +6377,7 @@
                 <w:noProof/>
                 <w:webHidden/>
               </w:rPr>
-              <w:t>38</w:t>
+              <w:t>42</w:t>
             </w:r>
             <w:r>
               <w:rPr>
@@ -6401,6 +6395,7 @@
               <w:tab w:val="left" w:pos="1920"/>
               <w:tab w:val="right" w:pos="9062"/>
             </w:tabs>
+            <w:spacing w:line="480" w:lineRule="atLeast"/>
             <w:rPr>
               <w:rFonts w:asciiTheme="minorHAnsi" w:eastAsiaTheme="minorEastAsia" w:hAnsiTheme="minorHAnsi" w:cstheme="minorBidi"/>
               <w:bCs w:val="0"/>
@@ -6479,7 +6474,7 @@
                 <w:noProof/>
                 <w:webHidden/>
               </w:rPr>
-              <w:t>39</w:t>
+              <w:t>43</w:t>
             </w:r>
             <w:r>
               <w:rPr>
@@ -6497,6 +6492,7 @@
               <w:tab w:val="left" w:pos="1920"/>
               <w:tab w:val="right" w:pos="9062"/>
             </w:tabs>
+            <w:spacing w:line="480" w:lineRule="atLeast"/>
             <w:rPr>
               <w:rFonts w:asciiTheme="minorHAnsi" w:eastAsiaTheme="minorEastAsia" w:hAnsiTheme="minorHAnsi" w:cstheme="minorBidi"/>
               <w:bCs w:val="0"/>
@@ -6575,7 +6571,7 @@
                 <w:noProof/>
                 <w:webHidden/>
               </w:rPr>
-              <w:t>39</w:t>
+              <w:t>43</w:t>
             </w:r>
             <w:r>
               <w:rPr>
@@ -6593,6 +6589,7 @@
               <w:tab w:val="left" w:pos="1200"/>
               <w:tab w:val="right" w:pos="9062"/>
             </w:tabs>
+            <w:spacing w:line="480" w:lineRule="atLeast"/>
             <w:rPr>
               <w:rFonts w:asciiTheme="minorHAnsi" w:eastAsiaTheme="minorEastAsia" w:hAnsiTheme="minorHAnsi" w:cstheme="minorBidi"/>
               <w:bCs w:val="0"/>
@@ -6671,7 +6668,7 @@
                 <w:noProof/>
                 <w:webHidden/>
               </w:rPr>
-              <w:t>42</w:t>
+              <w:t>46</w:t>
             </w:r>
             <w:r>
               <w:rPr>
@@ -6689,6 +6686,7 @@
               <w:tab w:val="left" w:pos="1200"/>
               <w:tab w:val="right" w:pos="9062"/>
             </w:tabs>
+            <w:spacing w:line="480" w:lineRule="atLeast"/>
             <w:rPr>
               <w:rFonts w:asciiTheme="minorHAnsi" w:eastAsiaTheme="minorEastAsia" w:hAnsiTheme="minorHAnsi" w:cstheme="minorBidi"/>
               <w:bCs w:val="0"/>
@@ -6767,7 +6765,7 @@
                 <w:noProof/>
                 <w:webHidden/>
               </w:rPr>
-              <w:t>44</w:t>
+              <w:t>48</w:t>
             </w:r>
             <w:r>
               <w:rPr>
@@ -6785,6 +6783,7 @@
               <w:tab w:val="left" w:pos="1200"/>
               <w:tab w:val="right" w:pos="9062"/>
             </w:tabs>
+            <w:spacing w:line="480" w:lineRule="atLeast"/>
             <w:rPr>
               <w:rFonts w:asciiTheme="minorHAnsi" w:eastAsiaTheme="minorEastAsia" w:hAnsiTheme="minorHAnsi" w:cstheme="minorBidi"/>
               <w:bCs w:val="0"/>
@@ -6863,7 +6862,7 @@
                 <w:noProof/>
                 <w:webHidden/>
               </w:rPr>
-              <w:t>45</w:t>
+              <w:t>50</w:t>
             </w:r>
             <w:r>
               <w:rPr>
@@ -6880,7 +6879,7 @@
             <w:tabs>
               <w:tab w:val="right" w:pos="12000"/>
             </w:tabs>
-            <w:spacing w:after="0" w:line="420" w:lineRule="exact"/>
+            <w:spacing w:after="0" w:line="480" w:lineRule="atLeast"/>
             <w:ind w:firstLine="0"/>
             <w:jc w:val="left"/>
             <w:rPr>
@@ -6897,7 +6896,7 @@
     </w:sdt>
     <w:p>
       <w:pPr>
-        <w:spacing w:line="420" w:lineRule="exact"/>
+        <w:spacing w:line="480" w:lineRule="atLeast"/>
       </w:pPr>
       <w:bookmarkStart w:id="2" w:name="_heading=h.in4c6gqwicph" w:colFirst="0" w:colLast="0"/>
       <w:bookmarkEnd w:id="2"/>
@@ -6908,7 +6907,7 @@
     <w:p>
       <w:pPr>
         <w:pStyle w:val="Heading1"/>
-        <w:spacing w:line="420" w:lineRule="exact"/>
+        <w:spacing w:line="480" w:lineRule="atLeast"/>
         <w:rPr>
           <w:rFonts w:ascii="Times New Roman" w:hAnsi="Times New Roman" w:cs="Times New Roman"/>
         </w:rPr>
@@ -6925,7 +6924,7 @@
     </w:p>
     <w:p>
       <w:pPr>
-        <w:spacing w:line="420" w:lineRule="exact"/>
+        <w:spacing w:line="480" w:lineRule="atLeast"/>
         <w:rPr>
           <w:sz w:val="24"/>
           <w:szCs w:val="24"/>
@@ -6936,7 +6935,6 @@
           <w:tag w:val="goog_rdk_0"/>
           <w:id w:val="93126415"/>
         </w:sdtPr>
-        <w:sdtEndPr/>
         <w:sdtContent/>
       </w:sdt>
       <w:r>
@@ -7019,7 +7017,7 @@
     </w:p>
     <w:p>
       <w:pPr>
-        <w:spacing w:before="120" w:after="120" w:line="420" w:lineRule="exact"/>
+        <w:spacing w:before="120" w:after="120" w:line="480" w:lineRule="atLeast"/>
         <w:rPr>
           <w:sz w:val="24"/>
           <w:szCs w:val="24"/>
@@ -7049,7 +7047,7 @@
     </w:p>
     <w:p>
       <w:pPr>
-        <w:spacing w:before="120" w:after="120" w:line="420" w:lineRule="exact"/>
+        <w:spacing w:before="120" w:after="120" w:line="480" w:lineRule="atLeast"/>
         <w:rPr>
           <w:sz w:val="24"/>
           <w:szCs w:val="24"/>
@@ -7065,7 +7063,7 @@
     </w:p>
     <w:p>
       <w:pPr>
-        <w:spacing w:before="120" w:after="120" w:line="420" w:lineRule="exact"/>
+        <w:spacing w:before="120" w:after="120" w:line="480" w:lineRule="atLeast"/>
         <w:rPr>
           <w:sz w:val="24"/>
           <w:szCs w:val="24"/>
@@ -7088,7 +7086,7 @@
     </w:p>
     <w:p>
       <w:pPr>
-        <w:spacing w:before="120" w:after="120" w:line="420" w:lineRule="exact"/>
+        <w:spacing w:before="120" w:after="120" w:line="480" w:lineRule="atLeast"/>
         <w:rPr>
           <w:sz w:val="24"/>
           <w:szCs w:val="24"/>
@@ -7125,7 +7123,7 @@
     </w:p>
     <w:p>
       <w:pPr>
-        <w:spacing w:before="120" w:after="120" w:line="420" w:lineRule="exact"/>
+        <w:spacing w:before="120" w:after="120" w:line="480" w:lineRule="atLeast"/>
         <w:rPr>
           <w:sz w:val="24"/>
           <w:szCs w:val="24"/>
@@ -7155,7 +7153,7 @@
     </w:p>
     <w:p>
       <w:pPr>
-        <w:spacing w:before="120" w:after="120" w:line="420" w:lineRule="exact"/>
+        <w:spacing w:before="120" w:after="120" w:line="480" w:lineRule="atLeast"/>
         <w:rPr>
           <w:sz w:val="24"/>
           <w:szCs w:val="24"/>
@@ -7180,63 +7178,42 @@
           <w:sz w:val="24"/>
           <w:szCs w:val="24"/>
         </w:rPr>
-        <w:t xml:space="preserve"> (2)</w:t>
-      </w:r>
-      <w:r>
+        <w:t xml:space="preserve"> (2).................40</w:t>
+      </w:r>
+    </w:p>
+    <w:p>
+      <w:pPr>
+        <w:spacing w:before="120" w:after="120" w:line="480" w:lineRule="atLeast"/>
         <w:rPr>
           <w:sz w:val="24"/>
           <w:szCs w:val="24"/>
         </w:rPr>
-        <w:t>.................40</w:t>
-      </w:r>
-    </w:p>
-    <w:p>
-      <w:pPr>
-        <w:spacing w:before="120" w:after="120" w:line="420" w:lineRule="exact"/>
+      </w:pPr>
+      <w:r>
         <w:rPr>
           <w:sz w:val="24"/>
           <w:szCs w:val="24"/>
         </w:rPr>
-      </w:pPr>
+        <w:t xml:space="preserve">Hình 8: </w:t>
+      </w:r>
       <w:r>
         <w:rPr>
           <w:sz w:val="24"/>
           <w:szCs w:val="24"/>
         </w:rPr>
-        <w:t xml:space="preserve">Hình 8: </w:t>
+        <w:t>Chức năng Lập hóa đơn và Đồng bộ hóa kho hàng (Chức năng 6)</w:t>
       </w:r>
       <w:r>
         <w:rPr>
           <w:sz w:val="24"/>
           <w:szCs w:val="24"/>
         </w:rPr>
-        <w:t>Chức năng Lập hóa đơn và Đồng bộ hóa kho hàng (Chức năng 6)</w:t>
-      </w:r>
-      <w:r>
-        <w:rPr>
-          <w:sz w:val="24"/>
-          <w:szCs w:val="24"/>
-        </w:rPr>
-        <w:t xml:space="preserve"> (3)</w:t>
-      </w:r>
-      <w:r>
-        <w:rPr>
-          <w:sz w:val="24"/>
-          <w:szCs w:val="24"/>
-        </w:rPr>
-        <w:t>.................4</w:t>
-      </w:r>
-      <w:r>
-        <w:rPr>
-          <w:sz w:val="24"/>
-          <w:szCs w:val="24"/>
-        </w:rPr>
-        <w:t>1</w:t>
-      </w:r>
-    </w:p>
-    <w:p>
-      <w:pPr>
-        <w:spacing w:before="120" w:after="120" w:line="420" w:lineRule="exact"/>
+        <w:t xml:space="preserve"> (3).................41</w:t>
+      </w:r>
+    </w:p>
+    <w:p>
+      <w:pPr>
+        <w:spacing w:before="120" w:after="120" w:line="480" w:lineRule="atLeast"/>
         <w:rPr>
           <w:b/>
           <w:bCs w:val="0"/>
@@ -7247,7 +7224,7 @@
     </w:p>
     <w:p>
       <w:pPr>
-        <w:spacing w:before="120" w:after="120" w:line="420" w:lineRule="exact"/>
+        <w:spacing w:before="120" w:after="120" w:line="480" w:lineRule="atLeast"/>
         <w:rPr>
           <w:b/>
           <w:bCs w:val="0"/>
@@ -7258,7 +7235,7 @@
     </w:p>
     <w:p>
       <w:pPr>
-        <w:spacing w:before="120" w:after="120" w:line="420" w:lineRule="exact"/>
+        <w:spacing w:before="120" w:after="120" w:line="480" w:lineRule="atLeast"/>
         <w:rPr>
           <w:b/>
           <w:bCs w:val="0"/>
@@ -7269,7 +7246,7 @@
     </w:p>
     <w:p>
       <w:pPr>
-        <w:spacing w:before="120" w:after="120" w:line="420" w:lineRule="exact"/>
+        <w:spacing w:before="120" w:after="120" w:line="480" w:lineRule="atLeast"/>
         <w:rPr>
           <w:b/>
           <w:bCs w:val="0"/>
@@ -7280,7 +7257,7 @@
     </w:p>
     <w:p>
       <w:pPr>
-        <w:spacing w:before="120" w:after="120" w:line="420" w:lineRule="exact"/>
+        <w:spacing w:before="120" w:after="120" w:line="480" w:lineRule="atLeast"/>
         <w:rPr>
           <w:b/>
           <w:bCs w:val="0"/>
@@ -7291,7 +7268,7 @@
     </w:p>
     <w:p>
       <w:pPr>
-        <w:spacing w:before="120" w:after="120" w:line="420" w:lineRule="exact"/>
+        <w:spacing w:before="120" w:after="120" w:line="480" w:lineRule="atLeast"/>
         <w:rPr>
           <w:b/>
           <w:bCs w:val="0"/>
@@ -7302,7 +7279,7 @@
     </w:p>
     <w:p>
       <w:pPr>
-        <w:spacing w:before="120" w:after="120" w:line="420" w:lineRule="exact"/>
+        <w:spacing w:before="120" w:after="120" w:line="480" w:lineRule="atLeast"/>
         <w:rPr>
           <w:b/>
           <w:bCs w:val="0"/>
@@ -7314,7 +7291,7 @@
     <w:p>
       <w:pPr>
         <w:pStyle w:val="Heading1"/>
-        <w:spacing w:line="420" w:lineRule="exact"/>
+        <w:spacing w:line="480" w:lineRule="atLeast"/>
         <w:rPr>
           <w:rFonts w:ascii="Times New Roman" w:hAnsi="Times New Roman" w:cs="Times New Roman"/>
         </w:rPr>
@@ -7337,7 +7314,7 @@
     </w:p>
     <w:p>
       <w:pPr>
-        <w:spacing w:before="120" w:after="120" w:line="420" w:lineRule="exact"/>
+        <w:spacing w:before="120" w:after="120" w:line="480" w:lineRule="atLeast"/>
         <w:jc w:val="center"/>
         <w:rPr>
           <w:b/>
@@ -7375,7 +7352,7 @@
           </w:tcPr>
           <w:p>
             <w:pPr>
-              <w:spacing w:before="120" w:after="120" w:line="420" w:lineRule="exact"/>
+              <w:spacing w:before="120" w:after="120" w:line="480" w:lineRule="atLeast"/>
               <w:jc w:val="center"/>
             </w:pPr>
             <w:r>
@@ -7390,7 +7367,7 @@
           </w:tcPr>
           <w:p>
             <w:pPr>
-              <w:spacing w:before="120" w:after="120" w:line="420" w:lineRule="exact"/>
+              <w:spacing w:before="120" w:after="120" w:line="480" w:lineRule="atLeast"/>
               <w:jc w:val="center"/>
             </w:pPr>
             <w:r>
@@ -7407,7 +7384,7 @@
           </w:tcPr>
           <w:p>
             <w:pPr>
-              <w:spacing w:before="120" w:after="120" w:line="420" w:lineRule="exact"/>
+              <w:spacing w:before="120" w:after="120" w:line="480" w:lineRule="atLeast"/>
               <w:jc w:val="center"/>
             </w:pPr>
             <w:r>
@@ -7422,7 +7399,7 @@
           </w:tcPr>
           <w:p>
             <w:pPr>
-              <w:spacing w:before="120" w:after="120" w:line="420" w:lineRule="exact"/>
+              <w:spacing w:before="120" w:after="120" w:line="480" w:lineRule="atLeast"/>
               <w:ind w:firstLine="0"/>
             </w:pPr>
             <w:sdt>
@@ -7430,7 +7407,6 @@
                 <w:tag w:val="goog_rdk_1"/>
                 <w:id w:val="352352889"/>
               </w:sdtPr>
-              <w:sdtEndPr/>
               <w:sdtContent/>
             </w:sdt>
             <w:r>
@@ -7450,7 +7426,7 @@
           </w:tcPr>
           <w:p>
             <w:pPr>
-              <w:spacing w:before="120" w:after="120" w:line="420" w:lineRule="exact"/>
+              <w:spacing w:before="120" w:after="120" w:line="480" w:lineRule="atLeast"/>
               <w:jc w:val="center"/>
             </w:pPr>
             <w:r>
@@ -7465,7 +7441,7 @@
           </w:tcPr>
           <w:p>
             <w:pPr>
-              <w:spacing w:before="120" w:after="120" w:line="420" w:lineRule="exact"/>
+              <w:spacing w:before="120" w:after="120" w:line="480" w:lineRule="atLeast"/>
             </w:pPr>
             <w:r>
               <w:t>Ngôn ngữ lập trình</w:t>
@@ -7481,7 +7457,7 @@
           </w:tcPr>
           <w:p>
             <w:pPr>
-              <w:spacing w:before="120" w:after="120" w:line="420" w:lineRule="exact"/>
+              <w:spacing w:before="120" w:after="120" w:line="480" w:lineRule="atLeast"/>
               <w:jc w:val="center"/>
             </w:pPr>
             <w:r>
@@ -7496,7 +7472,7 @@
           </w:tcPr>
           <w:p>
             <w:pPr>
-              <w:spacing w:before="120" w:after="120" w:line="420" w:lineRule="exact"/>
+              <w:spacing w:before="120" w:after="120" w:line="480" w:lineRule="atLeast"/>
             </w:pPr>
             <w:r>
               <w:t>Input/Output – Vào/Ra</w:t>
@@ -7512,7 +7488,7 @@
           </w:tcPr>
           <w:p>
             <w:pPr>
-              <w:spacing w:before="120" w:after="120" w:line="420" w:lineRule="exact"/>
+              <w:spacing w:before="120" w:after="120" w:line="480" w:lineRule="atLeast"/>
               <w:jc w:val="center"/>
             </w:pPr>
             <w:r>
@@ -7527,7 +7503,7 @@
           </w:tcPr>
           <w:p>
             <w:pPr>
-              <w:spacing w:before="120" w:after="120" w:line="420" w:lineRule="exact"/>
+              <w:spacing w:before="120" w:after="120" w:line="480" w:lineRule="atLeast"/>
               <w:ind w:firstLine="0"/>
             </w:pPr>
             <w:r>
@@ -7556,7 +7532,7 @@
           </w:tcPr>
           <w:p>
             <w:pPr>
-              <w:spacing w:before="120" w:after="120" w:line="420" w:lineRule="exact"/>
+              <w:spacing w:before="120" w:after="120" w:line="480" w:lineRule="atLeast"/>
               <w:jc w:val="center"/>
             </w:pPr>
             <w:r>
@@ -7571,7 +7547,7 @@
           </w:tcPr>
           <w:p>
             <w:pPr>
-              <w:spacing w:before="120" w:after="120" w:line="420" w:lineRule="exact"/>
+              <w:spacing w:before="120" w:after="120" w:line="480" w:lineRule="atLeast"/>
             </w:pPr>
             <w:r>
               <w:t>Cơ sở dữ liệu</w:t>
@@ -7587,7 +7563,7 @@
           </w:tcPr>
           <w:p>
             <w:pPr>
-              <w:spacing w:before="120" w:after="120" w:line="420" w:lineRule="exact"/>
+              <w:spacing w:before="120" w:after="120" w:line="480" w:lineRule="atLeast"/>
               <w:jc w:val="center"/>
             </w:pPr>
             <w:r>
@@ -7602,7 +7578,7 @@
           </w:tcPr>
           <w:p>
             <w:pPr>
-              <w:spacing w:before="120" w:after="120" w:line="420" w:lineRule="exact"/>
+              <w:spacing w:before="120" w:after="120" w:line="480" w:lineRule="atLeast"/>
               <w:ind w:firstLine="0"/>
             </w:pPr>
             <w:r>
@@ -7619,7 +7595,7 @@
           </w:tcPr>
           <w:p>
             <w:pPr>
-              <w:spacing w:before="120" w:after="120" w:line="420" w:lineRule="exact"/>
+              <w:spacing w:before="120" w:after="120" w:line="480" w:lineRule="atLeast"/>
               <w:ind w:firstLine="0"/>
             </w:pPr>
             <w:r>
@@ -7631,7 +7607,7 @@
           </w:p>
           <w:p>
             <w:pPr>
-              <w:spacing w:before="120" w:after="120" w:line="420" w:lineRule="exact"/>
+              <w:spacing w:before="120" w:after="120" w:line="480" w:lineRule="atLeast"/>
               <w:ind w:firstLine="0"/>
             </w:pPr>
             <w:r>
@@ -7646,7 +7622,7 @@
           </w:tcPr>
           <w:p>
             <w:pPr>
-              <w:spacing w:before="120" w:after="120" w:line="420" w:lineRule="exact"/>
+              <w:spacing w:before="120" w:after="120" w:line="480" w:lineRule="atLeast"/>
               <w:ind w:firstLine="0"/>
             </w:pPr>
             <w:r>
@@ -7669,7 +7645,7 @@
           </w:tcPr>
           <w:p>
             <w:pPr>
-              <w:spacing w:before="120" w:after="120" w:line="420" w:lineRule="exact"/>
+              <w:spacing w:before="120" w:after="120" w:line="480" w:lineRule="atLeast"/>
               <w:jc w:val="center"/>
             </w:pPr>
             <w:r>
@@ -7684,7 +7660,7 @@
           </w:tcPr>
           <w:p>
             <w:pPr>
-              <w:spacing w:before="120" w:after="120" w:line="420" w:lineRule="exact"/>
+              <w:spacing w:before="120" w:after="120" w:line="480" w:lineRule="atLeast"/>
               <w:ind w:firstLine="0"/>
             </w:pPr>
             <w:r>
@@ -7704,7 +7680,7 @@
           </w:tcPr>
           <w:p>
             <w:pPr>
-              <w:spacing w:before="120" w:after="120" w:line="420" w:lineRule="exact"/>
+              <w:spacing w:before="120" w:after="120" w:line="480" w:lineRule="atLeast"/>
               <w:jc w:val="center"/>
             </w:pPr>
             <w:r>
@@ -7719,7 +7695,7 @@
           </w:tcPr>
           <w:p>
             <w:pPr>
-              <w:spacing w:before="120" w:after="120" w:line="420" w:lineRule="exact"/>
+              <w:spacing w:before="120" w:after="120" w:line="480" w:lineRule="atLeast"/>
               <w:ind w:firstLine="0"/>
             </w:pPr>
             <w:r>
@@ -7736,7 +7712,7 @@
           </w:tcPr>
           <w:p>
             <w:pPr>
-              <w:spacing w:before="120" w:after="120" w:line="420" w:lineRule="exact"/>
+              <w:spacing w:before="120" w:after="120" w:line="480" w:lineRule="atLeast"/>
               <w:jc w:val="center"/>
             </w:pPr>
             <w:r>
@@ -7751,7 +7727,7 @@
           </w:tcPr>
           <w:p>
             <w:pPr>
-              <w:spacing w:before="120" w:after="120" w:line="420" w:lineRule="exact"/>
+              <w:spacing w:before="120" w:after="120" w:line="480" w:lineRule="atLeast"/>
             </w:pPr>
             <w:r>
               <w:t xml:space="preserve">Create – Read – Update – Delete </w:t>
@@ -7759,7 +7735,7 @@
           </w:p>
           <w:p>
             <w:pPr>
-              <w:spacing w:before="120" w:after="120" w:line="420" w:lineRule="exact"/>
+              <w:spacing w:before="120" w:after="120" w:line="480" w:lineRule="atLeast"/>
             </w:pPr>
             <w:r>
               <w:t xml:space="preserve">Tạo – Đọc – Cập nhật – Xóa </w:t>
@@ -7775,7 +7751,7 @@
           </w:tcPr>
           <w:p>
             <w:pPr>
-              <w:spacing w:before="120" w:after="120" w:line="420" w:lineRule="exact"/>
+              <w:spacing w:before="120" w:after="120" w:line="480" w:lineRule="atLeast"/>
               <w:jc w:val="center"/>
             </w:pPr>
             <w:r>
@@ -7790,7 +7766,7 @@
           </w:tcPr>
           <w:p>
             <w:pPr>
-              <w:spacing w:before="120" w:after="120" w:line="420" w:lineRule="exact"/>
+              <w:spacing w:before="120" w:after="120" w:line="480" w:lineRule="atLeast"/>
             </w:pPr>
             <w:r>
               <w:rPr>
@@ -7830,7 +7806,7 @@
           </w:tcPr>
           <w:p>
             <w:pPr>
-              <w:spacing w:before="120" w:after="120" w:line="420" w:lineRule="exact"/>
+              <w:spacing w:before="120" w:after="120" w:line="480" w:lineRule="atLeast"/>
               <w:jc w:val="center"/>
             </w:pPr>
           </w:p>
@@ -7842,7 +7818,7 @@
           </w:tcPr>
           <w:p>
             <w:pPr>
-              <w:spacing w:before="120" w:after="120" w:line="420" w:lineRule="exact"/>
+              <w:spacing w:before="120" w:after="120" w:line="480" w:lineRule="atLeast"/>
             </w:pPr>
           </w:p>
         </w:tc>
@@ -7850,7 +7826,7 @@
     </w:tbl>
     <w:p>
       <w:pPr>
-        <w:spacing w:before="120" w:after="120" w:line="420" w:lineRule="exact"/>
+        <w:spacing w:before="120" w:after="120" w:line="480" w:lineRule="atLeast"/>
         <w:jc w:val="center"/>
         <w:rPr>
           <w:sz w:val="32"/>
@@ -7860,7 +7836,7 @@
     </w:p>
     <w:p>
       <w:pPr>
-        <w:spacing w:before="120" w:after="120" w:line="420" w:lineRule="exact"/>
+        <w:spacing w:before="120" w:after="120" w:line="480" w:lineRule="atLeast"/>
         <w:jc w:val="center"/>
         <w:rPr>
           <w:b/>
@@ -7872,41 +7848,8 @@
     </w:p>
     <w:p>
       <w:pPr>
-        <w:spacing w:before="120" w:after="120" w:line="420" w:lineRule="exact"/>
-        <w:rPr>
-          <w:b/>
-          <w:bCs w:val="0"/>
-          <w:sz w:val="32"/>
-          <w:szCs w:val="32"/>
-        </w:rPr>
-      </w:pPr>
-    </w:p>
-    <w:p>
-      <w:pPr>
-        <w:spacing w:before="120" w:after="120" w:line="420" w:lineRule="exact"/>
-        <w:rPr>
-          <w:b/>
-          <w:bCs w:val="0"/>
-          <w:sz w:val="32"/>
-          <w:szCs w:val="32"/>
-        </w:rPr>
-      </w:pPr>
-    </w:p>
-    <w:p>
-      <w:pPr>
-        <w:spacing w:before="120" w:after="120" w:line="420" w:lineRule="exact"/>
+        <w:spacing w:before="120" w:after="120" w:line="480" w:lineRule="atLeast"/>
         <w:ind w:firstLine="0"/>
-        <w:rPr>
-          <w:b/>
-          <w:bCs w:val="0"/>
-          <w:sz w:val="32"/>
-          <w:szCs w:val="32"/>
-        </w:rPr>
-      </w:pPr>
-    </w:p>
-    <w:p>
-      <w:pPr>
-        <w:spacing w:before="120" w:after="120" w:line="420" w:lineRule="exact"/>
         <w:rPr>
           <w:b/>
           <w:bCs w:val="0"/>
@@ -7920,7 +7863,7 @@
           <w:ilvl w:val="0"/>
           <w:numId w:val="1"/>
         </w:numPr>
-        <w:spacing w:before="120" w:after="120" w:line="420" w:lineRule="exact"/>
+        <w:spacing w:before="120" w:after="120" w:line="480" w:lineRule="atLeast"/>
         <w:rPr>
           <w:rFonts w:ascii="Times New Roman" w:hAnsi="Times New Roman" w:cs="Times New Roman"/>
         </w:rPr>
@@ -7942,7 +7885,7 @@
           <w:ilvl w:val="1"/>
           <w:numId w:val="1"/>
         </w:numPr>
-        <w:spacing w:line="420" w:lineRule="exact"/>
+        <w:spacing w:line="480" w:lineRule="atLeast"/>
         <w:rPr>
           <w:rFonts w:ascii="Times New Roman" w:hAnsi="Times New Roman" w:cs="Times New Roman"/>
         </w:rPr>
@@ -7958,7 +7901,7 @@
     </w:p>
     <w:p>
       <w:pPr>
-        <w:spacing w:line="420" w:lineRule="exact"/>
+        <w:spacing w:line="480" w:lineRule="atLeast"/>
       </w:pPr>
       <w:r>
         <w:t>Trong kỷ nguyên số hóa và chuyển đổi số đang diễn ra mạnh mẽ ngày nay, việc ứng dụng công nghệ thông tin vào quản lý hoạt động kinh doanh đã trở thành một xu hướng tất yếu và là điều kiện tiên quyết để nâng cao năng lực cạnh tranh của các doanh nghiệp. Đối với các mô hình kinh doanh bán lẻ như cửa hàng tiện lợi, siêu thị mini, việc quản lý thủ công bằng sổ sách hay các công cụ văn phòng thô sơ như Excel đã không còn đáp ứng được yêu cầu về tốc độ, tính chính xác và khả năng lưu trữ dữ liệu lâu dài. Quản lý thủ công thường dẫn đến các sai sót trong tính toán hóa đơn, nhầm lẫn thông tin giữa các danh mục sản phẩm khác nhau (đặc biệt là giữa nhóm hàng điện tử và gia dụng có các thuộc tính đặc thù riêng), đồng thời gây khó khăn cho việc thống kê doanh thu theo thời gian thực.</w:t>
@@ -7966,7 +7909,7 @@
     </w:p>
     <w:p>
       <w:pPr>
-        <w:spacing w:line="420" w:lineRule="exact"/>
+        <w:spacing w:line="480" w:lineRule="atLeast"/>
       </w:pPr>
       <w:r>
         <w:t xml:space="preserve">Xuất phát từ thực tế đó, việc xây dựng một phần mềm quản lý là vô cùng cấp bách. Trong khuôn khổ học phần </w:t>
@@ -7998,7 +7941,7 @@
     </w:p>
     <w:p>
       <w:pPr>
-        <w:spacing w:line="420" w:lineRule="exact"/>
+        <w:spacing w:line="480" w:lineRule="atLeast"/>
       </w:pPr>
       <w:r>
         <w:t xml:space="preserve">Nhóm chúng em xin bày tỏ lòng biết ơn sâu sắc tới </w:t>
@@ -8017,7 +7960,7 @@
           <w:ilvl w:val="1"/>
           <w:numId w:val="1"/>
         </w:numPr>
-        <w:spacing w:line="420" w:lineRule="exact"/>
+        <w:spacing w:line="480" w:lineRule="atLeast"/>
         <w:rPr>
           <w:rFonts w:ascii="Times New Roman" w:hAnsi="Times New Roman" w:cs="Times New Roman"/>
         </w:rPr>
@@ -8033,7 +7976,7 @@
     </w:p>
     <w:p>
       <w:pPr>
-        <w:spacing w:line="420" w:lineRule="exact"/>
+        <w:spacing w:line="480" w:lineRule="atLeast"/>
       </w:pPr>
       <w:r>
         <w:t xml:space="preserve">Đề tài </w:t>
@@ -8049,7 +7992,7 @@
           <w:ilvl w:val="2"/>
           <w:numId w:val="1"/>
         </w:numPr>
-        <w:spacing w:line="420" w:lineRule="exact"/>
+        <w:spacing w:line="480" w:lineRule="atLeast"/>
         <w:rPr>
           <w:rFonts w:ascii="Times New Roman" w:hAnsi="Times New Roman" w:cs="Times New Roman"/>
         </w:rPr>
@@ -8065,7 +8008,7 @@
     </w:p>
     <w:p>
       <w:pPr>
-        <w:spacing w:line="420" w:lineRule="exact"/>
+        <w:spacing w:line="480" w:lineRule="atLeast"/>
       </w:pPr>
       <w:r>
         <w:t>Đề tài giúp hiểu sâu sắc và áp dụng thành thạo các đặc tính nền tảng của lập trình hướng đối tượng</w:t>
@@ -8074,7 +8017,11 @@
         <w:t xml:space="preserve"> bao gồm: Tính đóng gói </w:t>
       </w:r>
       <w:r>
-        <w:t>(Encapsulation) để bảo vệ dữ liệu sản phẩm; tính kế thừa (Inheritance) để tối ưu hóa mã nguồn khi phân loại hàng hóa; tính đa hình (Polymorphism) và kỹ thuật nạp chồng toán tử (Operator Overloading) để tối ưu hóa các thao tác xử lý nghiệp vụ toán học trên các đối tượng phức tạp như Hóa đơn.</w:t>
+        <w:t xml:space="preserve">(Encapsulation) để bảo vệ dữ liệu sản phẩm; </w:t>
+      </w:r>
+      <w:r>
+        <w:lastRenderedPageBreak/>
+        <w:t>tính kế thừa (Inheritance) để tối ưu hóa mã nguồn khi phân loại hàng hóa; tính đa hình (Polymorphism) và kỹ thuật nạp chồng toán tử (Operator Overloading) để tối ưu hóa các thao tác xử lý nghiệp vụ toán học trên các đối tượng phức tạp như Hóa đơn.</w:t>
       </w:r>
     </w:p>
     <w:p>
@@ -8084,7 +8031,7 @@
           <w:ilvl w:val="2"/>
           <w:numId w:val="1"/>
         </w:numPr>
-        <w:spacing w:line="420" w:lineRule="exact"/>
+        <w:spacing w:line="480" w:lineRule="atLeast"/>
         <w:rPr>
           <w:rFonts w:ascii="Times New Roman" w:hAnsi="Times New Roman" w:cs="Times New Roman"/>
         </w:rPr>
@@ -8094,14 +8041,13 @@
         <w:rPr>
           <w:rFonts w:ascii="Times New Roman" w:hAnsi="Times New Roman" w:cs="Times New Roman"/>
         </w:rPr>
-        <w:lastRenderedPageBreak/>
         <w:t>Về mặt thực tiễn</w:t>
       </w:r>
       <w:bookmarkEnd w:id="9"/>
     </w:p>
     <w:p>
       <w:pPr>
-        <w:spacing w:line="420" w:lineRule="exact"/>
+        <w:spacing w:line="480" w:lineRule="atLeast"/>
       </w:pPr>
       <w:r>
         <w:t>Đề tài yêu cầu x</w:t>
@@ -8138,7 +8084,7 @@
           <w:ilvl w:val="2"/>
           <w:numId w:val="1"/>
         </w:numPr>
-        <w:spacing w:line="420" w:lineRule="exact"/>
+        <w:spacing w:line="480" w:lineRule="atLeast"/>
         <w:rPr>
           <w:rFonts w:ascii="Times New Roman" w:hAnsi="Times New Roman" w:cs="Times New Roman"/>
         </w:rPr>
@@ -8154,7 +8100,7 @@
     </w:p>
     <w:p>
       <w:pPr>
-        <w:spacing w:line="420" w:lineRule="exact"/>
+        <w:spacing w:line="480" w:lineRule="atLeast"/>
       </w:pPr>
       <w:r>
         <w:t>Đề tài giúp h</w:t>
@@ -8176,7 +8122,7 @@
           <w:ilvl w:val="1"/>
           <w:numId w:val="1"/>
         </w:numPr>
-        <w:spacing w:line="420" w:lineRule="exact"/>
+        <w:spacing w:line="480" w:lineRule="atLeast"/>
         <w:rPr>
           <w:rFonts w:ascii="Times New Roman" w:hAnsi="Times New Roman" w:cs="Times New Roman"/>
         </w:rPr>
@@ -8209,7 +8155,7 @@
           <w:ilvl w:val="2"/>
           <w:numId w:val="1"/>
         </w:numPr>
-        <w:spacing w:line="420" w:lineRule="exact"/>
+        <w:spacing w:line="480" w:lineRule="atLeast"/>
         <w:rPr>
           <w:rFonts w:ascii="Times New Roman" w:hAnsi="Times New Roman" w:cs="Times New Roman"/>
         </w:rPr>
@@ -8225,7 +8171,7 @@
     </w:p>
     <w:p>
       <w:pPr>
-        <w:spacing w:line="420" w:lineRule="exact"/>
+        <w:spacing w:line="480" w:lineRule="atLeast"/>
       </w:pPr>
       <w:r>
         <w:t xml:space="preserve">Các đối tượng thực tế trong một cửa hàng bán lẻ bao gồm: </w:t>
@@ -8247,7 +8193,7 @@
           <w:ilvl w:val="2"/>
           <w:numId w:val="1"/>
         </w:numPr>
-        <w:spacing w:line="420" w:lineRule="exact"/>
+        <w:spacing w:line="480" w:lineRule="atLeast"/>
         <w:rPr>
           <w:rFonts w:ascii="Times New Roman" w:hAnsi="Times New Roman" w:cs="Times New Roman"/>
         </w:rPr>
@@ -8268,7 +8214,7 @@
           <w:ilvl w:val="0"/>
           <w:numId w:val="4"/>
         </w:numPr>
-        <w:spacing w:line="420" w:lineRule="exact"/>
+        <w:spacing w:line="480" w:lineRule="atLeast"/>
       </w:pPr>
       <w:r>
         <w:t xml:space="preserve">Về mặt công nghệ: Phần mềm được viết </w:t>
@@ -8299,7 +8245,7 @@
           <w:ilvl w:val="0"/>
           <w:numId w:val="4"/>
         </w:numPr>
-        <w:spacing w:line="420" w:lineRule="exact"/>
+        <w:spacing w:line="480" w:lineRule="atLeast"/>
       </w:pPr>
       <w:r>
         <w:t>Về mặt dữ liệu: Chương trình sẽ dùng hệ thống quản lý lưu trữ dưới dạng các file văn bản thô (.txt)</w:t>
@@ -8327,9 +8273,10 @@
           <w:ilvl w:val="0"/>
           <w:numId w:val="4"/>
         </w:numPr>
-        <w:spacing w:line="420" w:lineRule="exact"/>
-      </w:pPr>
-      <w:r>
+        <w:spacing w:line="480" w:lineRule="atLeast"/>
+      </w:pPr>
+      <w:r>
+        <w:lastRenderedPageBreak/>
         <w:t xml:space="preserve">Về </w:t>
       </w:r>
       <w:r>
@@ -8346,7 +8293,7 @@
           <w:ilvl w:val="1"/>
           <w:numId w:val="1"/>
         </w:numPr>
-        <w:spacing w:line="420" w:lineRule="exact"/>
+        <w:spacing w:line="480" w:lineRule="atLeast"/>
         <w:rPr>
           <w:rFonts w:ascii="Times New Roman" w:hAnsi="Times New Roman" w:cs="Times New Roman"/>
         </w:rPr>
@@ -8362,7 +8309,7 @@
     </w:p>
     <w:p>
       <w:pPr>
-        <w:spacing w:line="420" w:lineRule="exact"/>
+        <w:spacing w:line="480" w:lineRule="atLeast"/>
       </w:pPr>
       <w:r>
         <w:t>Đề hoàn thành dự án Đề tài này, nhóm chúng em đã kết hợp các phương pháp nghiên cứu sau:</w:t>
@@ -8375,7 +8322,7 @@
           <w:ilvl w:val="2"/>
           <w:numId w:val="1"/>
         </w:numPr>
-        <w:spacing w:line="420" w:lineRule="exact"/>
+        <w:spacing w:line="480" w:lineRule="atLeast"/>
         <w:rPr>
           <w:rFonts w:ascii="Times New Roman" w:hAnsi="Times New Roman" w:cs="Times New Roman"/>
         </w:rPr>
@@ -8385,14 +8332,13 @@
         <w:rPr>
           <w:rFonts w:ascii="Times New Roman" w:hAnsi="Times New Roman" w:cs="Times New Roman"/>
         </w:rPr>
-        <w:lastRenderedPageBreak/>
         <w:t>Phân tích và thiết kế hệ thống</w:t>
       </w:r>
       <w:bookmarkEnd w:id="15"/>
     </w:p>
     <w:p>
       <w:pPr>
-        <w:spacing w:line="420" w:lineRule="exact"/>
+        <w:spacing w:line="480" w:lineRule="atLeast"/>
       </w:pPr>
       <w:r>
         <w:t>Tiến hành khảo sát quy trình bán hàng thực tế tại các siêu thị mini, từ đó bóc tách các thực thể, xác định các thuộc tính</w:t>
@@ -8411,7 +8357,7 @@
           <w:ilvl w:val="2"/>
           <w:numId w:val="1"/>
         </w:numPr>
-        <w:spacing w:line="420" w:lineRule="exact"/>
+        <w:spacing w:line="480" w:lineRule="atLeast"/>
         <w:rPr>
           <w:rFonts w:ascii="Times New Roman" w:hAnsi="Times New Roman" w:cs="Times New Roman"/>
         </w:rPr>
@@ -8457,7 +8403,7 @@
     </w:p>
     <w:p>
       <w:pPr>
-        <w:spacing w:line="420" w:lineRule="exact"/>
+        <w:spacing w:line="480" w:lineRule="atLeast"/>
       </w:pPr>
       <w:r>
         <w:t>Sử dụng các phần mềm môi trường phát triển tích hợp (IDE) có trình biên dịch sẵn (Compiler)</w:t>
@@ -8476,7 +8422,7 @@
           <w:ilvl w:val="2"/>
           <w:numId w:val="1"/>
         </w:numPr>
-        <w:spacing w:line="420" w:lineRule="exact"/>
+        <w:spacing w:line="480" w:lineRule="atLeast"/>
         <w:rPr>
           <w:rFonts w:ascii="Times New Roman" w:hAnsi="Times New Roman" w:cs="Times New Roman"/>
         </w:rPr>
@@ -8492,7 +8438,7 @@
     </w:p>
     <w:p>
       <w:pPr>
-        <w:spacing w:line="420" w:lineRule="exact"/>
+        <w:spacing w:line="480" w:lineRule="atLeast"/>
       </w:pPr>
       <w:r>
         <w:t xml:space="preserve">Áp dụng mô hình phân rã bài toán, mỗi thành viên chịu trách nhiệm cài đặt các lớp độc lập, sau đó tiến hành tích hợp </w:t>
@@ -8511,7 +8457,7 @@
           <w:ilvl w:val="0"/>
           <w:numId w:val="1"/>
         </w:numPr>
-        <w:spacing w:line="420" w:lineRule="exact"/>
+        <w:spacing w:line="480" w:lineRule="atLeast"/>
         <w:rPr>
           <w:rFonts w:ascii="Times New Roman" w:hAnsi="Times New Roman" w:cs="Times New Roman"/>
         </w:rPr>
@@ -8535,7 +8481,7 @@
           <w:ilvl w:val="1"/>
           <w:numId w:val="1"/>
         </w:numPr>
-        <w:spacing w:line="420" w:lineRule="exact"/>
+        <w:spacing w:line="480" w:lineRule="atLeast"/>
         <w:rPr>
           <w:rFonts w:ascii="Times New Roman" w:hAnsi="Times New Roman" w:cs="Times New Roman"/>
         </w:rPr>
@@ -8557,7 +8503,7 @@
     </w:p>
     <w:p>
       <w:pPr>
-        <w:spacing w:line="420" w:lineRule="exact"/>
+        <w:spacing w:line="480" w:lineRule="atLeast"/>
       </w:pPr>
       <w:r>
         <w:t>Hệ thống bán hàng mini yêu cầu quản lý hai đối tượng cốt lõi: Sản phẩm trong kho và Hóa đơn bán hàng.</w:t>
@@ -8576,7 +8522,7 @@
           <w:ilvl w:val="2"/>
           <w:numId w:val="1"/>
         </w:numPr>
-        <w:spacing w:line="420" w:lineRule="exact"/>
+        <w:spacing w:line="480" w:lineRule="atLeast"/>
         <w:rPr>
           <w:rFonts w:ascii="Times New Roman" w:hAnsi="Times New Roman" w:cs="Times New Roman"/>
         </w:rPr>
@@ -8586,13 +8532,14 @@
         <w:rPr>
           <w:rFonts w:ascii="Times New Roman" w:hAnsi="Times New Roman" w:cs="Times New Roman"/>
         </w:rPr>
+        <w:lastRenderedPageBreak/>
         <w:t>Quản lý phân cấp danh mục mặt hàng</w:t>
       </w:r>
       <w:bookmarkEnd w:id="20"/>
     </w:p>
     <w:p>
       <w:pPr>
-        <w:spacing w:line="420" w:lineRule="exact"/>
+        <w:spacing w:line="480" w:lineRule="atLeast"/>
       </w:pPr>
       <w:r>
         <w:t xml:space="preserve">Hệ thống cần theo dõi hai nhóm hàng có tính chất nghiệp vụ khác nhau là Đồ điện tử (DDT) và Đồ gia dụng (DGD). Mọi mặt hàng đều chia sẻ thuộc tính chung như tên, nhà sản xuất, đơn giá và số lượng tồn, nhưng cần cơ chế định danh </w:t>
@@ -8611,7 +8558,7 @@
           <w:ilvl w:val="2"/>
           <w:numId w:val="1"/>
         </w:numPr>
-        <w:spacing w:line="420" w:lineRule="exact"/>
+        <w:spacing w:line="480" w:lineRule="atLeast"/>
         <w:rPr>
           <w:rFonts w:ascii="Times New Roman" w:hAnsi="Times New Roman" w:cs="Times New Roman"/>
         </w:rPr>
@@ -8627,7 +8574,7 @@
     </w:p>
     <w:p>
       <w:pPr>
-        <w:spacing w:line="420" w:lineRule="exact"/>
+        <w:spacing w:line="480" w:lineRule="atLeast"/>
       </w:pPr>
       <w:r>
         <w:t>Dữ liệu sản phẩm và hóa đơn phải duy trì liên tục qua các phiên làm việc. Phần mềm phải đọc và phân tích (parse) tự động luồng văn bản từ tệp tin, cho phép thêm mới, cập nhật thông tin và loại bỏ sản phẩm trực tiếp trên file tĩnh.</w:t>
@@ -8640,7 +8587,7 @@
           <w:ilvl w:val="2"/>
           <w:numId w:val="1"/>
         </w:numPr>
-        <w:spacing w:line="420" w:lineRule="exact"/>
+        <w:spacing w:line="480" w:lineRule="atLeast"/>
         <w:rPr>
           <w:rFonts w:ascii="Times New Roman" w:hAnsi="Times New Roman" w:cs="Times New Roman"/>
         </w:rPr>
@@ -8650,14 +8597,13 @@
         <w:rPr>
           <w:rFonts w:ascii="Times New Roman" w:hAnsi="Times New Roman" w:cs="Times New Roman"/>
         </w:rPr>
-        <w:lastRenderedPageBreak/>
         <w:t>Nghiệp vụ lập hóa đơn và kiểm soát giao dịch</w:t>
       </w:r>
       <w:bookmarkEnd w:id="22"/>
     </w:p>
     <w:p>
       <w:pPr>
-        <w:spacing w:line="420" w:lineRule="exact"/>
+        <w:spacing w:line="480" w:lineRule="atLeast"/>
       </w:pPr>
       <w:r>
         <w:t>Người dùng</w:t>
@@ -8673,7 +8619,7 @@
           <w:ilvl w:val="1"/>
           <w:numId w:val="1"/>
         </w:numPr>
-        <w:spacing w:line="420" w:lineRule="exact"/>
+        <w:spacing w:line="480" w:lineRule="atLeast"/>
         <w:rPr>
           <w:rFonts w:ascii="Times New Roman" w:hAnsi="Times New Roman" w:cs="Times New Roman"/>
         </w:rPr>
@@ -8695,7 +8641,7 @@
     </w:p>
     <w:p>
       <w:pPr>
-        <w:spacing w:line="420" w:lineRule="exact"/>
+        <w:spacing w:line="480" w:lineRule="atLeast"/>
       </w:pPr>
       <w:r>
         <w:t>Hệ thống cung cấp một Menu tương tác gồm 8 chức năng chính dành cho Người quản lý</w:t>
@@ -8711,7 +8657,7 @@
           <w:ilvl w:val="2"/>
           <w:numId w:val="1"/>
         </w:numPr>
-        <w:spacing w:line="420" w:lineRule="exact"/>
+        <w:spacing w:line="480" w:lineRule="atLeast"/>
         <w:rPr>
           <w:rFonts w:ascii="Times New Roman" w:hAnsi="Times New Roman" w:cs="Times New Roman"/>
         </w:rPr>
@@ -8727,7 +8673,7 @@
     </w:p>
     <w:p>
       <w:pPr>
-        <w:spacing w:line="420" w:lineRule="exact"/>
+        <w:spacing w:line="480" w:lineRule="atLeast"/>
       </w:pPr>
       <w:r>
         <w:t xml:space="preserve">Đọc từ file và </w:t>
@@ -8758,7 +8704,7 @@
           <w:ilvl w:val="2"/>
           <w:numId w:val="1"/>
         </w:numPr>
-        <w:spacing w:line="420" w:lineRule="exact"/>
+        <w:spacing w:line="480" w:lineRule="atLeast"/>
         <w:rPr>
           <w:rFonts w:ascii="Times New Roman" w:hAnsi="Times New Roman" w:cs="Times New Roman"/>
         </w:rPr>
@@ -8774,7 +8720,7 @@
     </w:p>
     <w:p>
       <w:pPr>
-        <w:spacing w:line="420" w:lineRule="exact"/>
+        <w:spacing w:line="480" w:lineRule="atLeast"/>
       </w:pPr>
       <w:r>
         <w:t>Cho phép chọn loại sản phẩm (DDT/DGD), nhập thông tin và tự động cấp mã định danh</w:t>
@@ -8790,7 +8736,7 @@
           <w:ilvl w:val="2"/>
           <w:numId w:val="1"/>
         </w:numPr>
-        <w:spacing w:line="420" w:lineRule="exact"/>
+        <w:spacing w:line="480" w:lineRule="atLeast"/>
         <w:rPr>
           <w:rFonts w:ascii="Times New Roman" w:hAnsi="Times New Roman" w:cs="Times New Roman"/>
         </w:rPr>
@@ -8806,7 +8752,7 @@
     </w:p>
     <w:p>
       <w:pPr>
-        <w:spacing w:line="420" w:lineRule="exact"/>
+        <w:spacing w:line="480" w:lineRule="atLeast"/>
       </w:pPr>
       <w:r>
         <w:t>Định vị sản phẩm bằng mã sản phẩm và in thông tin chi tiết về sản phẩm đó.</w:t>
@@ -8819,7 +8765,7 @@
           <w:ilvl w:val="2"/>
           <w:numId w:val="1"/>
         </w:numPr>
-        <w:spacing w:line="420" w:lineRule="exact"/>
+        <w:spacing w:line="480" w:lineRule="atLeast"/>
         <w:rPr>
           <w:rFonts w:ascii="Times New Roman" w:hAnsi="Times New Roman" w:cs="Times New Roman"/>
         </w:rPr>
@@ -8829,13 +8775,14 @@
         <w:rPr>
           <w:rFonts w:ascii="Times New Roman" w:hAnsi="Times New Roman" w:cs="Times New Roman"/>
         </w:rPr>
+        <w:lastRenderedPageBreak/>
         <w:t>Xóa sản phẩm</w:t>
       </w:r>
       <w:bookmarkEnd w:id="27"/>
     </w:p>
     <w:p>
       <w:pPr>
-        <w:spacing w:line="420" w:lineRule="exact"/>
+        <w:spacing w:line="480" w:lineRule="atLeast"/>
       </w:pPr>
       <w:r>
         <w:t>L</w:t>
@@ -8860,7 +8807,7 @@
           <w:ilvl w:val="2"/>
           <w:numId w:val="1"/>
         </w:numPr>
-        <w:spacing w:line="420" w:lineRule="exact"/>
+        <w:spacing w:line="480" w:lineRule="atLeast"/>
         <w:rPr>
           <w:rFonts w:ascii="Times New Roman" w:hAnsi="Times New Roman" w:cs="Times New Roman"/>
         </w:rPr>
@@ -8876,7 +8823,7 @@
     </w:p>
     <w:p>
       <w:pPr>
-        <w:spacing w:line="420" w:lineRule="exact"/>
+        <w:spacing w:line="480" w:lineRule="atLeast"/>
       </w:pPr>
       <w:r>
         <w:t>Cập nhật lại giá bán hoặc số lượng khi nhập thêm hàng</w:t>
@@ -8892,7 +8839,7 @@
           <w:ilvl w:val="2"/>
           <w:numId w:val="1"/>
         </w:numPr>
-        <w:spacing w:line="420" w:lineRule="exact"/>
+        <w:spacing w:line="480" w:lineRule="atLeast"/>
         <w:rPr>
           <w:rFonts w:ascii="Times New Roman" w:hAnsi="Times New Roman" w:cs="Times New Roman"/>
         </w:rPr>
@@ -8908,7 +8855,7 @@
     </w:p>
     <w:p>
       <w:pPr>
-        <w:spacing w:line="420" w:lineRule="exact"/>
+        <w:spacing w:line="480" w:lineRule="atLeast"/>
       </w:pPr>
       <w:r>
         <w:t>Đây là n</w:t>
@@ -8930,7 +8877,7 @@
           <w:ilvl w:val="2"/>
           <w:numId w:val="1"/>
         </w:numPr>
-        <w:spacing w:line="420" w:lineRule="exact"/>
+        <w:spacing w:line="480" w:lineRule="atLeast"/>
         <w:rPr>
           <w:rFonts w:ascii="Times New Roman" w:hAnsi="Times New Roman" w:cs="Times New Roman"/>
         </w:rPr>
@@ -8946,7 +8893,7 @@
     </w:p>
     <w:p>
       <w:pPr>
-        <w:spacing w:line="420" w:lineRule="exact"/>
+        <w:spacing w:line="480" w:lineRule="atLeast"/>
       </w:pPr>
       <w:r>
         <w:t>Truy xuất giao dịch vừa thực hiện gần nhất để kiểm tra.</w:t>
@@ -8959,7 +8906,7 @@
           <w:ilvl w:val="2"/>
           <w:numId w:val="1"/>
         </w:numPr>
-        <w:spacing w:line="420" w:lineRule="exact"/>
+        <w:spacing w:line="480" w:lineRule="atLeast"/>
         <w:rPr>
           <w:rFonts w:ascii="Times New Roman" w:hAnsi="Times New Roman" w:cs="Times New Roman"/>
         </w:rPr>
@@ -8969,14 +8916,13 @@
         <w:rPr>
           <w:rFonts w:ascii="Times New Roman" w:hAnsi="Times New Roman" w:cs="Times New Roman"/>
         </w:rPr>
-        <w:lastRenderedPageBreak/>
         <w:t>Xóa hóa đơn cũ nhất</w:t>
       </w:r>
       <w:bookmarkEnd w:id="31"/>
     </w:p>
     <w:p>
       <w:pPr>
-        <w:spacing w:line="420" w:lineRule="exact"/>
+        <w:spacing w:line="480" w:lineRule="atLeast"/>
       </w:pPr>
       <w:r>
         <w:t>Cơ chế giải phóng tài nguyên dữ liệu lịch sử</w:t>
@@ -8995,7 +8941,7 @@
           <w:ilvl w:val="1"/>
           <w:numId w:val="1"/>
         </w:numPr>
-        <w:spacing w:line="420" w:lineRule="exact"/>
+        <w:spacing w:line="480" w:lineRule="atLeast"/>
         <w:rPr>
           <w:rFonts w:ascii="Times New Roman" w:hAnsi="Times New Roman" w:cs="Times New Roman"/>
         </w:rPr>
@@ -9011,7 +8957,7 @@
     </w:p>
     <w:p>
       <w:pPr>
-        <w:spacing w:line="420" w:lineRule="exact"/>
+        <w:spacing w:line="480" w:lineRule="atLeast"/>
       </w:pPr>
       <w:r>
         <w:t>Để duy trì dữ liệu bền vững (Persistence) mà không cần hệ quản trị CSDL phức tạp, hệ thống tổ chức dữ liệu dưới dạng các tệp văn bản (.txt) với quy ước phân tách trường bằng ký tự gạch đứng (</w:t>
@@ -9036,7 +8982,7 @@
           <w:ilvl w:val="2"/>
           <w:numId w:val="1"/>
         </w:numPr>
-        <w:spacing w:line="420" w:lineRule="exact"/>
+        <w:spacing w:line="480" w:lineRule="atLeast"/>
         <w:rPr>
           <w:rFonts w:ascii="Times New Roman" w:hAnsi="Times New Roman" w:cs="Times New Roman"/>
         </w:rPr>
@@ -9052,7 +8998,7 @@
     </w:p>
     <w:p>
       <w:pPr>
-        <w:spacing w:line="420" w:lineRule="exact"/>
+        <w:spacing w:line="480" w:lineRule="atLeast"/>
         <w:rPr>
           <w:lang w:val="en-US"/>
         </w:rPr>
@@ -9076,7 +9022,7 @@
           <w:ilvl w:val="0"/>
           <w:numId w:val="5"/>
         </w:numPr>
-        <w:spacing w:line="420" w:lineRule="exact"/>
+        <w:spacing w:line="480" w:lineRule="atLeast"/>
         <w:rPr>
           <w:lang w:val="en-US"/>
         </w:rPr>
@@ -9102,7 +9048,7 @@
           <w:ilvl w:val="0"/>
           <w:numId w:val="5"/>
         </w:numPr>
-        <w:spacing w:line="420" w:lineRule="exact"/>
+        <w:spacing w:line="480" w:lineRule="atLeast"/>
         <w:rPr>
           <w:lang w:val="en-US"/>
         </w:rPr>
@@ -9129,7 +9075,7 @@
           <w:ilvl w:val="2"/>
           <w:numId w:val="1"/>
         </w:numPr>
-        <w:spacing w:line="420" w:lineRule="exact"/>
+        <w:spacing w:line="480" w:lineRule="atLeast"/>
         <w:rPr>
           <w:rFonts w:ascii="Times New Roman" w:hAnsi="Times New Roman" w:cs="Times New Roman"/>
         </w:rPr>
@@ -9145,7 +9091,7 @@
     </w:p>
     <w:p>
       <w:pPr>
-        <w:spacing w:line="420" w:lineRule="exact"/>
+        <w:spacing w:line="480" w:lineRule="atLeast"/>
         <w:rPr>
           <w:lang w:val="en-US"/>
         </w:rPr>
@@ -9163,7 +9109,7 @@
           <w:ilvl w:val="0"/>
           <w:numId w:val="6"/>
         </w:numPr>
-        <w:spacing w:line="420" w:lineRule="exact"/>
+        <w:spacing w:line="480" w:lineRule="atLeast"/>
         <w:rPr>
           <w:lang w:val="en-US"/>
         </w:rPr>
@@ -9181,15 +9127,16 @@
           <w:ilvl w:val="0"/>
           <w:numId w:val="6"/>
         </w:numPr>
-        <w:spacing w:line="420" w:lineRule="exact"/>
-        <w:rPr>
-          <w:lang w:val="en-US"/>
-        </w:rPr>
-      </w:pPr>
-      <w:r>
-        <w:rPr>
-          <w:lang w:val="en-US"/>
-        </w:rPr>
+        <w:spacing w:line="480" w:lineRule="atLeast"/>
+        <w:rPr>
+          <w:lang w:val="en-US"/>
+        </w:rPr>
+      </w:pPr>
+      <w:r>
+        <w:rPr>
+          <w:lang w:val="en-US"/>
+        </w:rPr>
+        <w:lastRenderedPageBreak/>
         <w:t>Dòng chi tiết: STT. MaSP: [Mã] | Ten: [Tên] | NSX: [Hãng] | Don gia: [Giá] VND | SL: [Số lượng] | Thanh tien: [Tiền] VND</w:t>
       </w:r>
     </w:p>
@@ -9200,7 +9147,7 @@
           <w:ilvl w:val="0"/>
           <w:numId w:val="6"/>
         </w:numPr>
-        <w:spacing w:line="420" w:lineRule="exact"/>
+        <w:spacing w:line="480" w:lineRule="atLeast"/>
       </w:pPr>
       <w:r>
         <w:t>Cấu trúc cuối: TONG TIEN</w:t>
@@ -9212,7 +9159,7 @@
     <w:p>
       <w:pPr>
         <w:pStyle w:val="Heading2"/>
-        <w:spacing w:line="420" w:lineRule="exact"/>
+        <w:spacing w:line="480" w:lineRule="atLeast"/>
       </w:pPr>
       <w:r>
         <w:rPr>
@@ -9228,7 +9175,7 @@
           <w:ilvl w:val="0"/>
           <w:numId w:val="1"/>
         </w:numPr>
-        <w:spacing w:line="420" w:lineRule="exact"/>
+        <w:spacing w:line="480" w:lineRule="atLeast"/>
         <w:rPr>
           <w:rFonts w:ascii="Times New Roman" w:hAnsi="Times New Roman" w:cs="Times New Roman"/>
         </w:rPr>
@@ -9262,7 +9209,7 @@
           <w:ilvl w:val="1"/>
           <w:numId w:val="1"/>
         </w:numPr>
-        <w:spacing w:line="420" w:lineRule="exact"/>
+        <w:spacing w:line="480" w:lineRule="atLeast"/>
         <w:rPr>
           <w:rFonts w:ascii="Times New Roman" w:hAnsi="Times New Roman" w:cs="Times New Roman"/>
         </w:rPr>
@@ -9302,7 +9249,7 @@
     </w:p>
     <w:p>
       <w:pPr>
-        <w:spacing w:line="420" w:lineRule="exact"/>
+        <w:spacing w:line="480" w:lineRule="atLeast"/>
       </w:pPr>
       <w:r>
         <w:t>Các lớp lõi</w:t>
@@ -9319,12 +9266,12 @@
     </w:p>
     <w:p>
       <w:pPr>
-        <w:spacing w:line="420" w:lineRule="exact"/>
-      </w:pPr>
-    </w:p>
-    <w:p>
-      <w:pPr>
-        <w:spacing w:line="420" w:lineRule="exact"/>
+        <w:spacing w:line="480" w:lineRule="atLeast"/>
+      </w:pPr>
+    </w:p>
+    <w:p>
+      <w:pPr>
+        <w:spacing w:line="480" w:lineRule="atLeast"/>
       </w:pPr>
       <w:r>
         <w:t>Biểu đồ vẽ tay ban đầu:</w:t>
@@ -9332,7 +9279,7 @@
     </w:p>
     <w:p>
       <w:pPr>
-        <w:spacing w:line="420" w:lineRule="exact"/>
+        <w:spacing w:line="480" w:lineRule="atLeast"/>
       </w:pPr>
       <w:r>
         <w:rPr>
@@ -9398,32 +9345,28 @@
     </w:p>
     <w:p>
       <w:pPr>
-        <w:spacing w:line="420" w:lineRule="exact"/>
-      </w:pPr>
-    </w:p>
-    <w:p>
-      <w:pPr>
-        <w:spacing w:line="420" w:lineRule="exact"/>
-      </w:pPr>
-    </w:p>
-    <w:p>
-      <w:pPr>
-        <w:spacing w:line="420" w:lineRule="exact"/>
-      </w:pPr>
-    </w:p>
-    <w:p>
-      <w:pPr>
-        <w:spacing w:line="420" w:lineRule="exact"/>
-      </w:pPr>
-    </w:p>
-    <w:p>
-      <w:pPr>
-        <w:spacing w:line="420" w:lineRule="exact"/>
-      </w:pPr>
-    </w:p>
-    <w:p>
-      <w:pPr>
-        <w:spacing w:line="420" w:lineRule="exact"/>
+        <w:spacing w:line="480" w:lineRule="atLeast"/>
+      </w:pPr>
+    </w:p>
+    <w:p>
+      <w:pPr>
+        <w:spacing w:line="480" w:lineRule="atLeast"/>
+      </w:pPr>
+    </w:p>
+    <w:p>
+      <w:pPr>
+        <w:spacing w:line="480" w:lineRule="atLeast"/>
+      </w:pPr>
+    </w:p>
+    <w:p>
+      <w:pPr>
+        <w:spacing w:line="480" w:lineRule="atLeast"/>
+        <w:ind w:firstLine="0"/>
+      </w:pPr>
+    </w:p>
+    <w:p>
+      <w:pPr>
+        <w:spacing w:line="480" w:lineRule="atLeast"/>
       </w:pPr>
       <w:r>
         <w:rPr>
@@ -9507,7 +9450,7 @@
     </w:p>
     <w:p>
       <w:pPr>
-        <w:spacing w:line="420" w:lineRule="exact"/>
+        <w:spacing w:line="480" w:lineRule="atLeast"/>
       </w:pPr>
     </w:p>
     <w:p>
@@ -9517,7 +9460,7 @@
           <w:ilvl w:val="1"/>
           <w:numId w:val="1"/>
         </w:numPr>
-        <w:spacing w:line="420" w:lineRule="exact"/>
+        <w:spacing w:line="480" w:lineRule="atLeast"/>
         <w:rPr>
           <w:rFonts w:ascii="Times New Roman" w:hAnsi="Times New Roman" w:cs="Times New Roman"/>
         </w:rPr>
@@ -9545,7 +9488,7 @@
           <w:ilvl w:val="2"/>
           <w:numId w:val="1"/>
         </w:numPr>
-        <w:spacing w:line="420" w:lineRule="exact"/>
+        <w:spacing w:line="480" w:lineRule="atLeast"/>
         <w:rPr>
           <w:rFonts w:ascii="Times New Roman" w:hAnsi="Times New Roman" w:cs="Times New Roman"/>
         </w:rPr>
@@ -9565,7 +9508,11 @@
       </w:r>
       <w:bookmarkEnd w:id="38"/>
     </w:p>
-    <w:p/>
+    <w:p>
+      <w:pPr>
+        <w:spacing w:line="480" w:lineRule="atLeast"/>
+      </w:pPr>
+    </w:p>
     <w:p>
       <w:pPr>
         <w:shd w:val="clear" w:color="auto" w:fill="FFFFFF"/>
@@ -9587,7 +9534,7 @@
           <w:tab w:val="left" w:pos="13740"/>
           <w:tab w:val="left" w:pos="14656"/>
         </w:tabs>
-        <w:spacing w:before="0" w:after="0" w:line="420" w:lineRule="exact"/>
+        <w:spacing w:before="0" w:after="0" w:line="480" w:lineRule="atLeast"/>
         <w:ind w:firstLine="0"/>
         <w:jc w:val="left"/>
         <w:rPr>
@@ -9643,7 +9590,7 @@
           <w:tab w:val="left" w:pos="13740"/>
           <w:tab w:val="left" w:pos="14656"/>
         </w:tabs>
-        <w:spacing w:before="0" w:after="0" w:line="420" w:lineRule="exact"/>
+        <w:spacing w:before="0" w:after="0" w:line="480" w:lineRule="atLeast"/>
         <w:ind w:firstLine="0"/>
         <w:jc w:val="left"/>
         <w:rPr>
@@ -9688,7 +9635,7 @@
           <w:tab w:val="left" w:pos="13740"/>
           <w:tab w:val="left" w:pos="14656"/>
         </w:tabs>
-        <w:spacing w:before="0" w:after="0" w:line="420" w:lineRule="exact"/>
+        <w:spacing w:before="0" w:after="0" w:line="480" w:lineRule="atLeast"/>
         <w:ind w:firstLine="0"/>
         <w:jc w:val="left"/>
         <w:rPr>
@@ -9755,7 +9702,7 @@
           <w:tab w:val="left" w:pos="13740"/>
           <w:tab w:val="left" w:pos="14656"/>
         </w:tabs>
-        <w:spacing w:before="0" w:after="0" w:line="420" w:lineRule="exact"/>
+        <w:spacing w:before="0" w:after="0" w:line="480" w:lineRule="atLeast"/>
         <w:ind w:firstLine="0"/>
         <w:jc w:val="left"/>
         <w:rPr>
@@ -9877,7 +9824,7 @@
           <w:tab w:val="left" w:pos="13740"/>
           <w:tab w:val="left" w:pos="14656"/>
         </w:tabs>
-        <w:spacing w:before="0" w:after="0" w:line="420" w:lineRule="exact"/>
+        <w:spacing w:before="0" w:after="0" w:line="480" w:lineRule="atLeast"/>
         <w:ind w:firstLine="0"/>
         <w:jc w:val="left"/>
         <w:rPr>
@@ -9955,7 +9902,7 @@
           <w:tab w:val="left" w:pos="13740"/>
           <w:tab w:val="left" w:pos="14656"/>
         </w:tabs>
-        <w:spacing w:before="0" w:after="0" w:line="420" w:lineRule="exact"/>
+        <w:spacing w:before="0" w:after="0" w:line="480" w:lineRule="atLeast"/>
         <w:ind w:firstLine="0"/>
         <w:jc w:val="left"/>
         <w:rPr>
@@ -10033,7 +9980,7 @@
           <w:tab w:val="left" w:pos="13740"/>
           <w:tab w:val="left" w:pos="14656"/>
         </w:tabs>
-        <w:spacing w:before="0" w:after="0" w:line="420" w:lineRule="exact"/>
+        <w:spacing w:before="0" w:after="0" w:line="480" w:lineRule="atLeast"/>
         <w:ind w:firstLine="0"/>
         <w:jc w:val="left"/>
         <w:rPr>
@@ -10100,7 +10047,7 @@
           <w:tab w:val="left" w:pos="13740"/>
           <w:tab w:val="left" w:pos="14656"/>
         </w:tabs>
-        <w:spacing w:before="0" w:after="0" w:line="420" w:lineRule="exact"/>
+        <w:spacing w:before="0" w:after="0" w:line="480" w:lineRule="atLeast"/>
         <w:ind w:firstLine="0"/>
         <w:jc w:val="left"/>
         <w:rPr>
@@ -10167,7 +10114,7 @@
           <w:tab w:val="left" w:pos="13740"/>
           <w:tab w:val="left" w:pos="14656"/>
         </w:tabs>
-        <w:spacing w:before="0" w:after="0" w:line="420" w:lineRule="exact"/>
+        <w:spacing w:before="0" w:after="0" w:line="480" w:lineRule="atLeast"/>
         <w:ind w:firstLine="0"/>
         <w:jc w:val="left"/>
         <w:rPr>
@@ -10223,7 +10170,7 @@
           <w:tab w:val="left" w:pos="13740"/>
           <w:tab w:val="left" w:pos="14656"/>
         </w:tabs>
-        <w:spacing w:before="0" w:after="0" w:line="420" w:lineRule="exact"/>
+        <w:spacing w:before="0" w:after="0" w:line="480" w:lineRule="atLeast"/>
         <w:ind w:firstLine="0"/>
         <w:jc w:val="left"/>
         <w:rPr>
@@ -10334,7 +10281,7 @@
           <w:tab w:val="left" w:pos="13740"/>
           <w:tab w:val="left" w:pos="14656"/>
         </w:tabs>
-        <w:spacing w:before="0" w:after="0" w:line="420" w:lineRule="exact"/>
+        <w:spacing w:before="0" w:after="0" w:line="480" w:lineRule="atLeast"/>
         <w:ind w:firstLine="0"/>
         <w:jc w:val="left"/>
         <w:rPr>
@@ -10379,7 +10326,7 @@
           <w:tab w:val="left" w:pos="13740"/>
           <w:tab w:val="left" w:pos="14656"/>
         </w:tabs>
-        <w:spacing w:before="0" w:after="0" w:line="420" w:lineRule="exact"/>
+        <w:spacing w:before="0" w:after="0" w:line="480" w:lineRule="atLeast"/>
         <w:ind w:firstLine="0"/>
         <w:jc w:val="left"/>
         <w:rPr>
@@ -10435,7 +10382,7 @@
           <w:tab w:val="left" w:pos="13740"/>
           <w:tab w:val="left" w:pos="14656"/>
         </w:tabs>
-        <w:spacing w:before="0" w:after="0" w:line="420" w:lineRule="exact"/>
+        <w:spacing w:before="0" w:after="0" w:line="480" w:lineRule="atLeast"/>
         <w:ind w:firstLine="0"/>
         <w:jc w:val="left"/>
         <w:rPr>
@@ -10546,7 +10493,7 @@
           <w:tab w:val="left" w:pos="13740"/>
           <w:tab w:val="left" w:pos="14656"/>
         </w:tabs>
-        <w:spacing w:before="0" w:after="0" w:line="420" w:lineRule="exact"/>
+        <w:spacing w:before="0" w:after="0" w:line="480" w:lineRule="atLeast"/>
         <w:ind w:firstLine="0"/>
         <w:jc w:val="left"/>
         <w:rPr>
@@ -10591,7 +10538,7 @@
           <w:tab w:val="left" w:pos="13740"/>
           <w:tab w:val="left" w:pos="14656"/>
         </w:tabs>
-        <w:spacing w:before="0" w:after="0" w:line="420" w:lineRule="exact"/>
+        <w:spacing w:before="0" w:after="0" w:line="480" w:lineRule="atLeast"/>
         <w:ind w:firstLine="0"/>
         <w:jc w:val="left"/>
         <w:rPr>
@@ -10702,7 +10649,7 @@
           <w:tab w:val="left" w:pos="13740"/>
           <w:tab w:val="left" w:pos="14656"/>
         </w:tabs>
-        <w:spacing w:before="0" w:after="0" w:line="420" w:lineRule="exact"/>
+        <w:spacing w:before="0" w:after="0" w:line="480" w:lineRule="atLeast"/>
         <w:ind w:firstLine="0"/>
         <w:jc w:val="left"/>
         <w:rPr>
@@ -10813,7 +10760,7 @@
           <w:tab w:val="left" w:pos="13740"/>
           <w:tab w:val="left" w:pos="14656"/>
         </w:tabs>
-        <w:spacing w:before="0" w:after="0" w:line="420" w:lineRule="exact"/>
+        <w:spacing w:before="0" w:after="0" w:line="480" w:lineRule="atLeast"/>
         <w:ind w:firstLine="0"/>
         <w:jc w:val="left"/>
         <w:rPr>
@@ -10924,7 +10871,7 @@
           <w:tab w:val="left" w:pos="13740"/>
           <w:tab w:val="left" w:pos="14656"/>
         </w:tabs>
-        <w:spacing w:before="0" w:after="0" w:line="420" w:lineRule="exact"/>
+        <w:spacing w:before="0" w:after="0" w:line="480" w:lineRule="atLeast"/>
         <w:ind w:firstLine="0"/>
         <w:jc w:val="left"/>
         <w:rPr>
@@ -10969,7 +10916,7 @@
           <w:tab w:val="left" w:pos="13740"/>
           <w:tab w:val="left" w:pos="14656"/>
         </w:tabs>
-        <w:spacing w:before="0" w:after="0" w:line="420" w:lineRule="exact"/>
+        <w:spacing w:before="0" w:after="0" w:line="480" w:lineRule="atLeast"/>
         <w:ind w:firstLine="0"/>
         <w:jc w:val="left"/>
         <w:rPr>
@@ -11025,7 +10972,7 @@
           <w:tab w:val="left" w:pos="13740"/>
           <w:tab w:val="left" w:pos="14656"/>
         </w:tabs>
-        <w:spacing w:before="0" w:after="0" w:line="420" w:lineRule="exact"/>
+        <w:spacing w:before="0" w:after="0" w:line="480" w:lineRule="atLeast"/>
         <w:ind w:firstLine="0"/>
         <w:jc w:val="left"/>
         <w:rPr>
@@ -11180,7 +11127,7 @@
           <w:tab w:val="left" w:pos="13740"/>
           <w:tab w:val="left" w:pos="14656"/>
         </w:tabs>
-        <w:spacing w:before="0" w:after="0" w:line="420" w:lineRule="exact"/>
+        <w:spacing w:before="0" w:after="0" w:line="480" w:lineRule="atLeast"/>
         <w:ind w:firstLine="0"/>
         <w:jc w:val="left"/>
         <w:rPr>
@@ -11225,7 +11172,7 @@
           <w:tab w:val="left" w:pos="13740"/>
           <w:tab w:val="left" w:pos="14656"/>
         </w:tabs>
-        <w:spacing w:before="0" w:after="0" w:line="420" w:lineRule="exact"/>
+        <w:spacing w:before="0" w:after="0" w:line="480" w:lineRule="atLeast"/>
         <w:ind w:firstLine="0"/>
         <w:jc w:val="left"/>
         <w:rPr>
@@ -11281,7 +11228,7 @@
           <w:tab w:val="left" w:pos="13740"/>
           <w:tab w:val="left" w:pos="14656"/>
         </w:tabs>
-        <w:spacing w:before="0" w:after="0" w:line="420" w:lineRule="exact"/>
+        <w:spacing w:before="0" w:after="0" w:line="480" w:lineRule="atLeast"/>
         <w:ind w:firstLine="0"/>
         <w:jc w:val="left"/>
         <w:rPr>
@@ -11447,7 +11394,7 @@
           <w:tab w:val="left" w:pos="13740"/>
           <w:tab w:val="left" w:pos="14656"/>
         </w:tabs>
-        <w:spacing w:before="0" w:after="0" w:line="420" w:lineRule="exact"/>
+        <w:spacing w:before="0" w:after="0" w:line="480" w:lineRule="atLeast"/>
         <w:ind w:firstLine="0"/>
         <w:jc w:val="left"/>
         <w:rPr>
@@ -11481,7 +11428,7 @@
           <w:tab w:val="left" w:pos="13740"/>
           <w:tab w:val="left" w:pos="14656"/>
         </w:tabs>
-        <w:spacing w:before="0" w:after="0" w:line="420" w:lineRule="exact"/>
+        <w:spacing w:before="0" w:after="0" w:line="480" w:lineRule="atLeast"/>
         <w:ind w:firstLine="0"/>
         <w:jc w:val="left"/>
         <w:rPr>
@@ -11502,6 +11449,7 @@
           <w:szCs w:val="28"/>
           <w:lang w:val="en-US"/>
         </w:rPr>
+        <w:lastRenderedPageBreak/>
         <w:t xml:space="preserve">        </w:t>
       </w:r>
       <w:r>
@@ -11647,7 +11595,7 @@
           <w:tab w:val="left" w:pos="13740"/>
           <w:tab w:val="left" w:pos="14656"/>
         </w:tabs>
-        <w:spacing w:before="0" w:after="0" w:line="420" w:lineRule="exact"/>
+        <w:spacing w:before="0" w:after="0" w:line="480" w:lineRule="atLeast"/>
         <w:ind w:firstLine="0"/>
         <w:jc w:val="left"/>
         <w:rPr>
@@ -11813,7 +11761,7 @@
           <w:tab w:val="left" w:pos="13740"/>
           <w:tab w:val="left" w:pos="14656"/>
         </w:tabs>
-        <w:spacing w:before="0" w:after="0" w:line="420" w:lineRule="exact"/>
+        <w:spacing w:before="0" w:after="0" w:line="480" w:lineRule="atLeast"/>
         <w:ind w:firstLine="0"/>
         <w:jc w:val="left"/>
         <w:rPr>
@@ -11979,7 +11927,7 @@
           <w:tab w:val="left" w:pos="13740"/>
           <w:tab w:val="left" w:pos="14656"/>
         </w:tabs>
-        <w:spacing w:before="0" w:after="0" w:line="420" w:lineRule="exact"/>
+        <w:spacing w:before="0" w:after="0" w:line="480" w:lineRule="atLeast"/>
         <w:ind w:firstLine="0"/>
         <w:jc w:val="left"/>
         <w:rPr>
@@ -12000,7 +11948,6 @@
           <w:szCs w:val="28"/>
           <w:lang w:val="en-US"/>
         </w:rPr>
-        <w:lastRenderedPageBreak/>
         <w:t xml:space="preserve">        </w:t>
       </w:r>
       <w:r>
@@ -12036,7 +11983,7 @@
           <w:tab w:val="left" w:pos="13740"/>
           <w:tab w:val="left" w:pos="14656"/>
         </w:tabs>
-        <w:spacing w:before="0" w:after="0" w:line="420" w:lineRule="exact"/>
+        <w:spacing w:before="0" w:after="0" w:line="480" w:lineRule="atLeast"/>
         <w:ind w:firstLine="0"/>
         <w:jc w:val="left"/>
         <w:rPr>
@@ -12169,7 +12116,7 @@
           <w:tab w:val="left" w:pos="13740"/>
           <w:tab w:val="left" w:pos="14656"/>
         </w:tabs>
-        <w:spacing w:before="0" w:after="0" w:line="420" w:lineRule="exact"/>
+        <w:spacing w:before="0" w:after="0" w:line="480" w:lineRule="atLeast"/>
         <w:ind w:firstLine="0"/>
         <w:jc w:val="left"/>
         <w:rPr>
@@ -12214,7 +12161,7 @@
           <w:tab w:val="left" w:pos="13740"/>
           <w:tab w:val="left" w:pos="14656"/>
         </w:tabs>
-        <w:spacing w:before="0" w:after="0" w:line="420" w:lineRule="exact"/>
+        <w:spacing w:before="0" w:after="0" w:line="480" w:lineRule="atLeast"/>
         <w:ind w:firstLine="0"/>
         <w:jc w:val="left"/>
         <w:rPr>
@@ -12270,7 +12217,7 @@
           <w:tab w:val="left" w:pos="13740"/>
           <w:tab w:val="left" w:pos="14656"/>
         </w:tabs>
-        <w:spacing w:before="0" w:after="0" w:line="420" w:lineRule="exact"/>
+        <w:spacing w:before="0" w:after="0" w:line="480" w:lineRule="atLeast"/>
         <w:ind w:firstLine="0"/>
         <w:jc w:val="left"/>
         <w:rPr>
@@ -12447,7 +12394,7 @@
           <w:tab w:val="left" w:pos="13740"/>
           <w:tab w:val="left" w:pos="14656"/>
         </w:tabs>
-        <w:spacing w:before="0" w:after="0" w:line="420" w:lineRule="exact"/>
+        <w:spacing w:before="0" w:after="0" w:line="480" w:lineRule="atLeast"/>
         <w:ind w:firstLine="0"/>
         <w:jc w:val="left"/>
         <w:rPr>
@@ -12492,7 +12439,7 @@
           <w:tab w:val="left" w:pos="13740"/>
           <w:tab w:val="left" w:pos="14656"/>
         </w:tabs>
-        <w:spacing w:before="0" w:after="0" w:line="420" w:lineRule="exact"/>
+        <w:spacing w:before="0" w:after="0" w:line="480" w:lineRule="atLeast"/>
         <w:ind w:firstLine="0"/>
         <w:jc w:val="left"/>
         <w:rPr>
@@ -12614,7 +12561,7 @@
           <w:tab w:val="left" w:pos="13740"/>
           <w:tab w:val="left" w:pos="14656"/>
         </w:tabs>
-        <w:spacing w:before="0" w:after="0" w:line="420" w:lineRule="exact"/>
+        <w:spacing w:before="0" w:after="0" w:line="480" w:lineRule="atLeast"/>
         <w:ind w:firstLine="0"/>
         <w:jc w:val="left"/>
         <w:rPr>
@@ -12648,7 +12595,7 @@
           <w:tab w:val="left" w:pos="13740"/>
           <w:tab w:val="left" w:pos="14656"/>
         </w:tabs>
-        <w:spacing w:before="0" w:after="0" w:line="420" w:lineRule="exact"/>
+        <w:spacing w:before="0" w:after="0" w:line="480" w:lineRule="atLeast"/>
         <w:ind w:firstLine="0"/>
         <w:jc w:val="left"/>
         <w:rPr>
@@ -12759,7 +12706,7 @@
           <w:tab w:val="left" w:pos="13740"/>
           <w:tab w:val="left" w:pos="14656"/>
         </w:tabs>
-        <w:spacing w:before="0" w:after="0" w:line="420" w:lineRule="exact"/>
+        <w:spacing w:before="0" w:after="0" w:line="480" w:lineRule="atLeast"/>
         <w:ind w:firstLine="0"/>
         <w:jc w:val="left"/>
         <w:rPr>
@@ -12892,7 +12839,7 @@
           <w:tab w:val="left" w:pos="13740"/>
           <w:tab w:val="left" w:pos="14656"/>
         </w:tabs>
-        <w:spacing w:before="0" w:after="0" w:line="420" w:lineRule="exact"/>
+        <w:spacing w:before="0" w:after="0" w:line="480" w:lineRule="atLeast"/>
         <w:ind w:firstLine="0"/>
         <w:jc w:val="left"/>
         <w:rPr>
@@ -12926,7 +12873,7 @@
           <w:tab w:val="left" w:pos="13740"/>
           <w:tab w:val="left" w:pos="14656"/>
         </w:tabs>
-        <w:spacing w:before="0" w:after="0" w:line="420" w:lineRule="exact"/>
+        <w:spacing w:before="0" w:after="0" w:line="480" w:lineRule="atLeast"/>
         <w:ind w:firstLine="0"/>
         <w:jc w:val="left"/>
         <w:rPr>
@@ -12982,7 +12929,7 @@
           <w:tab w:val="left" w:pos="13740"/>
           <w:tab w:val="left" w:pos="14656"/>
         </w:tabs>
-        <w:spacing w:before="0" w:after="0" w:line="420" w:lineRule="exact"/>
+        <w:spacing w:before="0" w:after="0" w:line="480" w:lineRule="atLeast"/>
         <w:ind w:firstLine="0"/>
         <w:jc w:val="left"/>
         <w:rPr>
@@ -13104,7 +13051,7 @@
           <w:tab w:val="left" w:pos="13740"/>
           <w:tab w:val="left" w:pos="14656"/>
         </w:tabs>
-        <w:spacing w:before="0" w:after="0" w:line="420" w:lineRule="exact"/>
+        <w:spacing w:before="0" w:after="0" w:line="480" w:lineRule="atLeast"/>
         <w:ind w:firstLine="0"/>
         <w:jc w:val="left"/>
         <w:rPr>
@@ -13149,7 +13096,7 @@
           <w:tab w:val="left" w:pos="13740"/>
           <w:tab w:val="left" w:pos="14656"/>
         </w:tabs>
-        <w:spacing w:before="0" w:after="0" w:line="420" w:lineRule="exact"/>
+        <w:spacing w:before="0" w:after="0" w:line="480" w:lineRule="atLeast"/>
         <w:ind w:firstLine="0"/>
         <w:jc w:val="left"/>
         <w:rPr>
@@ -13205,7 +13152,7 @@
           <w:tab w:val="left" w:pos="13740"/>
           <w:tab w:val="left" w:pos="14656"/>
         </w:tabs>
-        <w:spacing w:before="0" w:after="0" w:line="420" w:lineRule="exact"/>
+        <w:spacing w:before="0" w:after="0" w:line="480" w:lineRule="atLeast"/>
         <w:ind w:firstLine="0"/>
         <w:jc w:val="left"/>
         <w:rPr>
@@ -13459,7 +13406,7 @@
           <w:tab w:val="left" w:pos="13740"/>
           <w:tab w:val="left" w:pos="14656"/>
         </w:tabs>
-        <w:spacing w:before="0" w:after="0" w:line="420" w:lineRule="exact"/>
+        <w:spacing w:before="0" w:after="0" w:line="480" w:lineRule="atLeast"/>
         <w:ind w:firstLine="0"/>
         <w:jc w:val="left"/>
         <w:rPr>
@@ -13504,7 +13451,7 @@
           <w:tab w:val="left" w:pos="13740"/>
           <w:tab w:val="left" w:pos="14656"/>
         </w:tabs>
-        <w:spacing w:before="0" w:after="0" w:line="420" w:lineRule="exact"/>
+        <w:spacing w:before="0" w:after="0" w:line="480" w:lineRule="atLeast"/>
         <w:ind w:firstLine="0"/>
         <w:jc w:val="left"/>
         <w:rPr>
@@ -13681,7 +13628,7 @@
           <w:tab w:val="left" w:pos="13740"/>
           <w:tab w:val="left" w:pos="14656"/>
         </w:tabs>
-        <w:spacing w:before="0" w:after="0" w:line="420" w:lineRule="exact"/>
+        <w:spacing w:before="0" w:after="0" w:line="480" w:lineRule="atLeast"/>
         <w:ind w:firstLine="0"/>
         <w:jc w:val="left"/>
         <w:rPr>
@@ -13858,7 +13805,7 @@
           <w:tab w:val="left" w:pos="13740"/>
           <w:tab w:val="left" w:pos="14656"/>
         </w:tabs>
-        <w:spacing w:before="0" w:after="0" w:line="420" w:lineRule="exact"/>
+        <w:spacing w:before="0" w:after="0" w:line="480" w:lineRule="atLeast"/>
         <w:ind w:firstLine="0"/>
         <w:jc w:val="left"/>
         <w:rPr>
@@ -14046,7 +13993,7 @@
           <w:tab w:val="left" w:pos="13740"/>
           <w:tab w:val="left" w:pos="14656"/>
         </w:tabs>
-        <w:spacing w:before="0" w:after="0" w:line="420" w:lineRule="exact"/>
+        <w:spacing w:before="0" w:after="0" w:line="480" w:lineRule="atLeast"/>
         <w:ind w:firstLine="0"/>
         <w:jc w:val="left"/>
         <w:rPr>
@@ -14201,7 +14148,7 @@
           <w:tab w:val="left" w:pos="13740"/>
           <w:tab w:val="left" w:pos="14656"/>
         </w:tabs>
-        <w:spacing w:before="0" w:after="0" w:line="420" w:lineRule="exact"/>
+        <w:spacing w:before="0" w:after="0" w:line="480" w:lineRule="atLeast"/>
         <w:ind w:firstLine="0"/>
         <w:jc w:val="left"/>
         <w:rPr>
@@ -14356,7 +14303,7 @@
           <w:tab w:val="left" w:pos="13740"/>
           <w:tab w:val="left" w:pos="14656"/>
         </w:tabs>
-        <w:spacing w:before="0" w:after="0" w:line="420" w:lineRule="exact"/>
+        <w:spacing w:before="0" w:after="0" w:line="480" w:lineRule="atLeast"/>
         <w:ind w:firstLine="0"/>
         <w:jc w:val="left"/>
         <w:rPr>
@@ -14382,37 +14329,7 @@
     </w:p>
     <w:p>
       <w:pPr>
-        <w:spacing w:line="420" w:lineRule="exact"/>
-      </w:pPr>
-    </w:p>
-    <w:p>
-      <w:pPr>
-        <w:spacing w:line="420" w:lineRule="exact"/>
-      </w:pPr>
-    </w:p>
-    <w:p>
-      <w:pPr>
-        <w:spacing w:line="420" w:lineRule="exact"/>
-      </w:pPr>
-    </w:p>
-    <w:p>
-      <w:pPr>
-        <w:spacing w:line="420" w:lineRule="exact"/>
-      </w:pPr>
-    </w:p>
-    <w:p>
-      <w:pPr>
-        <w:spacing w:line="420" w:lineRule="exact"/>
-      </w:pPr>
-    </w:p>
-    <w:p>
-      <w:pPr>
-        <w:spacing w:line="420" w:lineRule="exact"/>
-      </w:pPr>
-    </w:p>
-    <w:p>
-      <w:pPr>
-        <w:spacing w:line="420" w:lineRule="exact"/>
+        <w:spacing w:line="480" w:lineRule="atLeast"/>
         <w:ind w:firstLine="0"/>
       </w:pPr>
       <w:r>
@@ -14434,7 +14351,7 @@
     </w:p>
     <w:p>
       <w:pPr>
-        <w:spacing w:line="420" w:lineRule="exact"/>
+        <w:spacing w:line="480" w:lineRule="atLeast"/>
         <w:ind w:firstLine="0"/>
         <w:rPr>
           <w:b/>
@@ -14458,7 +14375,7 @@
           <w:ilvl w:val="0"/>
           <w:numId w:val="7"/>
         </w:numPr>
-        <w:spacing w:line="420" w:lineRule="exact"/>
+        <w:spacing w:line="480" w:lineRule="atLeast"/>
         <w:rPr>
           <w:lang w:val="en-US"/>
         </w:rPr>
@@ -14484,7 +14401,7 @@
           <w:ilvl w:val="0"/>
           <w:numId w:val="7"/>
         </w:numPr>
-        <w:spacing w:line="420" w:lineRule="exact"/>
+        <w:spacing w:line="480" w:lineRule="atLeast"/>
         <w:rPr>
           <w:lang w:val="en-US"/>
         </w:rPr>
@@ -14510,7 +14427,7 @@
           <w:ilvl w:val="0"/>
           <w:numId w:val="7"/>
         </w:numPr>
-        <w:spacing w:line="420" w:lineRule="exact"/>
+        <w:spacing w:line="480" w:lineRule="atLeast"/>
         <w:rPr>
           <w:lang w:val="en-US"/>
         </w:rPr>
@@ -14548,7 +14465,7 @@
           <w:ilvl w:val="0"/>
           <w:numId w:val="7"/>
         </w:numPr>
-        <w:spacing w:line="420" w:lineRule="exact"/>
+        <w:spacing w:line="480" w:lineRule="atLeast"/>
         <w:rPr>
           <w:lang w:val="en-US"/>
         </w:rPr>
@@ -14627,7 +14544,7 @@
           <w:ilvl w:val="0"/>
           <w:numId w:val="7"/>
         </w:numPr>
-        <w:spacing w:line="420" w:lineRule="exact"/>
+        <w:spacing w:line="480" w:lineRule="atLeast"/>
         <w:rPr>
           <w:lang w:val="en-US"/>
         </w:rPr>
@@ -14648,7 +14565,7 @@
           <w:ilvl w:val="0"/>
           <w:numId w:val="7"/>
         </w:numPr>
-        <w:spacing w:line="420" w:lineRule="exact"/>
+        <w:spacing w:line="480" w:lineRule="atLeast"/>
         <w:rPr>
           <w:lang w:val="en-US"/>
         </w:rPr>
@@ -14669,7 +14586,7 @@
           <w:ilvl w:val="0"/>
           <w:numId w:val="7"/>
         </w:numPr>
-        <w:spacing w:line="420" w:lineRule="exact"/>
+        <w:spacing w:line="480" w:lineRule="atLeast"/>
         <w:rPr>
           <w:lang w:val="en-US"/>
         </w:rPr>
@@ -14690,7 +14607,7 @@
           <w:ilvl w:val="0"/>
           <w:numId w:val="7"/>
         </w:numPr>
-        <w:spacing w:line="420" w:lineRule="exact"/>
+        <w:spacing w:line="480" w:lineRule="atLeast"/>
         <w:rPr>
           <w:lang w:val="en-US"/>
         </w:rPr>
@@ -14716,7 +14633,7 @@
           <w:ilvl w:val="0"/>
           <w:numId w:val="7"/>
         </w:numPr>
-        <w:spacing w:line="420" w:lineRule="exact"/>
+        <w:spacing w:line="480" w:lineRule="atLeast"/>
         <w:rPr>
           <w:lang w:val="en-US"/>
         </w:rPr>
@@ -14762,7 +14679,7 @@
           <w:ilvl w:val="0"/>
           <w:numId w:val="7"/>
         </w:numPr>
-        <w:spacing w:line="420" w:lineRule="exact"/>
+        <w:spacing w:line="480" w:lineRule="atLeast"/>
         <w:rPr>
           <w:lang w:val="en-US"/>
         </w:rPr>
@@ -14802,7 +14719,7 @@
     </w:p>
     <w:p>
       <w:pPr>
-        <w:spacing w:line="420" w:lineRule="exact"/>
+        <w:spacing w:line="480" w:lineRule="atLeast"/>
         <w:ind w:left="720" w:firstLine="0"/>
         <w:rPr>
           <w:lang w:val="en-US"/>
@@ -14811,26 +14728,8 @@
     </w:p>
     <w:p>
       <w:pPr>
-        <w:spacing w:line="420" w:lineRule="exact"/>
-        <w:ind w:left="720" w:firstLine="0"/>
-        <w:rPr>
-          <w:lang w:val="en-US"/>
-        </w:rPr>
-      </w:pPr>
-    </w:p>
-    <w:p>
-      <w:pPr>
-        <w:spacing w:line="420" w:lineRule="exact"/>
-        <w:ind w:left="720" w:firstLine="0"/>
-        <w:rPr>
-          <w:lang w:val="en-US"/>
-        </w:rPr>
-      </w:pPr>
-    </w:p>
-    <w:p>
-      <w:pPr>
-        <w:spacing w:line="420" w:lineRule="exact"/>
-        <w:ind w:left="720" w:firstLine="0"/>
+        <w:spacing w:line="480" w:lineRule="atLeast"/>
+        <w:ind w:firstLine="0"/>
         <w:rPr>
           <w:lang w:val="en-US"/>
         </w:rPr>
@@ -14843,7 +14742,7 @@
           <w:ilvl w:val="2"/>
           <w:numId w:val="1"/>
         </w:numPr>
-        <w:spacing w:line="420" w:lineRule="exact"/>
+        <w:spacing w:line="480" w:lineRule="atLeast"/>
         <w:rPr>
           <w:rFonts w:ascii="Times New Roman" w:hAnsi="Times New Roman" w:cs="Times New Roman"/>
         </w:rPr>
@@ -14879,7 +14778,7 @@
           <w:tab w:val="left" w:pos="13740"/>
           <w:tab w:val="left" w:pos="14656"/>
         </w:tabs>
-        <w:spacing w:before="0" w:after="0" w:line="420" w:lineRule="exact"/>
+        <w:spacing w:before="0" w:after="0" w:line="480" w:lineRule="atLeast"/>
         <w:ind w:firstLine="0"/>
         <w:jc w:val="left"/>
         <w:rPr>
@@ -14979,7 +14878,7 @@
           <w:tab w:val="left" w:pos="13740"/>
           <w:tab w:val="left" w:pos="14656"/>
         </w:tabs>
-        <w:spacing w:before="0" w:after="0" w:line="420" w:lineRule="exact"/>
+        <w:spacing w:before="0" w:after="0" w:line="480" w:lineRule="atLeast"/>
         <w:ind w:firstLine="0"/>
         <w:jc w:val="left"/>
         <w:rPr>
@@ -15024,7 +14923,7 @@
           <w:tab w:val="left" w:pos="13740"/>
           <w:tab w:val="left" w:pos="14656"/>
         </w:tabs>
-        <w:spacing w:before="0" w:after="0" w:line="420" w:lineRule="exact"/>
+        <w:spacing w:before="0" w:after="0" w:line="480" w:lineRule="atLeast"/>
         <w:ind w:firstLine="0"/>
         <w:jc w:val="left"/>
         <w:rPr>
@@ -15091,7 +14990,7 @@
           <w:tab w:val="left" w:pos="13740"/>
           <w:tab w:val="left" w:pos="14656"/>
         </w:tabs>
-        <w:spacing w:before="0" w:after="0" w:line="420" w:lineRule="exact"/>
+        <w:spacing w:before="0" w:after="0" w:line="480" w:lineRule="atLeast"/>
         <w:ind w:firstLine="0"/>
         <w:jc w:val="left"/>
         <w:rPr>
@@ -15158,7 +15057,7 @@
           <w:tab w:val="left" w:pos="13740"/>
           <w:tab w:val="left" w:pos="14656"/>
         </w:tabs>
-        <w:spacing w:before="0" w:after="0" w:line="420" w:lineRule="exact"/>
+        <w:spacing w:before="0" w:after="0" w:line="480" w:lineRule="atLeast"/>
         <w:ind w:firstLine="0"/>
         <w:jc w:val="left"/>
         <w:rPr>
@@ -15214,7 +15113,7 @@
           <w:tab w:val="left" w:pos="13740"/>
           <w:tab w:val="left" w:pos="14656"/>
         </w:tabs>
-        <w:spacing w:before="0" w:after="0" w:line="420" w:lineRule="exact"/>
+        <w:spacing w:before="0" w:after="0" w:line="480" w:lineRule="atLeast"/>
         <w:ind w:firstLine="0"/>
         <w:jc w:val="left"/>
         <w:rPr>
@@ -15325,7 +15224,7 @@
           <w:tab w:val="left" w:pos="13740"/>
           <w:tab w:val="left" w:pos="14656"/>
         </w:tabs>
-        <w:spacing w:before="0" w:after="0" w:line="420" w:lineRule="exact"/>
+        <w:spacing w:before="0" w:after="0" w:line="480" w:lineRule="atLeast"/>
         <w:ind w:firstLine="0"/>
         <w:jc w:val="left"/>
         <w:rPr>
@@ -15436,7 +15335,7 @@
           <w:tab w:val="left" w:pos="13740"/>
           <w:tab w:val="left" w:pos="14656"/>
         </w:tabs>
-        <w:spacing w:before="0" w:after="0" w:line="420" w:lineRule="exact"/>
+        <w:spacing w:before="0" w:after="0" w:line="480" w:lineRule="atLeast"/>
         <w:ind w:firstLine="0"/>
         <w:jc w:val="left"/>
         <w:rPr>
@@ -15569,7 +15468,7 @@
           <w:tab w:val="left" w:pos="13740"/>
           <w:tab w:val="left" w:pos="14656"/>
         </w:tabs>
-        <w:spacing w:before="0" w:after="0" w:line="420" w:lineRule="exact"/>
+        <w:spacing w:before="0" w:after="0" w:line="480" w:lineRule="atLeast"/>
         <w:ind w:firstLine="0"/>
         <w:jc w:val="left"/>
         <w:rPr>
@@ -15702,7 +15601,7 @@
           <w:tab w:val="left" w:pos="13740"/>
           <w:tab w:val="left" w:pos="14656"/>
         </w:tabs>
-        <w:spacing w:before="0" w:after="0" w:line="420" w:lineRule="exact"/>
+        <w:spacing w:before="0" w:after="0" w:line="480" w:lineRule="atLeast"/>
         <w:ind w:firstLine="0"/>
         <w:jc w:val="left"/>
         <w:rPr>
@@ -15835,7 +15734,7 @@
           <w:tab w:val="left" w:pos="13740"/>
           <w:tab w:val="left" w:pos="14656"/>
         </w:tabs>
-        <w:spacing w:before="0" w:after="0" w:line="420" w:lineRule="exact"/>
+        <w:spacing w:before="0" w:after="0" w:line="480" w:lineRule="atLeast"/>
         <w:ind w:firstLine="0"/>
         <w:jc w:val="left"/>
         <w:rPr>
@@ -15880,7 +15779,7 @@
           <w:tab w:val="left" w:pos="13740"/>
           <w:tab w:val="left" w:pos="14656"/>
         </w:tabs>
-        <w:spacing w:before="0" w:after="0" w:line="420" w:lineRule="exact"/>
+        <w:spacing w:before="0" w:after="0" w:line="480" w:lineRule="atLeast"/>
         <w:ind w:firstLine="0"/>
         <w:jc w:val="left"/>
         <w:rPr>
@@ -15914,7 +15813,7 @@
           <w:tab w:val="left" w:pos="13740"/>
           <w:tab w:val="left" w:pos="14656"/>
         </w:tabs>
-        <w:spacing w:before="0" w:after="0" w:line="420" w:lineRule="exact"/>
+        <w:spacing w:before="0" w:after="0" w:line="480" w:lineRule="atLeast"/>
         <w:ind w:firstLine="0"/>
         <w:jc w:val="left"/>
         <w:rPr>
@@ -16014,7 +15913,7 @@
           <w:tab w:val="left" w:pos="13740"/>
           <w:tab w:val="left" w:pos="14656"/>
         </w:tabs>
-        <w:spacing w:before="0" w:after="0" w:line="420" w:lineRule="exact"/>
+        <w:spacing w:before="0" w:after="0" w:line="480" w:lineRule="atLeast"/>
         <w:ind w:firstLine="0"/>
         <w:jc w:val="left"/>
         <w:rPr>
@@ -16059,7 +15958,7 @@
           <w:tab w:val="left" w:pos="13740"/>
           <w:tab w:val="left" w:pos="14656"/>
         </w:tabs>
-        <w:spacing w:before="0" w:after="0" w:line="420" w:lineRule="exact"/>
+        <w:spacing w:before="0" w:after="0" w:line="480" w:lineRule="atLeast"/>
         <w:ind w:firstLine="0"/>
         <w:jc w:val="left"/>
         <w:rPr>
@@ -16126,7 +16025,7 @@
           <w:tab w:val="left" w:pos="13740"/>
           <w:tab w:val="left" w:pos="14656"/>
         </w:tabs>
-        <w:spacing w:before="0" w:after="0" w:line="420" w:lineRule="exact"/>
+        <w:spacing w:before="0" w:after="0" w:line="480" w:lineRule="atLeast"/>
         <w:ind w:firstLine="0"/>
         <w:jc w:val="left"/>
         <w:rPr>
@@ -16193,7 +16092,7 @@
           <w:tab w:val="left" w:pos="13740"/>
           <w:tab w:val="left" w:pos="14656"/>
         </w:tabs>
-        <w:spacing w:before="0" w:after="0" w:line="420" w:lineRule="exact"/>
+        <w:spacing w:before="0" w:after="0" w:line="480" w:lineRule="atLeast"/>
         <w:ind w:firstLine="0"/>
         <w:jc w:val="left"/>
         <w:rPr>
@@ -16304,7 +16203,7 @@
           <w:tab w:val="left" w:pos="13740"/>
           <w:tab w:val="left" w:pos="14656"/>
         </w:tabs>
-        <w:spacing w:before="0" w:after="0" w:line="420" w:lineRule="exact"/>
+        <w:spacing w:before="0" w:after="0" w:line="480" w:lineRule="atLeast"/>
         <w:ind w:firstLine="0"/>
         <w:jc w:val="left"/>
         <w:rPr>
@@ -16415,7 +16314,7 @@
           <w:tab w:val="left" w:pos="13740"/>
           <w:tab w:val="left" w:pos="14656"/>
         </w:tabs>
-        <w:spacing w:before="0" w:after="0" w:line="420" w:lineRule="exact"/>
+        <w:spacing w:before="0" w:after="0" w:line="480" w:lineRule="atLeast"/>
         <w:ind w:firstLine="0"/>
         <w:jc w:val="left"/>
         <w:rPr>
@@ -16548,7 +16447,7 @@
           <w:tab w:val="left" w:pos="13740"/>
           <w:tab w:val="left" w:pos="14656"/>
         </w:tabs>
-        <w:spacing w:before="0" w:after="0" w:line="420" w:lineRule="exact"/>
+        <w:spacing w:before="0" w:after="0" w:line="480" w:lineRule="atLeast"/>
         <w:ind w:firstLine="0"/>
         <w:jc w:val="left"/>
         <w:rPr>
@@ -16681,7 +16580,7 @@
           <w:tab w:val="left" w:pos="13740"/>
           <w:tab w:val="left" w:pos="14656"/>
         </w:tabs>
-        <w:spacing w:before="0" w:after="0" w:line="420" w:lineRule="exact"/>
+        <w:spacing w:before="0" w:after="0" w:line="480" w:lineRule="atLeast"/>
         <w:ind w:firstLine="0"/>
         <w:jc w:val="left"/>
         <w:rPr>
@@ -16814,7 +16713,7 @@
           <w:tab w:val="left" w:pos="13740"/>
           <w:tab w:val="left" w:pos="14656"/>
         </w:tabs>
-        <w:spacing w:before="0" w:after="0" w:line="420" w:lineRule="exact"/>
+        <w:spacing w:before="0" w:after="0" w:line="480" w:lineRule="atLeast"/>
         <w:ind w:firstLine="0"/>
         <w:jc w:val="left"/>
         <w:rPr>
@@ -16840,12 +16739,12 @@
     </w:p>
     <w:p>
       <w:pPr>
-        <w:spacing w:line="420" w:lineRule="exact"/>
-      </w:pPr>
-    </w:p>
-    <w:p>
-      <w:pPr>
-        <w:spacing w:line="420" w:lineRule="exact"/>
+        <w:spacing w:line="480" w:lineRule="atLeast"/>
+      </w:pPr>
+    </w:p>
+    <w:p>
+      <w:pPr>
+        <w:spacing w:line="480" w:lineRule="atLeast"/>
       </w:pPr>
       <w:r>
         <w:t>Ghi đè (override) toàn bộ nhóm hàm thuần ảo của lớp cha nhằm trả về định danh cụ thể: getLoai() trả về "DDT" hoặc "DGD", và cụ thể hóa phương thức ghi tệp tĩnh của riêng chúng.</w:t>
@@ -16858,7 +16757,7 @@
           <w:ilvl w:val="2"/>
           <w:numId w:val="1"/>
         </w:numPr>
-        <w:spacing w:line="420" w:lineRule="exact"/>
+        <w:spacing w:line="480" w:lineRule="atLeast"/>
         <w:rPr>
           <w:rFonts w:ascii="Times New Roman" w:hAnsi="Times New Roman" w:cs="Times New Roman"/>
         </w:rPr>
@@ -16886,7 +16785,7 @@
           <w:ilvl w:val="3"/>
           <w:numId w:val="1"/>
         </w:numPr>
-        <w:spacing w:line="420" w:lineRule="exact"/>
+        <w:spacing w:line="480" w:lineRule="atLeast"/>
         <w:rPr>
           <w:sz w:val="26"/>
           <w:szCs w:val="26"/>
@@ -16911,7 +16810,7 @@
     </w:p>
     <w:p>
       <w:pPr>
-        <w:spacing w:line="420" w:lineRule="exact"/>
+        <w:spacing w:line="480" w:lineRule="atLeast"/>
       </w:pPr>
       <w:r>
         <w:t xml:space="preserve">Là một cấu trúc lưu trữ thông tin của </w:t>
@@ -16928,7 +16827,7 @@
     </w:p>
     <w:p>
       <w:pPr>
-        <w:spacing w:line="420" w:lineRule="exact"/>
+        <w:spacing w:line="480" w:lineRule="atLeast"/>
       </w:pPr>
     </w:p>
     <w:p>
@@ -16952,7 +16851,7 @@
           <w:tab w:val="left" w:pos="13740"/>
           <w:tab w:val="left" w:pos="14656"/>
         </w:tabs>
-        <w:spacing w:before="0" w:after="0" w:line="420" w:lineRule="exact"/>
+        <w:spacing w:before="0" w:after="0" w:line="480" w:lineRule="atLeast"/>
         <w:ind w:firstLine="0"/>
         <w:jc w:val="left"/>
         <w:rPr>
@@ -17008,7 +16907,7 @@
           <w:tab w:val="left" w:pos="13740"/>
           <w:tab w:val="left" w:pos="14656"/>
         </w:tabs>
-        <w:spacing w:before="0" w:after="0" w:line="420" w:lineRule="exact"/>
+        <w:spacing w:before="0" w:after="0" w:line="480" w:lineRule="atLeast"/>
         <w:ind w:firstLine="0"/>
         <w:jc w:val="left"/>
         <w:rPr>
@@ -17053,7 +16952,7 @@
           <w:tab w:val="left" w:pos="13740"/>
           <w:tab w:val="left" w:pos="14656"/>
         </w:tabs>
-        <w:spacing w:before="0" w:after="0" w:line="420" w:lineRule="exact"/>
+        <w:spacing w:before="0" w:after="0" w:line="480" w:lineRule="atLeast"/>
         <w:ind w:firstLine="0"/>
         <w:jc w:val="left"/>
         <w:rPr>
@@ -17164,7 +17063,7 @@
           <w:tab w:val="left" w:pos="13740"/>
           <w:tab w:val="left" w:pos="14656"/>
         </w:tabs>
-        <w:spacing w:before="0" w:after="0" w:line="420" w:lineRule="exact"/>
+        <w:spacing w:before="0" w:after="0" w:line="480" w:lineRule="atLeast"/>
         <w:ind w:firstLine="0"/>
         <w:jc w:val="left"/>
         <w:rPr>
@@ -17275,7 +17174,7 @@
           <w:tab w:val="left" w:pos="13740"/>
           <w:tab w:val="left" w:pos="14656"/>
         </w:tabs>
-        <w:spacing w:before="0" w:after="0" w:line="420" w:lineRule="exact"/>
+        <w:spacing w:before="0" w:after="0" w:line="480" w:lineRule="atLeast"/>
         <w:ind w:firstLine="0"/>
         <w:jc w:val="left"/>
         <w:rPr>
@@ -17353,7 +17252,7 @@
           <w:tab w:val="left" w:pos="13740"/>
           <w:tab w:val="left" w:pos="14656"/>
         </w:tabs>
-        <w:spacing w:before="0" w:after="0" w:line="420" w:lineRule="exact"/>
+        <w:spacing w:before="0" w:after="0" w:line="480" w:lineRule="atLeast"/>
         <w:ind w:firstLine="0"/>
         <w:jc w:val="left"/>
         <w:rPr>
@@ -17431,7 +17330,7 @@
           <w:tab w:val="left" w:pos="13740"/>
           <w:tab w:val="left" w:pos="14656"/>
         </w:tabs>
-        <w:spacing w:before="0" w:after="0" w:line="420" w:lineRule="exact"/>
+        <w:spacing w:before="0" w:after="0" w:line="480" w:lineRule="atLeast"/>
         <w:ind w:firstLine="0"/>
         <w:jc w:val="left"/>
         <w:rPr>
@@ -17509,7 +17408,7 @@
           <w:tab w:val="left" w:pos="13740"/>
           <w:tab w:val="left" w:pos="14656"/>
         </w:tabs>
-        <w:spacing w:before="0" w:after="0" w:line="420" w:lineRule="exact"/>
+        <w:spacing w:before="0" w:after="0" w:line="480" w:lineRule="atLeast"/>
         <w:ind w:firstLine="0"/>
         <w:jc w:val="left"/>
         <w:rPr>
@@ -17620,7 +17519,7 @@
           <w:tab w:val="left" w:pos="13740"/>
           <w:tab w:val="left" w:pos="14656"/>
         </w:tabs>
-        <w:spacing w:before="0" w:after="0" w:line="420" w:lineRule="exact"/>
+        <w:spacing w:before="0" w:after="0" w:line="480" w:lineRule="atLeast"/>
         <w:ind w:firstLine="0"/>
         <w:jc w:val="left"/>
         <w:rPr>
@@ -17731,7 +17630,7 @@
           <w:tab w:val="left" w:pos="13740"/>
           <w:tab w:val="left" w:pos="14656"/>
         </w:tabs>
-        <w:spacing w:before="0" w:after="0" w:line="420" w:lineRule="exact"/>
+        <w:spacing w:before="0" w:after="0" w:line="480" w:lineRule="atLeast"/>
         <w:ind w:firstLine="0"/>
         <w:jc w:val="left"/>
         <w:rPr>
@@ -17776,7 +17675,7 @@
           <w:tab w:val="left" w:pos="13740"/>
           <w:tab w:val="left" w:pos="14656"/>
         </w:tabs>
-        <w:spacing w:before="0" w:after="0" w:line="420" w:lineRule="exact"/>
+        <w:spacing w:before="0" w:after="0" w:line="480" w:lineRule="atLeast"/>
         <w:ind w:firstLine="0"/>
         <w:jc w:val="left"/>
         <w:rPr>
@@ -17796,7 +17695,7 @@
           <w:ilvl w:val="3"/>
           <w:numId w:val="1"/>
         </w:numPr>
-        <w:spacing w:line="420" w:lineRule="exact"/>
+        <w:spacing w:line="480" w:lineRule="atLeast"/>
         <w:rPr>
           <w:sz w:val="26"/>
           <w:szCs w:val="26"/>
@@ -17835,7 +17734,7 @@
     </w:p>
     <w:p>
       <w:pPr>
-        <w:spacing w:line="420" w:lineRule="exact"/>
+        <w:spacing w:line="480" w:lineRule="atLeast"/>
       </w:pPr>
     </w:p>
     <w:p>
@@ -17859,7 +17758,7 @@
           <w:tab w:val="left" w:pos="13740"/>
           <w:tab w:val="left" w:pos="14656"/>
         </w:tabs>
-        <w:spacing w:before="0" w:after="0" w:line="420" w:lineRule="exact"/>
+        <w:spacing w:before="0" w:after="0" w:line="480" w:lineRule="atLeast"/>
         <w:ind w:firstLine="0"/>
         <w:jc w:val="left"/>
         <w:rPr>
@@ -17915,7 +17814,7 @@
           <w:tab w:val="left" w:pos="13740"/>
           <w:tab w:val="left" w:pos="14656"/>
         </w:tabs>
-        <w:spacing w:before="0" w:after="0" w:line="420" w:lineRule="exact"/>
+        <w:spacing w:before="0" w:after="0" w:line="480" w:lineRule="atLeast"/>
         <w:ind w:firstLine="0"/>
         <w:jc w:val="left"/>
         <w:rPr>
@@ -17960,7 +17859,7 @@
           <w:tab w:val="left" w:pos="13740"/>
           <w:tab w:val="left" w:pos="14656"/>
         </w:tabs>
-        <w:spacing w:before="0" w:after="0" w:line="420" w:lineRule="exact"/>
+        <w:spacing w:before="0" w:after="0" w:line="480" w:lineRule="atLeast"/>
         <w:ind w:firstLine="0"/>
         <w:jc w:val="left"/>
         <w:rPr>
@@ -18027,7 +17926,7 @@
           <w:tab w:val="left" w:pos="13740"/>
           <w:tab w:val="left" w:pos="14656"/>
         </w:tabs>
-        <w:spacing w:before="0" w:after="0" w:line="420" w:lineRule="exact"/>
+        <w:spacing w:before="0" w:after="0" w:line="480" w:lineRule="atLeast"/>
         <w:ind w:firstLine="0"/>
         <w:jc w:val="left"/>
         <w:rPr>
@@ -18105,7 +18004,7 @@
           <w:tab w:val="left" w:pos="13740"/>
           <w:tab w:val="left" w:pos="14656"/>
         </w:tabs>
-        <w:spacing w:before="0" w:after="0" w:line="420" w:lineRule="exact"/>
+        <w:spacing w:before="0" w:after="0" w:line="480" w:lineRule="atLeast"/>
         <w:ind w:firstLine="0"/>
         <w:jc w:val="left"/>
         <w:rPr>
@@ -18183,7 +18082,7 @@
           <w:tab w:val="left" w:pos="13740"/>
           <w:tab w:val="left" w:pos="14656"/>
         </w:tabs>
-        <w:spacing w:before="0" w:after="0" w:line="420" w:lineRule="exact"/>
+        <w:spacing w:before="0" w:after="0" w:line="480" w:lineRule="atLeast"/>
         <w:ind w:firstLine="0"/>
         <w:jc w:val="left"/>
         <w:rPr>
@@ -18305,7 +18204,7 @@
           <w:tab w:val="left" w:pos="13740"/>
           <w:tab w:val="left" w:pos="14656"/>
         </w:tabs>
-        <w:spacing w:before="0" w:after="0" w:line="420" w:lineRule="exact"/>
+        <w:spacing w:before="0" w:after="0" w:line="480" w:lineRule="atLeast"/>
         <w:ind w:firstLine="0"/>
         <w:jc w:val="left"/>
         <w:rPr>
@@ -18438,7 +18337,7 @@
           <w:tab w:val="left" w:pos="13740"/>
           <w:tab w:val="left" w:pos="14656"/>
         </w:tabs>
-        <w:spacing w:before="0" w:after="0" w:line="420" w:lineRule="exact"/>
+        <w:spacing w:before="0" w:after="0" w:line="480" w:lineRule="atLeast"/>
         <w:ind w:firstLine="0"/>
         <w:jc w:val="left"/>
         <w:rPr>
@@ -18505,7 +18404,7 @@
           <w:tab w:val="left" w:pos="13740"/>
           <w:tab w:val="left" w:pos="14656"/>
         </w:tabs>
-        <w:spacing w:before="0" w:after="0" w:line="420" w:lineRule="exact"/>
+        <w:spacing w:before="0" w:after="0" w:line="480" w:lineRule="atLeast"/>
         <w:ind w:firstLine="0"/>
         <w:jc w:val="left"/>
         <w:rPr>
@@ -18572,7 +18471,7 @@
           <w:tab w:val="left" w:pos="13740"/>
           <w:tab w:val="left" w:pos="14656"/>
         </w:tabs>
-        <w:spacing w:before="0" w:after="0" w:line="420" w:lineRule="exact"/>
+        <w:spacing w:before="0" w:after="0" w:line="480" w:lineRule="atLeast"/>
         <w:ind w:firstLine="0"/>
         <w:jc w:val="left"/>
         <w:rPr>
@@ -18593,6 +18492,7 @@
           <w:szCs w:val="28"/>
           <w:lang w:val="en-US"/>
         </w:rPr>
+        <w:lastRenderedPageBreak/>
         <w:t xml:space="preserve">        </w:t>
       </w:r>
       <w:r>
@@ -18661,7 +18561,7 @@
           <w:tab w:val="left" w:pos="13740"/>
           <w:tab w:val="left" w:pos="14656"/>
         </w:tabs>
-        <w:spacing w:before="0" w:after="0" w:line="420" w:lineRule="exact"/>
+        <w:spacing w:before="0" w:after="0" w:line="480" w:lineRule="atLeast"/>
         <w:ind w:firstLine="0"/>
         <w:jc w:val="left"/>
         <w:rPr>
@@ -18750,7 +18650,7 @@
           <w:tab w:val="left" w:pos="13740"/>
           <w:tab w:val="left" w:pos="14656"/>
         </w:tabs>
-        <w:spacing w:before="0" w:after="0" w:line="420" w:lineRule="exact"/>
+        <w:spacing w:before="0" w:after="0" w:line="480" w:lineRule="atLeast"/>
         <w:ind w:firstLine="0"/>
         <w:jc w:val="left"/>
         <w:rPr>
@@ -18861,7 +18761,7 @@
           <w:tab w:val="left" w:pos="13740"/>
           <w:tab w:val="left" w:pos="14656"/>
         </w:tabs>
-        <w:spacing w:before="0" w:after="0" w:line="420" w:lineRule="exact"/>
+        <w:spacing w:before="0" w:after="0" w:line="480" w:lineRule="atLeast"/>
         <w:ind w:firstLine="0"/>
         <w:jc w:val="left"/>
         <w:rPr>
@@ -18882,7 +18782,6 @@
           <w:szCs w:val="28"/>
           <w:lang w:val="en-US"/>
         </w:rPr>
-        <w:lastRenderedPageBreak/>
         <w:t xml:space="preserve">        </w:t>
       </w:r>
       <w:r>
@@ -19039,7 +18938,7 @@
           <w:tab w:val="left" w:pos="13740"/>
           <w:tab w:val="left" w:pos="14656"/>
         </w:tabs>
-        <w:spacing w:before="0" w:after="0" w:line="420" w:lineRule="exact"/>
+        <w:spacing w:before="0" w:after="0" w:line="480" w:lineRule="atLeast"/>
         <w:ind w:firstLine="0"/>
         <w:jc w:val="left"/>
         <w:rPr>
@@ -19194,7 +19093,7 @@
           <w:tab w:val="left" w:pos="13740"/>
           <w:tab w:val="left" w:pos="14656"/>
         </w:tabs>
-        <w:spacing w:before="0" w:after="0" w:line="420" w:lineRule="exact"/>
+        <w:spacing w:before="0" w:after="0" w:line="480" w:lineRule="atLeast"/>
         <w:ind w:firstLine="0"/>
         <w:jc w:val="left"/>
         <w:rPr>
@@ -19349,7 +19248,7 @@
           <w:tab w:val="left" w:pos="13740"/>
           <w:tab w:val="left" w:pos="14656"/>
         </w:tabs>
-        <w:spacing w:before="0" w:after="0" w:line="420" w:lineRule="exact"/>
+        <w:spacing w:before="0" w:after="0" w:line="480" w:lineRule="atLeast"/>
         <w:ind w:firstLine="0"/>
         <w:jc w:val="left"/>
         <w:rPr>
@@ -19515,7 +19414,7 @@
           <w:tab w:val="left" w:pos="13740"/>
           <w:tab w:val="left" w:pos="14656"/>
         </w:tabs>
-        <w:spacing w:before="0" w:after="0" w:line="420" w:lineRule="exact"/>
+        <w:spacing w:before="0" w:after="0" w:line="480" w:lineRule="atLeast"/>
         <w:ind w:firstLine="0"/>
         <w:jc w:val="left"/>
         <w:rPr>
@@ -19626,7 +19525,7 @@
           <w:tab w:val="left" w:pos="13740"/>
           <w:tab w:val="left" w:pos="14656"/>
         </w:tabs>
-        <w:spacing w:before="0" w:after="0" w:line="420" w:lineRule="exact"/>
+        <w:spacing w:before="0" w:after="0" w:line="480" w:lineRule="atLeast"/>
         <w:ind w:firstLine="0"/>
         <w:jc w:val="left"/>
         <w:rPr>
@@ -19814,7 +19713,7 @@
           <w:tab w:val="left" w:pos="13740"/>
           <w:tab w:val="left" w:pos="14656"/>
         </w:tabs>
-        <w:spacing w:before="0" w:after="0" w:line="420" w:lineRule="exact"/>
+        <w:spacing w:before="0" w:after="0" w:line="480" w:lineRule="atLeast"/>
         <w:ind w:firstLine="0"/>
         <w:jc w:val="left"/>
         <w:rPr>
@@ -19845,7 +19744,7 @@
           <w:ilvl w:val="0"/>
           <w:numId w:val="7"/>
         </w:numPr>
-        <w:spacing w:line="420" w:lineRule="exact"/>
+        <w:spacing w:line="480" w:lineRule="atLeast"/>
       </w:pPr>
       <w:r>
         <w:t>Constructor</w:t>
@@ -19887,7 +19786,7 @@
           <w:ilvl w:val="0"/>
           <w:numId w:val="7"/>
         </w:numPr>
-        <w:spacing w:line="420" w:lineRule="exact"/>
+        <w:spacing w:line="480" w:lineRule="atLeast"/>
       </w:pPr>
       <w:r>
         <w:t xml:space="preserve">Destructor </w:t>
@@ -19919,7 +19818,7 @@
           <w:ilvl w:val="0"/>
           <w:numId w:val="7"/>
         </w:numPr>
-        <w:spacing w:line="420" w:lineRule="exact"/>
+        <w:spacing w:line="480" w:lineRule="atLeast"/>
         <w:rPr>
           <w:bCs w:val="0"/>
         </w:rPr>
@@ -19950,7 +19849,7 @@
           <w:ilvl w:val="0"/>
           <w:numId w:val="7"/>
         </w:numPr>
-        <w:spacing w:line="420" w:lineRule="exact"/>
+        <w:spacing w:line="480" w:lineRule="atLeast"/>
         <w:rPr>
           <w:bCs w:val="0"/>
           <w:lang w:val="en-US"/>
@@ -20031,7 +19930,7 @@
           <w:ilvl w:val="0"/>
           <w:numId w:val="7"/>
         </w:numPr>
-        <w:spacing w:line="420" w:lineRule="exact"/>
+        <w:spacing w:line="480" w:lineRule="atLeast"/>
         <w:rPr>
           <w:bCs w:val="0"/>
         </w:rPr>
@@ -20078,6 +19977,7 @@
           <w:b/>
           <w:bCs w:val="0"/>
         </w:rPr>
+        <w:lastRenderedPageBreak/>
         <w:t>themSanPham()</w:t>
       </w:r>
       <w:r>
@@ -20101,7 +20001,7 @@
           <w:ilvl w:val="0"/>
           <w:numId w:val="7"/>
         </w:numPr>
-        <w:spacing w:line="420" w:lineRule="exact"/>
+        <w:spacing w:line="480" w:lineRule="atLeast"/>
         <w:rPr>
           <w:bCs w:val="0"/>
         </w:rPr>
@@ -20129,7 +20029,7 @@
           <w:ilvl w:val="0"/>
           <w:numId w:val="7"/>
         </w:numPr>
-        <w:spacing w:line="420" w:lineRule="exact"/>
+        <w:spacing w:line="480" w:lineRule="atLeast"/>
         <w:jc w:val="left"/>
         <w:rPr>
           <w:bCs w:val="0"/>
@@ -20140,7 +20040,6 @@
           <w:b/>
           <w:bCs w:val="0"/>
         </w:rPr>
-        <w:lastRenderedPageBreak/>
         <w:t>getTongTien()</w:t>
       </w:r>
       <w:r>
@@ -20202,7 +20101,7 @@
           <w:ilvl w:val="0"/>
           <w:numId w:val="7"/>
         </w:numPr>
-        <w:spacing w:line="420" w:lineRule="exact"/>
+        <w:spacing w:line="480" w:lineRule="atLeast"/>
         <w:jc w:val="left"/>
         <w:rPr>
           <w:bCs w:val="0"/>
@@ -20226,7 +20125,7 @@
           <w:ilvl w:val="0"/>
           <w:numId w:val="7"/>
         </w:numPr>
-        <w:spacing w:line="420" w:lineRule="exact"/>
+        <w:spacing w:line="480" w:lineRule="atLeast"/>
         <w:jc w:val="left"/>
         <w:rPr>
           <w:bCs w:val="0"/>
@@ -20250,7 +20149,7 @@
           <w:ilvl w:val="1"/>
           <w:numId w:val="1"/>
         </w:numPr>
-        <w:spacing w:line="420" w:lineRule="exact"/>
+        <w:spacing w:line="480" w:lineRule="atLeast"/>
         <w:rPr>
           <w:rFonts w:ascii="Times New Roman" w:hAnsi="Times New Roman" w:cs="Times New Roman"/>
         </w:rPr>
@@ -20284,7 +20183,7 @@
     </w:p>
     <w:p>
       <w:pPr>
-        <w:spacing w:line="420" w:lineRule="exact"/>
+        <w:spacing w:line="480" w:lineRule="atLeast"/>
       </w:pPr>
       <w:r>
         <w:t>File này đóng vai trò như bộ điều khiển trung tâm (Controller), kết nối tầng giao diện người dùng với tầng dữ liệu file.</w:t>
@@ -20297,7 +20196,7 @@
           <w:ilvl w:val="2"/>
           <w:numId w:val="1"/>
         </w:numPr>
-        <w:spacing w:line="420" w:lineRule="exact"/>
+        <w:spacing w:line="480" w:lineRule="atLeast"/>
         <w:rPr>
           <w:rFonts w:ascii="Times New Roman" w:hAnsi="Times New Roman" w:cs="Times New Roman"/>
           <w:bCs/>
@@ -20334,7 +20233,7 @@
           <w:ilvl w:val="0"/>
           <w:numId w:val="7"/>
         </w:numPr>
-        <w:spacing w:line="420" w:lineRule="exact"/>
+        <w:spacing w:line="480" w:lineRule="atLeast"/>
       </w:pPr>
       <w:r>
         <w:rPr>
@@ -20353,7 +20252,7 @@
           <w:ilvl w:val="0"/>
           <w:numId w:val="7"/>
         </w:numPr>
-        <w:spacing w:line="420" w:lineRule="exact"/>
+        <w:spacing w:line="480" w:lineRule="atLeast"/>
       </w:pPr>
       <w:r>
         <w:rPr>
@@ -20392,7 +20291,7 @@
           <w:ilvl w:val="0"/>
           <w:numId w:val="7"/>
         </w:numPr>
-        <w:spacing w:line="420" w:lineRule="exact"/>
+        <w:spacing w:line="480" w:lineRule="atLeast"/>
       </w:pPr>
       <w:r>
         <w:rPr>
@@ -20417,7 +20316,11 @@
         <w:t xml:space="preserve"> </w:t>
       </w:r>
       <w:r>
-        <w:t xml:space="preserve">bằng stringstream, chuyển đổi kiểu dữ liệu tương ứng rồi gọi taoSanPhamTuDong để nạp toàn bộ danh sách sản phẩm vào một </w:t>
+        <w:t xml:space="preserve">bằng stringstream, chuyển đổi kiểu </w:t>
+      </w:r>
+      <w:r>
+        <w:lastRenderedPageBreak/>
+        <w:t xml:space="preserve">dữ liệu tương ứng rồi gọi taoSanPhamTuDong để nạp toàn bộ danh sách sản phẩm vào một </w:t>
       </w:r>
       <w:r>
         <w:rPr>
@@ -20437,7 +20340,7 @@
           <w:ilvl w:val="2"/>
           <w:numId w:val="1"/>
         </w:numPr>
-        <w:spacing w:line="420" w:lineRule="exact"/>
+        <w:spacing w:line="480" w:lineRule="atLeast"/>
         <w:rPr>
           <w:rFonts w:ascii="Times New Roman" w:hAnsi="Times New Roman" w:cs="Times New Roman"/>
           <w:bCs/>
@@ -20474,7 +20377,7 @@
           <w:ilvl w:val="0"/>
           <w:numId w:val="7"/>
         </w:numPr>
-        <w:spacing w:line="420" w:lineRule="exact"/>
+        <w:spacing w:line="480" w:lineRule="atLeast"/>
       </w:pPr>
       <w:r>
         <w:rPr>
@@ -20493,7 +20396,7 @@
           <w:ilvl w:val="0"/>
           <w:numId w:val="7"/>
         </w:numPr>
-        <w:spacing w:line="420" w:lineRule="exact"/>
+        <w:spacing w:line="480" w:lineRule="atLeast"/>
       </w:pPr>
       <w:r>
         <w:rPr>
@@ -20512,13 +20415,12 @@
           <w:ilvl w:val="0"/>
           <w:numId w:val="7"/>
         </w:numPr>
-        <w:spacing w:line="420" w:lineRule="exact"/>
+        <w:spacing w:line="480" w:lineRule="atLeast"/>
       </w:pPr>
       <w:r>
         <w:rPr>
           <w:b/>
         </w:rPr>
-        <w:lastRenderedPageBreak/>
         <w:t>luuDanhSachSanPham(...):</w:t>
       </w:r>
       <w:r>
@@ -20532,7 +20434,7 @@
           <w:ilvl w:val="0"/>
           <w:numId w:val="7"/>
         </w:numPr>
-        <w:spacing w:line="420" w:lineRule="exact"/>
+        <w:spacing w:line="480" w:lineRule="atLeast"/>
       </w:pPr>
       <w:r>
         <w:rPr>
@@ -20551,7 +20453,7 @@
           <w:ilvl w:val="0"/>
           <w:numId w:val="7"/>
         </w:numPr>
-        <w:spacing w:line="420" w:lineRule="exact"/>
+        <w:spacing w:line="480" w:lineRule="atLeast"/>
       </w:pPr>
       <w:r>
         <w:rPr>
@@ -20570,7 +20472,7 @@
           <w:ilvl w:val="0"/>
           <w:numId w:val="7"/>
         </w:numPr>
-        <w:spacing w:line="420" w:lineRule="exact"/>
+        <w:spacing w:line="480" w:lineRule="atLeast"/>
       </w:pPr>
       <w:r>
         <w:rPr>
@@ -20589,7 +20491,7 @@
           <w:ilvl w:val="2"/>
           <w:numId w:val="1"/>
         </w:numPr>
-        <w:spacing w:line="420" w:lineRule="exact"/>
+        <w:spacing w:line="480" w:lineRule="atLeast"/>
         <w:rPr>
           <w:rFonts w:ascii="Times New Roman" w:hAnsi="Times New Roman" w:cs="Times New Roman"/>
         </w:rPr>
@@ -20616,7 +20518,7 @@
           <w:ilvl w:val="0"/>
           <w:numId w:val="7"/>
         </w:numPr>
-        <w:spacing w:line="420" w:lineRule="exact"/>
+        <w:spacing w:line="480" w:lineRule="atLeast"/>
       </w:pPr>
       <w:r>
         <w:rPr>
@@ -20635,7 +20537,7 @@
           <w:ilvl w:val="0"/>
           <w:numId w:val="4"/>
         </w:numPr>
-        <w:spacing w:line="420" w:lineRule="exact"/>
+        <w:spacing w:line="480" w:lineRule="atLeast"/>
       </w:pPr>
       <w:r>
         <w:t>Tải danh sách sản phẩm từ file lên bộ nhớ tạm</w:t>
@@ -20654,7 +20556,7 @@
           <w:ilvl w:val="0"/>
           <w:numId w:val="4"/>
         </w:numPr>
-        <w:spacing w:line="420" w:lineRule="exact"/>
+        <w:spacing w:line="480" w:lineRule="atLeast"/>
       </w:pPr>
       <w:r>
         <w:t>Khởi tạo một đối tượng HoaDon.</w:t>
@@ -20667,7 +20569,7 @@
           <w:ilvl w:val="0"/>
           <w:numId w:val="4"/>
         </w:numPr>
-        <w:spacing w:line="420" w:lineRule="exact"/>
+        <w:spacing w:line="480" w:lineRule="atLeast"/>
       </w:pPr>
       <w:r>
         <w:t>Mở vòng lặp cho phép thu ngân nhập liên tiếp các mã sản phẩm và số lượng cần mua.</w:t>
@@ -20680,7 +20582,7 @@
           <w:ilvl w:val="0"/>
           <w:numId w:val="4"/>
         </w:numPr>
-        <w:spacing w:line="420" w:lineRule="exact"/>
+        <w:spacing w:line="480" w:lineRule="atLeast"/>
       </w:pPr>
       <w:r>
         <w:t>Cập nhật trực tiếp số lượng tồn kho trên RAM thông qua đối tượng hóa đơn.</w:t>
@@ -20693,7 +20595,7 @@
           <w:ilvl w:val="0"/>
           <w:numId w:val="4"/>
         </w:numPr>
-        <w:spacing w:line="420" w:lineRule="exact"/>
+        <w:spacing w:line="480" w:lineRule="atLeast"/>
         <w:jc w:val="left"/>
       </w:pPr>
       <w:r>
@@ -20733,7 +20635,7 @@
           <w:ilvl w:val="0"/>
           <w:numId w:val="7"/>
         </w:numPr>
-        <w:spacing w:line="420" w:lineRule="exact"/>
+        <w:spacing w:line="480" w:lineRule="atLeast"/>
         <w:jc w:val="left"/>
       </w:pPr>
       <w:r>
@@ -20782,7 +20684,11 @@
         <w:t xml:space="preserve"> )</w:t>
       </w:r>
       <w:r>
-        <w:t xml:space="preserve"> để phân tách và đóng gói từng hóa đơn thành một chuỗi </w:t>
+        <w:t xml:space="preserve"> </w:t>
+      </w:r>
+      <w:r>
+        <w:lastRenderedPageBreak/>
+        <w:t xml:space="preserve">để phân tách và đóng gói từng hóa đơn thành một chuỗi </w:t>
       </w:r>
       <w:r>
         <w:rPr>
@@ -20802,7 +20708,7 @@
           <w:ilvl w:val="0"/>
           <w:numId w:val="7"/>
         </w:numPr>
-        <w:spacing w:line="420" w:lineRule="exact"/>
+        <w:spacing w:line="480" w:lineRule="atLeast"/>
         <w:jc w:val="left"/>
       </w:pPr>
       <w:r>
@@ -20832,7 +20738,7 @@
           <w:ilvl w:val="0"/>
           <w:numId w:val="7"/>
         </w:numPr>
-        <w:spacing w:line="420" w:lineRule="exact"/>
+        <w:spacing w:line="480" w:lineRule="atLeast"/>
         <w:jc w:val="left"/>
       </w:pPr>
       <w:r>
@@ -20862,7 +20768,7 @@
           <w:ilvl w:val="2"/>
           <w:numId w:val="1"/>
         </w:numPr>
-        <w:spacing w:line="420" w:lineRule="exact"/>
+        <w:spacing w:line="480" w:lineRule="atLeast"/>
         <w:rPr>
           <w:rFonts w:ascii="Times New Roman" w:hAnsi="Times New Roman" w:cs="Times New Roman"/>
         </w:rPr>
@@ -20883,7 +20789,7 @@
           <w:ilvl w:val="0"/>
           <w:numId w:val="7"/>
         </w:numPr>
-        <w:spacing w:line="420" w:lineRule="exact"/>
+        <w:spacing w:line="480" w:lineRule="atLeast"/>
         <w:jc w:val="left"/>
       </w:pPr>
       <w:r>
@@ -20915,11 +20821,7 @@
         <w:t>std::setw</w:t>
       </w:r>
       <w:r>
-        <w:t xml:space="preserve"> để căn lề </w:t>
-      </w:r>
-      <w:r>
-        <w:lastRenderedPageBreak/>
-        <w:t xml:space="preserve">giữa, vẽ các góc </w:t>
+        <w:t xml:space="preserve"> để căn lề giữa, vẽ các góc </w:t>
       </w:r>
       <w:r>
         <w:t xml:space="preserve">( </w:t>
@@ -20949,7 +20851,7 @@
           <w:ilvl w:val="0"/>
           <w:numId w:val="7"/>
         </w:numPr>
-        <w:spacing w:line="420" w:lineRule="exact"/>
+        <w:spacing w:line="480" w:lineRule="atLeast"/>
         <w:jc w:val="left"/>
       </w:pPr>
       <w:r>
@@ -20969,7 +20871,7 @@
           <w:ilvl w:val="0"/>
           <w:numId w:val="7"/>
         </w:numPr>
-        <w:spacing w:line="420" w:lineRule="exact"/>
+        <w:spacing w:line="480" w:lineRule="atLeast"/>
         <w:jc w:val="left"/>
       </w:pPr>
       <w:r>
@@ -20999,7 +20901,7 @@
           <w:ilvl w:val="1"/>
           <w:numId w:val="1"/>
         </w:numPr>
-        <w:spacing w:line="420" w:lineRule="exact"/>
+        <w:spacing w:line="480" w:lineRule="atLeast"/>
         <w:rPr>
           <w:rFonts w:ascii="Times New Roman" w:hAnsi="Times New Roman" w:cs="Times New Roman"/>
         </w:rPr>
@@ -21032,7 +20934,7 @@
           <w:ilvl w:val="0"/>
           <w:numId w:val="7"/>
         </w:numPr>
-        <w:spacing w:line="420" w:lineRule="exact"/>
+        <w:spacing w:line="480" w:lineRule="atLeast"/>
       </w:pPr>
       <w:r>
         <w:rPr>
@@ -21061,7 +20963,7 @@
           <w:ilvl w:val="0"/>
           <w:numId w:val="7"/>
         </w:numPr>
-        <w:spacing w:line="420" w:lineRule="exact"/>
+        <w:spacing w:line="480" w:lineRule="atLeast"/>
       </w:pPr>
       <w:r>
         <w:rPr>
@@ -21125,7 +21027,7 @@
     </w:p>
     <w:p>
       <w:pPr>
-        <w:spacing w:line="420" w:lineRule="exact"/>
+        <w:spacing w:line="480" w:lineRule="atLeast"/>
       </w:pPr>
       <w:r>
         <w:br w:type="page"/>
@@ -21138,7 +21040,7 @@
           <w:ilvl w:val="1"/>
           <w:numId w:val="1"/>
         </w:numPr>
-        <w:spacing w:line="420" w:lineRule="exact"/>
+        <w:spacing w:line="480" w:lineRule="atLeast"/>
         <w:rPr>
           <w:rFonts w:ascii="Times New Roman" w:hAnsi="Times New Roman" w:cs="Times New Roman"/>
           <w:sz w:val="26"/>
@@ -21257,7 +21159,7 @@
     </w:p>
     <w:p>
       <w:pPr>
-        <w:spacing w:line="420" w:lineRule="exact"/>
+        <w:spacing w:line="480" w:lineRule="atLeast"/>
         <w:ind w:firstLine="0"/>
         <w:jc w:val="left"/>
       </w:pPr>
@@ -21267,7 +21169,7 @@
     </w:p>
     <w:p>
       <w:pPr>
-        <w:spacing w:line="420" w:lineRule="exact"/>
+        <w:spacing w:line="480" w:lineRule="atLeast"/>
       </w:pPr>
       <w:r>
         <w:br w:type="page"/>
@@ -21280,7 +21182,7 @@
           <w:ilvl w:val="0"/>
           <w:numId w:val="1"/>
         </w:numPr>
-        <w:spacing w:line="420" w:lineRule="exact"/>
+        <w:spacing w:line="480" w:lineRule="atLeast"/>
         <w:rPr>
           <w:rFonts w:ascii="Times New Roman" w:hAnsi="Times New Roman" w:cs="Times New Roman"/>
         </w:rPr>
@@ -21314,7 +21216,7 @@
           <w:ilvl w:val="1"/>
           <w:numId w:val="1"/>
         </w:numPr>
-        <w:spacing w:line="420" w:lineRule="exact"/>
+        <w:spacing w:line="480" w:lineRule="atLeast"/>
         <w:rPr>
           <w:rFonts w:ascii="Times New Roman" w:hAnsi="Times New Roman" w:cs="Times New Roman"/>
           <w:bCs/>
@@ -21332,7 +21234,7 @@
     </w:p>
     <w:p>
       <w:pPr>
-        <w:spacing w:line="420" w:lineRule="exact"/>
+        <w:spacing w:line="480" w:lineRule="atLeast"/>
       </w:pPr>
       <w:r>
         <w:t>Để giải phóng người dùng khỏi việc quản lý mã, hệ thống sử dụng cơ chế sinh mã tự động dựa trên tiền tố nhà sản xuất và bộ đếm tĩnh.</w:t>
@@ -21340,7 +21242,7 @@
     </w:p>
     <w:p>
       <w:pPr>
-        <w:spacing w:line="420" w:lineRule="exact"/>
+        <w:spacing w:line="480" w:lineRule="atLeast"/>
       </w:pPr>
     </w:p>
     <w:p>
@@ -21364,7 +21266,7 @@
           <w:tab w:val="left" w:pos="13740"/>
           <w:tab w:val="left" w:pos="14656"/>
         </w:tabs>
-        <w:spacing w:before="0" w:after="0" w:line="420" w:lineRule="exact"/>
+        <w:spacing w:before="0" w:after="0" w:line="480" w:lineRule="atLeast"/>
         <w:ind w:firstLine="0"/>
         <w:jc w:val="left"/>
         <w:rPr>
@@ -21530,7 +21432,7 @@
           <w:tab w:val="left" w:pos="13740"/>
           <w:tab w:val="left" w:pos="14656"/>
         </w:tabs>
-        <w:spacing w:before="0" w:after="0" w:line="420" w:lineRule="exact"/>
+        <w:spacing w:before="0" w:after="0" w:line="480" w:lineRule="atLeast"/>
         <w:ind w:firstLine="0"/>
         <w:jc w:val="left"/>
         <w:rPr>
@@ -21575,7 +21477,7 @@
           <w:tab w:val="left" w:pos="13740"/>
           <w:tab w:val="left" w:pos="14656"/>
         </w:tabs>
-        <w:spacing w:before="0" w:after="0" w:line="420" w:lineRule="exact"/>
+        <w:spacing w:before="0" w:after="0" w:line="480" w:lineRule="atLeast"/>
         <w:ind w:firstLine="0"/>
         <w:jc w:val="left"/>
         <w:rPr>
@@ -21752,7 +21654,7 @@
           <w:tab w:val="left" w:pos="13740"/>
           <w:tab w:val="left" w:pos="14656"/>
         </w:tabs>
-        <w:spacing w:before="0" w:after="0" w:line="420" w:lineRule="exact"/>
+        <w:spacing w:before="0" w:after="0" w:line="480" w:lineRule="atLeast"/>
         <w:ind w:firstLine="0"/>
         <w:jc w:val="left"/>
         <w:rPr>
@@ -21830,7 +21732,7 @@
           <w:tab w:val="left" w:pos="13740"/>
           <w:tab w:val="left" w:pos="14656"/>
         </w:tabs>
-        <w:spacing w:before="0" w:after="0" w:line="420" w:lineRule="exact"/>
+        <w:spacing w:before="0" w:after="0" w:line="480" w:lineRule="atLeast"/>
         <w:ind w:firstLine="0"/>
         <w:jc w:val="left"/>
         <w:rPr>
@@ -21864,7 +21766,7 @@
           <w:tab w:val="left" w:pos="13740"/>
           <w:tab w:val="left" w:pos="14656"/>
         </w:tabs>
-        <w:spacing w:before="0" w:after="0" w:line="420" w:lineRule="exact"/>
+        <w:spacing w:before="0" w:after="0" w:line="480" w:lineRule="atLeast"/>
         <w:ind w:firstLine="0"/>
         <w:jc w:val="left"/>
         <w:rPr>
@@ -22052,7 +21954,7 @@
           <w:tab w:val="left" w:pos="13740"/>
           <w:tab w:val="left" w:pos="14656"/>
         </w:tabs>
-        <w:spacing w:before="0" w:after="0" w:line="420" w:lineRule="exact"/>
+        <w:spacing w:before="0" w:after="0" w:line="480" w:lineRule="atLeast"/>
         <w:ind w:firstLine="0"/>
         <w:jc w:val="left"/>
         <w:rPr>
@@ -22141,7 +22043,7 @@
           <w:tab w:val="left" w:pos="13740"/>
           <w:tab w:val="left" w:pos="14656"/>
         </w:tabs>
-        <w:spacing w:before="0" w:after="0" w:line="420" w:lineRule="exact"/>
+        <w:spacing w:before="0" w:after="0" w:line="480" w:lineRule="atLeast"/>
         <w:ind w:firstLine="0"/>
         <w:jc w:val="left"/>
         <w:rPr>
@@ -22274,7 +22176,7 @@
           <w:tab w:val="left" w:pos="13740"/>
           <w:tab w:val="left" w:pos="14656"/>
         </w:tabs>
-        <w:spacing w:before="0" w:after="0" w:line="420" w:lineRule="exact"/>
+        <w:spacing w:before="0" w:after="0" w:line="480" w:lineRule="atLeast"/>
         <w:ind w:firstLine="0"/>
         <w:jc w:val="left"/>
         <w:rPr>
@@ -22330,7 +22232,7 @@
           <w:tab w:val="left" w:pos="13740"/>
           <w:tab w:val="left" w:pos="14656"/>
         </w:tabs>
-        <w:spacing w:before="0" w:after="0" w:line="420" w:lineRule="exact"/>
+        <w:spacing w:before="0" w:after="0" w:line="480" w:lineRule="atLeast"/>
         <w:ind w:firstLine="0"/>
         <w:jc w:val="left"/>
         <w:rPr>
@@ -22551,7 +22453,7 @@
           <w:tab w:val="left" w:pos="13740"/>
           <w:tab w:val="left" w:pos="14656"/>
         </w:tabs>
-        <w:spacing w:before="0" w:after="0" w:line="420" w:lineRule="exact"/>
+        <w:spacing w:before="0" w:after="0" w:line="480" w:lineRule="atLeast"/>
         <w:ind w:firstLine="0"/>
         <w:jc w:val="left"/>
         <w:rPr>
@@ -22849,7 +22751,7 @@
           <w:tab w:val="left" w:pos="13740"/>
           <w:tab w:val="left" w:pos="14656"/>
         </w:tabs>
-        <w:spacing w:before="0" w:after="0" w:line="420" w:lineRule="exact"/>
+        <w:spacing w:before="0" w:after="0" w:line="480" w:lineRule="atLeast"/>
         <w:ind w:firstLine="0"/>
         <w:jc w:val="left"/>
         <w:rPr>
@@ -23026,7 +22928,7 @@
           <w:tab w:val="left" w:pos="13740"/>
           <w:tab w:val="left" w:pos="14656"/>
         </w:tabs>
-        <w:spacing w:before="0" w:after="0" w:line="420" w:lineRule="exact"/>
+        <w:spacing w:before="0" w:after="0" w:line="480" w:lineRule="atLeast"/>
         <w:ind w:firstLine="0"/>
         <w:jc w:val="left"/>
         <w:rPr>
@@ -23060,7 +22962,7 @@
           <w:tab w:val="left" w:pos="13740"/>
           <w:tab w:val="left" w:pos="14656"/>
         </w:tabs>
-        <w:spacing w:before="0" w:after="0" w:line="420" w:lineRule="exact"/>
+        <w:spacing w:before="0" w:after="0" w:line="480" w:lineRule="atLeast"/>
         <w:ind w:firstLine="0"/>
         <w:jc w:val="left"/>
         <w:rPr>
@@ -23237,7 +23139,7 @@
           <w:tab w:val="left" w:pos="13740"/>
           <w:tab w:val="left" w:pos="14656"/>
         </w:tabs>
-        <w:spacing w:before="0" w:after="0" w:line="420" w:lineRule="exact"/>
+        <w:spacing w:before="0" w:after="0" w:line="480" w:lineRule="atLeast"/>
         <w:ind w:firstLine="0"/>
         <w:jc w:val="left"/>
         <w:rPr>
@@ -23304,7 +23206,7 @@
           <w:tab w:val="left" w:pos="13740"/>
           <w:tab w:val="left" w:pos="14656"/>
         </w:tabs>
-        <w:spacing w:before="0" w:after="0" w:line="420" w:lineRule="exact"/>
+        <w:spacing w:before="0" w:after="0" w:line="480" w:lineRule="atLeast"/>
         <w:ind w:firstLine="0"/>
         <w:jc w:val="left"/>
         <w:rPr>
@@ -23360,7 +23262,7 @@
           <w:tab w:val="left" w:pos="13740"/>
           <w:tab w:val="left" w:pos="14656"/>
         </w:tabs>
-        <w:spacing w:before="0" w:after="0" w:line="420" w:lineRule="exact"/>
+        <w:spacing w:before="0" w:after="0" w:line="480" w:lineRule="atLeast"/>
         <w:ind w:firstLine="0"/>
         <w:jc w:val="left"/>
         <w:rPr>
@@ -23438,7 +23340,7 @@
           <w:tab w:val="left" w:pos="13740"/>
           <w:tab w:val="left" w:pos="14656"/>
         </w:tabs>
-        <w:spacing w:before="0" w:after="0" w:line="420" w:lineRule="exact"/>
+        <w:spacing w:before="0" w:after="0" w:line="480" w:lineRule="atLeast"/>
         <w:ind w:firstLine="0"/>
         <w:jc w:val="left"/>
         <w:rPr>
@@ -23464,7 +23366,7 @@
     </w:p>
     <w:p>
       <w:pPr>
-        <w:spacing w:line="420" w:lineRule="exact"/>
+        <w:spacing w:line="480" w:lineRule="atLeast"/>
       </w:pPr>
     </w:p>
     <w:p>
@@ -23474,7 +23376,7 @@
           <w:ilvl w:val="2"/>
           <w:numId w:val="1"/>
         </w:numPr>
-        <w:spacing w:line="420" w:lineRule="exact"/>
+        <w:spacing w:line="480" w:lineRule="atLeast"/>
         <w:rPr>
           <w:rFonts w:ascii="Times New Roman" w:hAnsi="Times New Roman" w:cs="Times New Roman"/>
         </w:rPr>
@@ -23484,6 +23386,7 @@
         <w:rPr>
           <w:rFonts w:ascii="Times New Roman" w:hAnsi="Times New Roman" w:cs="Times New Roman"/>
         </w:rPr>
+        <w:lastRenderedPageBreak/>
         <w:t>N</w:t>
       </w:r>
       <w:r>
@@ -23501,7 +23404,7 @@
           <w:ilvl w:val="0"/>
           <w:numId w:val="7"/>
         </w:numPr>
-        <w:spacing w:line="420" w:lineRule="exact"/>
+        <w:spacing w:line="480" w:lineRule="atLeast"/>
       </w:pPr>
       <w:r>
         <w:t>Hệ thống sử dụng một bảng băm tĩnh</w:t>
@@ -23530,10 +23433,9 @@
           <w:ilvl w:val="0"/>
           <w:numId w:val="7"/>
         </w:numPr>
-        <w:spacing w:line="420" w:lineRule="exact"/>
-      </w:pPr>
-      <w:r>
-        <w:lastRenderedPageBreak/>
+        <w:spacing w:line="480" w:lineRule="atLeast"/>
+      </w:pPr>
+      <w:r>
         <w:t xml:space="preserve">Khi nhập một sản phẩm, hệ thống trích xuất hoặc rút gọn tên nhà sản xuất thành một chuỗi tiền tố viết tắt (ví dụ: Xiaomi </w:t>
       </w:r>
       <w:r>
@@ -23556,7 +23458,7 @@
           <w:ilvl w:val="0"/>
           <w:numId w:val="7"/>
         </w:numPr>
-        <w:spacing w:line="420" w:lineRule="exact"/>
+        <w:spacing w:line="480" w:lineRule="atLeast"/>
       </w:pPr>
       <w:r>
         <w:t xml:space="preserve">Tăng giá trị bộ đếm của tiền tố đó trong map: </w:t>
@@ -23576,7 +23478,7 @@
           <w:ilvl w:val="0"/>
           <w:numId w:val="7"/>
         </w:numPr>
-        <w:spacing w:line="420" w:lineRule="exact"/>
+        <w:spacing w:line="480" w:lineRule="atLeast"/>
       </w:pPr>
       <w:r>
         <w:t xml:space="preserve">Sử dụng thuật toán định dạng chuỗi để chuyển số đếm thành chuỗi 2 ký tự (nếu số thứ tự &lt; 10, tự động chèn thêm ký tự '0' phía trước). Sau đó nối tiền tố với số thứ tự để ra mã cuối cùng (Ví dụ: XM + 01 </w:t>
@@ -23591,7 +23493,7 @@
     <w:p>
       <w:pPr>
         <w:pStyle w:val="ListParagraph"/>
-        <w:spacing w:line="420" w:lineRule="exact"/>
+        <w:spacing w:line="480" w:lineRule="atLeast"/>
         <w:ind w:firstLine="0"/>
       </w:pPr>
     </w:p>
@@ -23599,7 +23501,7 @@
       <w:pPr>
         <w:pStyle w:val="HTMLPreformatted"/>
         <w:shd w:val="clear" w:color="auto" w:fill="FFFFFF"/>
-        <w:spacing w:line="420" w:lineRule="exact"/>
+        <w:spacing w:line="480" w:lineRule="atLeast"/>
         <w:ind w:firstLine="0"/>
         <w:rPr>
           <w:bCs w:val="0"/>
@@ -23721,7 +23623,7 @@
           <w:tab w:val="left" w:pos="13740"/>
           <w:tab w:val="left" w:pos="14656"/>
         </w:tabs>
-        <w:spacing w:before="0" w:after="0" w:line="420" w:lineRule="exact"/>
+        <w:spacing w:before="0" w:after="0" w:line="480" w:lineRule="atLeast"/>
         <w:ind w:firstLine="0"/>
         <w:jc w:val="left"/>
         <w:rPr>
@@ -23821,7 +23723,7 @@
           <w:tab w:val="left" w:pos="13740"/>
           <w:tab w:val="left" w:pos="14656"/>
         </w:tabs>
-        <w:spacing w:before="0" w:after="0" w:line="420" w:lineRule="exact"/>
+        <w:spacing w:before="0" w:after="0" w:line="480" w:lineRule="atLeast"/>
         <w:ind w:firstLine="0"/>
         <w:jc w:val="left"/>
         <w:rPr>
@@ -23965,7 +23867,7 @@
           <w:tab w:val="left" w:pos="13740"/>
           <w:tab w:val="left" w:pos="14656"/>
         </w:tabs>
-        <w:spacing w:before="0" w:after="0" w:line="420" w:lineRule="exact"/>
+        <w:spacing w:before="0" w:after="0" w:line="480" w:lineRule="atLeast"/>
         <w:ind w:firstLine="0"/>
         <w:jc w:val="left"/>
         <w:rPr>
@@ -24307,7 +24209,7 @@
           <w:tab w:val="left" w:pos="13740"/>
           <w:tab w:val="left" w:pos="14656"/>
         </w:tabs>
-        <w:spacing w:before="0" w:after="0" w:line="420" w:lineRule="exact"/>
+        <w:spacing w:before="0" w:after="0" w:line="480" w:lineRule="atLeast"/>
         <w:ind w:firstLine="0"/>
         <w:jc w:val="left"/>
         <w:rPr>
@@ -24407,7 +24309,7 @@
           <w:tab w:val="left" w:pos="13740"/>
           <w:tab w:val="left" w:pos="14656"/>
         </w:tabs>
-        <w:spacing w:before="0" w:after="0" w:line="420" w:lineRule="exact"/>
+        <w:spacing w:before="0" w:after="0" w:line="480" w:lineRule="atLeast"/>
         <w:ind w:firstLine="0"/>
         <w:jc w:val="left"/>
         <w:rPr>
@@ -24427,7 +24329,7 @@
           <w:ilvl w:val="2"/>
           <w:numId w:val="1"/>
         </w:numPr>
-        <w:spacing w:line="420" w:lineRule="exact"/>
+        <w:spacing w:line="480" w:lineRule="atLeast"/>
         <w:rPr>
           <w:rFonts w:ascii="Times New Roman" w:hAnsi="Times New Roman" w:cs="Times New Roman"/>
           <w:bCs/>
@@ -24445,7 +24347,7 @@
     </w:p>
     <w:p>
       <w:pPr>
-        <w:spacing w:line="420" w:lineRule="exact"/>
+        <w:spacing w:line="480" w:lineRule="atLeast"/>
       </w:pPr>
       <w:r>
         <w:t xml:space="preserve">Khi chương trình bật lên, nếu chỉ tăng từ 0, mã sản phẩm mới sẽ bị trùng với dữ liệu cũ trong file. Do đó, trong hàm </w:t>
@@ -24503,7 +24405,7 @@
     </w:p>
     <w:p>
       <w:pPr>
-        <w:spacing w:line="420" w:lineRule="exact"/>
+        <w:spacing w:line="480" w:lineRule="atLeast"/>
       </w:pPr>
     </w:p>
     <w:p>
@@ -24527,7 +24429,7 @@
           <w:tab w:val="left" w:pos="13740"/>
           <w:tab w:val="left" w:pos="14656"/>
         </w:tabs>
-        <w:spacing w:before="0" w:after="0" w:line="420" w:lineRule="exact"/>
+        <w:spacing w:before="0" w:after="0" w:line="480" w:lineRule="atLeast"/>
         <w:ind w:firstLine="0"/>
         <w:jc w:val="left"/>
         <w:rPr>
@@ -24660,7 +24562,7 @@
           <w:tab w:val="left" w:pos="13740"/>
           <w:tab w:val="left" w:pos="14656"/>
         </w:tabs>
-        <w:spacing w:before="0" w:after="0" w:line="420" w:lineRule="exact"/>
+        <w:spacing w:before="0" w:after="0" w:line="480" w:lineRule="atLeast"/>
         <w:ind w:firstLine="0"/>
         <w:jc w:val="left"/>
         <w:rPr>
@@ -24681,6 +24583,7 @@
           <w:szCs w:val="28"/>
           <w:lang w:val="en-US"/>
         </w:rPr>
+        <w:lastRenderedPageBreak/>
         <w:t xml:space="preserve">    </w:t>
       </w:r>
       <w:r>
@@ -24991,7 +24894,7 @@
           <w:tab w:val="left" w:pos="13740"/>
           <w:tab w:val="left" w:pos="14656"/>
         </w:tabs>
-        <w:spacing w:before="0" w:after="0" w:line="420" w:lineRule="exact"/>
+        <w:spacing w:before="0" w:after="0" w:line="480" w:lineRule="atLeast"/>
         <w:ind w:firstLine="0"/>
         <w:jc w:val="left"/>
         <w:rPr>
@@ -25069,7 +24972,7 @@
           <w:tab w:val="left" w:pos="13740"/>
           <w:tab w:val="left" w:pos="14656"/>
         </w:tabs>
-        <w:spacing w:before="0" w:after="0" w:line="420" w:lineRule="exact"/>
+        <w:spacing w:before="0" w:after="0" w:line="480" w:lineRule="atLeast"/>
         <w:ind w:firstLine="0"/>
         <w:jc w:val="left"/>
         <w:rPr>
@@ -25103,7 +25006,7 @@
           <w:tab w:val="left" w:pos="13740"/>
           <w:tab w:val="left" w:pos="14656"/>
         </w:tabs>
-        <w:spacing w:before="0" w:after="0" w:line="420" w:lineRule="exact"/>
+        <w:spacing w:before="0" w:after="0" w:line="480" w:lineRule="atLeast"/>
         <w:ind w:firstLine="0"/>
         <w:jc w:val="left"/>
         <w:rPr>
@@ -25247,7 +25150,7 @@
           <w:tab w:val="left" w:pos="13740"/>
           <w:tab w:val="left" w:pos="14656"/>
         </w:tabs>
-        <w:spacing w:before="0" w:after="0" w:line="420" w:lineRule="exact"/>
+        <w:spacing w:before="0" w:after="0" w:line="480" w:lineRule="atLeast"/>
         <w:ind w:firstLine="0"/>
         <w:jc w:val="left"/>
         <w:rPr>
@@ -25303,7 +25206,7 @@
           <w:tab w:val="left" w:pos="13740"/>
           <w:tab w:val="left" w:pos="14656"/>
         </w:tabs>
-        <w:spacing w:before="0" w:after="0" w:line="420" w:lineRule="exact"/>
+        <w:spacing w:before="0" w:after="0" w:line="480" w:lineRule="atLeast"/>
         <w:ind w:firstLine="0"/>
         <w:jc w:val="left"/>
         <w:rPr>
@@ -25480,7 +25383,7 @@
           <w:tab w:val="left" w:pos="13740"/>
           <w:tab w:val="left" w:pos="14656"/>
         </w:tabs>
-        <w:spacing w:before="0" w:after="0" w:line="420" w:lineRule="exact"/>
+        <w:spacing w:before="0" w:after="0" w:line="480" w:lineRule="atLeast"/>
         <w:ind w:firstLine="0"/>
         <w:jc w:val="left"/>
         <w:rPr>
@@ -25501,7 +25404,6 @@
           <w:szCs w:val="28"/>
           <w:lang w:val="en-US"/>
         </w:rPr>
-        <w:lastRenderedPageBreak/>
         <w:t xml:space="preserve">        </w:t>
       </w:r>
       <w:r>
@@ -25658,7 +25560,7 @@
           <w:tab w:val="left" w:pos="13740"/>
           <w:tab w:val="left" w:pos="14656"/>
         </w:tabs>
-        <w:spacing w:before="0" w:after="0" w:line="420" w:lineRule="exact"/>
+        <w:spacing w:before="0" w:after="0" w:line="480" w:lineRule="atLeast"/>
         <w:ind w:firstLine="0"/>
         <w:jc w:val="left"/>
         <w:rPr>
@@ -25912,7 +25814,7 @@
           <w:tab w:val="left" w:pos="13740"/>
           <w:tab w:val="left" w:pos="14656"/>
         </w:tabs>
-        <w:spacing w:before="0" w:after="0" w:line="420" w:lineRule="exact"/>
+        <w:spacing w:before="0" w:after="0" w:line="480" w:lineRule="atLeast"/>
         <w:ind w:firstLine="0"/>
         <w:jc w:val="left"/>
         <w:rPr>
@@ -25968,7 +25870,7 @@
           <w:tab w:val="left" w:pos="13740"/>
           <w:tab w:val="left" w:pos="14656"/>
         </w:tabs>
-        <w:spacing w:before="0" w:after="0" w:line="420" w:lineRule="exact"/>
+        <w:spacing w:before="0" w:after="0" w:line="480" w:lineRule="atLeast"/>
         <w:ind w:firstLine="0"/>
         <w:jc w:val="left"/>
         <w:rPr>
@@ -25988,7 +25890,7 @@
           <w:ilvl w:val="1"/>
           <w:numId w:val="1"/>
         </w:numPr>
-        <w:spacing w:line="420" w:lineRule="exact"/>
+        <w:spacing w:line="480" w:lineRule="atLeast"/>
         <w:rPr>
           <w:rFonts w:ascii="Times New Roman" w:hAnsi="Times New Roman" w:cs="Times New Roman"/>
           <w:bCs/>
@@ -26006,7 +25908,7 @@
     </w:p>
     <w:p>
       <w:pPr>
-        <w:spacing w:line="420" w:lineRule="exact"/>
+        <w:spacing w:line="480" w:lineRule="atLeast"/>
       </w:pPr>
       <w:r>
         <w:t>Khi nhập giá bán, người dùng có thói quen nhập thêm các dấu chấm phân cách (ví dụ: 7.000.000)</w:t>
@@ -26053,7 +25955,7 @@
     </w:p>
     <w:p>
       <w:pPr>
-        <w:spacing w:line="420" w:lineRule="exact"/>
+        <w:spacing w:line="480" w:lineRule="atLeast"/>
       </w:pPr>
       <w:r>
         <w:t xml:space="preserve">Khi nhập dạng 7.000.000 chuẩn, nó là dạng </w:t>
@@ -26082,7 +25984,7 @@
     </w:p>
     <w:p>
       <w:pPr>
-        <w:spacing w:line="420" w:lineRule="exact"/>
+        <w:spacing w:line="480" w:lineRule="atLeast"/>
       </w:pPr>
       <w:r>
         <w:t>Tuy vậy, vì dạng string với dấu chấm rất dễ đọc</w:t>
@@ -26099,12 +26001,12 @@
     </w:p>
     <w:p>
       <w:pPr>
-        <w:spacing w:line="420" w:lineRule="exact"/>
-      </w:pPr>
-    </w:p>
-    <w:p>
-      <w:pPr>
-        <w:spacing w:line="420" w:lineRule="exact"/>
+        <w:spacing w:line="480" w:lineRule="atLeast"/>
+      </w:pPr>
+    </w:p>
+    <w:p>
+      <w:pPr>
+        <w:spacing w:line="480" w:lineRule="atLeast"/>
       </w:pPr>
       <w:r>
         <w:rPr>
@@ -26181,7 +26083,11 @@
         <w:t>(isdigit)</w:t>
       </w:r>
       <w:r>
-        <w:t xml:space="preserve">, nó sẽ giữ lại và nối vào một chuỗi kết quả mới; nếu là dấu chấm . hoặc ký tự lạ, nó sẽ bỏ qua. Chuỗi số thuần túy thu được cuối cùng mới được chuyển đổi thành số nguyên kiểu </w:t>
+        <w:t xml:space="preserve">, nó sẽ giữ lại và nối vào một chuỗi kết quả mới; nếu là dấu chấm . hoặc ký tự lạ, nó sẽ bỏ </w:t>
+      </w:r>
+      <w:r>
+        <w:lastRenderedPageBreak/>
+        <w:t xml:space="preserve">qua. Chuỗi số thuần túy thu được cuối cùng mới được chuyển đổi thành số nguyên kiểu </w:t>
       </w:r>
       <w:r>
         <w:rPr>
@@ -26302,7 +26208,7 @@
     </w:p>
     <w:p>
       <w:pPr>
-        <w:spacing w:line="420" w:lineRule="exact"/>
+        <w:spacing w:line="480" w:lineRule="atLeast"/>
       </w:pPr>
     </w:p>
     <w:p>
@@ -26326,7 +26232,7 @@
           <w:tab w:val="left" w:pos="13740"/>
           <w:tab w:val="left" w:pos="14656"/>
         </w:tabs>
-        <w:spacing w:before="0" w:after="0" w:line="420" w:lineRule="exact"/>
+        <w:spacing w:before="0" w:after="0" w:line="480" w:lineRule="atLeast"/>
         <w:ind w:firstLine="0"/>
         <w:jc w:val="left"/>
         <w:rPr>
@@ -26547,7 +26453,7 @@
           <w:tab w:val="left" w:pos="13740"/>
           <w:tab w:val="left" w:pos="14656"/>
         </w:tabs>
-        <w:spacing w:before="0" w:after="0" w:line="420" w:lineRule="exact"/>
+        <w:spacing w:before="0" w:after="0" w:line="480" w:lineRule="atLeast"/>
         <w:ind w:firstLine="0"/>
         <w:jc w:val="left"/>
         <w:rPr>
@@ -26592,7 +26498,7 @@
           <w:tab w:val="left" w:pos="13740"/>
           <w:tab w:val="left" w:pos="14656"/>
         </w:tabs>
-        <w:spacing w:before="0" w:after="0" w:line="420" w:lineRule="exact"/>
+        <w:spacing w:before="0" w:after="0" w:line="480" w:lineRule="atLeast"/>
         <w:ind w:firstLine="0"/>
         <w:jc w:val="left"/>
         <w:rPr>
@@ -26670,7 +26576,7 @@
           <w:tab w:val="left" w:pos="13740"/>
           <w:tab w:val="left" w:pos="14656"/>
         </w:tabs>
-        <w:spacing w:before="0" w:after="0" w:line="420" w:lineRule="exact"/>
+        <w:spacing w:before="0" w:after="0" w:line="480" w:lineRule="atLeast"/>
         <w:ind w:firstLine="0"/>
         <w:jc w:val="left"/>
         <w:rPr>
@@ -26803,7 +26709,7 @@
           <w:tab w:val="left" w:pos="13740"/>
           <w:tab w:val="left" w:pos="14656"/>
         </w:tabs>
-        <w:spacing w:before="0" w:after="0" w:line="420" w:lineRule="exact"/>
+        <w:spacing w:before="0" w:after="0" w:line="480" w:lineRule="atLeast"/>
         <w:ind w:firstLine="0"/>
         <w:jc w:val="left"/>
         <w:rPr>
@@ -26824,7 +26730,6 @@
           <w:szCs w:val="28"/>
           <w:lang w:val="en-US"/>
         </w:rPr>
-        <w:lastRenderedPageBreak/>
         <w:t xml:space="preserve">    </w:t>
       </w:r>
       <w:r>
@@ -26860,7 +26765,7 @@
           <w:tab w:val="left" w:pos="13740"/>
           <w:tab w:val="left" w:pos="14656"/>
         </w:tabs>
-        <w:spacing w:before="0" w:after="0" w:line="420" w:lineRule="exact"/>
+        <w:spacing w:before="0" w:after="0" w:line="480" w:lineRule="atLeast"/>
         <w:ind w:firstLine="0"/>
         <w:jc w:val="left"/>
         <w:rPr>
@@ -27026,7 +26931,7 @@
           <w:tab w:val="left" w:pos="13740"/>
           <w:tab w:val="left" w:pos="14656"/>
         </w:tabs>
-        <w:spacing w:before="0" w:after="0" w:line="420" w:lineRule="exact"/>
+        <w:spacing w:before="0" w:after="0" w:line="480" w:lineRule="atLeast"/>
         <w:ind w:firstLine="0"/>
         <w:jc w:val="left"/>
         <w:rPr>
@@ -27137,7 +27042,7 @@
           <w:tab w:val="left" w:pos="13740"/>
           <w:tab w:val="left" w:pos="14656"/>
         </w:tabs>
-        <w:spacing w:before="0" w:after="0" w:line="420" w:lineRule="exact"/>
+        <w:spacing w:before="0" w:after="0" w:line="480" w:lineRule="atLeast"/>
         <w:ind w:firstLine="0"/>
         <w:jc w:val="left"/>
         <w:rPr>
@@ -27193,7 +27098,7 @@
           <w:tab w:val="left" w:pos="13740"/>
           <w:tab w:val="left" w:pos="14656"/>
         </w:tabs>
-        <w:spacing w:before="0" w:after="0" w:line="420" w:lineRule="exact"/>
+        <w:spacing w:before="0" w:after="0" w:line="480" w:lineRule="atLeast"/>
         <w:ind w:firstLine="0"/>
         <w:jc w:val="left"/>
         <w:rPr>
@@ -27227,7 +27132,7 @@
           <w:tab w:val="left" w:pos="13740"/>
           <w:tab w:val="left" w:pos="14656"/>
         </w:tabs>
-        <w:spacing w:before="0" w:after="0" w:line="420" w:lineRule="exact"/>
+        <w:spacing w:before="0" w:after="0" w:line="480" w:lineRule="atLeast"/>
         <w:ind w:firstLine="0"/>
         <w:jc w:val="left"/>
         <w:rPr>
@@ -27349,7 +27254,7 @@
           <w:tab w:val="left" w:pos="13740"/>
           <w:tab w:val="left" w:pos="14656"/>
         </w:tabs>
-        <w:spacing w:before="0" w:after="0" w:line="420" w:lineRule="exact"/>
+        <w:spacing w:before="0" w:after="0" w:line="480" w:lineRule="atLeast"/>
         <w:ind w:firstLine="0"/>
         <w:jc w:val="left"/>
         <w:rPr>
@@ -27504,7 +27409,7 @@
           <w:tab w:val="left" w:pos="13740"/>
           <w:tab w:val="left" w:pos="14656"/>
         </w:tabs>
-        <w:spacing w:before="0" w:after="0" w:line="420" w:lineRule="exact"/>
+        <w:spacing w:before="0" w:after="0" w:line="480" w:lineRule="atLeast"/>
         <w:ind w:firstLine="0"/>
         <w:jc w:val="left"/>
         <w:rPr>
@@ -27538,7 +27443,7 @@
           <w:tab w:val="left" w:pos="13740"/>
           <w:tab w:val="left" w:pos="14656"/>
         </w:tabs>
-        <w:spacing w:before="0" w:after="0" w:line="420" w:lineRule="exact"/>
+        <w:spacing w:before="0" w:after="0" w:line="480" w:lineRule="atLeast"/>
         <w:ind w:firstLine="0"/>
         <w:jc w:val="left"/>
         <w:rPr>
@@ -27671,7 +27576,7 @@
           <w:tab w:val="left" w:pos="13740"/>
           <w:tab w:val="left" w:pos="14656"/>
         </w:tabs>
-        <w:spacing w:before="0" w:after="0" w:line="420" w:lineRule="exact"/>
+        <w:spacing w:before="0" w:after="0" w:line="480" w:lineRule="atLeast"/>
         <w:ind w:firstLine="0"/>
         <w:jc w:val="left"/>
         <w:rPr>
@@ -27804,7 +27709,7 @@
           <w:tab w:val="left" w:pos="13740"/>
           <w:tab w:val="left" w:pos="14656"/>
         </w:tabs>
-        <w:spacing w:before="0" w:after="0" w:line="420" w:lineRule="exact"/>
+        <w:spacing w:before="0" w:after="0" w:line="480" w:lineRule="atLeast"/>
         <w:ind w:firstLine="0"/>
         <w:jc w:val="left"/>
         <w:rPr>
@@ -27860,7 +27765,7 @@
           <w:tab w:val="left" w:pos="13740"/>
           <w:tab w:val="left" w:pos="14656"/>
         </w:tabs>
-        <w:spacing w:before="0" w:after="0" w:line="420" w:lineRule="exact"/>
+        <w:spacing w:before="0" w:after="0" w:line="480" w:lineRule="atLeast"/>
         <w:ind w:firstLine="0"/>
         <w:jc w:val="left"/>
         <w:rPr>
@@ -28070,7 +27975,7 @@
           <w:tab w:val="left" w:pos="13740"/>
           <w:tab w:val="left" w:pos="14656"/>
         </w:tabs>
-        <w:spacing w:before="0" w:after="0" w:line="420" w:lineRule="exact"/>
+        <w:spacing w:before="0" w:after="0" w:line="480" w:lineRule="atLeast"/>
         <w:ind w:firstLine="0"/>
         <w:jc w:val="left"/>
         <w:rPr>
@@ -28203,7 +28108,7 @@
           <w:tab w:val="left" w:pos="13740"/>
           <w:tab w:val="left" w:pos="14656"/>
         </w:tabs>
-        <w:spacing w:before="0" w:after="0" w:line="420" w:lineRule="exact"/>
+        <w:spacing w:before="0" w:after="0" w:line="480" w:lineRule="atLeast"/>
         <w:ind w:firstLine="0"/>
         <w:jc w:val="left"/>
         <w:rPr>
@@ -28270,7 +28175,7 @@
           <w:tab w:val="left" w:pos="13740"/>
           <w:tab w:val="left" w:pos="14656"/>
         </w:tabs>
-        <w:spacing w:before="0" w:after="0" w:line="420" w:lineRule="exact"/>
+        <w:spacing w:before="0" w:after="0" w:line="480" w:lineRule="atLeast"/>
         <w:ind w:firstLine="0"/>
         <w:jc w:val="left"/>
         <w:rPr>
@@ -28326,7 +28231,7 @@
           <w:tab w:val="left" w:pos="13740"/>
           <w:tab w:val="left" w:pos="14656"/>
         </w:tabs>
-        <w:spacing w:before="0" w:after="0" w:line="420" w:lineRule="exact"/>
+        <w:spacing w:before="0" w:after="0" w:line="480" w:lineRule="atLeast"/>
         <w:ind w:firstLine="0"/>
         <w:jc w:val="left"/>
         <w:rPr>
@@ -28459,7 +28364,7 @@
           <w:tab w:val="left" w:pos="13740"/>
           <w:tab w:val="left" w:pos="14656"/>
         </w:tabs>
-        <w:spacing w:before="0" w:after="0" w:line="420" w:lineRule="exact"/>
+        <w:spacing w:before="0" w:after="0" w:line="480" w:lineRule="atLeast"/>
         <w:ind w:firstLine="0"/>
         <w:jc w:val="left"/>
         <w:rPr>
@@ -28548,7 +28453,7 @@
           <w:tab w:val="left" w:pos="13740"/>
           <w:tab w:val="left" w:pos="14656"/>
         </w:tabs>
-        <w:spacing w:before="0" w:after="0" w:line="420" w:lineRule="exact"/>
+        <w:spacing w:before="0" w:after="0" w:line="480" w:lineRule="atLeast"/>
         <w:ind w:firstLine="0"/>
         <w:jc w:val="left"/>
         <w:rPr>
@@ -28582,7 +28487,7 @@
           <w:tab w:val="left" w:pos="13740"/>
           <w:tab w:val="left" w:pos="14656"/>
         </w:tabs>
-        <w:spacing w:before="0" w:after="0" w:line="420" w:lineRule="exact"/>
+        <w:spacing w:before="0" w:after="0" w:line="480" w:lineRule="atLeast"/>
         <w:ind w:firstLine="0"/>
         <w:jc w:val="left"/>
         <w:rPr>
@@ -28759,7 +28664,7 @@
           <w:tab w:val="left" w:pos="13740"/>
           <w:tab w:val="left" w:pos="14656"/>
         </w:tabs>
-        <w:spacing w:before="0" w:after="0" w:line="420" w:lineRule="exact"/>
+        <w:spacing w:before="0" w:after="0" w:line="480" w:lineRule="atLeast"/>
         <w:ind w:firstLine="0"/>
         <w:jc w:val="left"/>
         <w:rPr>
@@ -28780,6 +28685,7 @@
           <w:szCs w:val="28"/>
           <w:lang w:val="en-US"/>
         </w:rPr>
+        <w:lastRenderedPageBreak/>
         <w:t xml:space="preserve">    </w:t>
       </w:r>
       <w:r>
@@ -28837,7 +28743,7 @@
           <w:tab w:val="left" w:pos="13740"/>
           <w:tab w:val="left" w:pos="14656"/>
         </w:tabs>
-        <w:spacing w:before="0" w:after="0" w:line="420" w:lineRule="exact"/>
+        <w:spacing w:before="0" w:after="0" w:line="480" w:lineRule="atLeast"/>
         <w:ind w:firstLine="0"/>
         <w:jc w:val="left"/>
         <w:rPr>
@@ -28970,7 +28876,7 @@
           <w:tab w:val="left" w:pos="13740"/>
           <w:tab w:val="left" w:pos="14656"/>
         </w:tabs>
-        <w:spacing w:before="0" w:after="0" w:line="420" w:lineRule="exact"/>
+        <w:spacing w:before="0" w:after="0" w:line="480" w:lineRule="atLeast"/>
         <w:ind w:firstLine="0"/>
         <w:jc w:val="left"/>
         <w:rPr>
@@ -29103,7 +29009,7 @@
           <w:tab w:val="left" w:pos="13740"/>
           <w:tab w:val="left" w:pos="14656"/>
         </w:tabs>
-        <w:spacing w:before="0" w:after="0" w:line="420" w:lineRule="exact"/>
+        <w:spacing w:before="0" w:after="0" w:line="480" w:lineRule="atLeast"/>
         <w:ind w:firstLine="0"/>
         <w:jc w:val="left"/>
         <w:rPr>
@@ -29456,7 +29362,7 @@
           <w:tab w:val="left" w:pos="13740"/>
           <w:tab w:val="left" w:pos="14656"/>
         </w:tabs>
-        <w:spacing w:before="0" w:after="0" w:line="420" w:lineRule="exact"/>
+        <w:spacing w:before="0" w:after="0" w:line="480" w:lineRule="atLeast"/>
         <w:ind w:firstLine="0"/>
         <w:jc w:val="left"/>
         <w:rPr>
@@ -29512,7 +29418,7 @@
           <w:tab w:val="left" w:pos="13740"/>
           <w:tab w:val="left" w:pos="14656"/>
         </w:tabs>
-        <w:spacing w:before="0" w:after="0" w:line="420" w:lineRule="exact"/>
+        <w:spacing w:before="0" w:after="0" w:line="480" w:lineRule="atLeast"/>
         <w:ind w:firstLine="0"/>
         <w:jc w:val="left"/>
         <w:rPr>
@@ -29689,7 +29595,7 @@
           <w:tab w:val="left" w:pos="13740"/>
           <w:tab w:val="left" w:pos="14656"/>
         </w:tabs>
-        <w:spacing w:before="0" w:after="0" w:line="420" w:lineRule="exact"/>
+        <w:spacing w:before="0" w:after="0" w:line="480" w:lineRule="atLeast"/>
         <w:ind w:firstLine="0"/>
         <w:jc w:val="left"/>
         <w:rPr>
@@ -29899,7 +29805,7 @@
           <w:tab w:val="left" w:pos="13740"/>
           <w:tab w:val="left" w:pos="14656"/>
         </w:tabs>
-        <w:spacing w:before="0" w:after="0" w:line="420" w:lineRule="exact"/>
+        <w:spacing w:before="0" w:after="0" w:line="480" w:lineRule="atLeast"/>
         <w:ind w:firstLine="0"/>
         <w:jc w:val="left"/>
         <w:rPr>
@@ -29955,7 +29861,7 @@
           <w:tab w:val="left" w:pos="13740"/>
           <w:tab w:val="left" w:pos="14656"/>
         </w:tabs>
-        <w:spacing w:before="0" w:after="0" w:line="420" w:lineRule="exact"/>
+        <w:spacing w:before="0" w:after="0" w:line="480" w:lineRule="atLeast"/>
         <w:ind w:firstLine="0"/>
         <w:jc w:val="left"/>
         <w:rPr>
@@ -30121,7 +30027,7 @@
           <w:tab w:val="left" w:pos="13740"/>
           <w:tab w:val="left" w:pos="14656"/>
         </w:tabs>
-        <w:spacing w:before="0" w:after="0" w:line="420" w:lineRule="exact"/>
+        <w:spacing w:before="0" w:after="0" w:line="480" w:lineRule="atLeast"/>
         <w:ind w:firstLine="0"/>
         <w:jc w:val="left"/>
         <w:rPr>
@@ -30232,7 +30138,7 @@
           <w:tab w:val="left" w:pos="13740"/>
           <w:tab w:val="left" w:pos="14656"/>
         </w:tabs>
-        <w:spacing w:before="0" w:after="0" w:line="420" w:lineRule="exact"/>
+        <w:spacing w:before="0" w:after="0" w:line="480" w:lineRule="atLeast"/>
         <w:ind w:firstLine="0"/>
         <w:jc w:val="left"/>
         <w:rPr>
@@ -30288,7 +30194,7 @@
           <w:tab w:val="left" w:pos="13740"/>
           <w:tab w:val="left" w:pos="14656"/>
         </w:tabs>
-        <w:spacing w:before="0" w:after="0" w:line="420" w:lineRule="exact"/>
+        <w:spacing w:before="0" w:after="0" w:line="480" w:lineRule="atLeast"/>
         <w:ind w:firstLine="0"/>
         <w:jc w:val="left"/>
         <w:rPr>
@@ -30344,7 +30250,7 @@
           <w:tab w:val="left" w:pos="13740"/>
           <w:tab w:val="left" w:pos="14656"/>
         </w:tabs>
-        <w:spacing w:before="0" w:after="0" w:line="420" w:lineRule="exact"/>
+        <w:spacing w:before="0" w:after="0" w:line="480" w:lineRule="atLeast"/>
         <w:ind w:firstLine="0"/>
         <w:jc w:val="left"/>
         <w:rPr>
@@ -30378,7 +30284,7 @@
           <w:tab w:val="left" w:pos="13740"/>
           <w:tab w:val="left" w:pos="14656"/>
         </w:tabs>
-        <w:spacing w:before="0" w:after="0" w:line="420" w:lineRule="exact"/>
+        <w:spacing w:before="0" w:after="0" w:line="480" w:lineRule="atLeast"/>
         <w:ind w:firstLine="0"/>
         <w:jc w:val="left"/>
         <w:rPr>
@@ -30399,7 +30305,6 @@
           <w:szCs w:val="28"/>
           <w:lang w:val="en-US"/>
         </w:rPr>
-        <w:lastRenderedPageBreak/>
         <w:t xml:space="preserve">    </w:t>
       </w:r>
       <w:r>
@@ -30501,7 +30406,7 @@
           <w:tab w:val="left" w:pos="13740"/>
           <w:tab w:val="left" w:pos="14656"/>
         </w:tabs>
-        <w:spacing w:before="0" w:after="0" w:line="420" w:lineRule="exact"/>
+        <w:spacing w:before="0" w:after="0" w:line="480" w:lineRule="atLeast"/>
         <w:ind w:firstLine="0"/>
         <w:jc w:val="left"/>
         <w:rPr>
@@ -30527,12 +30432,12 @@
     </w:p>
     <w:p>
       <w:pPr>
-        <w:spacing w:line="420" w:lineRule="exact"/>
-      </w:pPr>
-    </w:p>
-    <w:p>
-      <w:pPr>
-        <w:spacing w:line="420" w:lineRule="exact"/>
+        <w:spacing w:line="480" w:lineRule="atLeast"/>
+      </w:pPr>
+    </w:p>
+    <w:p>
+      <w:pPr>
+        <w:spacing w:line="480" w:lineRule="atLeast"/>
       </w:pPr>
       <w:r>
         <w:t>Đoạn code sử dụng hàm thuật toán trên:</w:t>
@@ -30559,7 +30464,7 @@
           <w:tab w:val="left" w:pos="13740"/>
           <w:tab w:val="left" w:pos="14656"/>
         </w:tabs>
-        <w:spacing w:before="0" w:after="0" w:line="420" w:lineRule="exact"/>
+        <w:spacing w:before="0" w:after="0" w:line="480" w:lineRule="atLeast"/>
         <w:ind w:firstLine="0"/>
         <w:jc w:val="left"/>
         <w:rPr>
@@ -30747,7 +30652,7 @@
           <w:tab w:val="left" w:pos="13740"/>
           <w:tab w:val="left" w:pos="14656"/>
         </w:tabs>
-        <w:spacing w:before="0" w:after="0" w:line="420" w:lineRule="exact"/>
+        <w:spacing w:before="0" w:after="0" w:line="480" w:lineRule="atLeast"/>
         <w:ind w:firstLine="0"/>
         <w:jc w:val="left"/>
         <w:rPr>
@@ -30902,7 +30807,7 @@
           <w:tab w:val="left" w:pos="13740"/>
           <w:tab w:val="left" w:pos="14656"/>
         </w:tabs>
-        <w:spacing w:before="0" w:after="0" w:line="420" w:lineRule="exact"/>
+        <w:spacing w:before="0" w:after="0" w:line="480" w:lineRule="atLeast"/>
         <w:ind w:firstLine="0"/>
         <w:jc w:val="left"/>
         <w:rPr>
@@ -30958,7 +30863,7 @@
           <w:tab w:val="left" w:pos="13740"/>
           <w:tab w:val="left" w:pos="14656"/>
         </w:tabs>
-        <w:spacing w:before="0" w:after="0" w:line="420" w:lineRule="exact"/>
+        <w:spacing w:before="0" w:after="0" w:line="480" w:lineRule="atLeast"/>
         <w:ind w:firstLine="0"/>
         <w:jc w:val="left"/>
         <w:rPr>
@@ -31091,7 +30996,7 @@
           <w:tab w:val="left" w:pos="13740"/>
           <w:tab w:val="left" w:pos="14656"/>
         </w:tabs>
-        <w:spacing w:before="0" w:after="0" w:line="420" w:lineRule="exact"/>
+        <w:spacing w:before="0" w:after="0" w:line="480" w:lineRule="atLeast"/>
         <w:ind w:firstLine="0"/>
         <w:jc w:val="left"/>
         <w:rPr>
@@ -31191,7 +31096,7 @@
           <w:tab w:val="left" w:pos="13740"/>
           <w:tab w:val="left" w:pos="14656"/>
         </w:tabs>
-        <w:spacing w:before="0" w:after="0" w:line="420" w:lineRule="exact"/>
+        <w:spacing w:before="0" w:after="0" w:line="480" w:lineRule="atLeast"/>
         <w:ind w:firstLine="0"/>
         <w:jc w:val="left"/>
         <w:rPr>
@@ -31302,7 +31207,7 @@
           <w:tab w:val="left" w:pos="13740"/>
           <w:tab w:val="left" w:pos="14656"/>
         </w:tabs>
-        <w:spacing w:before="0" w:after="0" w:line="420" w:lineRule="exact"/>
+        <w:spacing w:before="0" w:after="0" w:line="480" w:lineRule="atLeast"/>
         <w:ind w:firstLine="0"/>
         <w:jc w:val="left"/>
         <w:rPr>
@@ -31339,12 +31244,8 @@
     </w:p>
     <w:p>
       <w:pPr>
-        <w:spacing w:line="420" w:lineRule="exact"/>
-      </w:pPr>
-    </w:p>
-    <w:p>
-      <w:pPr>
-        <w:spacing w:line="420" w:lineRule="exact"/>
+        <w:spacing w:line="480" w:lineRule="atLeast"/>
+        <w:ind w:firstLine="0"/>
       </w:pPr>
     </w:p>
     <w:p>
@@ -31354,7 +31255,7 @@
           <w:ilvl w:val="1"/>
           <w:numId w:val="1"/>
         </w:numPr>
-        <w:spacing w:line="420" w:lineRule="exact"/>
+        <w:spacing w:line="480" w:lineRule="atLeast"/>
         <w:rPr>
           <w:rFonts w:ascii="Times New Roman" w:hAnsi="Times New Roman" w:cs="Times New Roman"/>
           <w:bCs/>
@@ -31366,6 +31267,7 @@
           <w:rFonts w:ascii="Times New Roman" w:hAnsi="Times New Roman" w:cs="Times New Roman"/>
           <w:bCs/>
         </w:rPr>
+        <w:lastRenderedPageBreak/>
         <w:t>Thuật toán Đọc/Ghi và Phân tích Cú pháp Bản ghi phẳng (Flat-file Parsing)</w:t>
       </w:r>
       <w:r>
@@ -31379,7 +31281,7 @@
     </w:p>
     <w:p>
       <w:pPr>
-        <w:spacing w:line="420" w:lineRule="exact"/>
+        <w:spacing w:line="480" w:lineRule="atLeast"/>
       </w:pPr>
       <w:r>
         <w:t>Vì hệ thống không sử dụng cơ sở dữ liệu cồng kềnh, dữ liệu được lưu trữ trong tệp .txt theo kiến trúc tệp phẳng (Flat-file), sử dụng dấu gạch đứng</w:t>
@@ -31400,7 +31302,7 @@
     </w:p>
     <w:p>
       <w:pPr>
-        <w:spacing w:line="420" w:lineRule="exact"/>
+        <w:spacing w:line="480" w:lineRule="atLeast"/>
       </w:pPr>
       <w:r>
         <w:t>Giải thích thuật toán:</w:t>
@@ -31413,7 +31315,7 @@
           <w:ilvl w:val="0"/>
           <w:numId w:val="7"/>
         </w:numPr>
-        <w:spacing w:line="420" w:lineRule="exact"/>
+        <w:spacing w:line="480" w:lineRule="atLeast"/>
       </w:pPr>
       <w:r>
         <w:t xml:space="preserve">Hàm </w:t>
@@ -31451,7 +31353,7 @@
     </w:p>
     <w:p>
       <w:pPr>
-        <w:spacing w:line="420" w:lineRule="exact"/>
+        <w:spacing w:line="480" w:lineRule="atLeast"/>
       </w:pPr>
     </w:p>
     <w:p>
@@ -31475,7 +31377,7 @@
           <w:tab w:val="left" w:pos="13740"/>
           <w:tab w:val="left" w:pos="14656"/>
         </w:tabs>
-        <w:spacing w:before="0" w:after="0" w:line="420" w:lineRule="exact"/>
+        <w:spacing w:before="0" w:after="0" w:line="480" w:lineRule="atLeast"/>
         <w:ind w:firstLine="0"/>
         <w:jc w:val="left"/>
         <w:rPr>
@@ -31652,7 +31554,7 @@
           <w:tab w:val="left" w:pos="13740"/>
           <w:tab w:val="left" w:pos="14656"/>
         </w:tabs>
-        <w:spacing w:before="0" w:after="0" w:line="420" w:lineRule="exact"/>
+        <w:spacing w:before="0" w:after="0" w:line="480" w:lineRule="atLeast"/>
         <w:ind w:firstLine="0"/>
         <w:jc w:val="left"/>
         <w:rPr>
@@ -31697,7 +31599,7 @@
           <w:tab w:val="left" w:pos="13740"/>
           <w:tab w:val="left" w:pos="14656"/>
         </w:tabs>
-        <w:spacing w:before="0" w:after="0" w:line="420" w:lineRule="exact"/>
+        <w:spacing w:before="0" w:after="0" w:line="480" w:lineRule="atLeast"/>
         <w:ind w:firstLine="0"/>
         <w:jc w:val="left"/>
         <w:rPr>
@@ -31819,7 +31721,7 @@
           <w:tab w:val="left" w:pos="13740"/>
           <w:tab w:val="left" w:pos="14656"/>
         </w:tabs>
-        <w:spacing w:before="0" w:after="0" w:line="420" w:lineRule="exact"/>
+        <w:spacing w:before="0" w:after="0" w:line="480" w:lineRule="atLeast"/>
         <w:ind w:firstLine="0"/>
         <w:jc w:val="left"/>
         <w:rPr>
@@ -31930,7 +31832,7 @@
           <w:tab w:val="left" w:pos="13740"/>
           <w:tab w:val="left" w:pos="14656"/>
         </w:tabs>
-        <w:spacing w:before="0" w:after="0" w:line="420" w:lineRule="exact"/>
+        <w:spacing w:before="0" w:after="0" w:line="480" w:lineRule="atLeast"/>
         <w:ind w:firstLine="0"/>
         <w:jc w:val="left"/>
         <w:rPr>
@@ -32030,7 +31932,7 @@
           <w:tab w:val="left" w:pos="13740"/>
           <w:tab w:val="left" w:pos="14656"/>
         </w:tabs>
-        <w:spacing w:before="0" w:after="0" w:line="420" w:lineRule="exact"/>
+        <w:spacing w:before="0" w:after="0" w:line="480" w:lineRule="atLeast"/>
         <w:ind w:firstLine="0"/>
         <w:jc w:val="left"/>
         <w:rPr>
@@ -32130,7 +32032,7 @@
           <w:tab w:val="left" w:pos="13740"/>
           <w:tab w:val="left" w:pos="14656"/>
         </w:tabs>
-        <w:spacing w:before="0" w:after="0" w:line="420" w:lineRule="exact"/>
+        <w:spacing w:before="0" w:after="0" w:line="480" w:lineRule="atLeast"/>
         <w:ind w:firstLine="0"/>
         <w:jc w:val="left"/>
         <w:rPr>
@@ -32164,7 +32066,7 @@
           <w:tab w:val="left" w:pos="13740"/>
           <w:tab w:val="left" w:pos="14656"/>
         </w:tabs>
-        <w:spacing w:before="0" w:after="0" w:line="420" w:lineRule="exact"/>
+        <w:spacing w:before="0" w:after="0" w:line="480" w:lineRule="atLeast"/>
         <w:ind w:firstLine="0"/>
         <w:jc w:val="left"/>
         <w:rPr>
@@ -32242,7 +32144,7 @@
           <w:tab w:val="left" w:pos="13740"/>
           <w:tab w:val="left" w:pos="14656"/>
         </w:tabs>
-        <w:spacing w:before="0" w:after="0" w:line="420" w:lineRule="exact"/>
+        <w:spacing w:before="0" w:after="0" w:line="480" w:lineRule="atLeast"/>
         <w:ind w:firstLine="0"/>
         <w:jc w:val="left"/>
         <w:rPr>
@@ -32386,7 +32288,7 @@
           <w:tab w:val="left" w:pos="13740"/>
           <w:tab w:val="left" w:pos="14656"/>
         </w:tabs>
-        <w:spacing w:before="0" w:after="0" w:line="420" w:lineRule="exact"/>
+        <w:spacing w:before="0" w:after="0" w:line="480" w:lineRule="atLeast"/>
         <w:ind w:firstLine="0"/>
         <w:jc w:val="left"/>
         <w:rPr>
@@ -32442,7 +32344,7 @@
           <w:tab w:val="left" w:pos="13740"/>
           <w:tab w:val="left" w:pos="14656"/>
         </w:tabs>
-        <w:spacing w:before="0" w:after="0" w:line="420" w:lineRule="exact"/>
+        <w:spacing w:before="0" w:after="0" w:line="480" w:lineRule="atLeast"/>
         <w:ind w:firstLine="0"/>
         <w:jc w:val="left"/>
         <w:rPr>
@@ -32564,7 +32466,7 @@
           <w:tab w:val="left" w:pos="13740"/>
           <w:tab w:val="left" w:pos="14656"/>
         </w:tabs>
-        <w:spacing w:before="0" w:after="0" w:line="420" w:lineRule="exact"/>
+        <w:spacing w:before="0" w:after="0" w:line="480" w:lineRule="atLeast"/>
         <w:ind w:firstLine="0"/>
         <w:jc w:val="left"/>
         <w:rPr>
@@ -32631,7 +32533,7 @@
           <w:tab w:val="left" w:pos="13740"/>
           <w:tab w:val="left" w:pos="14656"/>
         </w:tabs>
-        <w:spacing w:before="0" w:after="0" w:line="420" w:lineRule="exact"/>
+        <w:spacing w:before="0" w:after="0" w:line="480" w:lineRule="atLeast"/>
         <w:ind w:firstLine="0"/>
         <w:jc w:val="left"/>
         <w:rPr>
@@ -32665,7 +32567,7 @@
           <w:tab w:val="left" w:pos="13740"/>
           <w:tab w:val="left" w:pos="14656"/>
         </w:tabs>
-        <w:spacing w:before="0" w:after="0" w:line="420" w:lineRule="exact"/>
+        <w:spacing w:before="0" w:after="0" w:line="480" w:lineRule="atLeast"/>
         <w:ind w:firstLine="0"/>
         <w:jc w:val="left"/>
         <w:rPr>
@@ -32908,7 +32810,7 @@
           <w:tab w:val="left" w:pos="13740"/>
           <w:tab w:val="left" w:pos="14656"/>
         </w:tabs>
-        <w:spacing w:before="0" w:after="0" w:line="420" w:lineRule="exact"/>
+        <w:spacing w:before="0" w:after="0" w:line="480" w:lineRule="atLeast"/>
         <w:ind w:firstLine="0"/>
         <w:jc w:val="left"/>
         <w:rPr>
@@ -32997,7 +32899,7 @@
           <w:tab w:val="left" w:pos="13740"/>
           <w:tab w:val="left" w:pos="14656"/>
         </w:tabs>
-        <w:spacing w:before="0" w:after="0" w:line="420" w:lineRule="exact"/>
+        <w:spacing w:before="0" w:after="0" w:line="480" w:lineRule="atLeast"/>
         <w:ind w:firstLine="0"/>
         <w:jc w:val="left"/>
         <w:rPr>
@@ -33031,7 +32933,7 @@
           <w:tab w:val="left" w:pos="13740"/>
           <w:tab w:val="left" w:pos="14656"/>
         </w:tabs>
-        <w:spacing w:before="0" w:after="0" w:line="420" w:lineRule="exact"/>
+        <w:spacing w:before="0" w:after="0" w:line="480" w:lineRule="atLeast"/>
         <w:ind w:firstLine="0"/>
         <w:jc w:val="left"/>
         <w:rPr>
@@ -33142,7 +33044,7 @@
           <w:tab w:val="left" w:pos="13740"/>
           <w:tab w:val="left" w:pos="14656"/>
         </w:tabs>
-        <w:spacing w:before="0" w:after="0" w:line="420" w:lineRule="exact"/>
+        <w:spacing w:before="0" w:after="0" w:line="480" w:lineRule="atLeast"/>
         <w:ind w:firstLine="0"/>
         <w:jc w:val="left"/>
         <w:rPr>
@@ -33163,6 +33065,7 @@
           <w:szCs w:val="28"/>
           <w:lang w:val="en-US"/>
         </w:rPr>
+        <w:lastRenderedPageBreak/>
         <w:t xml:space="preserve">        </w:t>
       </w:r>
       <w:r>
@@ -33330,7 +33233,7 @@
           <w:tab w:val="left" w:pos="13740"/>
           <w:tab w:val="left" w:pos="14656"/>
         </w:tabs>
-        <w:spacing w:before="0" w:after="0" w:line="420" w:lineRule="exact"/>
+        <w:spacing w:before="0" w:after="0" w:line="480" w:lineRule="atLeast"/>
         <w:ind w:firstLine="0"/>
         <w:jc w:val="left"/>
         <w:rPr>
@@ -33364,7 +33267,7 @@
           <w:tab w:val="left" w:pos="13740"/>
           <w:tab w:val="left" w:pos="14656"/>
         </w:tabs>
-        <w:spacing w:before="0" w:after="0" w:line="420" w:lineRule="exact"/>
+        <w:spacing w:before="0" w:after="0" w:line="480" w:lineRule="atLeast"/>
         <w:ind w:firstLine="0"/>
         <w:jc w:val="left"/>
         <w:rPr>
@@ -33563,7 +33466,7 @@
           <w:tab w:val="left" w:pos="13740"/>
           <w:tab w:val="left" w:pos="14656"/>
         </w:tabs>
-        <w:spacing w:before="0" w:after="0" w:line="420" w:lineRule="exact"/>
+        <w:spacing w:before="0" w:after="0" w:line="480" w:lineRule="atLeast"/>
         <w:ind w:firstLine="0"/>
         <w:jc w:val="left"/>
         <w:rPr>
@@ -33740,7 +33643,7 @@
           <w:tab w:val="left" w:pos="13740"/>
           <w:tab w:val="left" w:pos="14656"/>
         </w:tabs>
-        <w:spacing w:before="0" w:after="0" w:line="420" w:lineRule="exact"/>
+        <w:spacing w:before="0" w:after="0" w:line="480" w:lineRule="atLeast"/>
         <w:ind w:firstLine="0"/>
         <w:jc w:val="left"/>
         <w:rPr>
@@ -33917,7 +33820,7 @@
           <w:tab w:val="left" w:pos="13740"/>
           <w:tab w:val="left" w:pos="14656"/>
         </w:tabs>
-        <w:spacing w:before="0" w:after="0" w:line="420" w:lineRule="exact"/>
+        <w:spacing w:before="0" w:after="0" w:line="480" w:lineRule="atLeast"/>
         <w:ind w:firstLine="0"/>
         <w:jc w:val="left"/>
         <w:rPr>
@@ -34094,7 +33997,7 @@
           <w:tab w:val="left" w:pos="13740"/>
           <w:tab w:val="left" w:pos="14656"/>
         </w:tabs>
-        <w:spacing w:before="0" w:after="0" w:line="420" w:lineRule="exact"/>
+        <w:spacing w:before="0" w:after="0" w:line="480" w:lineRule="atLeast"/>
         <w:ind w:firstLine="0"/>
         <w:jc w:val="left"/>
         <w:rPr>
@@ -34271,7 +34174,7 @@
           <w:tab w:val="left" w:pos="13740"/>
           <w:tab w:val="left" w:pos="14656"/>
         </w:tabs>
-        <w:spacing w:before="0" w:after="0" w:line="420" w:lineRule="exact"/>
+        <w:spacing w:before="0" w:after="0" w:line="480" w:lineRule="atLeast"/>
         <w:ind w:firstLine="0"/>
         <w:jc w:val="left"/>
         <w:rPr>
@@ -34426,7 +34329,7 @@
           <w:tab w:val="left" w:pos="13740"/>
           <w:tab w:val="left" w:pos="14656"/>
         </w:tabs>
-        <w:spacing w:before="0" w:after="0" w:line="420" w:lineRule="exact"/>
+        <w:spacing w:before="0" w:after="0" w:line="480" w:lineRule="atLeast"/>
         <w:ind w:firstLine="0"/>
         <w:jc w:val="left"/>
         <w:rPr>
@@ -34482,7 +34385,7 @@
           <w:tab w:val="left" w:pos="13740"/>
           <w:tab w:val="left" w:pos="14656"/>
         </w:tabs>
-        <w:spacing w:before="0" w:after="0" w:line="420" w:lineRule="exact"/>
+        <w:spacing w:before="0" w:after="0" w:line="480" w:lineRule="atLeast"/>
         <w:ind w:firstLine="0"/>
         <w:jc w:val="left"/>
         <w:rPr>
@@ -34571,7 +34474,7 @@
           <w:tab w:val="left" w:pos="13740"/>
           <w:tab w:val="left" w:pos="14656"/>
         </w:tabs>
-        <w:spacing w:before="0" w:after="0" w:line="420" w:lineRule="exact"/>
+        <w:spacing w:before="0" w:after="0" w:line="480" w:lineRule="atLeast"/>
         <w:ind w:firstLine="0"/>
         <w:jc w:val="left"/>
         <w:rPr>
@@ -34627,7 +34530,7 @@
           <w:tab w:val="left" w:pos="13740"/>
           <w:tab w:val="left" w:pos="14656"/>
         </w:tabs>
-        <w:spacing w:before="0" w:after="0" w:line="420" w:lineRule="exact"/>
+        <w:spacing w:before="0" w:after="0" w:line="480" w:lineRule="atLeast"/>
         <w:ind w:firstLine="0"/>
         <w:jc w:val="left"/>
         <w:rPr>
@@ -34661,7 +34564,7 @@
           <w:tab w:val="left" w:pos="13740"/>
           <w:tab w:val="left" w:pos="14656"/>
         </w:tabs>
-        <w:spacing w:before="0" w:after="0" w:line="420" w:lineRule="exact"/>
+        <w:spacing w:before="0" w:after="0" w:line="480" w:lineRule="atLeast"/>
         <w:ind w:firstLine="0"/>
         <w:jc w:val="left"/>
         <w:rPr>
@@ -34772,7 +34675,7 @@
           <w:tab w:val="left" w:pos="13740"/>
           <w:tab w:val="left" w:pos="14656"/>
         </w:tabs>
-        <w:spacing w:before="0" w:after="0" w:line="420" w:lineRule="exact"/>
+        <w:spacing w:before="0" w:after="0" w:line="480" w:lineRule="atLeast"/>
         <w:ind w:firstLine="0"/>
         <w:jc w:val="left"/>
         <w:rPr>
@@ -34883,7 +34786,7 @@
           <w:tab w:val="left" w:pos="13740"/>
           <w:tab w:val="left" w:pos="14656"/>
         </w:tabs>
-        <w:spacing w:before="0" w:after="0" w:line="420" w:lineRule="exact"/>
+        <w:spacing w:before="0" w:after="0" w:line="480" w:lineRule="atLeast"/>
         <w:ind w:firstLine="0"/>
         <w:jc w:val="left"/>
         <w:rPr>
@@ -34939,7 +34842,7 @@
           <w:tab w:val="left" w:pos="13740"/>
           <w:tab w:val="left" w:pos="14656"/>
         </w:tabs>
-        <w:spacing w:before="0" w:after="0" w:line="420" w:lineRule="exact"/>
+        <w:spacing w:before="0" w:after="0" w:line="480" w:lineRule="atLeast"/>
         <w:ind w:firstLine="0"/>
         <w:jc w:val="left"/>
         <w:rPr>
@@ -34995,7 +34898,7 @@
           <w:tab w:val="left" w:pos="13740"/>
           <w:tab w:val="left" w:pos="14656"/>
         </w:tabs>
-        <w:spacing w:before="0" w:after="0" w:line="420" w:lineRule="exact"/>
+        <w:spacing w:before="0" w:after="0" w:line="480" w:lineRule="atLeast"/>
         <w:ind w:firstLine="0"/>
         <w:jc w:val="left"/>
         <w:rPr>
@@ -35106,7 +35009,7 @@
           <w:tab w:val="left" w:pos="13740"/>
           <w:tab w:val="left" w:pos="14656"/>
         </w:tabs>
-        <w:spacing w:before="0" w:after="0" w:line="420" w:lineRule="exact"/>
+        <w:spacing w:before="0" w:after="0" w:line="480" w:lineRule="atLeast"/>
         <w:ind w:firstLine="0"/>
         <w:jc w:val="left"/>
         <w:rPr>
@@ -35217,7 +35120,7 @@
           <w:tab w:val="left" w:pos="13740"/>
           <w:tab w:val="left" w:pos="14656"/>
         </w:tabs>
-        <w:spacing w:before="0" w:after="0" w:line="420" w:lineRule="exact"/>
+        <w:spacing w:before="0" w:after="0" w:line="480" w:lineRule="atLeast"/>
         <w:ind w:firstLine="0"/>
         <w:jc w:val="left"/>
         <w:rPr>
@@ -35273,7 +35176,7 @@
           <w:tab w:val="left" w:pos="13740"/>
           <w:tab w:val="left" w:pos="14656"/>
         </w:tabs>
-        <w:spacing w:before="0" w:after="0" w:line="420" w:lineRule="exact"/>
+        <w:spacing w:before="0" w:after="0" w:line="480" w:lineRule="atLeast"/>
         <w:ind w:firstLine="0"/>
         <w:jc w:val="left"/>
         <w:rPr>
@@ -35351,7 +35254,7 @@
           <w:tab w:val="left" w:pos="13740"/>
           <w:tab w:val="left" w:pos="14656"/>
         </w:tabs>
-        <w:spacing w:before="0" w:after="0" w:line="420" w:lineRule="exact"/>
+        <w:spacing w:before="0" w:after="0" w:line="480" w:lineRule="atLeast"/>
         <w:ind w:firstLine="0"/>
         <w:jc w:val="left"/>
         <w:rPr>
@@ -35407,7 +35310,7 @@
           <w:tab w:val="left" w:pos="13740"/>
           <w:tab w:val="left" w:pos="14656"/>
         </w:tabs>
-        <w:spacing w:before="0" w:after="0" w:line="420" w:lineRule="exact"/>
+        <w:spacing w:before="0" w:after="0" w:line="480" w:lineRule="atLeast"/>
         <w:ind w:firstLine="0"/>
         <w:jc w:val="left"/>
         <w:rPr>
@@ -35474,7 +35377,7 @@
           <w:tab w:val="left" w:pos="13740"/>
           <w:tab w:val="left" w:pos="14656"/>
         </w:tabs>
-        <w:spacing w:before="0" w:after="0" w:line="420" w:lineRule="exact"/>
+        <w:spacing w:before="0" w:after="0" w:line="480" w:lineRule="atLeast"/>
         <w:ind w:firstLine="0"/>
         <w:jc w:val="left"/>
         <w:rPr>
@@ -35495,7 +35398,6 @@
           <w:szCs w:val="28"/>
           <w:lang w:val="en-US"/>
         </w:rPr>
-        <w:lastRenderedPageBreak/>
         <w:t xml:space="preserve">        </w:t>
       </w:r>
       <w:r>
@@ -35531,7 +35433,7 @@
           <w:tab w:val="left" w:pos="13740"/>
           <w:tab w:val="left" w:pos="14656"/>
         </w:tabs>
-        <w:spacing w:before="0" w:after="0" w:line="420" w:lineRule="exact"/>
+        <w:spacing w:before="0" w:after="0" w:line="480" w:lineRule="atLeast"/>
         <w:ind w:firstLine="0"/>
         <w:jc w:val="left"/>
         <w:rPr>
@@ -35565,7 +35467,7 @@
           <w:tab w:val="left" w:pos="13740"/>
           <w:tab w:val="left" w:pos="14656"/>
         </w:tabs>
-        <w:spacing w:before="0" w:after="0" w:line="420" w:lineRule="exact"/>
+        <w:spacing w:before="0" w:after="0" w:line="480" w:lineRule="atLeast"/>
         <w:ind w:firstLine="0"/>
         <w:jc w:val="left"/>
         <w:rPr>
@@ -35808,7 +35710,7 @@
           <w:tab w:val="left" w:pos="13740"/>
           <w:tab w:val="left" w:pos="14656"/>
         </w:tabs>
-        <w:spacing w:before="0" w:after="0" w:line="420" w:lineRule="exact"/>
+        <w:spacing w:before="0" w:after="0" w:line="480" w:lineRule="atLeast"/>
         <w:ind w:firstLine="0"/>
         <w:jc w:val="left"/>
         <w:rPr>
@@ -35908,7 +35810,7 @@
           <w:tab w:val="left" w:pos="13740"/>
           <w:tab w:val="left" w:pos="14656"/>
         </w:tabs>
-        <w:spacing w:before="0" w:after="0" w:line="420" w:lineRule="exact"/>
+        <w:spacing w:before="0" w:after="0" w:line="480" w:lineRule="atLeast"/>
         <w:ind w:firstLine="0"/>
         <w:jc w:val="left"/>
         <w:rPr>
@@ -36019,7 +35921,7 @@
           <w:tab w:val="left" w:pos="13740"/>
           <w:tab w:val="left" w:pos="14656"/>
         </w:tabs>
-        <w:spacing w:before="0" w:after="0" w:line="420" w:lineRule="exact"/>
+        <w:spacing w:before="0" w:after="0" w:line="480" w:lineRule="atLeast"/>
         <w:ind w:firstLine="0"/>
         <w:jc w:val="left"/>
         <w:rPr>
@@ -36075,7 +35977,7 @@
           <w:tab w:val="left" w:pos="13740"/>
           <w:tab w:val="left" w:pos="14656"/>
         </w:tabs>
-        <w:spacing w:before="0" w:after="0" w:line="420" w:lineRule="exact"/>
+        <w:spacing w:before="0" w:after="0" w:line="480" w:lineRule="atLeast"/>
         <w:ind w:firstLine="0"/>
         <w:jc w:val="left"/>
         <w:rPr>
@@ -36109,7 +36011,7 @@
           <w:tab w:val="left" w:pos="13740"/>
           <w:tab w:val="left" w:pos="14656"/>
         </w:tabs>
-        <w:spacing w:before="0" w:after="0" w:line="420" w:lineRule="exact"/>
+        <w:spacing w:before="0" w:after="0" w:line="480" w:lineRule="atLeast"/>
         <w:ind w:firstLine="0"/>
         <w:jc w:val="left"/>
         <w:rPr>
@@ -36187,7 +36089,7 @@
           <w:tab w:val="left" w:pos="13740"/>
           <w:tab w:val="left" w:pos="14656"/>
         </w:tabs>
-        <w:spacing w:before="0" w:after="0" w:line="420" w:lineRule="exact"/>
+        <w:spacing w:before="0" w:after="0" w:line="480" w:lineRule="atLeast"/>
         <w:ind w:firstLine="0"/>
         <w:jc w:val="left"/>
         <w:rPr>
@@ -36232,7 +36134,7 @@
           <w:tab w:val="left" w:pos="13740"/>
           <w:tab w:val="left" w:pos="14656"/>
         </w:tabs>
-        <w:spacing w:before="0" w:after="0" w:line="420" w:lineRule="exact"/>
+        <w:spacing w:before="0" w:after="0" w:line="480" w:lineRule="atLeast"/>
         <w:ind w:firstLine="0"/>
         <w:jc w:val="left"/>
         <w:rPr>
@@ -36271,7 +36173,7 @@
           <w:tab w:val="left" w:pos="13740"/>
           <w:tab w:val="left" w:pos="14656"/>
         </w:tabs>
-        <w:spacing w:before="0" w:after="0" w:line="420" w:lineRule="exact"/>
+        <w:spacing w:before="0" w:after="0" w:line="480" w:lineRule="atLeast"/>
         <w:jc w:val="left"/>
         <w:rPr>
           <w:b/>
@@ -36343,7 +36245,7 @@
           <w:tab w:val="left" w:pos="13740"/>
           <w:tab w:val="left" w:pos="14656"/>
         </w:tabs>
-        <w:spacing w:before="0" w:after="0" w:line="420" w:lineRule="exact"/>
+        <w:spacing w:before="0" w:after="0" w:line="480" w:lineRule="atLeast"/>
         <w:jc w:val="left"/>
         <w:rPr>
           <w:b/>
@@ -36396,7 +36298,7 @@
           <w:tab w:val="left" w:pos="13740"/>
           <w:tab w:val="left" w:pos="14656"/>
         </w:tabs>
-        <w:spacing w:before="0" w:after="0" w:line="420" w:lineRule="exact"/>
+        <w:spacing w:before="0" w:after="0" w:line="480" w:lineRule="atLeast"/>
         <w:jc w:val="left"/>
         <w:rPr>
           <w:bCs w:val="0"/>
@@ -36480,7 +36382,7 @@
           <w:tab w:val="left" w:pos="13740"/>
           <w:tab w:val="left" w:pos="14656"/>
         </w:tabs>
-        <w:spacing w:before="0" w:after="0" w:line="420" w:lineRule="exact"/>
+        <w:spacing w:before="0" w:after="0" w:line="480" w:lineRule="atLeast"/>
         <w:jc w:val="left"/>
         <w:rPr>
           <w:bCs w:val="0"/>
@@ -36566,7 +36468,7 @@
           <w:ilvl w:val="1"/>
           <w:numId w:val="1"/>
         </w:numPr>
-        <w:spacing w:line="420" w:lineRule="exact"/>
+        <w:spacing w:line="480" w:lineRule="atLeast"/>
         <w:rPr>
           <w:rFonts w:ascii="Times New Roman" w:hAnsi="Times New Roman" w:cs="Times New Roman"/>
         </w:rPr>
@@ -36582,7 +36484,7 @@
     </w:p>
     <w:p>
       <w:pPr>
-        <w:spacing w:line="420" w:lineRule="exact"/>
+        <w:spacing w:line="480" w:lineRule="atLeast"/>
       </w:pPr>
       <w:r>
         <w:t xml:space="preserve">Trong kiến trúc của hệ thống, luồng dữ liệu hóa đơn được thiết kế theo dạng </w:t>
@@ -36641,7 +36543,7 @@
           <w:ilvl w:val="2"/>
           <w:numId w:val="1"/>
         </w:numPr>
-        <w:spacing w:line="420" w:lineRule="exact"/>
+        <w:spacing w:line="480" w:lineRule="atLeast"/>
         <w:rPr>
           <w:rFonts w:ascii="Times New Roman" w:hAnsi="Times New Roman" w:cs="Times New Roman"/>
         </w:rPr>
@@ -36663,7 +36565,7 @@
     </w:p>
     <w:p>
       <w:pPr>
-        <w:spacing w:line="420" w:lineRule="exact"/>
+        <w:spacing w:line="480" w:lineRule="atLeast"/>
       </w:pPr>
       <w:r>
         <w:t xml:space="preserve">Phương thức </w:t>
@@ -36681,7 +36583,7 @@
     </w:p>
     <w:p>
       <w:pPr>
-        <w:spacing w:line="420" w:lineRule="exact"/>
+        <w:spacing w:line="480" w:lineRule="atLeast"/>
       </w:pPr>
     </w:p>
     <w:p>
@@ -36705,7 +36607,7 @@
           <w:tab w:val="left" w:pos="13740"/>
           <w:tab w:val="left" w:pos="14656"/>
         </w:tabs>
-        <w:spacing w:before="0" w:after="0" w:line="420" w:lineRule="exact"/>
+        <w:spacing w:before="0" w:after="0" w:line="480" w:lineRule="atLeast"/>
         <w:ind w:firstLine="0"/>
         <w:jc w:val="left"/>
         <w:rPr>
@@ -36726,7 +36628,6 @@
           <w:szCs w:val="28"/>
           <w:lang w:val="en-US"/>
         </w:rPr>
-        <w:lastRenderedPageBreak/>
         <w:t>void</w:t>
       </w:r>
       <w:r>
@@ -36883,7 +36784,7 @@
           <w:tab w:val="left" w:pos="13740"/>
           <w:tab w:val="left" w:pos="14656"/>
         </w:tabs>
-        <w:spacing w:before="0" w:after="0" w:line="420" w:lineRule="exact"/>
+        <w:spacing w:before="0" w:after="0" w:line="480" w:lineRule="atLeast"/>
         <w:ind w:firstLine="0"/>
         <w:jc w:val="left"/>
         <w:rPr>
@@ -36928,7 +36829,7 @@
           <w:tab w:val="left" w:pos="13740"/>
           <w:tab w:val="left" w:pos="14656"/>
         </w:tabs>
-        <w:spacing w:before="0" w:after="0" w:line="420" w:lineRule="exact"/>
+        <w:spacing w:before="0" w:after="0" w:line="480" w:lineRule="atLeast"/>
         <w:ind w:firstLine="0"/>
         <w:jc w:val="left"/>
         <w:rPr>
@@ -36949,6 +36850,7 @@
           <w:szCs w:val="28"/>
           <w:lang w:val="en-US"/>
         </w:rPr>
+        <w:lastRenderedPageBreak/>
         <w:t xml:space="preserve">    </w:t>
       </w:r>
       <w:r>
@@ -37094,7 +36996,7 @@
           <w:tab w:val="left" w:pos="13740"/>
           <w:tab w:val="left" w:pos="14656"/>
         </w:tabs>
-        <w:spacing w:before="0" w:after="0" w:line="420" w:lineRule="exact"/>
+        <w:spacing w:before="0" w:after="0" w:line="480" w:lineRule="atLeast"/>
         <w:ind w:firstLine="0"/>
         <w:jc w:val="left"/>
         <w:rPr>
@@ -37194,7 +37096,7 @@
           <w:tab w:val="left" w:pos="13740"/>
           <w:tab w:val="left" w:pos="14656"/>
         </w:tabs>
-        <w:spacing w:before="0" w:after="0" w:line="420" w:lineRule="exact"/>
+        <w:spacing w:before="0" w:after="0" w:line="480" w:lineRule="atLeast"/>
         <w:ind w:firstLine="0"/>
         <w:jc w:val="left"/>
         <w:rPr>
@@ -37250,7 +37152,7 @@
           <w:tab w:val="left" w:pos="13740"/>
           <w:tab w:val="left" w:pos="14656"/>
         </w:tabs>
-        <w:spacing w:before="0" w:after="0" w:line="420" w:lineRule="exact"/>
+        <w:spacing w:before="0" w:after="0" w:line="480" w:lineRule="atLeast"/>
         <w:ind w:firstLine="0"/>
         <w:jc w:val="left"/>
         <w:rPr>
@@ -37471,7 +37373,7 @@
           <w:tab w:val="left" w:pos="13740"/>
           <w:tab w:val="left" w:pos="14656"/>
         </w:tabs>
-        <w:spacing w:before="0" w:after="0" w:line="420" w:lineRule="exact"/>
+        <w:spacing w:before="0" w:after="0" w:line="480" w:lineRule="atLeast"/>
         <w:ind w:firstLine="0"/>
         <w:jc w:val="left"/>
         <w:rPr>
@@ -37538,7 +37440,7 @@
           <w:tab w:val="left" w:pos="13740"/>
           <w:tab w:val="left" w:pos="14656"/>
         </w:tabs>
-        <w:spacing w:before="0" w:after="0" w:line="420" w:lineRule="exact"/>
+        <w:spacing w:before="0" w:after="0" w:line="480" w:lineRule="atLeast"/>
         <w:ind w:firstLine="0"/>
         <w:jc w:val="left"/>
         <w:rPr>
@@ -37594,7 +37496,7 @@
           <w:tab w:val="left" w:pos="13740"/>
           <w:tab w:val="left" w:pos="14656"/>
         </w:tabs>
-        <w:spacing w:before="0" w:after="0" w:line="420" w:lineRule="exact"/>
+        <w:spacing w:before="0" w:after="0" w:line="480" w:lineRule="atLeast"/>
         <w:ind w:firstLine="0"/>
         <w:jc w:val="left"/>
         <w:rPr>
@@ -37716,7 +37618,7 @@
           <w:tab w:val="left" w:pos="13740"/>
           <w:tab w:val="left" w:pos="14656"/>
         </w:tabs>
-        <w:spacing w:before="0" w:after="0" w:line="420" w:lineRule="exact"/>
+        <w:spacing w:before="0" w:after="0" w:line="480" w:lineRule="atLeast"/>
         <w:ind w:firstLine="0"/>
         <w:jc w:val="left"/>
         <w:rPr>
@@ -37915,7 +37817,7 @@
           <w:tab w:val="left" w:pos="13740"/>
           <w:tab w:val="left" w:pos="14656"/>
         </w:tabs>
-        <w:spacing w:before="0" w:after="0" w:line="420" w:lineRule="exact"/>
+        <w:spacing w:before="0" w:after="0" w:line="480" w:lineRule="atLeast"/>
         <w:ind w:firstLine="0"/>
         <w:jc w:val="left"/>
         <w:rPr>
@@ -38037,7 +37939,7 @@
           <w:tab w:val="left" w:pos="13740"/>
           <w:tab w:val="left" w:pos="14656"/>
         </w:tabs>
-        <w:spacing w:before="0" w:after="0" w:line="420" w:lineRule="exact"/>
+        <w:spacing w:before="0" w:after="0" w:line="480" w:lineRule="atLeast"/>
         <w:ind w:firstLine="0"/>
         <w:jc w:val="left"/>
         <w:rPr>
@@ -38170,7 +38072,7 @@
           <w:tab w:val="left" w:pos="13740"/>
           <w:tab w:val="left" w:pos="14656"/>
         </w:tabs>
-        <w:spacing w:before="0" w:after="0" w:line="420" w:lineRule="exact"/>
+        <w:spacing w:before="0" w:after="0" w:line="480" w:lineRule="atLeast"/>
         <w:ind w:firstLine="0"/>
         <w:jc w:val="left"/>
         <w:rPr>
@@ -38413,7 +38315,7 @@
           <w:tab w:val="left" w:pos="13740"/>
           <w:tab w:val="left" w:pos="14656"/>
         </w:tabs>
-        <w:spacing w:before="0" w:after="0" w:line="420" w:lineRule="exact"/>
+        <w:spacing w:before="0" w:after="0" w:line="480" w:lineRule="atLeast"/>
         <w:ind w:firstLine="0"/>
         <w:jc w:val="left"/>
         <w:rPr>
@@ -38469,7 +38371,7 @@
           <w:tab w:val="left" w:pos="13740"/>
           <w:tab w:val="left" w:pos="14656"/>
         </w:tabs>
-        <w:spacing w:before="0" w:after="0" w:line="420" w:lineRule="exact"/>
+        <w:spacing w:before="0" w:after="0" w:line="480" w:lineRule="atLeast"/>
         <w:ind w:firstLine="0"/>
         <w:jc w:val="left"/>
         <w:rPr>
@@ -38624,7 +38526,7 @@
           <w:tab w:val="left" w:pos="13740"/>
           <w:tab w:val="left" w:pos="14656"/>
         </w:tabs>
-        <w:spacing w:before="0" w:after="0" w:line="420" w:lineRule="exact"/>
+        <w:spacing w:before="0" w:after="0" w:line="480" w:lineRule="atLeast"/>
         <w:ind w:firstLine="0"/>
         <w:jc w:val="left"/>
         <w:rPr>
@@ -38790,7 +38692,7 @@
           <w:tab w:val="left" w:pos="13740"/>
           <w:tab w:val="left" w:pos="14656"/>
         </w:tabs>
-        <w:spacing w:before="0" w:after="0" w:line="420" w:lineRule="exact"/>
+        <w:spacing w:before="0" w:after="0" w:line="480" w:lineRule="atLeast"/>
         <w:ind w:firstLine="0"/>
         <w:jc w:val="left"/>
         <w:rPr>
@@ -38868,7 +38770,7 @@
           <w:tab w:val="left" w:pos="13740"/>
           <w:tab w:val="left" w:pos="14656"/>
         </w:tabs>
-        <w:spacing w:before="0" w:after="0" w:line="420" w:lineRule="exact"/>
+        <w:spacing w:before="0" w:after="0" w:line="480" w:lineRule="atLeast"/>
         <w:ind w:firstLine="0"/>
         <w:jc w:val="left"/>
         <w:rPr>
@@ -39100,7 +39002,7 @@
           <w:tab w:val="left" w:pos="13740"/>
           <w:tab w:val="left" w:pos="14656"/>
         </w:tabs>
-        <w:spacing w:before="0" w:after="0" w:line="420" w:lineRule="exact"/>
+        <w:spacing w:before="0" w:after="0" w:line="480" w:lineRule="atLeast"/>
         <w:ind w:firstLine="0"/>
         <w:jc w:val="left"/>
         <w:rPr>
@@ -39255,7 +39157,7 @@
           <w:tab w:val="left" w:pos="13740"/>
           <w:tab w:val="left" w:pos="14656"/>
         </w:tabs>
-        <w:spacing w:before="0" w:after="0" w:line="420" w:lineRule="exact"/>
+        <w:spacing w:before="0" w:after="0" w:line="480" w:lineRule="atLeast"/>
         <w:ind w:firstLine="0"/>
         <w:jc w:val="left"/>
         <w:rPr>
@@ -39410,7 +39312,7 @@
           <w:tab w:val="left" w:pos="13740"/>
           <w:tab w:val="left" w:pos="14656"/>
         </w:tabs>
-        <w:spacing w:before="0" w:after="0" w:line="420" w:lineRule="exact"/>
+        <w:spacing w:before="0" w:after="0" w:line="480" w:lineRule="atLeast"/>
         <w:ind w:firstLine="0"/>
         <w:jc w:val="left"/>
         <w:rPr>
@@ -39708,7 +39610,7 @@
           <w:tab w:val="left" w:pos="13740"/>
           <w:tab w:val="left" w:pos="14656"/>
         </w:tabs>
-        <w:spacing w:before="0" w:after="0" w:line="420" w:lineRule="exact"/>
+        <w:spacing w:before="0" w:after="0" w:line="480" w:lineRule="atLeast"/>
         <w:ind w:firstLine="0"/>
         <w:jc w:val="left"/>
         <w:rPr>
@@ -39863,7 +39765,7 @@
           <w:tab w:val="left" w:pos="13740"/>
           <w:tab w:val="left" w:pos="14656"/>
         </w:tabs>
-        <w:spacing w:before="0" w:after="0" w:line="420" w:lineRule="exact"/>
+        <w:spacing w:before="0" w:after="0" w:line="480" w:lineRule="atLeast"/>
         <w:ind w:firstLine="0"/>
         <w:jc w:val="left"/>
         <w:rPr>
@@ -40161,7 +40063,7 @@
           <w:tab w:val="left" w:pos="13740"/>
           <w:tab w:val="left" w:pos="14656"/>
         </w:tabs>
-        <w:spacing w:before="0" w:after="0" w:line="420" w:lineRule="exact"/>
+        <w:spacing w:before="0" w:after="0" w:line="480" w:lineRule="atLeast"/>
         <w:ind w:firstLine="0"/>
         <w:jc w:val="left"/>
         <w:rPr>
@@ -40182,6 +40084,7 @@
           <w:szCs w:val="28"/>
           <w:lang w:val="en-US"/>
         </w:rPr>
+        <w:lastRenderedPageBreak/>
         <w:t xml:space="preserve">    </w:t>
       </w:r>
       <w:r>
@@ -40217,7 +40120,7 @@
           <w:tab w:val="left" w:pos="13740"/>
           <w:tab w:val="left" w:pos="14656"/>
         </w:tabs>
-        <w:spacing w:before="0" w:after="0" w:line="420" w:lineRule="exact"/>
+        <w:spacing w:before="0" w:after="0" w:line="480" w:lineRule="atLeast"/>
         <w:ind w:firstLine="0"/>
         <w:jc w:val="left"/>
         <w:rPr>
@@ -40238,7 +40141,6 @@
           <w:szCs w:val="28"/>
           <w:lang w:val="en-US"/>
         </w:rPr>
-        <w:lastRenderedPageBreak/>
         <w:t xml:space="preserve">    outFile </w:t>
       </w:r>
       <w:r>
@@ -40340,7 +40242,7 @@
           <w:tab w:val="left" w:pos="13740"/>
           <w:tab w:val="left" w:pos="14656"/>
         </w:tabs>
-        <w:spacing w:before="0" w:after="0" w:line="420" w:lineRule="exact"/>
+        <w:spacing w:before="0" w:after="0" w:line="480" w:lineRule="atLeast"/>
         <w:ind w:firstLine="0"/>
         <w:jc w:val="left"/>
         <w:rPr>
@@ -40638,7 +40540,7 @@
           <w:tab w:val="left" w:pos="13740"/>
           <w:tab w:val="left" w:pos="14656"/>
         </w:tabs>
-        <w:spacing w:before="0" w:after="0" w:line="420" w:lineRule="exact"/>
+        <w:spacing w:before="0" w:after="0" w:line="480" w:lineRule="atLeast"/>
         <w:ind w:firstLine="0"/>
         <w:jc w:val="left"/>
         <w:rPr>
@@ -40760,7 +40662,7 @@
           <w:tab w:val="left" w:pos="13740"/>
           <w:tab w:val="left" w:pos="14656"/>
         </w:tabs>
-        <w:spacing w:before="0" w:after="0" w:line="420" w:lineRule="exact"/>
+        <w:spacing w:before="0" w:after="0" w:line="480" w:lineRule="atLeast"/>
         <w:ind w:firstLine="0"/>
         <w:jc w:val="left"/>
         <w:rPr>
@@ -40849,7 +40751,7 @@
           <w:tab w:val="left" w:pos="13740"/>
           <w:tab w:val="left" w:pos="14656"/>
         </w:tabs>
-        <w:spacing w:before="0" w:after="0" w:line="420" w:lineRule="exact"/>
+        <w:spacing w:before="0" w:after="0" w:line="480" w:lineRule="atLeast"/>
         <w:ind w:firstLine="0"/>
         <w:jc w:val="left"/>
         <w:rPr>
@@ -41092,7 +40994,7 @@
           <w:tab w:val="left" w:pos="13740"/>
           <w:tab w:val="left" w:pos="14656"/>
         </w:tabs>
-        <w:spacing w:before="0" w:after="0" w:line="420" w:lineRule="exact"/>
+        <w:spacing w:before="0" w:after="0" w:line="480" w:lineRule="atLeast"/>
         <w:ind w:firstLine="0"/>
         <w:jc w:val="left"/>
         <w:rPr>
@@ -41137,7 +41039,7 @@
           <w:tab w:val="left" w:pos="13740"/>
           <w:tab w:val="left" w:pos="14656"/>
         </w:tabs>
-        <w:spacing w:before="0" w:after="0" w:line="420" w:lineRule="exact"/>
+        <w:spacing w:before="0" w:after="0" w:line="480" w:lineRule="atLeast"/>
         <w:ind w:firstLine="0"/>
         <w:jc w:val="left"/>
         <w:rPr>
@@ -41176,7 +41078,7 @@
           <w:tab w:val="left" w:pos="13740"/>
           <w:tab w:val="left" w:pos="14656"/>
         </w:tabs>
-        <w:spacing w:before="0" w:after="0" w:line="420" w:lineRule="exact"/>
+        <w:spacing w:before="0" w:after="0" w:line="480" w:lineRule="atLeast"/>
         <w:jc w:val="left"/>
         <w:rPr>
           <w:bCs w:val="0"/>
@@ -41219,7 +41121,7 @@
           <w:tab w:val="left" w:pos="13740"/>
           <w:tab w:val="left" w:pos="14656"/>
         </w:tabs>
-        <w:spacing w:before="0" w:after="0" w:line="420" w:lineRule="exact"/>
+        <w:spacing w:before="0" w:after="0" w:line="480" w:lineRule="atLeast"/>
         <w:jc w:val="left"/>
         <w:rPr>
           <w:bCs w:val="0"/>
@@ -41319,7 +41221,7 @@
           <w:tab w:val="left" w:pos="13740"/>
           <w:tab w:val="left" w:pos="14656"/>
         </w:tabs>
-        <w:spacing w:before="0" w:after="0" w:line="420" w:lineRule="exact"/>
+        <w:spacing w:before="0" w:after="0" w:line="480" w:lineRule="atLeast"/>
         <w:jc w:val="left"/>
         <w:rPr>
           <w:bCs w:val="0"/>
@@ -41371,7 +41273,7 @@
           <w:tab w:val="left" w:pos="13740"/>
           <w:tab w:val="left" w:pos="14656"/>
         </w:tabs>
-        <w:spacing w:before="0" w:after="0" w:line="420" w:lineRule="exact"/>
+        <w:spacing w:before="0" w:after="0" w:line="480" w:lineRule="atLeast"/>
         <w:jc w:val="left"/>
         <w:rPr>
           <w:bCs w:val="0"/>
@@ -41414,7 +41316,7 @@
           <w:tab w:val="left" w:pos="13740"/>
           <w:tab w:val="left" w:pos="14656"/>
         </w:tabs>
-        <w:spacing w:before="0" w:after="0" w:line="420" w:lineRule="exact"/>
+        <w:spacing w:before="0" w:after="0" w:line="480" w:lineRule="atLeast"/>
         <w:rPr>
           <w:bCs w:val="0"/>
           <w:sz w:val="28"/>
@@ -41549,7 +41451,7 @@
           <w:tab w:val="left" w:pos="13740"/>
           <w:tab w:val="left" w:pos="14656"/>
         </w:tabs>
-        <w:spacing w:before="0" w:after="0" w:line="420" w:lineRule="exact"/>
+        <w:spacing w:before="0" w:after="0" w:line="480" w:lineRule="atLeast"/>
         <w:rPr>
           <w:bCs w:val="0"/>
           <w:sz w:val="28"/>
@@ -41576,7 +41478,15 @@
           <w:sz w:val="28"/>
           <w:szCs w:val="28"/>
         </w:rPr>
-        <w:t>Dữ liệu được ghi vào file kèm các chuỗi ký tự phân cách trực quan như "===================" và "-------------------" kết hợp ký tự xuống dòng \n. Điều này tạo cấu trúc phân cấp rõ ràng giữa tiêu đề hóa đơn, nội dung chi tiết các dòng sản phẩm, và tổng tiền thanh toán cuối cùng.</w:t>
+        <w:t xml:space="preserve">Dữ liệu được ghi vào file kèm các chuỗi ký tự phân cách trực quan như "===================" và "-------------------" kết hợp ký tự xuống </w:t>
+      </w:r>
+      <w:r>
+        <w:rPr>
+          <w:sz w:val="28"/>
+          <w:szCs w:val="28"/>
+        </w:rPr>
+        <w:lastRenderedPageBreak/>
+        <w:t>dòng \n. Điều này tạo cấu trúc phân cấp rõ ràng giữa tiêu đề hóa đơn, nội dung chi tiết các dòng sản phẩm, và tổng tiền thanh toán cuối cùng.</w:t>
       </w:r>
     </w:p>
     <w:p>
@@ -41605,7 +41515,7 @@
           <w:tab w:val="left" w:pos="13740"/>
           <w:tab w:val="left" w:pos="14656"/>
         </w:tabs>
-        <w:spacing w:before="0" w:after="0" w:line="420" w:lineRule="exact"/>
+        <w:spacing w:before="0" w:after="0" w:line="480" w:lineRule="atLeast"/>
         <w:rPr>
           <w:bCs w:val="0"/>
           <w:sz w:val="28"/>
@@ -41648,15 +41558,7 @@
           <w:sz w:val="28"/>
           <w:szCs w:val="28"/>
         </w:rPr>
-        <w:t xml:space="preserve">Khi luồng ghi kết thúc, hàm close() được gọi để giải phóng tài nguyên hệ thống và kích hoạt lệnh đẩy </w:t>
-      </w:r>
-      <w:r>
-        <w:rPr>
-          <w:sz w:val="28"/>
-          <w:szCs w:val="28"/>
-        </w:rPr>
-        <w:lastRenderedPageBreak/>
-        <w:t>toàn bộ dữ liệu còn sót lại trong bộ đệm RAM (Buffer Flush) xuống đĩa cứng một cách triệt để, ngăn chặn việc hỏng file dữ liệu.</w:t>
+        <w:t>Khi luồng ghi kết thúc, hàm close() được gọi để giải phóng tài nguyên hệ thống và kích hoạt lệnh đẩy toàn bộ dữ liệu còn sót lại trong bộ đệm RAM (Buffer Flush) xuống đĩa cứng một cách triệt để, ngăn chặn việc hỏng file dữ liệu.</w:t>
       </w:r>
     </w:p>
     <w:p>
@@ -41666,7 +41568,7 @@
           <w:ilvl w:val="2"/>
           <w:numId w:val="1"/>
         </w:numPr>
-        <w:spacing w:line="420" w:lineRule="exact"/>
+        <w:spacing w:line="480" w:lineRule="atLeast"/>
         <w:rPr>
           <w:rFonts w:ascii="Times New Roman" w:hAnsi="Times New Roman" w:cs="Times New Roman"/>
         </w:rPr>
@@ -41688,7 +41590,7 @@
     </w:p>
     <w:p>
       <w:pPr>
-        <w:spacing w:line="420" w:lineRule="exact"/>
+        <w:spacing w:line="480" w:lineRule="atLeast"/>
       </w:pPr>
       <w:r>
         <w:t xml:space="preserve">Để chức năng lưu hóa đơn vận hành chính xác, hệ thống phải thực hiện một giải thuật phối hợp (gọi là </w:t>
@@ -41751,7 +41653,7 @@
     </w:p>
     <w:p>
       <w:pPr>
-        <w:spacing w:line="420" w:lineRule="exact"/>
+        <w:spacing w:line="480" w:lineRule="atLeast"/>
       </w:pPr>
     </w:p>
     <w:p>
@@ -41775,7 +41677,7 @@
           <w:tab w:val="left" w:pos="13740"/>
           <w:tab w:val="left" w:pos="14656"/>
         </w:tabs>
-        <w:spacing w:before="0" w:after="0" w:line="420" w:lineRule="exact"/>
+        <w:spacing w:before="0" w:after="0" w:line="480" w:lineRule="atLeast"/>
         <w:ind w:firstLine="0"/>
         <w:jc w:val="left"/>
         <w:rPr>
@@ -41985,7 +41887,7 @@
           <w:tab w:val="left" w:pos="13740"/>
           <w:tab w:val="left" w:pos="14656"/>
         </w:tabs>
-        <w:spacing w:before="0" w:after="0" w:line="420" w:lineRule="exact"/>
+        <w:spacing w:before="0" w:after="0" w:line="480" w:lineRule="atLeast"/>
         <w:ind w:firstLine="0"/>
         <w:jc w:val="left"/>
         <w:rPr>
@@ -42030,7 +41932,7 @@
           <w:tab w:val="left" w:pos="13740"/>
           <w:tab w:val="left" w:pos="14656"/>
         </w:tabs>
-        <w:spacing w:before="0" w:after="0" w:line="420" w:lineRule="exact"/>
+        <w:spacing w:before="0" w:after="0" w:line="480" w:lineRule="atLeast"/>
         <w:ind w:firstLine="0"/>
         <w:jc w:val="left"/>
         <w:rPr>
@@ -42207,7 +42109,7 @@
           <w:tab w:val="left" w:pos="13740"/>
           <w:tab w:val="left" w:pos="14656"/>
         </w:tabs>
-        <w:spacing w:before="0" w:after="0" w:line="420" w:lineRule="exact"/>
+        <w:spacing w:before="0" w:after="0" w:line="480" w:lineRule="atLeast"/>
         <w:ind w:firstLine="0"/>
         <w:jc w:val="left"/>
         <w:rPr>
@@ -42329,7 +42231,7 @@
           <w:tab w:val="left" w:pos="13740"/>
           <w:tab w:val="left" w:pos="14656"/>
         </w:tabs>
-        <w:spacing w:before="0" w:after="0" w:line="420" w:lineRule="exact"/>
+        <w:spacing w:before="0" w:after="0" w:line="480" w:lineRule="atLeast"/>
         <w:ind w:firstLine="0"/>
         <w:jc w:val="left"/>
         <w:rPr>
@@ -42385,7 +42287,7 @@
           <w:tab w:val="left" w:pos="13740"/>
           <w:tab w:val="left" w:pos="14656"/>
         </w:tabs>
-        <w:spacing w:before="0" w:after="0" w:line="420" w:lineRule="exact"/>
+        <w:spacing w:before="0" w:after="0" w:line="480" w:lineRule="atLeast"/>
         <w:ind w:firstLine="0"/>
         <w:jc w:val="left"/>
         <w:rPr>
@@ -42529,7 +42431,7 @@
           <w:tab w:val="left" w:pos="13740"/>
           <w:tab w:val="left" w:pos="14656"/>
         </w:tabs>
-        <w:spacing w:before="0" w:after="0" w:line="420" w:lineRule="exact"/>
+        <w:spacing w:before="0" w:after="0" w:line="480" w:lineRule="atLeast"/>
         <w:ind w:firstLine="0"/>
         <w:jc w:val="left"/>
         <w:rPr>
@@ -42596,7 +42498,7 @@
           <w:tab w:val="left" w:pos="13740"/>
           <w:tab w:val="left" w:pos="14656"/>
         </w:tabs>
-        <w:spacing w:before="0" w:after="0" w:line="420" w:lineRule="exact"/>
+        <w:spacing w:before="0" w:after="0" w:line="480" w:lineRule="atLeast"/>
         <w:ind w:firstLine="0"/>
         <w:jc w:val="left"/>
         <w:rPr>
@@ -42652,7 +42554,7 @@
           <w:tab w:val="left" w:pos="13740"/>
           <w:tab w:val="left" w:pos="14656"/>
         </w:tabs>
-        <w:spacing w:before="0" w:after="0" w:line="420" w:lineRule="exact"/>
+        <w:spacing w:before="0" w:after="0" w:line="480" w:lineRule="atLeast"/>
         <w:ind w:firstLine="0"/>
         <w:jc w:val="left"/>
         <w:rPr>
@@ -42686,7 +42588,7 @@
           <w:tab w:val="left" w:pos="13740"/>
           <w:tab w:val="left" w:pos="14656"/>
         </w:tabs>
-        <w:spacing w:before="0" w:after="0" w:line="420" w:lineRule="exact"/>
+        <w:spacing w:before="0" w:after="0" w:line="480" w:lineRule="atLeast"/>
         <w:ind w:firstLine="0"/>
         <w:jc w:val="left"/>
         <w:rPr>
@@ -42742,7 +42644,7 @@
           <w:tab w:val="left" w:pos="13740"/>
           <w:tab w:val="left" w:pos="14656"/>
         </w:tabs>
-        <w:spacing w:before="0" w:after="0" w:line="420" w:lineRule="exact"/>
+        <w:spacing w:before="0" w:after="0" w:line="480" w:lineRule="atLeast"/>
         <w:ind w:firstLine="0"/>
         <w:jc w:val="left"/>
         <w:rPr>
@@ -42820,7 +42722,7 @@
           <w:tab w:val="left" w:pos="13740"/>
           <w:tab w:val="left" w:pos="14656"/>
         </w:tabs>
-        <w:spacing w:before="0" w:after="0" w:line="420" w:lineRule="exact"/>
+        <w:spacing w:before="0" w:after="0" w:line="480" w:lineRule="atLeast"/>
         <w:ind w:firstLine="0"/>
         <w:jc w:val="left"/>
         <w:rPr>
@@ -42953,7 +42855,7 @@
           <w:tab w:val="left" w:pos="13740"/>
           <w:tab w:val="left" w:pos="14656"/>
         </w:tabs>
-        <w:spacing w:before="0" w:after="0" w:line="420" w:lineRule="exact"/>
+        <w:spacing w:before="0" w:after="0" w:line="480" w:lineRule="atLeast"/>
         <w:ind w:firstLine="0"/>
         <w:jc w:val="left"/>
         <w:rPr>
@@ -43064,7 +42966,7 @@
           <w:tab w:val="left" w:pos="13740"/>
           <w:tab w:val="left" w:pos="14656"/>
         </w:tabs>
-        <w:spacing w:before="0" w:after="0" w:line="420" w:lineRule="exact"/>
+        <w:spacing w:before="0" w:after="0" w:line="480" w:lineRule="atLeast"/>
         <w:ind w:firstLine="0"/>
         <w:jc w:val="left"/>
         <w:rPr>
@@ -43175,7 +43077,7 @@
           <w:tab w:val="left" w:pos="13740"/>
           <w:tab w:val="left" w:pos="14656"/>
         </w:tabs>
-        <w:spacing w:before="0" w:after="0" w:line="420" w:lineRule="exact"/>
+        <w:spacing w:before="0" w:after="0" w:line="480" w:lineRule="atLeast"/>
         <w:ind w:firstLine="0"/>
         <w:jc w:val="left"/>
         <w:rPr>
@@ -43209,7 +43111,7 @@
           <w:tab w:val="left" w:pos="13740"/>
           <w:tab w:val="left" w:pos="14656"/>
         </w:tabs>
-        <w:spacing w:before="0" w:after="0" w:line="420" w:lineRule="exact"/>
+        <w:spacing w:before="0" w:after="0" w:line="480" w:lineRule="atLeast"/>
         <w:ind w:firstLine="0"/>
         <w:jc w:val="left"/>
         <w:rPr>
@@ -43320,7 +43222,7 @@
           <w:tab w:val="left" w:pos="13740"/>
           <w:tab w:val="left" w:pos="14656"/>
         </w:tabs>
-        <w:spacing w:before="0" w:after="0" w:line="420" w:lineRule="exact"/>
+        <w:spacing w:before="0" w:after="0" w:line="480" w:lineRule="atLeast"/>
         <w:ind w:firstLine="0"/>
         <w:jc w:val="left"/>
         <w:rPr>
@@ -43420,7 +43322,7 @@
           <w:tab w:val="left" w:pos="13740"/>
           <w:tab w:val="left" w:pos="14656"/>
         </w:tabs>
-        <w:spacing w:before="0" w:after="0" w:line="420" w:lineRule="exact"/>
+        <w:spacing w:before="0" w:after="0" w:line="480" w:lineRule="atLeast"/>
         <w:ind w:firstLine="0"/>
         <w:jc w:val="left"/>
         <w:rPr>
@@ -43476,7 +43378,7 @@
           <w:tab w:val="left" w:pos="13740"/>
           <w:tab w:val="left" w:pos="14656"/>
         </w:tabs>
-        <w:spacing w:before="0" w:after="0" w:line="420" w:lineRule="exact"/>
+        <w:spacing w:before="0" w:after="0" w:line="480" w:lineRule="atLeast"/>
         <w:ind w:firstLine="0"/>
         <w:jc w:val="left"/>
         <w:rPr>
@@ -43609,7 +43511,7 @@
           <w:tab w:val="left" w:pos="13740"/>
           <w:tab w:val="left" w:pos="14656"/>
         </w:tabs>
-        <w:spacing w:before="0" w:after="0" w:line="420" w:lineRule="exact"/>
+        <w:spacing w:before="0" w:after="0" w:line="480" w:lineRule="atLeast"/>
         <w:ind w:firstLine="0"/>
         <w:jc w:val="left"/>
         <w:rPr>
@@ -43687,7 +43589,7 @@
           <w:tab w:val="left" w:pos="13740"/>
           <w:tab w:val="left" w:pos="14656"/>
         </w:tabs>
-        <w:spacing w:before="0" w:after="0" w:line="420" w:lineRule="exact"/>
+        <w:spacing w:before="0" w:after="0" w:line="480" w:lineRule="atLeast"/>
         <w:ind w:firstLine="0"/>
         <w:jc w:val="left"/>
         <w:rPr>
@@ -43798,7 +43700,7 @@
           <w:tab w:val="left" w:pos="13740"/>
           <w:tab w:val="left" w:pos="14656"/>
         </w:tabs>
-        <w:spacing w:before="0" w:after="0" w:line="420" w:lineRule="exact"/>
+        <w:spacing w:before="0" w:after="0" w:line="480" w:lineRule="atLeast"/>
         <w:ind w:firstLine="0"/>
         <w:jc w:val="left"/>
         <w:rPr>
@@ -43832,7 +43734,7 @@
           <w:tab w:val="left" w:pos="13740"/>
           <w:tab w:val="left" w:pos="14656"/>
         </w:tabs>
-        <w:spacing w:before="0" w:after="0" w:line="420" w:lineRule="exact"/>
+        <w:spacing w:before="0" w:after="0" w:line="480" w:lineRule="atLeast"/>
         <w:ind w:firstLine="0"/>
         <w:jc w:val="left"/>
         <w:rPr>
@@ -43987,7 +43889,7 @@
           <w:tab w:val="left" w:pos="13740"/>
           <w:tab w:val="left" w:pos="14656"/>
         </w:tabs>
-        <w:spacing w:before="0" w:after="0" w:line="420" w:lineRule="exact"/>
+        <w:spacing w:before="0" w:after="0" w:line="480" w:lineRule="atLeast"/>
         <w:ind w:firstLine="0"/>
         <w:jc w:val="left"/>
         <w:rPr>
@@ -44054,7 +43956,7 @@
           <w:tab w:val="left" w:pos="13740"/>
           <w:tab w:val="left" w:pos="14656"/>
         </w:tabs>
-        <w:spacing w:before="0" w:after="0" w:line="420" w:lineRule="exact"/>
+        <w:spacing w:before="0" w:after="0" w:line="480" w:lineRule="atLeast"/>
         <w:ind w:firstLine="0"/>
         <w:jc w:val="left"/>
         <w:rPr>
@@ -44088,7 +43990,7 @@
           <w:tab w:val="left" w:pos="13740"/>
           <w:tab w:val="left" w:pos="14656"/>
         </w:tabs>
-        <w:spacing w:before="0" w:after="0" w:line="420" w:lineRule="exact"/>
+        <w:spacing w:before="0" w:after="0" w:line="480" w:lineRule="atLeast"/>
         <w:ind w:firstLine="0"/>
         <w:jc w:val="left"/>
         <w:rPr>
@@ -44243,7 +44145,7 @@
           <w:tab w:val="left" w:pos="13740"/>
           <w:tab w:val="left" w:pos="14656"/>
         </w:tabs>
-        <w:spacing w:before="0" w:after="0" w:line="420" w:lineRule="exact"/>
+        <w:spacing w:before="0" w:after="0" w:line="480" w:lineRule="atLeast"/>
         <w:ind w:firstLine="0"/>
         <w:jc w:val="left"/>
         <w:rPr>
@@ -44299,7 +44201,7 @@
           <w:tab w:val="left" w:pos="13740"/>
           <w:tab w:val="left" w:pos="14656"/>
         </w:tabs>
-        <w:spacing w:before="0" w:after="0" w:line="420" w:lineRule="exact"/>
+        <w:spacing w:before="0" w:after="0" w:line="480" w:lineRule="atLeast"/>
         <w:ind w:firstLine="0"/>
         <w:jc w:val="left"/>
         <w:rPr>
@@ -44377,7 +44279,7 @@
           <w:tab w:val="left" w:pos="13740"/>
           <w:tab w:val="left" w:pos="14656"/>
         </w:tabs>
-        <w:spacing w:before="0" w:after="0" w:line="420" w:lineRule="exact"/>
+        <w:spacing w:before="0" w:after="0" w:line="480" w:lineRule="atLeast"/>
         <w:ind w:firstLine="0"/>
         <w:jc w:val="left"/>
         <w:rPr>
@@ -44444,7 +44346,7 @@
           <w:tab w:val="left" w:pos="13740"/>
           <w:tab w:val="left" w:pos="14656"/>
         </w:tabs>
-        <w:spacing w:before="0" w:after="0" w:line="420" w:lineRule="exact"/>
+        <w:spacing w:before="0" w:after="0" w:line="480" w:lineRule="atLeast"/>
         <w:ind w:firstLine="0"/>
         <w:jc w:val="left"/>
         <w:rPr>
@@ -44500,7 +44402,7 @@
           <w:tab w:val="left" w:pos="13740"/>
           <w:tab w:val="left" w:pos="14656"/>
         </w:tabs>
-        <w:spacing w:before="0" w:after="0" w:line="420" w:lineRule="exact"/>
+        <w:spacing w:before="0" w:after="0" w:line="480" w:lineRule="atLeast"/>
         <w:ind w:firstLine="0"/>
         <w:jc w:val="left"/>
         <w:rPr>
@@ -44534,7 +44436,7 @@
           <w:tab w:val="left" w:pos="13740"/>
           <w:tab w:val="left" w:pos="14656"/>
         </w:tabs>
-        <w:spacing w:before="0" w:after="0" w:line="420" w:lineRule="exact"/>
+        <w:spacing w:before="0" w:after="0" w:line="480" w:lineRule="atLeast"/>
         <w:ind w:firstLine="0"/>
         <w:jc w:val="left"/>
         <w:rPr>
@@ -44689,7 +44591,7 @@
           <w:tab w:val="left" w:pos="13740"/>
           <w:tab w:val="left" w:pos="14656"/>
         </w:tabs>
-        <w:spacing w:before="0" w:after="0" w:line="420" w:lineRule="exact"/>
+        <w:spacing w:before="0" w:after="0" w:line="480" w:lineRule="atLeast"/>
         <w:ind w:firstLine="0"/>
         <w:jc w:val="left"/>
         <w:rPr>
@@ -44789,7 +44691,7 @@
           <w:tab w:val="left" w:pos="13740"/>
           <w:tab w:val="left" w:pos="14656"/>
         </w:tabs>
-        <w:spacing w:before="0" w:after="0" w:line="420" w:lineRule="exact"/>
+        <w:spacing w:before="0" w:after="0" w:line="480" w:lineRule="atLeast"/>
         <w:ind w:firstLine="0"/>
         <w:jc w:val="left"/>
         <w:rPr>
@@ -44845,7 +44747,7 @@
           <w:tab w:val="left" w:pos="13740"/>
           <w:tab w:val="left" w:pos="14656"/>
         </w:tabs>
-        <w:spacing w:before="0" w:after="0" w:line="420" w:lineRule="exact"/>
+        <w:spacing w:before="0" w:after="0" w:line="480" w:lineRule="atLeast"/>
         <w:ind w:firstLine="0"/>
         <w:jc w:val="left"/>
         <w:rPr>
@@ -45066,7 +44968,7 @@
           <w:tab w:val="left" w:pos="13740"/>
           <w:tab w:val="left" w:pos="14656"/>
         </w:tabs>
-        <w:spacing w:before="0" w:after="0" w:line="420" w:lineRule="exact"/>
+        <w:spacing w:before="0" w:after="0" w:line="480" w:lineRule="atLeast"/>
         <w:ind w:firstLine="0"/>
         <w:jc w:val="left"/>
         <w:rPr>
@@ -45133,7 +45035,7 @@
           <w:tab w:val="left" w:pos="13740"/>
           <w:tab w:val="left" w:pos="14656"/>
         </w:tabs>
-        <w:spacing w:before="0" w:after="0" w:line="420" w:lineRule="exact"/>
+        <w:spacing w:before="0" w:after="0" w:line="480" w:lineRule="atLeast"/>
         <w:ind w:firstLine="0"/>
         <w:jc w:val="left"/>
         <w:rPr>
@@ -45189,7 +45091,7 @@
           <w:tab w:val="left" w:pos="13740"/>
           <w:tab w:val="left" w:pos="14656"/>
         </w:tabs>
-        <w:spacing w:before="0" w:after="0" w:line="420" w:lineRule="exact"/>
+        <w:spacing w:before="0" w:after="0" w:line="480" w:lineRule="atLeast"/>
         <w:ind w:firstLine="0"/>
         <w:jc w:val="left"/>
         <w:rPr>
@@ -45223,7 +45125,7 @@
           <w:tab w:val="left" w:pos="13740"/>
           <w:tab w:val="left" w:pos="14656"/>
         </w:tabs>
-        <w:spacing w:before="0" w:after="0" w:line="420" w:lineRule="exact"/>
+        <w:spacing w:before="0" w:after="0" w:line="480" w:lineRule="atLeast"/>
         <w:ind w:firstLine="0"/>
         <w:jc w:val="left"/>
         <w:rPr>
@@ -45367,7 +45269,7 @@
           <w:tab w:val="left" w:pos="13740"/>
           <w:tab w:val="left" w:pos="14656"/>
         </w:tabs>
-        <w:spacing w:before="0" w:after="0" w:line="420" w:lineRule="exact"/>
+        <w:spacing w:before="0" w:after="0" w:line="480" w:lineRule="atLeast"/>
         <w:ind w:firstLine="0"/>
         <w:jc w:val="left"/>
         <w:rPr>
@@ -45456,7 +45358,7 @@
           <w:tab w:val="left" w:pos="13740"/>
           <w:tab w:val="left" w:pos="14656"/>
         </w:tabs>
-        <w:spacing w:before="0" w:after="0" w:line="420" w:lineRule="exact"/>
+        <w:spacing w:before="0" w:after="0" w:line="480" w:lineRule="atLeast"/>
         <w:ind w:firstLine="0"/>
         <w:jc w:val="left"/>
         <w:rPr>
@@ -45490,7 +45392,7 @@
           <w:tab w:val="left" w:pos="13740"/>
           <w:tab w:val="left" w:pos="14656"/>
         </w:tabs>
-        <w:spacing w:before="0" w:after="0" w:line="420" w:lineRule="exact"/>
+        <w:spacing w:before="0" w:after="0" w:line="480" w:lineRule="atLeast"/>
         <w:ind w:firstLine="0"/>
         <w:jc w:val="left"/>
         <w:rPr>
@@ -45511,6 +45413,7 @@
           <w:szCs w:val="28"/>
           <w:lang w:val="en-US"/>
         </w:rPr>
+        <w:lastRenderedPageBreak/>
         <w:t xml:space="preserve">        </w:t>
       </w:r>
       <w:r>
@@ -45612,7 +45515,7 @@
           <w:tab w:val="left" w:pos="13740"/>
           <w:tab w:val="left" w:pos="14656"/>
         </w:tabs>
-        <w:spacing w:before="0" w:after="0" w:line="420" w:lineRule="exact"/>
+        <w:spacing w:before="0" w:after="0" w:line="480" w:lineRule="atLeast"/>
         <w:ind w:firstLine="0"/>
         <w:jc w:val="left"/>
         <w:rPr>
@@ -45701,7 +45604,7 @@
           <w:tab w:val="left" w:pos="13740"/>
           <w:tab w:val="left" w:pos="14656"/>
         </w:tabs>
-        <w:spacing w:before="0" w:after="0" w:line="420" w:lineRule="exact"/>
+        <w:spacing w:before="0" w:after="0" w:line="480" w:lineRule="atLeast"/>
         <w:ind w:firstLine="0"/>
         <w:jc w:val="left"/>
         <w:rPr>
@@ -45757,7 +45660,7 @@
           <w:tab w:val="left" w:pos="13740"/>
           <w:tab w:val="left" w:pos="14656"/>
         </w:tabs>
-        <w:spacing w:before="0" w:after="0" w:line="420" w:lineRule="exact"/>
+        <w:spacing w:before="0" w:after="0" w:line="480" w:lineRule="atLeast"/>
         <w:ind w:firstLine="0"/>
         <w:jc w:val="left"/>
         <w:rPr>
@@ -45791,7 +45694,7 @@
           <w:tab w:val="left" w:pos="13740"/>
           <w:tab w:val="left" w:pos="14656"/>
         </w:tabs>
-        <w:spacing w:before="0" w:after="0" w:line="420" w:lineRule="exact"/>
+        <w:spacing w:before="0" w:after="0" w:line="480" w:lineRule="atLeast"/>
         <w:ind w:firstLine="0"/>
         <w:jc w:val="left"/>
         <w:rPr>
@@ -45891,7 +45794,7 @@
           <w:tab w:val="left" w:pos="13740"/>
           <w:tab w:val="left" w:pos="14656"/>
         </w:tabs>
-        <w:spacing w:before="0" w:after="0" w:line="420" w:lineRule="exact"/>
+        <w:spacing w:before="0" w:after="0" w:line="480" w:lineRule="atLeast"/>
         <w:ind w:firstLine="0"/>
         <w:jc w:val="left"/>
         <w:rPr>
@@ -45947,7 +45850,7 @@
           <w:tab w:val="left" w:pos="13740"/>
           <w:tab w:val="left" w:pos="14656"/>
         </w:tabs>
-        <w:spacing w:before="0" w:after="0" w:line="420" w:lineRule="exact"/>
+        <w:spacing w:before="0" w:after="0" w:line="480" w:lineRule="atLeast"/>
         <w:ind w:firstLine="0"/>
         <w:jc w:val="left"/>
         <w:rPr>
@@ -46091,7 +45994,7 @@
           <w:tab w:val="left" w:pos="13740"/>
           <w:tab w:val="left" w:pos="14656"/>
         </w:tabs>
-        <w:spacing w:before="0" w:after="0" w:line="420" w:lineRule="exact"/>
+        <w:spacing w:before="0" w:after="0" w:line="480" w:lineRule="atLeast"/>
         <w:ind w:firstLine="0"/>
         <w:jc w:val="left"/>
         <w:rPr>
@@ -46180,7 +46083,7 @@
           <w:tab w:val="left" w:pos="13740"/>
           <w:tab w:val="left" w:pos="14656"/>
         </w:tabs>
-        <w:spacing w:before="0" w:after="0" w:line="420" w:lineRule="exact"/>
+        <w:spacing w:before="0" w:after="0" w:line="480" w:lineRule="atLeast"/>
         <w:ind w:firstLine="0"/>
         <w:jc w:val="left"/>
         <w:rPr>
@@ -46247,7 +46150,7 @@
           <w:tab w:val="left" w:pos="13740"/>
           <w:tab w:val="left" w:pos="14656"/>
         </w:tabs>
-        <w:spacing w:before="0" w:after="0" w:line="420" w:lineRule="exact"/>
+        <w:spacing w:before="0" w:after="0" w:line="480" w:lineRule="atLeast"/>
         <w:ind w:firstLine="0"/>
         <w:jc w:val="left"/>
         <w:rPr>
@@ -46303,7 +46206,7 @@
           <w:tab w:val="left" w:pos="13740"/>
           <w:tab w:val="left" w:pos="14656"/>
         </w:tabs>
-        <w:spacing w:before="0" w:after="0" w:line="420" w:lineRule="exact"/>
+        <w:spacing w:before="0" w:after="0" w:line="480" w:lineRule="atLeast"/>
         <w:ind w:firstLine="0"/>
         <w:jc w:val="left"/>
         <w:rPr>
@@ -46337,7 +46240,7 @@
           <w:tab w:val="left" w:pos="13740"/>
           <w:tab w:val="left" w:pos="14656"/>
         </w:tabs>
-        <w:spacing w:before="0" w:after="0" w:line="420" w:lineRule="exact"/>
+        <w:spacing w:before="0" w:after="0" w:line="480" w:lineRule="atLeast"/>
         <w:ind w:firstLine="0"/>
         <w:jc w:val="left"/>
         <w:rPr>
@@ -46358,7 +46261,6 @@
           <w:szCs w:val="28"/>
           <w:lang w:val="en-US"/>
         </w:rPr>
-        <w:lastRenderedPageBreak/>
         <w:t xml:space="preserve">    </w:t>
       </w:r>
       <w:r>
@@ -46471,7 +46373,7 @@
           <w:tab w:val="left" w:pos="13740"/>
           <w:tab w:val="left" w:pos="14656"/>
         </w:tabs>
-        <w:spacing w:before="0" w:after="0" w:line="420" w:lineRule="exact"/>
+        <w:spacing w:before="0" w:after="0" w:line="480" w:lineRule="atLeast"/>
         <w:ind w:firstLine="0"/>
         <w:jc w:val="left"/>
         <w:rPr>
@@ -46560,7 +46462,7 @@
           <w:tab w:val="left" w:pos="13740"/>
           <w:tab w:val="left" w:pos="14656"/>
         </w:tabs>
-        <w:spacing w:before="0" w:after="0" w:line="420" w:lineRule="exact"/>
+        <w:spacing w:before="0" w:after="0" w:line="480" w:lineRule="atLeast"/>
         <w:ind w:firstLine="0"/>
         <w:jc w:val="left"/>
         <w:rPr>
@@ -46671,7 +46573,7 @@
           <w:tab w:val="left" w:pos="13740"/>
           <w:tab w:val="left" w:pos="14656"/>
         </w:tabs>
-        <w:spacing w:before="0" w:after="0" w:line="420" w:lineRule="exact"/>
+        <w:spacing w:before="0" w:after="0" w:line="480" w:lineRule="atLeast"/>
         <w:ind w:firstLine="0"/>
         <w:jc w:val="left"/>
         <w:rPr>
@@ -46705,7 +46607,7 @@
           <w:tab w:val="left" w:pos="13740"/>
           <w:tab w:val="left" w:pos="14656"/>
         </w:tabs>
-        <w:spacing w:before="0" w:after="0" w:line="420" w:lineRule="exact"/>
+        <w:spacing w:before="0" w:after="0" w:line="480" w:lineRule="atLeast"/>
         <w:ind w:firstLine="0"/>
         <w:jc w:val="left"/>
         <w:rPr>
@@ -46849,7 +46751,7 @@
           <w:tab w:val="left" w:pos="13740"/>
           <w:tab w:val="left" w:pos="14656"/>
         </w:tabs>
-        <w:spacing w:before="0" w:after="0" w:line="420" w:lineRule="exact"/>
+        <w:spacing w:before="0" w:after="0" w:line="480" w:lineRule="atLeast"/>
         <w:ind w:firstLine="0"/>
         <w:jc w:val="left"/>
         <w:rPr>
@@ -47070,7 +46972,7 @@
           <w:tab w:val="left" w:pos="13740"/>
           <w:tab w:val="left" w:pos="14656"/>
         </w:tabs>
-        <w:spacing w:before="0" w:after="0" w:line="420" w:lineRule="exact"/>
+        <w:spacing w:before="0" w:after="0" w:line="480" w:lineRule="atLeast"/>
         <w:ind w:firstLine="0"/>
         <w:jc w:val="left"/>
         <w:rPr>
@@ -47126,7 +47028,7 @@
           <w:tab w:val="left" w:pos="13740"/>
           <w:tab w:val="left" w:pos="14656"/>
         </w:tabs>
-        <w:spacing w:before="0" w:after="0" w:line="420" w:lineRule="exact"/>
+        <w:spacing w:before="0" w:after="0" w:line="480" w:lineRule="atLeast"/>
         <w:ind w:firstLine="0"/>
         <w:jc w:val="left"/>
         <w:rPr>
@@ -47347,7 +47249,7 @@
           <w:tab w:val="left" w:pos="13740"/>
           <w:tab w:val="left" w:pos="14656"/>
         </w:tabs>
-        <w:spacing w:before="0" w:after="0" w:line="420" w:lineRule="exact"/>
+        <w:spacing w:before="0" w:after="0" w:line="480" w:lineRule="atLeast"/>
         <w:ind w:firstLine="0"/>
         <w:jc w:val="left"/>
         <w:rPr>
@@ -47381,7 +47283,7 @@
           <w:tab w:val="left" w:pos="13740"/>
           <w:tab w:val="left" w:pos="14656"/>
         </w:tabs>
-        <w:spacing w:before="0" w:after="0" w:line="420" w:lineRule="exact"/>
+        <w:spacing w:before="0" w:after="0" w:line="480" w:lineRule="atLeast"/>
         <w:ind w:firstLine="0"/>
         <w:jc w:val="left"/>
         <w:rPr>
@@ -47470,7 +47372,7 @@
           <w:tab w:val="left" w:pos="13740"/>
           <w:tab w:val="left" w:pos="14656"/>
         </w:tabs>
-        <w:spacing w:before="0" w:after="0" w:line="420" w:lineRule="exact"/>
+        <w:spacing w:before="0" w:after="0" w:line="480" w:lineRule="atLeast"/>
         <w:ind w:firstLine="0"/>
         <w:jc w:val="left"/>
         <w:rPr>
@@ -47515,7 +47417,7 @@
           <w:tab w:val="left" w:pos="13740"/>
           <w:tab w:val="left" w:pos="14656"/>
         </w:tabs>
-        <w:spacing w:before="0" w:after="0" w:line="420" w:lineRule="exact"/>
+        <w:spacing w:before="0" w:after="0" w:line="480" w:lineRule="atLeast"/>
         <w:ind w:firstLine="0"/>
         <w:jc w:val="left"/>
         <w:rPr>
@@ -47530,7 +47432,7 @@
     </w:p>
     <w:p>
       <w:pPr>
-        <w:spacing w:line="420" w:lineRule="exact"/>
+        <w:spacing w:line="480" w:lineRule="atLeast"/>
       </w:pPr>
       <w:r>
         <w:t>Phân tích:</w:t>
@@ -47543,7 +47445,7 @@
           <w:ilvl w:val="0"/>
           <w:numId w:val="7"/>
         </w:numPr>
-        <w:spacing w:line="420" w:lineRule="exact"/>
+        <w:spacing w:line="480" w:lineRule="atLeast"/>
       </w:pPr>
       <w:r>
         <w:rPr>
@@ -47562,9 +47464,10 @@
           <w:ilvl w:val="0"/>
           <w:numId w:val="7"/>
         </w:numPr>
-        <w:spacing w:line="420" w:lineRule="exact"/>
-      </w:pPr>
-      <w:r>
+        <w:spacing w:line="480" w:lineRule="atLeast"/>
+      </w:pPr>
+      <w:r>
+        <w:lastRenderedPageBreak/>
         <w:t>Khởi tạo đối tượng giao dịch: Tạo một thực thể HoaDon hd;, hệ thống tự động chạy constructor để sinh mã hóa đơn ngẫu nhiên MaHD bằng thuật toán rand().</w:t>
       </w:r>
     </w:p>
@@ -47575,7 +47478,7 @@
           <w:ilvl w:val="0"/>
           <w:numId w:val="7"/>
         </w:numPr>
-        <w:spacing w:line="420" w:lineRule="exact"/>
+        <w:spacing w:line="480" w:lineRule="atLeast"/>
       </w:pPr>
       <w:r>
         <w:t>Vòng lặp mua sắm (Kiểm tra điều kiện biên tồn kho):</w:t>
@@ -47588,7 +47491,7 @@
           <w:ilvl w:val="0"/>
           <w:numId w:val="4"/>
         </w:numPr>
-        <w:spacing w:line="420" w:lineRule="exact"/>
+        <w:spacing w:line="480" w:lineRule="atLeast"/>
       </w:pPr>
       <w:r>
         <w:t xml:space="preserve">Người dùng nhập Mã SP cần mua. Hệ thống chạy </w:t>
@@ -47610,7 +47513,7 @@
           <w:ilvl w:val="0"/>
           <w:numId w:val="4"/>
         </w:numPr>
-        <w:spacing w:line="420" w:lineRule="exact"/>
+        <w:spacing w:line="480" w:lineRule="atLeast"/>
       </w:pPr>
       <w:r>
         <w:t>Người dùng nhập số lượng cần mua.</w:t>
@@ -47623,7 +47526,7 @@
           <w:ilvl w:val="0"/>
           <w:numId w:val="4"/>
         </w:numPr>
-        <w:spacing w:line="420" w:lineRule="exact"/>
+        <w:spacing w:line="480" w:lineRule="atLeast"/>
       </w:pPr>
       <w:r>
         <w:rPr>
@@ -47658,7 +47561,7 @@
           <w:ilvl w:val="0"/>
           <w:numId w:val="4"/>
         </w:numPr>
-        <w:spacing w:line="420" w:lineRule="exact"/>
+        <w:spacing w:line="480" w:lineRule="atLeast"/>
         <w:jc w:val="left"/>
       </w:pPr>
       <w:r>
@@ -47674,7 +47577,7 @@
     <w:p>
       <w:pPr>
         <w:pStyle w:val="ListParagraph"/>
-        <w:spacing w:line="420" w:lineRule="exact"/>
+        <w:spacing w:line="480" w:lineRule="atLeast"/>
         <w:ind w:left="967" w:firstLine="0"/>
         <w:jc w:val="left"/>
         <w:rPr>
@@ -47707,7 +47610,7 @@
           <w:ilvl w:val="0"/>
           <w:numId w:val="7"/>
         </w:numPr>
-        <w:spacing w:line="420" w:lineRule="exact"/>
+        <w:spacing w:line="480" w:lineRule="atLeast"/>
         <w:jc w:val="left"/>
       </w:pPr>
       <w:r>
@@ -47724,7 +47627,7 @@
           <w:ilvl w:val="0"/>
           <w:numId w:val="4"/>
         </w:numPr>
-        <w:spacing w:line="420" w:lineRule="exact"/>
+        <w:spacing w:line="480" w:lineRule="atLeast"/>
         <w:jc w:val="left"/>
       </w:pPr>
       <w:r>
@@ -47738,11 +47641,10 @@
           <w:ilvl w:val="0"/>
           <w:numId w:val="4"/>
         </w:numPr>
-        <w:spacing w:line="420" w:lineRule="exact"/>
+        <w:spacing w:line="480" w:lineRule="atLeast"/>
         <w:jc w:val="left"/>
       </w:pPr>
       <w:r>
-        <w:lastRenderedPageBreak/>
         <w:t xml:space="preserve">Ngay sau đó, hệ thống gọi hàm ghiFileDanhSachSanPham() để duyệt lại toàn bộ vector&lt;SanPham*&gt; trên RAM (lúc này đã bị trừ bớt số lượng do có hàng được bán) và thực hiện </w:t>
       </w:r>
       <w:r>
@@ -47757,13 +47659,13 @@
     </w:p>
     <w:p>
       <w:pPr>
-        <w:spacing w:line="420" w:lineRule="exact"/>
+        <w:spacing w:line="480" w:lineRule="atLeast"/>
         <w:jc w:val="left"/>
       </w:pPr>
     </w:p>
     <w:p>
       <w:pPr>
-        <w:spacing w:line="420" w:lineRule="exact"/>
+        <w:spacing w:line="480" w:lineRule="atLeast"/>
         <w:jc w:val="left"/>
       </w:pPr>
       <w:r>
@@ -47777,6 +47679,7 @@
           <w:ilvl w:val="2"/>
           <w:numId w:val="1"/>
         </w:numPr>
+        <w:spacing w:line="480" w:lineRule="atLeast"/>
         <w:rPr>
           <w:rFonts w:ascii="Times New Roman" w:hAnsi="Times New Roman" w:cs="Times New Roman"/>
           <w:bCs/>
@@ -47793,12 +47696,25 @@
       <w:bookmarkEnd w:id="59"/>
     </w:p>
     <w:p>
+      <w:pPr>
+        <w:spacing w:line="480" w:lineRule="atLeast"/>
+      </w:pPr>
       <w:r>
         <w:t>Trong file Menu.h, nhóm cũng đã bổ sung các hàm xử lý luồng đọc file hóa đơn phức tạp hơn như hiển thị hóa đơn mới nhất hoặc xóa hóa đơn cũ</w:t>
       </w:r>
       <w:r>
         <w:t xml:space="preserve"> nhất</w:t>
       </w:r>
+    </w:p>
+    <w:p>
+      <w:pPr>
+        <w:spacing w:line="480" w:lineRule="atLeast"/>
+      </w:pPr>
+    </w:p>
+    <w:p>
+      <w:pPr>
+        <w:spacing w:line="480" w:lineRule="atLeast"/>
+      </w:pPr>
     </w:p>
     <w:p>
       <w:pPr>
@@ -47807,12 +47723,18 @@
           <w:ilvl w:val="0"/>
           <w:numId w:val="7"/>
         </w:numPr>
-      </w:pPr>
-      <w:r>
+        <w:spacing w:line="480" w:lineRule="atLeast"/>
+      </w:pPr>
+      <w:r>
+        <w:lastRenderedPageBreak/>
         <w:t>Giải thuật hiển thị hóa đơn mới nhất (inHoaDonMoiNhatTuFile):</w:t>
       </w:r>
     </w:p>
-    <w:p/>
+    <w:p>
+      <w:pPr>
+        <w:spacing w:line="480" w:lineRule="atLeast"/>
+      </w:pPr>
+    </w:p>
     <w:p>
       <w:pPr>
         <w:shd w:val="clear" w:color="auto" w:fill="FFFFFF"/>
@@ -47834,7 +47756,7 @@
           <w:tab w:val="left" w:pos="13740"/>
           <w:tab w:val="left" w:pos="14656"/>
         </w:tabs>
-        <w:spacing w:before="0" w:after="0" w:line="240" w:lineRule="auto"/>
+        <w:spacing w:before="0" w:after="0" w:line="480" w:lineRule="atLeast"/>
         <w:ind w:firstLine="0"/>
         <w:jc w:val="left"/>
         <w:rPr>
@@ -47967,7 +47889,7 @@
           <w:tab w:val="left" w:pos="13740"/>
           <w:tab w:val="left" w:pos="14656"/>
         </w:tabs>
-        <w:spacing w:before="0" w:after="0" w:line="240" w:lineRule="auto"/>
+        <w:spacing w:before="0" w:after="0" w:line="480" w:lineRule="atLeast"/>
         <w:ind w:firstLine="0"/>
         <w:jc w:val="left"/>
         <w:rPr>
@@ -48012,7 +47934,7 @@
           <w:tab w:val="left" w:pos="13740"/>
           <w:tab w:val="left" w:pos="14656"/>
         </w:tabs>
-        <w:spacing w:before="0" w:after="0" w:line="240" w:lineRule="auto"/>
+        <w:spacing w:before="0" w:after="0" w:line="480" w:lineRule="atLeast"/>
         <w:ind w:firstLine="0"/>
         <w:jc w:val="left"/>
         <w:rPr>
@@ -48178,7 +48100,7 @@
           <w:tab w:val="left" w:pos="13740"/>
           <w:tab w:val="left" w:pos="14656"/>
         </w:tabs>
-        <w:spacing w:before="0" w:after="0" w:line="240" w:lineRule="auto"/>
+        <w:spacing w:before="0" w:after="0" w:line="480" w:lineRule="atLeast"/>
         <w:ind w:firstLine="0"/>
         <w:jc w:val="left"/>
         <w:rPr>
@@ -48300,7 +48222,7 @@
           <w:tab w:val="left" w:pos="13740"/>
           <w:tab w:val="left" w:pos="14656"/>
         </w:tabs>
-        <w:spacing w:before="0" w:after="0" w:line="240" w:lineRule="auto"/>
+        <w:spacing w:before="0" w:after="0" w:line="480" w:lineRule="atLeast"/>
         <w:ind w:firstLine="0"/>
         <w:jc w:val="left"/>
         <w:rPr>
@@ -48356,7 +48278,7 @@
           <w:tab w:val="left" w:pos="13740"/>
           <w:tab w:val="left" w:pos="14656"/>
         </w:tabs>
-        <w:spacing w:before="0" w:after="0" w:line="240" w:lineRule="auto"/>
+        <w:spacing w:before="0" w:after="0" w:line="480" w:lineRule="atLeast"/>
         <w:ind w:firstLine="0"/>
         <w:jc w:val="left"/>
         <w:rPr>
@@ -48577,7 +48499,7 @@
           <w:tab w:val="left" w:pos="13740"/>
           <w:tab w:val="left" w:pos="14656"/>
         </w:tabs>
-        <w:spacing w:before="0" w:after="0" w:line="240" w:lineRule="auto"/>
+        <w:spacing w:before="0" w:after="0" w:line="480" w:lineRule="atLeast"/>
         <w:ind w:firstLine="0"/>
         <w:jc w:val="left"/>
         <w:rPr>
@@ -48644,7 +48566,7 @@
           <w:tab w:val="left" w:pos="13740"/>
           <w:tab w:val="left" w:pos="14656"/>
         </w:tabs>
-        <w:spacing w:before="0" w:after="0" w:line="240" w:lineRule="auto"/>
+        <w:spacing w:before="0" w:after="0" w:line="480" w:lineRule="atLeast"/>
         <w:ind w:firstLine="0"/>
         <w:jc w:val="left"/>
         <w:rPr>
@@ -48700,7 +48622,7 @@
           <w:tab w:val="left" w:pos="13740"/>
           <w:tab w:val="left" w:pos="14656"/>
         </w:tabs>
-        <w:spacing w:before="0" w:after="0" w:line="240" w:lineRule="auto"/>
+        <w:spacing w:before="0" w:after="0" w:line="480" w:lineRule="atLeast"/>
         <w:ind w:firstLine="0"/>
         <w:jc w:val="left"/>
         <w:rPr>
@@ -48734,7 +48656,7 @@
           <w:tab w:val="left" w:pos="13740"/>
           <w:tab w:val="left" w:pos="14656"/>
         </w:tabs>
-        <w:spacing w:before="0" w:after="0" w:line="240" w:lineRule="auto"/>
+        <w:spacing w:before="0" w:after="0" w:line="480" w:lineRule="atLeast"/>
         <w:ind w:firstLine="0"/>
         <w:jc w:val="left"/>
         <w:rPr>
@@ -48878,7 +48800,7 @@
           <w:tab w:val="left" w:pos="13740"/>
           <w:tab w:val="left" w:pos="14656"/>
         </w:tabs>
-        <w:spacing w:before="0" w:after="0" w:line="240" w:lineRule="auto"/>
+        <w:spacing w:before="0" w:after="0" w:line="480" w:lineRule="atLeast"/>
         <w:ind w:firstLine="0"/>
         <w:jc w:val="left"/>
         <w:rPr>
@@ -49011,7 +48933,7 @@
           <w:tab w:val="left" w:pos="13740"/>
           <w:tab w:val="left" w:pos="14656"/>
         </w:tabs>
-        <w:spacing w:before="0" w:after="0" w:line="240" w:lineRule="auto"/>
+        <w:spacing w:before="0" w:after="0" w:line="480" w:lineRule="atLeast"/>
         <w:ind w:firstLine="0"/>
         <w:jc w:val="left"/>
         <w:rPr>
@@ -49037,6 +48959,7 @@
     </w:p>
     <w:p>
       <w:pPr>
+        <w:spacing w:line="480" w:lineRule="atLeast"/>
         <w:ind w:firstLine="0"/>
       </w:pPr>
     </w:p>
@@ -49047,6 +48970,7 @@
           <w:ilvl w:val="0"/>
           <w:numId w:val="4"/>
         </w:numPr>
+        <w:spacing w:line="480" w:lineRule="atLeast"/>
       </w:pPr>
       <w:r>
         <w:t xml:space="preserve">Vì file hóa đơn ghi nối tiếp, hóa đơn mới nhất luôn nằm ở </w:t>
@@ -49068,6 +48992,7 @@
           <w:ilvl w:val="0"/>
           <w:numId w:val="4"/>
         </w:numPr>
+        <w:spacing w:line="480" w:lineRule="atLeast"/>
       </w:pPr>
       <w:r>
         <w:t>Thuật toán tiến hành mở file đầu vào ifstream. Thay vì xử lý từ đầu đến cuối tốn bộ nhớ, thuật toán sử dụng một mảng lưu trữ tạm thời các khối dòng, hoặc đọc toàn bộ các khối ngăn cách bởi dấu "=========".</w:t>
@@ -49080,14 +49005,17 @@
           <w:ilvl w:val="0"/>
           <w:numId w:val="4"/>
         </w:numPr>
+        <w:spacing w:line="480" w:lineRule="atLeast"/>
       </w:pPr>
       <w:r>
         <w:t>Khối hóa đơn cuối cùng được tách ra thông qua bộ lọc ký tự tiêu đề và in ngược lại ra console để hiển thị cho người dùng.</w:t>
       </w:r>
     </w:p>
-    <w:p/>
-    <w:p/>
-    <w:p/>
+    <w:p>
+      <w:r>
+        <w:br w:type="page"/>
+      </w:r>
+    </w:p>
     <w:p>
       <w:pPr>
         <w:pStyle w:val="ListParagraph"/>
@@ -49095,13 +49023,18 @@
           <w:ilvl w:val="0"/>
           <w:numId w:val="7"/>
         </w:numPr>
+        <w:spacing w:line="480" w:lineRule="atLeast"/>
       </w:pPr>
       <w:r>
         <w:lastRenderedPageBreak/>
         <w:t>Giải thuật Xóa hóa đơn cũ nhất (xoaHoaDonCuNhat):</w:t>
       </w:r>
     </w:p>
-    <w:p/>
+    <w:p>
+      <w:pPr>
+        <w:spacing w:line="480" w:lineRule="atLeast"/>
+      </w:pPr>
+    </w:p>
     <w:p>
       <w:pPr>
         <w:shd w:val="clear" w:color="auto" w:fill="FFFFFF"/>
@@ -49123,7 +49056,7 @@
           <w:tab w:val="left" w:pos="13740"/>
           <w:tab w:val="left" w:pos="14656"/>
         </w:tabs>
-        <w:spacing w:before="0" w:after="0" w:line="240" w:lineRule="auto"/>
+        <w:spacing w:before="0" w:after="0" w:line="480" w:lineRule="atLeast"/>
         <w:ind w:firstLine="0"/>
         <w:jc w:val="left"/>
         <w:rPr>
@@ -49256,7 +49189,7 @@
           <w:tab w:val="left" w:pos="13740"/>
           <w:tab w:val="left" w:pos="14656"/>
         </w:tabs>
-        <w:spacing w:before="0" w:after="0" w:line="240" w:lineRule="auto"/>
+        <w:spacing w:before="0" w:after="0" w:line="480" w:lineRule="atLeast"/>
         <w:ind w:firstLine="0"/>
         <w:jc w:val="left"/>
         <w:rPr>
@@ -49301,7 +49234,7 @@
           <w:tab w:val="left" w:pos="13740"/>
           <w:tab w:val="left" w:pos="14656"/>
         </w:tabs>
-        <w:spacing w:before="0" w:after="0" w:line="240" w:lineRule="auto"/>
+        <w:spacing w:before="0" w:after="0" w:line="480" w:lineRule="atLeast"/>
         <w:ind w:firstLine="0"/>
         <w:jc w:val="left"/>
         <w:rPr>
@@ -49467,7 +49400,7 @@
           <w:tab w:val="left" w:pos="13740"/>
           <w:tab w:val="left" w:pos="14656"/>
         </w:tabs>
-        <w:spacing w:before="0" w:after="0" w:line="240" w:lineRule="auto"/>
+        <w:spacing w:before="0" w:after="0" w:line="480" w:lineRule="atLeast"/>
         <w:ind w:firstLine="0"/>
         <w:jc w:val="left"/>
         <w:rPr>
@@ -49589,7 +49522,7 @@
           <w:tab w:val="left" w:pos="13740"/>
           <w:tab w:val="left" w:pos="14656"/>
         </w:tabs>
-        <w:spacing w:before="0" w:after="0" w:line="240" w:lineRule="auto"/>
+        <w:spacing w:before="0" w:after="0" w:line="480" w:lineRule="atLeast"/>
         <w:ind w:firstLine="0"/>
         <w:jc w:val="left"/>
         <w:rPr>
@@ -49678,7 +49611,7 @@
           <w:tab w:val="left" w:pos="13740"/>
           <w:tab w:val="left" w:pos="14656"/>
         </w:tabs>
-        <w:spacing w:before="0" w:after="0" w:line="240" w:lineRule="auto"/>
+        <w:spacing w:before="0" w:after="0" w:line="480" w:lineRule="atLeast"/>
         <w:ind w:firstLine="0"/>
         <w:jc w:val="left"/>
         <w:rPr>
@@ -49712,7 +49645,7 @@
           <w:tab w:val="left" w:pos="13740"/>
           <w:tab w:val="left" w:pos="14656"/>
         </w:tabs>
-        <w:spacing w:before="0" w:after="0" w:line="240" w:lineRule="auto"/>
+        <w:spacing w:before="0" w:after="0" w:line="480" w:lineRule="atLeast"/>
         <w:ind w:firstLine="0"/>
         <w:jc w:val="left"/>
         <w:rPr>
@@ -49845,7 +49778,7 @@
           <w:tab w:val="left" w:pos="13740"/>
           <w:tab w:val="left" w:pos="14656"/>
         </w:tabs>
-        <w:spacing w:before="0" w:after="0" w:line="240" w:lineRule="auto"/>
+        <w:spacing w:before="0" w:after="0" w:line="480" w:lineRule="atLeast"/>
         <w:ind w:firstLine="0"/>
         <w:jc w:val="left"/>
         <w:rPr>
@@ -49879,7 +49812,7 @@
           <w:tab w:val="left" w:pos="13740"/>
           <w:tab w:val="left" w:pos="14656"/>
         </w:tabs>
-        <w:spacing w:before="0" w:after="0" w:line="240" w:lineRule="auto"/>
+        <w:spacing w:before="0" w:after="0" w:line="480" w:lineRule="atLeast"/>
         <w:ind w:firstLine="0"/>
         <w:jc w:val="left"/>
         <w:rPr>
@@ -50045,7 +49978,7 @@
           <w:tab w:val="left" w:pos="13740"/>
           <w:tab w:val="left" w:pos="14656"/>
         </w:tabs>
-        <w:spacing w:before="0" w:after="0" w:line="240" w:lineRule="auto"/>
+        <w:spacing w:before="0" w:after="0" w:line="480" w:lineRule="atLeast"/>
         <w:ind w:firstLine="0"/>
         <w:jc w:val="left"/>
         <w:rPr>
@@ -50145,7 +50078,7 @@
           <w:tab w:val="left" w:pos="13740"/>
           <w:tab w:val="left" w:pos="14656"/>
         </w:tabs>
-        <w:spacing w:before="0" w:after="0" w:line="240" w:lineRule="auto"/>
+        <w:spacing w:before="0" w:after="0" w:line="480" w:lineRule="atLeast"/>
         <w:ind w:firstLine="0"/>
         <w:jc w:val="left"/>
         <w:rPr>
@@ -50234,7 +50167,7 @@
           <w:tab w:val="left" w:pos="13740"/>
           <w:tab w:val="left" w:pos="14656"/>
         </w:tabs>
-        <w:spacing w:before="0" w:after="0" w:line="240" w:lineRule="auto"/>
+        <w:spacing w:before="0" w:after="0" w:line="480" w:lineRule="atLeast"/>
         <w:ind w:firstLine="0"/>
         <w:jc w:val="left"/>
         <w:rPr>
@@ -50268,7 +50201,7 @@
           <w:tab w:val="left" w:pos="13740"/>
           <w:tab w:val="left" w:pos="14656"/>
         </w:tabs>
-        <w:spacing w:before="0" w:after="0" w:line="240" w:lineRule="auto"/>
+        <w:spacing w:before="0" w:after="0" w:line="480" w:lineRule="atLeast"/>
         <w:ind w:firstLine="0"/>
         <w:jc w:val="left"/>
         <w:rPr>
@@ -50533,7 +50466,7 @@
           <w:tab w:val="left" w:pos="13740"/>
           <w:tab w:val="left" w:pos="14656"/>
         </w:tabs>
-        <w:spacing w:before="0" w:after="0" w:line="240" w:lineRule="auto"/>
+        <w:spacing w:before="0" w:after="0" w:line="480" w:lineRule="atLeast"/>
         <w:ind w:firstLine="0"/>
         <w:jc w:val="left"/>
         <w:rPr>
@@ -50589,7 +50522,7 @@
           <w:tab w:val="left" w:pos="13740"/>
           <w:tab w:val="left" w:pos="14656"/>
         </w:tabs>
-        <w:spacing w:before="0" w:after="0" w:line="240" w:lineRule="auto"/>
+        <w:spacing w:before="0" w:after="0" w:line="480" w:lineRule="atLeast"/>
         <w:ind w:firstLine="0"/>
         <w:jc w:val="left"/>
         <w:rPr>
@@ -50700,7 +50633,7 @@
           <w:tab w:val="left" w:pos="13740"/>
           <w:tab w:val="left" w:pos="14656"/>
         </w:tabs>
-        <w:spacing w:before="0" w:after="0" w:line="240" w:lineRule="auto"/>
+        <w:spacing w:before="0" w:after="0" w:line="480" w:lineRule="atLeast"/>
         <w:ind w:firstLine="0"/>
         <w:jc w:val="left"/>
         <w:rPr>
@@ -50888,7 +50821,7 @@
           <w:tab w:val="left" w:pos="13740"/>
           <w:tab w:val="left" w:pos="14656"/>
         </w:tabs>
-        <w:spacing w:before="0" w:after="0" w:line="240" w:lineRule="auto"/>
+        <w:spacing w:before="0" w:after="0" w:line="480" w:lineRule="atLeast"/>
         <w:ind w:firstLine="0"/>
         <w:jc w:val="left"/>
         <w:rPr>
@@ -50999,7 +50932,7 @@
           <w:tab w:val="left" w:pos="13740"/>
           <w:tab w:val="left" w:pos="14656"/>
         </w:tabs>
-        <w:spacing w:before="0" w:after="0" w:line="240" w:lineRule="auto"/>
+        <w:spacing w:before="0" w:after="0" w:line="480" w:lineRule="atLeast"/>
         <w:ind w:firstLine="0"/>
         <w:jc w:val="left"/>
         <w:rPr>
@@ -51055,7 +50988,7 @@
           <w:tab w:val="left" w:pos="13740"/>
           <w:tab w:val="left" w:pos="14656"/>
         </w:tabs>
-        <w:spacing w:before="0" w:after="0" w:line="240" w:lineRule="auto"/>
+        <w:spacing w:before="0" w:after="0" w:line="480" w:lineRule="atLeast"/>
         <w:ind w:firstLine="0"/>
         <w:jc w:val="left"/>
         <w:rPr>
@@ -51089,7 +51022,7 @@
           <w:tab w:val="left" w:pos="13740"/>
           <w:tab w:val="left" w:pos="14656"/>
         </w:tabs>
-        <w:spacing w:before="0" w:after="0" w:line="240" w:lineRule="auto"/>
+        <w:spacing w:before="0" w:after="0" w:line="480" w:lineRule="atLeast"/>
         <w:ind w:firstLine="0"/>
         <w:jc w:val="left"/>
         <w:rPr>
@@ -51178,7 +51111,7 @@
           <w:tab w:val="left" w:pos="13740"/>
           <w:tab w:val="left" w:pos="14656"/>
         </w:tabs>
-        <w:spacing w:before="0" w:after="0" w:line="240" w:lineRule="auto"/>
+        <w:spacing w:before="0" w:after="0" w:line="480" w:lineRule="atLeast"/>
         <w:ind w:firstLine="0"/>
         <w:jc w:val="left"/>
         <w:rPr>
@@ -51204,6 +51137,19 @@
     </w:p>
     <w:p>
       <w:pPr>
+        <w:spacing w:line="480" w:lineRule="atLeast"/>
+        <w:ind w:firstLine="0"/>
+      </w:pPr>
+    </w:p>
+    <w:p>
+      <w:pPr>
+        <w:spacing w:line="480" w:lineRule="atLeast"/>
+        <w:ind w:firstLine="0"/>
+      </w:pPr>
+    </w:p>
+    <w:p>
+      <w:pPr>
+        <w:spacing w:line="480" w:lineRule="atLeast"/>
         <w:ind w:firstLine="0"/>
       </w:pPr>
     </w:p>
@@ -51214,8 +51160,10 @@
           <w:ilvl w:val="0"/>
           <w:numId w:val="4"/>
         </w:numPr>
-      </w:pPr>
-      <w:r>
+        <w:spacing w:line="480" w:lineRule="atLeast"/>
+      </w:pPr>
+      <w:r>
+        <w:lastRenderedPageBreak/>
         <w:t xml:space="preserve">Áp dụng mô hình </w:t>
       </w:r>
       <w:r>
@@ -51244,6 +51192,7 @@
           <w:ilvl w:val="0"/>
           <w:numId w:val="4"/>
         </w:numPr>
+        <w:spacing w:line="480" w:lineRule="atLeast"/>
       </w:pPr>
       <w:r>
         <w:t>Thuật toán đọc toàn bộ nội dung file hoadon.txt vào bộ nhớ, xác định vị trí kết thúc của khối hóa đơn đầu tiên (dựa vào dấu phân cách =========).</w:t>
@@ -51256,15 +51205,12 @@
           <w:ilvl w:val="0"/>
           <w:numId w:val="4"/>
         </w:numPr>
+        <w:spacing w:line="480" w:lineRule="atLeast"/>
       </w:pPr>
       <w:r>
         <w:t>Bỏ qua khối đầu tiên này, thuật toán lấy toàn bộ phần nội dung còn lại của các hóa đơn phía sau và ghi đè ngược trở lại file hoadon.txt, thực hiện thành công thao tác xóa bản ghi cũ nhất khỏi hệ thống.</w:t>
       </w:r>
     </w:p>
-    <w:p/>
-    <w:p/>
-    <w:p/>
-    <w:p/>
     <w:p>
       <w:pPr>
         <w:pStyle w:val="Heading1"/>
@@ -51272,7 +51218,7 @@
           <w:ilvl w:val="0"/>
           <w:numId w:val="1"/>
         </w:numPr>
-        <w:spacing w:line="420" w:lineRule="exact"/>
+        <w:spacing w:line="480" w:lineRule="atLeast"/>
         <w:rPr>
           <w:rFonts w:ascii="Times New Roman" w:hAnsi="Times New Roman" w:cs="Times New Roman"/>
         </w:rPr>
@@ -51282,7 +51228,6 @@
         <w:rPr>
           <w:rFonts w:ascii="Times New Roman" w:hAnsi="Times New Roman" w:cs="Times New Roman"/>
         </w:rPr>
-        <w:lastRenderedPageBreak/>
         <w:t>Kết quả thực nghiệm – Demo chương trình</w:t>
       </w:r>
       <w:bookmarkEnd w:id="60"/>
@@ -51294,7 +51239,7 @@
           <w:ilvl w:val="1"/>
           <w:numId w:val="1"/>
         </w:numPr>
-        <w:spacing w:line="420" w:lineRule="exact"/>
+        <w:spacing w:line="480" w:lineRule="atLeast"/>
         <w:rPr>
           <w:rFonts w:ascii="Times New Roman" w:hAnsi="Times New Roman" w:cs="Times New Roman"/>
         </w:rPr>
@@ -51315,6 +51260,7 @@
           <w:ilvl w:val="0"/>
           <w:numId w:val="7"/>
         </w:numPr>
+        <w:spacing w:line="480" w:lineRule="atLeast"/>
       </w:pPr>
       <w:r>
         <w:t>Trình biên dịch</w:t>
@@ -51330,6 +51276,7 @@
           <w:ilvl w:val="0"/>
           <w:numId w:val="7"/>
         </w:numPr>
+        <w:spacing w:line="480" w:lineRule="atLeast"/>
       </w:pPr>
       <w:r>
         <w:t>NLTT: C++ chuẩn C++ 11 trở lên.</w:t>
@@ -51342,6 +51289,7 @@
           <w:ilvl w:val="0"/>
           <w:numId w:val="7"/>
         </w:numPr>
+        <w:spacing w:line="480" w:lineRule="atLeast"/>
       </w:pPr>
       <w:r>
         <w:t>Giao diện: Console Application (Menu tương tác nhập số)</w:t>
@@ -51354,6 +51302,7 @@
           <w:ilvl w:val="0"/>
           <w:numId w:val="7"/>
         </w:numPr>
+        <w:spacing w:line="480" w:lineRule="atLeast"/>
       </w:pPr>
       <w:r>
         <w:t xml:space="preserve">CSDL: </w:t>
@@ -51369,7 +51318,7 @@
           <w:ilvl w:val="1"/>
           <w:numId w:val="1"/>
         </w:numPr>
-        <w:spacing w:line="420" w:lineRule="exact"/>
+        <w:spacing w:line="480" w:lineRule="atLeast"/>
         <w:rPr>
           <w:rFonts w:ascii="Times New Roman" w:hAnsi="Times New Roman" w:cs="Times New Roman"/>
           <w:bCs/>
@@ -51386,6 +51335,9 @@
       <w:bookmarkEnd w:id="62"/>
     </w:p>
     <w:p>
+      <w:pPr>
+        <w:spacing w:line="480" w:lineRule="atLeast"/>
+      </w:pPr>
       <w:r>
         <w:t>Có nhiều tính năng nhưng nhóm sẽ trình bày</w:t>
       </w:r>
@@ -51424,7 +51376,7 @@
           <w:ilvl w:val="2"/>
           <w:numId w:val="1"/>
         </w:numPr>
-        <w:spacing w:line="420" w:lineRule="exact"/>
+        <w:spacing w:line="480" w:lineRule="atLeast"/>
         <w:rPr>
           <w:rFonts w:ascii="Times New Roman" w:hAnsi="Times New Roman" w:cs="Times New Roman"/>
         </w:rPr>
@@ -51434,23 +51386,27 @@
         <w:rPr>
           <w:rFonts w:ascii="Times New Roman" w:hAnsi="Times New Roman" w:cs="Times New Roman"/>
         </w:rPr>
+        <w:lastRenderedPageBreak/>
         <w:t>Giao diện Menu chính khi khởi động chương trình</w:t>
       </w:r>
       <w:bookmarkEnd w:id="63"/>
     </w:p>
     <w:p>
+      <w:pPr>
+        <w:spacing w:line="480" w:lineRule="atLeast"/>
+      </w:pPr>
       <w:r>
         <w:rPr>
           <w:noProof/>
         </w:rPr>
         <w:drawing>
-          <wp:anchor distT="0" distB="0" distL="114300" distR="114300" simplePos="0" relativeHeight="251661312" behindDoc="0" locked="0" layoutInCell="1" allowOverlap="1" wp14:anchorId="4DE3586F" wp14:editId="71CF9E7B">
+          <wp:anchor distT="0" distB="0" distL="114300" distR="114300" simplePos="0" relativeHeight="251661312" behindDoc="0" locked="0" layoutInCell="1" allowOverlap="1" wp14:anchorId="4DE3586F" wp14:editId="6CD3B858">
             <wp:simplePos x="0" y="0"/>
             <wp:positionH relativeFrom="column">
               <wp:posOffset>17145</wp:posOffset>
             </wp:positionH>
             <wp:positionV relativeFrom="paragraph">
-              <wp:posOffset>532765</wp:posOffset>
+              <wp:posOffset>882622</wp:posOffset>
             </wp:positionV>
             <wp:extent cx="5760720" cy="4293235"/>
             <wp:effectExtent l="19050" t="19050" r="11430" b="12065"/>
@@ -51513,6 +51469,9 @@
       </w:r>
     </w:p>
     <w:p>
+      <w:pPr>
+        <w:spacing w:line="480" w:lineRule="atLeast"/>
+      </w:pPr>
       <w:r>
         <w:br w:type="page"/>
       </w:r>
@@ -51524,7 +51483,7 @@
           <w:ilvl w:val="2"/>
           <w:numId w:val="1"/>
         </w:numPr>
-        <w:spacing w:line="420" w:lineRule="exact"/>
+        <w:spacing w:line="480" w:lineRule="atLeast"/>
         <w:rPr>
           <w:rFonts w:ascii="Times New Roman" w:hAnsi="Times New Roman" w:cs="Times New Roman"/>
           <w:bCs/>
@@ -51542,18 +51501,21 @@
       <w:bookmarkEnd w:id="64"/>
     </w:p>
     <w:p>
+      <w:pPr>
+        <w:spacing w:line="480" w:lineRule="atLeast"/>
+      </w:pPr>
       <w:r>
         <w:rPr>
           <w:noProof/>
         </w:rPr>
         <w:drawing>
-          <wp:anchor distT="0" distB="0" distL="114300" distR="114300" simplePos="0" relativeHeight="251662336" behindDoc="0" locked="0" layoutInCell="1" allowOverlap="1" wp14:anchorId="26EC0664" wp14:editId="54751051">
+          <wp:anchor distT="0" distB="0" distL="114300" distR="114300" simplePos="0" relativeHeight="251662336" behindDoc="0" locked="0" layoutInCell="1" allowOverlap="1" wp14:anchorId="26EC0664" wp14:editId="12783332">
             <wp:simplePos x="0" y="0"/>
             <wp:positionH relativeFrom="column">
-              <wp:posOffset>48950</wp:posOffset>
+              <wp:posOffset>48895</wp:posOffset>
             </wp:positionH>
             <wp:positionV relativeFrom="paragraph">
-              <wp:posOffset>533400</wp:posOffset>
+              <wp:posOffset>740134</wp:posOffset>
             </wp:positionV>
             <wp:extent cx="5760720" cy="4293235"/>
             <wp:effectExtent l="19050" t="19050" r="11430" b="12065"/>
@@ -51605,7 +51567,11 @@
         <w:t>Khi chọn chức năng 2, hệ thống đọc dữ liệu đã phân loại để hiển thị ra màn hình. Minh họa dữ liệu đầu ra được căn lề thẩm mỹ:</w:t>
       </w:r>
     </w:p>
-    <w:p/>
+    <w:p>
+      <w:pPr>
+        <w:spacing w:line="480" w:lineRule="atLeast"/>
+      </w:pPr>
+    </w:p>
     <w:p>
       <w:pPr>
         <w:pStyle w:val="Heading3"/>
@@ -51613,6 +51579,7 @@
           <w:ilvl w:val="2"/>
           <w:numId w:val="1"/>
         </w:numPr>
+        <w:spacing w:line="480" w:lineRule="atLeast"/>
         <w:rPr>
           <w:rFonts w:ascii="Times New Roman" w:hAnsi="Times New Roman" w:cs="Times New Roman"/>
         </w:rPr>
@@ -51628,6 +51595,7 @@
     </w:p>
     <w:p>
       <w:pPr>
+        <w:spacing w:line="480" w:lineRule="atLeast"/>
         <w:rPr>
           <w:lang w:val="en-US"/>
         </w:rPr>
@@ -51653,6 +51621,7 @@
     </w:p>
     <w:p>
       <w:pPr>
+        <w:spacing w:line="480" w:lineRule="atLeast"/>
         <w:ind w:left="720" w:firstLine="0"/>
         <w:rPr>
           <w:lang w:val="en-US"/>
@@ -51674,6 +51643,7 @@
     </w:p>
     <w:p>
       <w:pPr>
+        <w:spacing w:line="480" w:lineRule="atLeast"/>
         <w:ind w:left="720" w:firstLine="0"/>
         <w:rPr>
           <w:lang w:val="en-US"/>
@@ -51695,6 +51665,7 @@
     </w:p>
     <w:p>
       <w:pPr>
+        <w:spacing w:line="480" w:lineRule="atLeast"/>
         <w:ind w:left="720" w:firstLine="0"/>
         <w:rPr>
           <w:lang w:val="en-US"/>
@@ -51716,14 +51687,7 @@
     </w:p>
     <w:p>
       <w:pPr>
-        <w:ind w:left="720" w:firstLine="0"/>
-        <w:rPr>
-          <w:lang w:val="en-US"/>
-        </w:rPr>
-      </w:pPr>
-    </w:p>
-    <w:p>
-      <w:pPr>
+        <w:spacing w:line="480" w:lineRule="atLeast"/>
         <w:rPr>
           <w:lang w:val="en-US"/>
         </w:rPr>
@@ -51744,6 +51708,7 @@
           <w:ilvl w:val="0"/>
           <w:numId w:val="4"/>
         </w:numPr>
+        <w:spacing w:line="480" w:lineRule="atLeast"/>
       </w:pPr>
       <w:r>
         <w:t>Tên khách hàng: Nguyễn Hồng Nam</w:t>
@@ -51756,6 +51721,7 @@
           <w:ilvl w:val="0"/>
           <w:numId w:val="4"/>
         </w:numPr>
+        <w:spacing w:line="480" w:lineRule="atLeast"/>
       </w:pPr>
       <w:r>
         <w:t>Mã sản phẩm cần mua: XM01, SM01</w:t>
@@ -51768,6 +51734,7 @@
           <w:ilvl w:val="0"/>
           <w:numId w:val="4"/>
         </w:numPr>
+        <w:spacing w:line="480" w:lineRule="atLeast"/>
       </w:pPr>
       <w:r>
         <w:t>Số lượng: 0</w:t>
@@ -51776,9 +51743,10 @@
         <w:t>1, 01</w:t>
       </w:r>
     </w:p>
-    <w:p/>
-    <w:p/>
-    <w:p>
+    <w:p>
+      <w:pPr>
+        <w:spacing w:line="480" w:lineRule="atLeast"/>
+      </w:pPr>
       <w:r>
         <w:rPr>
           <w:noProof/>
@@ -51900,19 +51868,22 @@
       </w:r>
     </w:p>
     <w:p>
+      <w:pPr>
+        <w:spacing w:line="480" w:lineRule="atLeast"/>
+      </w:pPr>
       <w:r>
         <w:rPr>
           <w:noProof/>
         </w:rPr>
         <w:lastRenderedPageBreak/>
         <w:drawing>
-          <wp:anchor distT="0" distB="0" distL="114300" distR="114300" simplePos="0" relativeHeight="251665408" behindDoc="0" locked="0" layoutInCell="1" allowOverlap="1" wp14:anchorId="53B33C5E" wp14:editId="177056DD">
+          <wp:anchor distT="0" distB="0" distL="114300" distR="114300" simplePos="0" relativeHeight="251665408" behindDoc="0" locked="0" layoutInCell="1" allowOverlap="1" wp14:anchorId="53B33C5E" wp14:editId="3C56BBCF">
             <wp:simplePos x="0" y="0"/>
             <wp:positionH relativeFrom="column">
-              <wp:posOffset>183404</wp:posOffset>
+              <wp:posOffset>222637</wp:posOffset>
             </wp:positionH>
             <wp:positionV relativeFrom="paragraph">
-              <wp:posOffset>622300</wp:posOffset>
+              <wp:posOffset>749521</wp:posOffset>
             </wp:positionV>
             <wp:extent cx="5760720" cy="4293235"/>
             <wp:effectExtent l="19050" t="19050" r="11430" b="12065"/>
@@ -51964,8 +51935,15 @@
         <w:t>Ngay sau khi hoàn thành giao dịch, chương trình tự động xuất ra mẫu biên lai in lên console đồng thời cập nhật tức thời xuống file lưu trữ hoadon.txt:</w:t>
       </w:r>
     </w:p>
-    <w:p/>
-    <w:p>
+    <w:p>
+      <w:pPr>
+        <w:spacing w:line="480" w:lineRule="atLeast"/>
+      </w:pPr>
+    </w:p>
+    <w:p>
+      <w:pPr>
+        <w:spacing w:line="480" w:lineRule="atLeast"/>
+      </w:pPr>
       <w:r>
         <w:t>Đồng thời, khi kiểm tra lại file dữ liệu gốc sanpham.txt, số lượng của mã S</w:t>
       </w:r>
@@ -51984,17 +51962,17 @@
     </w:p>
     <w:p>
       <w:pPr>
-        <w:spacing w:line="420" w:lineRule="exact"/>
-      </w:pPr>
-    </w:p>
-    <w:p>
-      <w:pPr>
-        <w:spacing w:line="420" w:lineRule="exact"/>
-      </w:pPr>
-    </w:p>
-    <w:p>
-      <w:pPr>
-        <w:spacing w:line="420" w:lineRule="exact"/>
+        <w:spacing w:line="480" w:lineRule="atLeast"/>
+      </w:pPr>
+    </w:p>
+    <w:p>
+      <w:pPr>
+        <w:spacing w:line="480" w:lineRule="atLeast"/>
+      </w:pPr>
+    </w:p>
+    <w:p>
+      <w:pPr>
+        <w:spacing w:line="480" w:lineRule="atLeast"/>
         <w:ind w:firstLine="0"/>
       </w:pPr>
     </w:p>
@@ -52008,7 +51986,7 @@
           <w:between w:val="nil"/>
         </w:pBdr>
         <w:shd w:val="clear" w:color="auto" w:fill="FFFFFF"/>
-        <w:spacing w:before="120" w:after="120" w:line="420" w:lineRule="exact"/>
+        <w:spacing w:before="120" w:after="120" w:line="480" w:lineRule="atLeast"/>
         <w:ind w:left="720" w:firstLine="720"/>
         <w:rPr>
           <w:b/>
@@ -52029,7 +52007,7 @@
           <w:between w:val="nil"/>
         </w:pBdr>
         <w:shd w:val="clear" w:color="auto" w:fill="FFFFFF"/>
-        <w:spacing w:before="120" w:after="120" w:line="420" w:lineRule="exact"/>
+        <w:spacing w:before="120" w:after="120" w:line="480" w:lineRule="atLeast"/>
         <w:ind w:left="720" w:firstLine="720"/>
         <w:rPr>
           <w:b/>
@@ -52047,7 +52025,7 @@
           <w:ilvl w:val="0"/>
           <w:numId w:val="1"/>
         </w:numPr>
-        <w:spacing w:line="420" w:lineRule="exact"/>
+        <w:spacing w:line="480" w:lineRule="atLeast"/>
         <w:rPr>
           <w:rFonts w:ascii="Times New Roman" w:hAnsi="Times New Roman" w:cs="Times New Roman"/>
         </w:rPr>
@@ -52070,7 +52048,7 @@
     </w:p>
     <w:p>
       <w:pPr>
-        <w:spacing w:line="420" w:lineRule="exact"/>
+        <w:spacing w:line="480" w:lineRule="atLeast"/>
         <w:ind w:firstLine="284"/>
         <w:rPr>
           <w:b/>
@@ -52091,7 +52069,7 @@
     </w:p>
     <w:p>
       <w:pPr>
-        <w:spacing w:line="420" w:lineRule="exact"/>
+        <w:spacing w:line="480" w:lineRule="atLeast"/>
         <w:ind w:firstLine="284"/>
         <w:rPr>
           <w:lang w:val="en-US"/>
@@ -52128,7 +52106,7 @@
     </w:p>
     <w:p>
       <w:pPr>
-        <w:spacing w:line="420" w:lineRule="exact"/>
+        <w:spacing w:line="480" w:lineRule="atLeast"/>
         <w:ind w:firstLine="284"/>
         <w:rPr>
           <w:lang w:val="en-US"/>
@@ -52161,7 +52139,7 @@
           <w:ilvl w:val="0"/>
           <w:numId w:val="9"/>
         </w:numPr>
-        <w:spacing w:line="420" w:lineRule="exact"/>
+        <w:spacing w:line="480" w:lineRule="atLeast"/>
         <w:rPr>
           <w:lang w:val="en-US"/>
         </w:rPr>
@@ -52197,7 +52175,7 @@
           <w:ilvl w:val="0"/>
           <w:numId w:val="9"/>
         </w:numPr>
-        <w:spacing w:line="420" w:lineRule="exact"/>
+        <w:spacing w:line="480" w:lineRule="atLeast"/>
         <w:rPr>
           <w:lang w:val="en-US"/>
         </w:rPr>
@@ -52275,7 +52253,7 @@
           <w:ilvl w:val="0"/>
           <w:numId w:val="9"/>
         </w:numPr>
-        <w:spacing w:line="420" w:lineRule="exact"/>
+        <w:spacing w:line="480" w:lineRule="atLeast"/>
         <w:rPr>
           <w:lang w:val="en-US"/>
         </w:rPr>
@@ -52307,7 +52285,7 @@
     </w:p>
     <w:p>
       <w:pPr>
-        <w:spacing w:line="420" w:lineRule="exact"/>
+        <w:spacing w:line="480" w:lineRule="atLeast"/>
         <w:ind w:firstLine="284"/>
         <w:rPr>
           <w:bCs w:val="0"/>
@@ -52342,7 +52320,7 @@
     </w:p>
     <w:p>
       <w:pPr>
-        <w:spacing w:line="420" w:lineRule="exact"/>
+        <w:spacing w:line="480" w:lineRule="atLeast"/>
         <w:ind w:firstLine="284"/>
         <w:rPr>
           <w:bCs w:val="0"/>
@@ -52351,7 +52329,7 @@
     </w:p>
     <w:p>
       <w:pPr>
-        <w:spacing w:line="420" w:lineRule="exact"/>
+        <w:spacing w:line="480" w:lineRule="atLeast"/>
         <w:ind w:firstLine="284"/>
         <w:rPr>
           <w:b/>
@@ -52378,7 +52356,7 @@
           <w:ilvl w:val="0"/>
           <w:numId w:val="10"/>
         </w:numPr>
-        <w:spacing w:line="420" w:lineRule="exact"/>
+        <w:spacing w:line="480" w:lineRule="atLeast"/>
       </w:pPr>
       <w:r>
         <w:rPr>
@@ -52398,7 +52376,7 @@
           <w:ilvl w:val="0"/>
           <w:numId w:val="10"/>
         </w:numPr>
-        <w:spacing w:line="420" w:lineRule="exact"/>
+        <w:spacing w:line="480" w:lineRule="atLeast"/>
       </w:pPr>
       <w:r>
         <w:rPr>
@@ -52435,12 +52413,13 @@
           <w:ilvl w:val="0"/>
           <w:numId w:val="10"/>
         </w:numPr>
-        <w:spacing w:line="420" w:lineRule="exact"/>
+        <w:spacing w:line="480" w:lineRule="atLeast"/>
       </w:pPr>
       <w:r>
         <w:rPr>
           <w:b/>
         </w:rPr>
+        <w:lastRenderedPageBreak/>
         <w:t>Phát triển tính năng bảo mật:</w:t>
       </w:r>
       <w:r>
@@ -52454,13 +52433,12 @@
           <w:ilvl w:val="0"/>
           <w:numId w:val="10"/>
         </w:numPr>
-        <w:spacing w:line="420" w:lineRule="exact"/>
+        <w:spacing w:line="480" w:lineRule="atLeast"/>
       </w:pPr>
       <w:r>
         <w:rPr>
           <w:b/>
         </w:rPr>
-        <w:lastRenderedPageBreak/>
         <w:t>Mở rộng tính năng Thống kê chuyên sâu:</w:t>
       </w:r>
       <w:r>
@@ -52476,7 +52454,7 @@
           <w:right w:val="nil"/>
           <w:between w:val="nil"/>
         </w:pBdr>
-        <w:spacing w:before="120" w:line="420" w:lineRule="exact"/>
+        <w:spacing w:before="120" w:line="480" w:lineRule="atLeast"/>
         <w:ind w:right="-5" w:firstLine="540"/>
         <w:rPr>
           <w:color w:val="000000"/>
@@ -52492,7 +52470,7 @@
           <w:right w:val="nil"/>
           <w:between w:val="nil"/>
         </w:pBdr>
-        <w:spacing w:before="120" w:line="420" w:lineRule="exact"/>
+        <w:spacing w:before="120" w:line="480" w:lineRule="atLeast"/>
         <w:ind w:right="-5" w:firstLine="540"/>
         <w:rPr>
           <w:color w:val="000000"/>
@@ -52508,7 +52486,7 @@
           <w:right w:val="nil"/>
           <w:between w:val="nil"/>
         </w:pBdr>
-        <w:spacing w:before="120" w:line="420" w:lineRule="exact"/>
+        <w:spacing w:before="120" w:line="480" w:lineRule="atLeast"/>
         <w:ind w:right="-5" w:firstLine="540"/>
         <w:rPr>
           <w:color w:val="000000"/>
@@ -52524,7 +52502,7 @@
           <w:right w:val="nil"/>
           <w:between w:val="nil"/>
         </w:pBdr>
-        <w:spacing w:before="120" w:line="420" w:lineRule="exact"/>
+        <w:spacing w:before="120" w:line="480" w:lineRule="atLeast"/>
         <w:ind w:right="-5" w:firstLine="540"/>
         <w:rPr>
           <w:color w:val="000000"/>
@@ -52540,7 +52518,7 @@
           <w:right w:val="nil"/>
           <w:between w:val="nil"/>
         </w:pBdr>
-        <w:spacing w:before="120" w:line="420" w:lineRule="exact"/>
+        <w:spacing w:before="120" w:line="480" w:lineRule="atLeast"/>
         <w:ind w:right="-5" w:firstLine="540"/>
         <w:rPr>
           <w:color w:val="000000"/>
@@ -52549,7 +52527,7 @@
     </w:p>
     <w:p>
       <w:pPr>
-        <w:spacing w:before="120" w:after="120" w:line="420" w:lineRule="exact"/>
+        <w:spacing w:before="120" w:after="120" w:line="480" w:lineRule="atLeast"/>
         <w:ind w:right="-5"/>
         <w:rPr>
           <w:sz w:val="24"/>
@@ -52559,7 +52537,7 @@
     </w:p>
     <w:p>
       <w:pPr>
-        <w:spacing w:before="120" w:after="120" w:line="420" w:lineRule="exact"/>
+        <w:spacing w:before="120" w:after="120" w:line="480" w:lineRule="atLeast"/>
         <w:ind w:right="-5"/>
         <w:rPr>
           <w:b/>
@@ -52571,7 +52549,7 @@
     </w:p>
     <w:p>
       <w:pPr>
-        <w:spacing w:before="120" w:after="120" w:line="420" w:lineRule="exact"/>
+        <w:spacing w:before="120" w:after="120" w:line="480" w:lineRule="atLeast"/>
         <w:ind w:right="-5"/>
         <w:rPr>
           <w:b/>
@@ -52588,7 +52566,7 @@
           <w:ilvl w:val="0"/>
           <w:numId w:val="1"/>
         </w:numPr>
-        <w:spacing w:line="420" w:lineRule="exact"/>
+        <w:spacing w:line="480" w:lineRule="atLeast"/>
         <w:rPr>
           <w:rFonts w:ascii="Times New Roman" w:hAnsi="Times New Roman" w:cs="Times New Roman"/>
         </w:rPr>
@@ -52611,7 +52589,7 @@
     </w:p>
     <w:p>
       <w:pPr>
-        <w:spacing w:before="120" w:after="120" w:line="420" w:lineRule="exact"/>
+        <w:spacing w:before="120" w:after="120" w:line="480" w:lineRule="atLeast"/>
         <w:ind w:left="360" w:right="-5" w:firstLine="0"/>
       </w:pPr>
       <w:r>
@@ -52634,7 +52612,7 @@
     <w:p>
       <w:pPr>
         <w:widowControl w:val="0"/>
-        <w:spacing w:before="120" w:after="120" w:line="420" w:lineRule="exact"/>
+        <w:spacing w:before="120" w:after="120" w:line="480" w:lineRule="atLeast"/>
         <w:ind w:left="360" w:right="-5" w:hanging="360"/>
       </w:pPr>
       <w:r>
@@ -52651,16 +52629,13 @@
         <w:t>Object-Oriented Programming in C++</w:t>
       </w:r>
       <w:r>
-        <w:t>, 4th Edition, Sams Publishing, 2002.</w:t>
-      </w:r>
-      <w:r>
-        <w:t xml:space="preserve"> </w:t>
+        <w:t xml:space="preserve">, 4th Edition, Sams Publishing, 2002. </w:t>
       </w:r>
     </w:p>
     <w:p>
       <w:pPr>
         <w:widowControl w:val="0"/>
-        <w:spacing w:before="120" w:after="120" w:line="420" w:lineRule="exact"/>
+        <w:spacing w:before="120" w:after="120" w:line="480" w:lineRule="atLeast"/>
         <w:ind w:left="360" w:right="-5" w:firstLine="0"/>
       </w:pPr>
       <w:r>
@@ -52677,16 +52652,13 @@
         <w:t>The C++ Programming Language</w:t>
       </w:r>
       <w:r>
-        <w:t>, 4th Edition, Addison-Wesley, 2013.</w:t>
-      </w:r>
-      <w:r>
-        <w:t xml:space="preserve"> </w:t>
+        <w:t xml:space="preserve">, 4th Edition, Addison-Wesley, 2013. </w:t>
       </w:r>
     </w:p>
     <w:p>
       <w:pPr>
         <w:widowControl w:val="0"/>
-        <w:spacing w:before="120" w:after="120" w:line="420" w:lineRule="exact"/>
+        <w:spacing w:before="120" w:after="120" w:line="480" w:lineRule="atLeast"/>
         <w:ind w:left="360" w:right="-5" w:firstLine="0"/>
       </w:pPr>
       <w:r>
@@ -52711,7 +52683,7 @@
     </w:p>
     <w:p>
       <w:pPr>
-        <w:spacing w:before="120" w:after="120" w:line="420" w:lineRule="exact"/>
+        <w:spacing w:before="120" w:after="120" w:line="480" w:lineRule="atLeast"/>
         <w:ind w:left="360" w:right="-5" w:firstLine="0"/>
         <w:rPr>
           <w:i/>
@@ -52726,159 +52698,141 @@
           <w:i/>
           <w:iCs/>
         </w:rPr>
-        <w:t>W3Schools Online Web Tutorials, C++ Tutorial &amp; OOPs Concepts, Available at: https://www.w3schools.com/cpp/</w:t>
+        <w:t xml:space="preserve">W3Schools Online Web Tutorials, C++ Tutorial &amp; OOPs Concepts, Available at: https://www.w3schools.com/cpp/ </w:t>
+      </w:r>
+    </w:p>
+    <w:p>
+      <w:pPr>
+        <w:spacing w:before="120" w:after="120" w:line="480" w:lineRule="atLeast"/>
+        <w:ind w:left="360" w:right="-5" w:firstLine="0"/>
+      </w:pPr>
+      <w:r>
+        <w:t xml:space="preserve">[6]  </w:t>
+      </w:r>
+      <w:r>
+        <w:t xml:space="preserve">Cppreference Official Documentation, </w:t>
       </w:r>
       <w:r>
         <w:rPr>
           <w:i/>
           <w:iCs/>
         </w:rPr>
-        <w:t xml:space="preserve"> </w:t>
-      </w:r>
-    </w:p>
-    <w:p>
-      <w:pPr>
-        <w:spacing w:before="120" w:after="120" w:line="420" w:lineRule="exact"/>
-        <w:ind w:left="360" w:right="-5" w:firstLine="0"/>
-      </w:pPr>
-      <w:r>
-        <w:t xml:space="preserve">[6]  </w:t>
-      </w:r>
-      <w:r>
-        <w:t xml:space="preserve">Cppreference Official Documentation, </w:t>
+        <w:t>Standard Technology Library (STL) &amp; Input/Output File Streams (std::ofstream, std::ifstream)</w:t>
+      </w:r>
+      <w:r>
+        <w:t>, Available at: https://en.cppreference.com/.</w:t>
+      </w:r>
+    </w:p>
+    <w:p>
+      <w:pPr>
+        <w:spacing w:before="120" w:after="120" w:line="480" w:lineRule="atLeast"/>
+        <w:ind w:right="-5" w:firstLine="360"/>
+      </w:pPr>
+      <w:r>
+        <w:t xml:space="preserve">[7] </w:t>
+      </w:r>
+      <w:r>
+        <w:t xml:space="preserve">GeeksforGeeks Nền tảng Khoa học Máy tính, </w:t>
       </w:r>
       <w:r>
         <w:rPr>
           <w:i/>
           <w:iCs/>
         </w:rPr>
-        <w:t>Standard Technology Library (STL) &amp; Input/Output File Streams (std::ofstream, std::ifstream)</w:t>
-      </w:r>
-      <w:r>
-        <w:t>, Available at: https://en.cppreference.com/.</w:t>
-      </w:r>
-    </w:p>
-    <w:p>
-      <w:pPr>
-        <w:spacing w:before="120" w:after="120" w:line="420" w:lineRule="exact"/>
+        <w:t>Object-Oriented Programming in C++ (Inheritance, Polymorphism &amp; Virtual Functions)</w:t>
+      </w:r>
+      <w:r>
+        <w:t xml:space="preserve">, Available at: https://www.geeksforgeeks.org/cpp-oops-concepts/. </w:t>
+      </w:r>
+    </w:p>
+    <w:p>
+      <w:pPr>
+        <w:spacing w:before="120" w:after="120" w:line="480" w:lineRule="atLeast"/>
         <w:ind w:right="-5" w:firstLine="360"/>
       </w:pPr>
       <w:r>
-        <w:t xml:space="preserve">[7] </w:t>
-      </w:r>
-      <w:r>
-        <w:t xml:space="preserve">GeeksforGeeks Nền tảng Khoa học Máy tính, </w:t>
+        <w:t xml:space="preserve">[8]  </w:t>
+      </w:r>
+      <w:r>
+        <w:t xml:space="preserve">Google Gemini (Large Language Model), </w:t>
       </w:r>
       <w:r>
         <w:rPr>
           <w:i/>
           <w:iCs/>
         </w:rPr>
-        <w:t>Object-Oriented Programming in C++ (Inheritance, Polymorphism &amp; Virtual Functions)</w:t>
-      </w:r>
-      <w:r>
-        <w:t>, Available at: https://www.geeksforgeeks.org/cpp-oops-concepts/.</w:t>
-      </w:r>
-      <w:r>
-        <w:t xml:space="preserve"> </w:t>
-      </w:r>
-    </w:p>
-    <w:p>
-      <w:pPr>
-        <w:spacing w:before="120" w:after="120" w:line="420" w:lineRule="exact"/>
+        <w:t>Hỗ trợ phân tích giải thuật đọc/ghi file đồng bộ, tối ưu hóa thuật toán tìm kiếm tuyến tính mã sản phẩm và định dạng cấu trúc in hóa đơn thẩm mỹ dạng bảng</w:t>
+      </w:r>
+      <w:r>
+        <w:t xml:space="preserve">, Google AI, Hệ thống tương tác dữ liệu phiên bản 2026. </w:t>
+      </w:r>
+    </w:p>
+    <w:p>
+      <w:pPr>
+        <w:spacing w:before="120" w:after="120" w:line="480" w:lineRule="atLeast"/>
         <w:ind w:right="-5" w:firstLine="360"/>
       </w:pPr>
       <w:r>
-        <w:t xml:space="preserve">[8]  </w:t>
-      </w:r>
-      <w:r>
-        <w:t xml:space="preserve">Google Gemini (Large Language Model), </w:t>
+        <w:t xml:space="preserve">[9] </w:t>
+      </w:r>
+      <w:r>
+        <w:t xml:space="preserve">Anthropic Claude (Claude 3.5 Sonnet / Claude 3 Opus), </w:t>
       </w:r>
       <w:r>
         <w:rPr>
           <w:i/>
           <w:iCs/>
         </w:rPr>
-        <w:t>Hỗ trợ phân tích giải thuật đọc/ghi file đồng bộ, tối ưu hóa thuật toán tìm kiếm tuyến tính mã sản phẩm và định dạng cấu trúc in hóa đơn thẩm mỹ dạng bảng</w:t>
-      </w:r>
-      <w:r>
-        <w:t>, Google AI, Hệ thống tương tác dữ liệu phiên bản 2026.</w:t>
-      </w:r>
-      <w:r>
-        <w:t xml:space="preserve"> </w:t>
-      </w:r>
-    </w:p>
-    <w:p>
-      <w:pPr>
-        <w:spacing w:before="120" w:after="120" w:line="420" w:lineRule="exact"/>
+        <w:t>Trợ lý tư vấn giải pháp xử lý bộ lọc loại bỏ dấu chấm phân cách hàng nghìn khi ép kiểu dữ liệu tiền tệ (string sang int) và xây dựng cơ chế hàm hủy ảo (Virtual Destructor) triệt tiêu lỗi rò rỉ bộ nhớ (Memory Leak)</w:t>
+      </w:r>
+      <w:r>
+        <w:t xml:space="preserve">, Anthropic PBC, 2026. </w:t>
+      </w:r>
+    </w:p>
+    <w:p>
+      <w:pPr>
+        <w:spacing w:before="120" w:after="120" w:line="480" w:lineRule="atLeast"/>
         <w:ind w:right="-5" w:firstLine="360"/>
       </w:pPr>
       <w:r>
-        <w:t xml:space="preserve">[9] </w:t>
-      </w:r>
-      <w:r>
-        <w:t xml:space="preserve">Anthropic Claude (Claude 3.5 Sonnet / Claude 3 Opus), </w:t>
+        <w:t>[10]</w:t>
+      </w:r>
+      <w:r>
+        <w:t xml:space="preserve"> OpenAI Codex / ChatGPT, </w:t>
       </w:r>
       <w:r>
         <w:rPr>
           <w:i/>
           <w:iCs/>
         </w:rPr>
-        <w:t>Trợ lý tư vấn giải pháp xử lý bộ lọc loại bỏ dấu chấm phân cách hàng nghìn khi ép kiểu dữ liệu tiền tệ (string sang int) và xây dựng cơ chế hàm hủy ảo (Virtual Destructor) triệt tiêu lỗi rò rỉ bộ nhớ (Memory Leak)</w:t>
-      </w:r>
-      <w:r>
-        <w:t>, Anthropic PBC, 2026.</w:t>
-      </w:r>
-      <w:r>
-        <w:t xml:space="preserve"> </w:t>
-      </w:r>
-    </w:p>
-    <w:p>
-      <w:pPr>
-        <w:spacing w:before="120" w:after="120" w:line="420" w:lineRule="exact"/>
+        <w:t>Hỗ trợ cấu trúc cú pháp nâng cao cho nạp chồng toán tử cộng (+) thêm sản phẩm và toán tử trừ (-) hoàn tác (Undo) danh sách liên kết lưu trữ tạm thời</w:t>
+      </w:r>
+      <w:r>
+        <w:t>, OpenAI, 2026.</w:t>
+      </w:r>
+    </w:p>
+    <w:p>
+      <w:pPr>
+        <w:spacing w:before="120" w:after="120" w:line="480" w:lineRule="atLeast"/>
         <w:ind w:right="-5" w:firstLine="360"/>
-      </w:pPr>
-      <w:r>
-        <w:t>[10]</w:t>
-      </w:r>
-      <w:r>
-        <w:t xml:space="preserve"> </w:t>
-      </w:r>
-      <w:r>
-        <w:t xml:space="preserve">OpenAI Codex / ChatGPT, </w:t>
+        <w:rPr>
+          <w:color w:val="000000"/>
+          <w:sz w:val="24"/>
+          <w:szCs w:val="24"/>
+        </w:rPr>
+      </w:pPr>
+      <w:r>
+        <w:lastRenderedPageBreak/>
+        <w:t xml:space="preserve">[11] </w:t>
+      </w:r>
+      <w:r>
+        <w:t xml:space="preserve">Google NotebookLM (AI Research Assistant), </w:t>
       </w:r>
       <w:r>
         <w:rPr>
           <w:i/>
           <w:iCs/>
         </w:rPr>
-        <w:t>Hỗ trợ cấu trúc cú pháp nâng cao cho nạp chồng toán tử cộng (+) thêm sản phẩm và toán tử trừ (-) hoàn tác (Undo) danh sách liên kết lưu trữ tạm thời</w:t>
-      </w:r>
-      <w:r>
-        <w:t>, OpenAI, 2026.</w:t>
-      </w:r>
-    </w:p>
-    <w:p>
-      <w:pPr>
-        <w:spacing w:before="120" w:after="120" w:line="420" w:lineRule="exact"/>
-        <w:ind w:right="-5" w:firstLine="360"/>
-        <w:rPr>
-          <w:color w:val="000000"/>
-          <w:sz w:val="24"/>
-          <w:szCs w:val="24"/>
-        </w:rPr>
-      </w:pPr>
-      <w:r>
-        <w:t xml:space="preserve">[11] </w:t>
-      </w:r>
-      <w:r>
-        <w:t xml:space="preserve">Google NotebookLM (AI Research Assistant), </w:t>
-      </w:r>
-      <w:r>
-        <w:rPr>
-          <w:i/>
-          <w:iCs/>
-        </w:rPr>
         <w:t>Công cụ hỗ trợ tổng hợp, hệ thống hóa toàn bộ các file mã nguồn (.h, .cpp) kết hợp tài liệu đặc tả và hướng dẫn chấm bài tập lớn nhằm xây dựng bố cục báo cáo chuẩn hóa quy chuẩn</w:t>
       </w:r>
       <w:r>
@@ -52887,7 +52841,7 @@
     </w:p>
     <w:p>
       <w:pPr>
-        <w:spacing w:before="0" w:after="0" w:line="420" w:lineRule="exact"/>
+        <w:spacing w:before="0" w:after="0" w:line="480" w:lineRule="atLeast"/>
         <w:ind w:firstLine="0"/>
         <w:jc w:val="left"/>
         <w:rPr>
@@ -52916,7 +52870,7 @@
           <w:right w:val="nil"/>
           <w:between w:val="nil"/>
         </w:pBdr>
-        <w:spacing w:line="420" w:lineRule="exact"/>
+        <w:spacing w:line="480" w:lineRule="atLeast"/>
         <w:rPr>
           <w:rFonts w:ascii="Times New Roman" w:hAnsi="Times New Roman" w:cs="Times New Roman"/>
           <w:b w:val="0"/>
@@ -52962,7 +52916,7 @@
           </w:tcPr>
           <w:p>
             <w:pPr>
-              <w:spacing w:line="420" w:lineRule="exact"/>
+              <w:spacing w:line="480" w:lineRule="atLeast"/>
               <w:ind w:firstLine="0"/>
               <w:rPr>
                 <w:b/>
@@ -52983,7 +52937,7 @@
           </w:tcPr>
           <w:p>
             <w:pPr>
-              <w:spacing w:line="420" w:lineRule="exact"/>
+              <w:spacing w:line="480" w:lineRule="atLeast"/>
               <w:ind w:firstLine="0"/>
               <w:rPr>
                 <w:b/>
@@ -53004,7 +52958,7 @@
           </w:tcPr>
           <w:p>
             <w:pPr>
-              <w:spacing w:line="420" w:lineRule="exact"/>
+              <w:spacing w:line="480" w:lineRule="atLeast"/>
               <w:ind w:firstLine="0"/>
               <w:rPr>
                 <w:b/>
@@ -53027,7 +52981,7 @@
           </w:tcPr>
           <w:p>
             <w:pPr>
-              <w:spacing w:line="420" w:lineRule="exact"/>
+              <w:spacing w:line="480" w:lineRule="atLeast"/>
               <w:ind w:firstLine="0"/>
             </w:pPr>
             <w:r>
@@ -53041,7 +52995,7 @@
           </w:tcPr>
           <w:p>
             <w:pPr>
-              <w:spacing w:line="420" w:lineRule="exact"/>
+              <w:spacing w:line="480" w:lineRule="atLeast"/>
               <w:ind w:firstLine="0"/>
             </w:pPr>
             <w:r>
@@ -53055,7 +53009,7 @@
           </w:tcPr>
           <w:p>
             <w:pPr>
-              <w:spacing w:line="420" w:lineRule="exact"/>
+              <w:spacing w:line="480" w:lineRule="atLeast"/>
               <w:ind w:firstLine="0"/>
             </w:pPr>
             <w:r>
@@ -53071,7 +53025,7 @@
           </w:tcPr>
           <w:p>
             <w:pPr>
-              <w:spacing w:line="420" w:lineRule="exact"/>
+              <w:spacing w:line="480" w:lineRule="atLeast"/>
               <w:ind w:firstLine="0"/>
             </w:pPr>
             <w:r>
@@ -53085,7 +53039,7 @@
           </w:tcPr>
           <w:p>
             <w:pPr>
-              <w:spacing w:line="420" w:lineRule="exact"/>
+              <w:spacing w:line="480" w:lineRule="atLeast"/>
               <w:ind w:firstLine="0"/>
             </w:pPr>
             <w:r>
@@ -53099,11 +53053,11 @@
           </w:tcPr>
           <w:p>
             <w:pPr>
-              <w:spacing w:line="420" w:lineRule="exact"/>
+              <w:spacing w:line="480" w:lineRule="atLeast"/>
               <w:ind w:firstLine="0"/>
             </w:pPr>
             <w:r>
-              <w:t>5</w:t>
+              <w:t>4</w:t>
             </w:r>
             <w:r>
               <w:t>0</w:t>
@@ -53118,7 +53072,7 @@
           </w:tcPr>
           <w:p>
             <w:pPr>
-              <w:spacing w:line="420" w:lineRule="exact"/>
+              <w:spacing w:line="480" w:lineRule="atLeast"/>
               <w:ind w:firstLine="0"/>
             </w:pPr>
             <w:r>
@@ -53132,7 +53086,7 @@
           </w:tcPr>
           <w:p>
             <w:pPr>
-              <w:spacing w:line="420" w:lineRule="exact"/>
+              <w:spacing w:line="480" w:lineRule="atLeast"/>
               <w:ind w:firstLine="0"/>
             </w:pPr>
             <w:r>
@@ -53146,11 +53100,14 @@
           </w:tcPr>
           <w:p>
             <w:pPr>
-              <w:spacing w:line="420" w:lineRule="exact"/>
+              <w:spacing w:line="480" w:lineRule="atLeast"/>
               <w:ind w:firstLine="0"/>
             </w:pPr>
             <w:r>
-              <w:t>10</w:t>
+              <w:t>2</w:t>
+            </w:r>
+            <w:r>
+              <w:t>0</w:t>
             </w:r>
           </w:p>
         </w:tc>
@@ -53163,7 +53120,7 @@
           <w:ilvl w:val="0"/>
           <w:numId w:val="0"/>
         </w:numPr>
-        <w:spacing w:line="420" w:lineRule="exact"/>
+        <w:spacing w:line="480" w:lineRule="atLeast"/>
         <w:rPr>
           <w:rFonts w:ascii="Times New Roman" w:hAnsi="Times New Roman" w:cs="Times New Roman"/>
         </w:rPr>
@@ -55116,6 +55073,7 @@
   <w:style w:type="character" w:default="1" w:styleId="DefaultParagraphFont">
     <w:name w:val="Default Paragraph Font"/>
     <w:uiPriority w:val="1"/>
+    <w:semiHidden/>
     <w:unhideWhenUsed/>
   </w:style>
   <w:style w:type="table" w:default="1" w:styleId="TableNormal">
